--- a/resume.docx
+++ b/resume.docx
@@ -1,6 +1,6 @@
 
 <file path=word/document.xml><?xml version="1.0" encoding="utf-8"?>
-<w:document xmlns:r="http://schemas.openxmlformats.org/officeDocument/2006/relationships" xmlns:wp="http://schemas.openxmlformats.org/drawingml/2006/wordprocessingDrawing" xmlns:w="http://schemas.openxmlformats.org/wordprocessingml/2006/main" xmlns:w10="urn:schemas-microsoft-com:office:word" xmlns:w14="http://schemas.microsoft.com/office/word/2010/wordml" xmlns:wps="http://schemas.microsoft.com/office/word/2010/wordprocessingShape" xmlns:wpg="http://schemas.microsoft.com/office/word/2010/wordprocessingGroup" xmlns:mc="http://schemas.openxmlformats.org/markup-compatibility/2006" xmlns:v="urn:schemas-microsoft-com:vml" xmlns:o="urn:schemas-microsoft-com:office:office" xmlns:m="http://schemas.openxmlformats.org/officeDocument/2006/math" mc:Ignorable="w14">
+<w:document xmlns:wpc="http://schemas.microsoft.com/office/word/2010/wordprocessingCanvas" xmlns:cx="http://schemas.microsoft.com/office/drawing/2014/chartex" xmlns:cx1="http://schemas.microsoft.com/office/drawing/2015/9/8/chartex" xmlns:cx2="http://schemas.microsoft.com/office/drawing/2015/10/21/chartex" xmlns:cx3="http://schemas.microsoft.com/office/drawing/2016/5/9/chartex" xmlns:cx4="http://schemas.microsoft.com/office/drawing/2016/5/10/chartex" xmlns:cx5="http://schemas.microsoft.com/office/drawing/2016/5/11/chartex" xmlns:cx6="http://schemas.microsoft.com/office/drawing/2016/5/12/chartex" xmlns:cx7="http://schemas.microsoft.com/office/drawing/2016/5/13/chartex" xmlns:cx8="http://schemas.microsoft.com/office/drawing/2016/5/14/chartex" xmlns:mc="http://schemas.openxmlformats.org/markup-compatibility/2006" xmlns:aink="http://schemas.microsoft.com/office/drawing/2016/ink" xmlns:am3d="http://schemas.microsoft.com/office/drawing/2017/model3d" xmlns:o="urn:schemas-microsoft-com:office:office" xmlns:oel="http://schemas.microsoft.com/office/2019/extlst" xmlns:r="http://schemas.openxmlformats.org/officeDocument/2006/relationships" xmlns:m="http://schemas.openxmlformats.org/officeDocument/2006/math" xmlns:v="urn:schemas-microsoft-com:vml" xmlns:wp14="http://schemas.microsoft.com/office/word/2010/wordprocessingDrawing" xmlns:wp="http://schemas.openxmlformats.org/drawingml/2006/wordprocessingDrawing" xmlns:w10="urn:schemas-microsoft-com:office:word" xmlns:w="http://schemas.openxmlformats.org/wordprocessingml/2006/main" xmlns:w14="http://schemas.microsoft.com/office/word/2010/wordml" xmlns:w15="http://schemas.microsoft.com/office/word/2012/wordml" xmlns:w16cex="http://schemas.microsoft.com/office/word/2018/wordml/cex" xmlns:w16cid="http://schemas.microsoft.com/office/word/2016/wordml/cid" xmlns:w16="http://schemas.microsoft.com/office/word/2018/wordml" xmlns:w16du="http://schemas.microsoft.com/office/word/2023/wordml/word16du" xmlns:w16sdtdh="http://schemas.microsoft.com/office/word/2020/wordml/sdtdatahash" xmlns:w16sdtfl="http://schemas.microsoft.com/office/word/2024/wordml/sdtformatlock" xmlns:w16se="http://schemas.microsoft.com/office/word/2015/wordml/symex" xmlns:wpg="http://schemas.microsoft.com/office/word/2010/wordprocessingGroup" xmlns:wpi="http://schemas.microsoft.com/office/word/2010/wordprocessingInk" xmlns:wne="http://schemas.microsoft.com/office/word/2006/wordml" xmlns:wps="http://schemas.microsoft.com/office/word/2010/wordprocessingShape" mc:Ignorable="w14 w15 w16se w16cid w16 w16cex w16sdtdh w16sdtfl w16du wp14">
   <w:body>
     <w:p>
       <w:pPr>
@@ -10,20 +10,12 @@
       </w:pPr>
       <w:r>
         <w:rPr>
-          <w:b w:val="1"/>
-          <w:bCs w:val="1"/>
-          <w:outline w:val="0"/>
-          <w:color w:val="1f4e79"/>
+          <w:b/>
+          <w:bCs/>
+          <w:color w:val="1F4E79"/>
           <w:sz w:val="44"/>
           <w:szCs w:val="44"/>
-          <w:u w:color="1f4e79"/>
-          <w:rtl w:val="0"/>
-          <w:lang w:val="en-US"/>
-          <w14:textFill>
-            <w14:solidFill>
-              <w14:srgbClr w14:val="1F4E79"/>
-            </w14:solidFill>
-          </w14:textFill>
+          <w:u w:color="1F4E79"/>
         </w:rPr>
         <w:t>Matthew Smith</w:t>
       </w:r>
@@ -33,19 +25,15 @@
         <w:pStyle w:val="Body"/>
         <w:spacing w:after="60"/>
         <w:jc w:val="center"/>
-      </w:pPr>
-      <w:r>
-        <w:rPr>
-          <w:outline w:val="0"/>
-          <w:color w:val="555555"/>
-          <w:u w:color="555555"/>
-          <w:rtl w:val="0"/>
-          <w:lang w:val="en-US"/>
-          <w14:textFill>
-            <w14:solidFill>
-              <w14:srgbClr w14:val="555555"/>
-            </w14:solidFill>
-          </w14:textFill>
+        <w:rPr>
+          <w:color w:val="555555"/>
+          <w:u w:color="555555"/>
+        </w:rPr>
+      </w:pPr>
+      <w:r>
+        <w:rPr>
+          <w:color w:val="555555"/>
+          <w:u w:color="555555"/>
         </w:rPr>
         <w:t>Senior Software Engineer | Federal &amp; Private Sector Experience</w:t>
       </w:r>
@@ -53,62 +41,89 @@
     <w:p>
       <w:pPr>
         <w:pStyle w:val="Body"/>
-        <w:spacing w:after="20"/>
+        <w:spacing w:after="60"/>
         <w:jc w:val="center"/>
-      </w:pPr>
-      <w:r>
-        <w:rPr>
-          <w:outline w:val="0"/>
-          <w:color w:val="555555"/>
-          <w:u w:color="555555"/>
-          <w:rtl w:val="0"/>
-          <w14:textFill>
-            <w14:solidFill>
-              <w14:srgbClr w14:val="555555"/>
-            </w14:solidFill>
-          </w14:textFill>
-        </w:rPr>
-        <w:t xml:space="preserve">msmith1392@gmail.com | </w:t>
-      </w:r>
-      <w:r>
-        <w:rPr>
-          <w:rStyle w:val="Hyperlink.0"/>
-        </w:rPr>
-        <w:fldChar w:fldCharType="begin" w:fldLock="0"/>
-      </w:r>
-      <w:r>
-        <w:rPr>
-          <w:rStyle w:val="Hyperlink.0"/>
-        </w:rPr>
-        <w:instrText xml:space="preserve"> HYPERLINK "https://www.linkedin.com/in/matthew-smith-22310b111/"</w:instrText>
-      </w:r>
-      <w:r>
-        <w:rPr>
-          <w:rStyle w:val="Hyperlink.0"/>
-        </w:rPr>
-        <w:fldChar w:fldCharType="separate" w:fldLock="0"/>
-      </w:r>
-      <w:r>
-        <w:rPr>
-          <w:rStyle w:val="Hyperlink.0"/>
-          <w:rtl w:val="0"/>
-          <w:lang w:val="en-US"/>
-        </w:rPr>
-        <w:t>linkedin.com/in/matthew-smith-22310b111</w:t>
-      </w:r>
-      <w:r>
-        <w:rPr/>
-        <w:fldChar w:fldCharType="end" w:fldLock="0"/>
-      </w:r>
+        <w:rPr>
+          <w:i/>
+          <w:iCs/>
+          <w:u w:val="single"/>
+        </w:rPr>
+      </w:pPr>
+      <w:hyperlink r:id="rId7" w:history="1">
+        <w:r>
+          <w:rPr>
+            <w:rStyle w:val="Hyperlink"/>
+          </w:rPr>
+          <w:t>msmith1392@gmail.com</w:t>
+        </w:r>
+      </w:hyperlink>
+      <w:r>
+        <w:rPr>
+          <w:color w:val="555555"/>
+          <w:u w:color="555555"/>
+        </w:rPr>
+        <w:t xml:space="preserve"> | </w:t>
+      </w:r>
+      <w:hyperlink r:id="rId8" w:history="1">
+        <w:r>
+          <w:rPr>
+            <w:rStyle w:val="Hyperlink"/>
+          </w:rPr>
+          <w:t>linkedin.com/in/matthew-smith-22310b111/</w:t>
+        </w:r>
+      </w:hyperlink>
+    </w:p>
+    <w:p>
+      <w:pPr>
+        <w:pStyle w:val="Body"/>
+        <w:spacing w:after="60"/>
+        <w:jc w:val="center"/>
+        <w:rPr>
+          <w:color w:val="555555"/>
+          <w:u w:color="555555"/>
+        </w:rPr>
+      </w:pPr>
+      <w:hyperlink r:id="rId9" w:history="1">
+        <w:r>
+          <w:rPr>
+            <w:rStyle w:val="Hyperlink"/>
+          </w:rPr>
+          <w:t>msmith1392.github.io</w:t>
+        </w:r>
+      </w:hyperlink>
+      <w:r>
+        <w:rPr>
+          <w:color w:val="555555"/>
+          <w:u w:color="555555"/>
+        </w:rPr>
+        <w:t xml:space="preserve"> | </w:t>
+      </w:r>
+      <w:hyperlink r:id="rId10" w:history="1">
+        <w:r>
+          <w:rPr>
+            <w:rStyle w:val="Hyperlink"/>
+          </w:rPr>
+          <w:t>github</w:t>
+        </w:r>
+        <w:r>
+          <w:rPr>
+            <w:rStyle w:val="Hyperlink"/>
+          </w:rPr>
+          <w:t>.com</w:t>
+        </w:r>
+        <w:r>
+          <w:rPr>
+            <w:rStyle w:val="Hyperlink"/>
+          </w:rPr>
+          <w:t>/msmith1392</w:t>
+        </w:r>
+      </w:hyperlink>
     </w:p>
     <w:p>
       <w:pPr>
         <w:pStyle w:val="Body"/>
         <w:pBdr>
-          <w:top w:val="nil"/>
-          <w:left w:val="nil"/>
-          <w:bottom w:val="single" w:color="1f4e79" w:sz="10" w:space="0" w:shadow="0" w:frame="0"/>
-          <w:right w:val="nil"/>
+          <w:bottom w:val="single" w:sz="10" w:space="0" w:color="1F4E79"/>
         </w:pBdr>
       </w:pPr>
     </w:p>
@@ -116,30 +131,19 @@
       <w:pPr>
         <w:pStyle w:val="Body"/>
         <w:pBdr>
-          <w:top w:val="nil"/>
-          <w:left w:val="nil"/>
-          <w:bottom w:val="single" w:color="1f4e79" w:sz="8" w:space="0" w:shadow="0" w:frame="0"/>
-          <w:right w:val="nil"/>
+          <w:bottom w:val="single" w:sz="8" w:space="0" w:color="1F4E79"/>
         </w:pBdr>
         <w:spacing w:before="200" w:after="60"/>
       </w:pPr>
       <w:r>
         <w:rPr>
           <w:rStyle w:val="None"/>
-          <w:b w:val="1"/>
-          <w:bCs w:val="1"/>
-          <w:outline w:val="0"/>
-          <w:color w:val="1f4e79"/>
+          <w:b/>
+          <w:bCs/>
+          <w:color w:val="1F4E79"/>
           <w:sz w:val="22"/>
           <w:szCs w:val="22"/>
-          <w:u w:color="1f4e79"/>
-          <w:rtl w:val="0"/>
-          <w:lang w:val="en-US"/>
-          <w14:textFill>
-            <w14:solidFill>
-              <w14:srgbClr w14:val="1F4E79"/>
-            </w14:solidFill>
-          </w14:textFill>
+          <w:u w:color="1F4E79"/>
         </w:rPr>
         <w:t>SUMMARY</w:t>
       </w:r>
@@ -152,16 +156,8 @@
       <w:r>
         <w:rPr>
           <w:rStyle w:val="None"/>
-          <w:outline w:val="0"/>
-          <w:color w:val="1a1a1a"/>
-          <w:u w:color="1a1a1a"/>
-          <w:rtl w:val="0"/>
-          <w:lang w:val="en-US"/>
-          <w14:textFill>
-            <w14:solidFill>
-              <w14:srgbClr w14:val="1A1A1A"/>
-            </w14:solidFill>
-          </w14:textFill>
+          <w:color w:val="1A1A1A"/>
+          <w:u w:color="1A1A1A"/>
         </w:rPr>
         <w:t>Senior Software Engineer specializing in building, modernizing and delivering secure, scalable enterprise systems across federal and private sectors. Experienced in Java (Spring Boot), C# (.NET), and Python (Django) and modern TypeScript frameworks, with deep involvement in mission-critical FEMA platforms including PrepToolkit and URT. Proven track record designing RESTful APIs, leading legacy modernization initiatives, delivering containerized services in production environments, and mentoring engineering teams. Strong focus on maintainability, performance, and clean architecture. Actively exploring LLM integration and Retrieval-Augmented Generation (RAG) architectures.</w:t>
       </w:r>
@@ -170,30 +166,20 @@
       <w:pPr>
         <w:pStyle w:val="Body"/>
         <w:pBdr>
-          <w:top w:val="nil"/>
-          <w:left w:val="nil"/>
-          <w:bottom w:val="single" w:color="1f4e79" w:sz="8" w:space="0" w:shadow="0" w:frame="0"/>
-          <w:right w:val="nil"/>
+          <w:bottom w:val="single" w:sz="8" w:space="0" w:color="1F4E79"/>
         </w:pBdr>
         <w:spacing w:before="200" w:after="60"/>
       </w:pPr>
       <w:r>
         <w:rPr>
           <w:rStyle w:val="None"/>
-          <w:b w:val="1"/>
-          <w:bCs w:val="1"/>
-          <w:outline w:val="0"/>
-          <w:color w:val="1f4e79"/>
+          <w:b/>
+          <w:bCs/>
+          <w:color w:val="1F4E79"/>
           <w:sz w:val="22"/>
           <w:szCs w:val="22"/>
-          <w:u w:color="1f4e79"/>
-          <w:rtl w:val="0"/>
+          <w:u w:color="1F4E79"/>
           <w:lang w:val="de-DE"/>
-          <w14:textFill>
-            <w14:solidFill>
-              <w14:srgbClr w14:val="1F4E79"/>
-            </w14:solidFill>
-          </w14:textFill>
         </w:rPr>
         <w:t>CORE EXPERTISE</w:t>
       </w:r>
@@ -206,34 +192,19 @@
       <w:r>
         <w:rPr>
           <w:rStyle w:val="None"/>
-          <w:b w:val="1"/>
-          <w:bCs w:val="1"/>
-          <w:outline w:val="0"/>
-          <w:color w:val="1a1a1a"/>
-          <w:u w:color="1a1a1a"/>
-          <w:rtl w:val="0"/>
+          <w:b/>
+          <w:bCs/>
+          <w:color w:val="1A1A1A"/>
+          <w:u w:color="1A1A1A"/>
           <w:lang w:val="de-DE"/>
-          <w14:textFill>
-            <w14:solidFill>
-              <w14:srgbClr w14:val="1A1A1A"/>
-            </w14:solidFill>
-          </w14:textFill>
         </w:rPr>
         <w:t xml:space="preserve">Backend: </w:t>
       </w:r>
       <w:r>
         <w:rPr>
           <w:rStyle w:val="None"/>
-          <w:outline w:val="0"/>
-          <w:color w:val="555555"/>
-          <w:u w:color="555555"/>
-          <w:rtl w:val="0"/>
-          <w:lang w:val="en-US"/>
-          <w14:textFill>
-            <w14:solidFill>
-              <w14:srgbClr w14:val="555555"/>
-            </w14:solidFill>
-          </w14:textFill>
+          <w:color w:val="555555"/>
+          <w:u w:color="555555"/>
         </w:rPr>
         <w:t>Java (Spring Boot), C# (.NET), Python (Django), REST APIs, MySQL, PostgreSQL, SQL Server, Flyway</w:t>
       </w:r>
@@ -246,34 +217,30 @@
       <w:r>
         <w:rPr>
           <w:rStyle w:val="None"/>
-          <w:b w:val="1"/>
-          <w:bCs w:val="1"/>
-          <w:outline w:val="0"/>
-          <w:color w:val="1a1a1a"/>
-          <w:u w:color="1a1a1a"/>
-          <w:rtl w:val="0"/>
+          <w:b/>
+          <w:bCs/>
+          <w:color w:val="1A1A1A"/>
+          <w:u w:color="1A1A1A"/>
           <w:lang w:val="fr-FR"/>
-          <w14:textFill>
-            <w14:solidFill>
-              <w14:srgbClr w14:val="1A1A1A"/>
-            </w14:solidFill>
-          </w14:textFill>
-        </w:rPr>
-        <w:t xml:space="preserve">Frontend: </w:t>
-      </w:r>
-      <w:r>
-        <w:rPr>
-          <w:rStyle w:val="None"/>
-          <w:outline w:val="0"/>
-          <w:color w:val="555555"/>
-          <w:u w:color="555555"/>
-          <w:rtl w:val="0"/>
-          <w:lang w:val="en-US"/>
-          <w14:textFill>
-            <w14:solidFill>
-              <w14:srgbClr w14:val="555555"/>
-            </w14:solidFill>
-          </w14:textFill>
+        </w:rPr>
+        <w:t>Frontend :</w:t>
+      </w:r>
+      <w:r>
+        <w:rPr>
+          <w:rStyle w:val="None"/>
+          <w:b/>
+          <w:bCs/>
+          <w:color w:val="1A1A1A"/>
+          <w:u w:color="1A1A1A"/>
+          <w:lang w:val="fr-FR"/>
+        </w:rPr>
+        <w:t xml:space="preserve"> </w:t>
+      </w:r>
+      <w:r>
+        <w:rPr>
+          <w:rStyle w:val="None"/>
+          <w:color w:val="555555"/>
+          <w:u w:color="555555"/>
         </w:rPr>
         <w:t>TypeScript, Svelte, React, Angular, GWT, Bootstrap, Tailwind</w:t>
       </w:r>
@@ -286,34 +253,19 @@
       <w:r>
         <w:rPr>
           <w:rStyle w:val="None"/>
-          <w:b w:val="1"/>
-          <w:bCs w:val="1"/>
-          <w:outline w:val="0"/>
-          <w:color w:val="1a1a1a"/>
-          <w:u w:color="1a1a1a"/>
-          <w:rtl w:val="0"/>
+          <w:b/>
+          <w:bCs/>
+          <w:color w:val="1A1A1A"/>
+          <w:u w:color="1A1A1A"/>
           <w:lang w:val="de-DE"/>
-          <w14:textFill>
-            <w14:solidFill>
-              <w14:srgbClr w14:val="1A1A1A"/>
-            </w14:solidFill>
-          </w14:textFill>
         </w:rPr>
         <w:t xml:space="preserve">System Design: </w:t>
       </w:r>
       <w:r>
         <w:rPr>
           <w:rStyle w:val="None"/>
-          <w:outline w:val="0"/>
-          <w:color w:val="555555"/>
-          <w:u w:color="555555"/>
-          <w:rtl w:val="0"/>
-          <w:lang w:val="en-US"/>
-          <w14:textFill>
-            <w14:solidFill>
-              <w14:srgbClr w14:val="555555"/>
-            </w14:solidFill>
-          </w14:textFill>
+          <w:color w:val="555555"/>
+          <w:u w:color="555555"/>
         </w:rPr>
         <w:t>Microservices, API-Driven Design, Event-Driven Patterns, Distributed Session Management, Layered Systems</w:t>
       </w:r>
@@ -326,34 +278,20 @@
       <w:r>
         <w:rPr>
           <w:rStyle w:val="None"/>
-          <w:b w:val="1"/>
-          <w:bCs w:val="1"/>
-          <w:outline w:val="0"/>
-          <w:color w:val="1a1a1a"/>
-          <w:u w:color="1a1a1a"/>
-          <w:rtl w:val="0"/>
+          <w:b/>
+          <w:bCs/>
+          <w:color w:val="1A1A1A"/>
+          <w:u w:color="1A1A1A"/>
           <w:lang w:val="nl-NL"/>
-          <w14:textFill>
-            <w14:solidFill>
-              <w14:srgbClr w14:val="1A1A1A"/>
-            </w14:solidFill>
-          </w14:textFill>
         </w:rPr>
         <w:t xml:space="preserve">DevOps &amp; Tools: </w:t>
       </w:r>
       <w:r>
         <w:rPr>
           <w:rStyle w:val="None"/>
-          <w:outline w:val="0"/>
-          <w:color w:val="555555"/>
-          <w:u w:color="555555"/>
-          <w:rtl w:val="0"/>
+          <w:color w:val="555555"/>
+          <w:u w:color="555555"/>
           <w:lang w:val="de-DE"/>
-          <w14:textFill>
-            <w14:solidFill>
-              <w14:srgbClr w14:val="555555"/>
-            </w14:solidFill>
-          </w14:textFill>
         </w:rPr>
         <w:t>Docker/Podman, Gradle, Maven, AWS (Lambda, S3), Git, Apache Tomcat</w:t>
       </w:r>
@@ -366,32 +304,18 @@
       <w:r>
         <w:rPr>
           <w:rStyle w:val="None"/>
-          <w:b w:val="1"/>
-          <w:bCs w:val="1"/>
-          <w:outline w:val="0"/>
-          <w:color w:val="1a1a1a"/>
-          <w:u w:color="1a1a1a"/>
-          <w:rtl w:val="0"/>
-          <w14:textFill>
-            <w14:solidFill>
-              <w14:srgbClr w14:val="1A1A1A"/>
-            </w14:solidFill>
-          </w14:textFill>
+          <w:b/>
+          <w:bCs/>
+          <w:color w:val="1A1A1A"/>
+          <w:u w:color="1A1A1A"/>
         </w:rPr>
         <w:t xml:space="preserve">Platforms: </w:t>
       </w:r>
       <w:r>
         <w:rPr>
           <w:rStyle w:val="None"/>
-          <w:outline w:val="0"/>
-          <w:color w:val="555555"/>
-          <w:u w:color="555555"/>
-          <w:rtl w:val="0"/>
-          <w14:textFill>
-            <w14:solidFill>
-              <w14:srgbClr w14:val="555555"/>
-            </w14:solidFill>
-          </w14:textFill>
+          <w:color w:val="555555"/>
+          <w:u w:color="555555"/>
         </w:rPr>
         <w:t>Liferay 7, Node.js, npm</w:t>
       </w:r>
@@ -400,30 +324,20 @@
       <w:pPr>
         <w:pStyle w:val="Body"/>
         <w:pBdr>
-          <w:top w:val="nil"/>
-          <w:left w:val="nil"/>
-          <w:bottom w:val="single" w:color="1f4e79" w:sz="8" w:space="0" w:shadow="0" w:frame="0"/>
-          <w:right w:val="nil"/>
+          <w:bottom w:val="single" w:sz="8" w:space="0" w:color="1F4E79"/>
         </w:pBdr>
         <w:spacing w:before="200" w:after="60"/>
       </w:pPr>
       <w:r>
         <w:rPr>
           <w:rStyle w:val="None"/>
-          <w:b w:val="1"/>
-          <w:bCs w:val="1"/>
-          <w:outline w:val="0"/>
-          <w:color w:val="1f4e79"/>
+          <w:b/>
+          <w:bCs/>
+          <w:color w:val="1F4E79"/>
           <w:sz w:val="22"/>
           <w:szCs w:val="22"/>
-          <w:u w:color="1f4e79"/>
-          <w:rtl w:val="0"/>
+          <w:u w:color="1F4E79"/>
           <w:lang w:val="de-DE"/>
-          <w14:textFill>
-            <w14:solidFill>
-              <w14:srgbClr w14:val="1F4E79"/>
-            </w14:solidFill>
-          </w14:textFill>
         </w:rPr>
         <w:t>PROFESSIONAL EXPERIENCE</w:t>
       </w:r>
@@ -439,271 +353,177 @@
       <w:r>
         <w:rPr>
           <w:rStyle w:val="None"/>
-          <w:b w:val="1"/>
-          <w:bCs w:val="1"/>
-          <w:outline w:val="0"/>
-          <w:color w:val="1a1a1a"/>
+          <w:b/>
+          <w:bCs/>
+          <w:color w:val="1A1A1A"/>
           <w:sz w:val="22"/>
           <w:szCs w:val="22"/>
-          <w:u w:color="1a1a1a"/>
-          <w:rtl w:val="0"/>
-          <w:lang w:val="en-US"/>
-          <w14:textFill>
-            <w14:solidFill>
-              <w14:srgbClr w14:val="1A1A1A"/>
-            </w14:solidFill>
-          </w14:textFill>
+          <w:u w:color="1A1A1A"/>
         </w:rPr>
         <w:t>Senior Software Engineer</w:t>
       </w:r>
       <w:r>
         <w:rPr>
           <w:rStyle w:val="None"/>
-          <w:outline w:val="0"/>
-          <w:color w:val="555555"/>
-          <w:u w:color="555555"/>
-          <w:rtl w:val="0"/>
-          <w14:textFill>
-            <w14:solidFill>
-              <w14:srgbClr w14:val="555555"/>
-            </w14:solidFill>
-          </w14:textFill>
+          <w:color w:val="555555"/>
+          <w:u w:color="555555"/>
         </w:rPr>
         <w:t xml:space="preserve"> | </w:t>
       </w:r>
       <w:r>
         <w:rPr>
           <w:rStyle w:val="None"/>
-          <w:b w:val="1"/>
-          <w:bCs w:val="1"/>
-          <w:outline w:val="0"/>
-          <w:color w:val="1f4e79"/>
-          <w:u w:color="1f4e79"/>
-          <w:rtl w:val="0"/>
-          <w:lang w:val="en-US"/>
-          <w14:textFill>
-            <w14:solidFill>
-              <w14:srgbClr w14:val="1F4E79"/>
-            </w14:solidFill>
-          </w14:textFill>
+          <w:b/>
+          <w:bCs/>
+          <w:color w:val="1F4E79"/>
+          <w:u w:color="1F4E79"/>
         </w:rPr>
         <w:t>4 Arrows Consulting, Inc.</w:t>
       </w:r>
       <w:r>
         <w:rPr>
           <w:rStyle w:val="None"/>
-          <w:outline w:val="0"/>
-          <w:color w:val="555555"/>
-          <w:u w:color="555555"/>
-          <w:rtl w:val="0"/>
-          <w14:textFill>
-            <w14:solidFill>
-              <w14:srgbClr w14:val="555555"/>
-            </w14:solidFill>
-          </w14:textFill>
-        </w:rPr>
-        <w:t xml:space="preserve"> • </w:t>
-      </w:r>
-      <w:r>
-        <w:rPr>
-          <w:rStyle w:val="None"/>
-          <w:outline w:val="0"/>
-          <w:color w:val="555555"/>
-          <w:u w:color="555555"/>
-          <w:rtl w:val="0"/>
-          <w:lang w:val="en-US"/>
-          <w14:textFill>
-            <w14:solidFill>
-              <w14:srgbClr w14:val="555555"/>
-            </w14:solidFill>
-          </w14:textFill>
-        </w:rPr>
-        <w:t xml:space="preserve">Somerset, KY (Remote) </w:t>
-      </w:r>
-      <w:r>
-        <w:rPr>
-          <w:rStyle w:val="None"/>
-          <w:outline w:val="0"/>
-          <w:color w:val="555555"/>
-          <w:u w:color="555555"/>
-          <w:rtl w:val="0"/>
-          <w14:textFill>
-            <w14:solidFill>
-              <w14:srgbClr w14:val="555555"/>
-            </w14:solidFill>
-          </w14:textFill>
-        </w:rPr>
-        <w:t xml:space="preserve">• </w:t>
-      </w:r>
-      <w:r>
-        <w:rPr>
-          <w:rStyle w:val="None"/>
-          <w:outline w:val="0"/>
-          <w:color w:val="555555"/>
-          <w:u w:color="555555"/>
-          <w:rtl w:val="0"/>
-          <w14:textFill>
-            <w14:solidFill>
-              <w14:srgbClr w14:val="555555"/>
-            </w14:solidFill>
-          </w14:textFill>
-        </w:rPr>
-        <w:t xml:space="preserve">2019 </w:t>
-      </w:r>
-      <w:r>
-        <w:rPr>
-          <w:rStyle w:val="None"/>
-          <w:outline w:val="0"/>
-          <w:color w:val="555555"/>
-          <w:u w:color="555555"/>
-          <w:rtl w:val="0"/>
-          <w14:textFill>
-            <w14:solidFill>
-              <w14:srgbClr w14:val="555555"/>
-            </w14:solidFill>
-          </w14:textFill>
-        </w:rPr>
-        <w:t xml:space="preserve">– </w:t>
-      </w:r>
-      <w:r>
-        <w:rPr>
-          <w:rStyle w:val="None"/>
-          <w:outline w:val="0"/>
-          <w:color w:val="555555"/>
-          <w:u w:color="555555"/>
-          <w:rtl w:val="0"/>
+          <w:color w:val="555555"/>
+          <w:u w:color="555555"/>
+        </w:rPr>
+        <w:t xml:space="preserve"> • Somerset, KY (Remote) • </w:t>
+      </w:r>
+      <w:r>
+        <w:rPr>
+          <w:rStyle w:val="None"/>
+          <w:color w:val="555555"/>
+          <w:u w:color="555555"/>
+        </w:rPr>
+        <w:t>03/</w:t>
+      </w:r>
+      <w:r>
+        <w:rPr>
+          <w:rStyle w:val="None"/>
+          <w:color w:val="555555"/>
+          <w:u w:color="555555"/>
+        </w:rPr>
+        <w:t xml:space="preserve">2019 – </w:t>
+      </w:r>
+      <w:r>
+        <w:rPr>
+          <w:rStyle w:val="None"/>
+          <w:color w:val="555555"/>
+          <w:u w:color="555555"/>
           <w:lang w:val="it-IT"/>
-          <w14:textFill>
-            <w14:solidFill>
-              <w14:srgbClr w14:val="555555"/>
-            </w14:solidFill>
-          </w14:textFill>
         </w:rPr>
         <w:t>Present</w:t>
       </w:r>
     </w:p>
     <w:p>
       <w:pPr>
-        <w:pStyle w:val="List Paragraph"/>
+        <w:pStyle w:val="ListParagraph"/>
         <w:numPr>
           <w:ilvl w:val="0"/>
           <w:numId w:val="2"/>
         </w:numPr>
         <w:spacing w:before="40" w:after="40"/>
-        <w:rPr>
-          <w:lang w:val="en-US"/>
-        </w:rPr>
-      </w:pPr>
-      <w:r>
-        <w:rPr>
-          <w:rStyle w:val="None"/>
-          <w:rtl w:val="0"/>
-          <w:lang w:val="en-US"/>
-        </w:rPr>
-        <w:t>Cross-Stack Feature Ownership: Delivered complex features across backend (Spring Boot/.NET), database, and frontend layers within FEMA preparedness platforms (PrepToolkit, URT), ensuring cohesive integration between APIs, data models, and user interfaces.</w:t>
-      </w:r>
-    </w:p>
-    <w:p>
-      <w:pPr>
-        <w:pStyle w:val="List Paragraph"/>
+      </w:pPr>
+      <w:r>
+        <w:rPr>
+          <w:rStyle w:val="None"/>
+        </w:rPr>
+        <w:t xml:space="preserve">Cross-Stack Feature Ownership: Delivered complex features across backend (Spring Boot/.NET), database, and frontend layers within FEMA preparedness platforms (PrepToolkit, </w:t>
+      </w:r>
+      <w:r>
+        <w:rPr>
+          <w:rStyle w:val="None"/>
+        </w:rPr>
+        <w:t>OneResponder, RTLT, IRIS</w:t>
+      </w:r>
+      <w:r>
+        <w:rPr>
+          <w:rStyle w:val="None"/>
+        </w:rPr>
+        <w:t>), ensuring cohesive integration between APIs, data models, and user interfaces.</w:t>
+      </w:r>
+    </w:p>
+    <w:p>
+      <w:pPr>
+        <w:pStyle w:val="ListParagraph"/>
         <w:numPr>
           <w:ilvl w:val="0"/>
           <w:numId w:val="2"/>
         </w:numPr>
         <w:spacing w:before="40" w:after="40"/>
-        <w:rPr>
-          <w:lang w:val="en-US"/>
-        </w:rPr>
-      </w:pPr>
-      <w:r>
-        <w:rPr>
-          <w:rStyle w:val="None"/>
-          <w:rtl w:val="0"/>
-          <w:lang w:val="en-US"/>
+      </w:pPr>
+      <w:r>
+        <w:rPr>
+          <w:rStyle w:val="None"/>
         </w:rPr>
         <w:t>System Architecture &amp; Presence: Spearheaded the implementation of a real-time presence tracking system for the Unified Reporting Tool (URT); independently designed and optimized distributed session logic (polling/timeouts) to ensure data integrity for concurrent federal users.</w:t>
       </w:r>
     </w:p>
     <w:p>
       <w:pPr>
-        <w:pStyle w:val="List Paragraph"/>
+        <w:pStyle w:val="ListParagraph"/>
         <w:numPr>
           <w:ilvl w:val="0"/>
           <w:numId w:val="2"/>
         </w:numPr>
         <w:spacing w:before="40" w:after="40"/>
-        <w:rPr>
-          <w:lang w:val="en-US"/>
-        </w:rPr>
-      </w:pPr>
-      <w:r>
-        <w:rPr>
-          <w:rStyle w:val="None"/>
-          <w:rtl w:val="0"/>
-          <w:lang w:val="en-US"/>
-        </w:rPr>
-        <w:t>Modernization &amp; Performance: Drove the strategic migration of legacy Liferay portlets to Svelte micro-frontends, resulting in measurable frontend performance improvements and a more maintainable codebase.</w:t>
-      </w:r>
-    </w:p>
-    <w:p>
-      <w:pPr>
-        <w:pStyle w:val="List Paragraph"/>
+      </w:pPr>
+      <w:r>
+        <w:t>Serverless Portal Ownership: Replaced legacy GWT portlets with a standalone serverless AWS application (S3</w:t>
+      </w:r>
+      <w:r>
+        <w:t>/</w:t>
+      </w:r>
+      <w:r>
+        <w:t>CloudFront</w:t>
+      </w:r>
+      <w:r>
+        <w:t xml:space="preserve"> </w:t>
+      </w:r>
+      <w:r>
+        <w:t>hosted Svelte frontend) serving as a unified access portal for FEMA preparedness platforms (PrepToolkit, OneResponder, RTLT, IRIS), organizing the component hierarchy (containers, forms, cards) and structuring the provider layer per application to keep each platform's data context cleanly separated.</w:t>
+      </w:r>
+    </w:p>
+    <w:p>
+      <w:pPr>
+        <w:pStyle w:val="ListParagraph"/>
         <w:numPr>
           <w:ilvl w:val="0"/>
           <w:numId w:val="2"/>
         </w:numPr>
         <w:spacing w:before="40" w:after="40"/>
-        <w:rPr>
-          <w:lang w:val="en-US"/>
-        </w:rPr>
-      </w:pPr>
-      <w:r>
-        <w:rPr>
-          <w:rStyle w:val="None"/>
-          <w:rtl w:val="0"/>
-          <w:lang w:val="en-US"/>
-        </w:rPr>
-        <w:t>Development Workflow Improvements: Introduced containerized development environments (Docker/Podman) and implemented Flyway-based database migrations to improve consistency across environments and reduce configuration drift. Regularly conduct peer code reviews to reinforce clean architecture and maintainable code practices.</w:t>
-      </w:r>
-    </w:p>
-    <w:p>
-      <w:pPr>
-        <w:pStyle w:val="List Paragraph"/>
+      </w:pPr>
+      <w:r>
+        <w:t>Development Workflow Improvements: Leveraged containerized development environments (Docker/Podman) and Flyway-based database migrations to improve consistency across environments and reduce configuration drift. Regularly conduct peer code reviews to reinforce clean architecture and maintainable code practices.</w:t>
+      </w:r>
+    </w:p>
+    <w:p>
+      <w:pPr>
+        <w:pStyle w:val="ListParagraph"/>
         <w:numPr>
           <w:ilvl w:val="0"/>
           <w:numId w:val="2"/>
         </w:numPr>
         <w:spacing w:before="40" w:after="40"/>
-        <w:rPr>
-          <w:lang w:val="en-US"/>
-        </w:rPr>
-      </w:pPr>
-      <w:r>
-        <w:rPr>
-          <w:rStyle w:val="None"/>
-          <w:rtl w:val="0"/>
-          <w:lang w:val="en-US"/>
+      </w:pPr>
+      <w:r>
+        <w:rPr>
+          <w:rStyle w:val="None"/>
         </w:rPr>
         <w:t>Stakeholder Alignment: Translate complex FEMA business requirements (THIRA/SPR, CPG, NIMS, UAWG) into scalable technical solutions, coordinating closely with project leads to ensure all features align with federal compliance and security standards.</w:t>
       </w:r>
     </w:p>
     <w:p>
       <w:pPr>
-        <w:pStyle w:val="List Paragraph"/>
+        <w:pStyle w:val="ListParagraph"/>
         <w:numPr>
           <w:ilvl w:val="0"/>
           <w:numId w:val="2"/>
         </w:numPr>
         <w:spacing w:before="40" w:after="40"/>
-        <w:rPr>
-          <w:lang w:val="en-US"/>
-        </w:rPr>
-      </w:pPr>
-      <w:r>
-        <w:rPr>
-          <w:rStyle w:val="None"/>
-          <w:rtl w:val="0"/>
-          <w:lang w:val="en-US"/>
+      </w:pPr>
+      <w:r>
+        <w:rPr>
+          <w:rStyle w:val="None"/>
         </w:rPr>
         <w:t>Operational Excellence: Automated enterprise reporting workflows (Docmosis/Apache POI), reducing processing time from hours to minutes and directly improving operational efficiency for national exercise programs.</w:t>
       </w:r>
@@ -716,38 +536,24 @@
       <w:r>
         <w:rPr>
           <w:rStyle w:val="None"/>
-          <w:b w:val="1"/>
-          <w:bCs w:val="1"/>
-          <w:outline w:val="0"/>
+          <w:b/>
+          <w:bCs/>
           <w:color w:val="555555"/>
           <w:sz w:val="19"/>
           <w:szCs w:val="19"/>
           <w:u w:color="555555"/>
-          <w:rtl w:val="0"/>
           <w:lang w:val="nl-NL"/>
-          <w14:textFill>
-            <w14:solidFill>
-              <w14:srgbClr w14:val="555555"/>
-            </w14:solidFill>
-          </w14:textFill>
         </w:rPr>
         <w:t xml:space="preserve">Tech Stack: </w:t>
       </w:r>
       <w:r>
         <w:rPr>
           <w:rStyle w:val="None"/>
-          <w:outline w:val="0"/>
           <w:color w:val="555555"/>
           <w:sz w:val="19"/>
           <w:szCs w:val="19"/>
           <w:u w:color="555555"/>
-          <w:rtl w:val="0"/>
           <w:lang w:val="nl-NL"/>
-          <w14:textFill>
-            <w14:solidFill>
-              <w14:srgbClr w14:val="555555"/>
-            </w14:solidFill>
-          </w14:textFill>
         </w:rPr>
         <w:t>Java, Spring Boot, Gradle, GWT, MySQL, Liferay 7, Apache HTTP Server, JavaScript/TypeScript, Svelte, React, Node.js, npm, AWS Lambda, Git, Podman, Docmosis, OpenCSV, Apache POI</w:t>
       </w:r>
@@ -763,207 +569,136 @@
       <w:r>
         <w:rPr>
           <w:rStyle w:val="None"/>
-          <w:b w:val="1"/>
-          <w:bCs w:val="1"/>
-          <w:outline w:val="0"/>
-          <w:color w:val="1a1a1a"/>
+          <w:b/>
+          <w:bCs/>
+          <w:color w:val="1A1A1A"/>
           <w:sz w:val="22"/>
           <w:szCs w:val="22"/>
-          <w:u w:color="1a1a1a"/>
-          <w:rtl w:val="0"/>
-          <w:lang w:val="en-US"/>
-          <w14:textFill>
-            <w14:solidFill>
-              <w14:srgbClr w14:val="1A1A1A"/>
-            </w14:solidFill>
-          </w14:textFill>
+          <w:u w:color="1A1A1A"/>
         </w:rPr>
         <w:t>Applications Developer</w:t>
       </w:r>
       <w:r>
         <w:rPr>
           <w:rStyle w:val="None"/>
-          <w:outline w:val="0"/>
-          <w:color w:val="555555"/>
-          <w:u w:color="555555"/>
-          <w:rtl w:val="0"/>
-          <w14:textFill>
-            <w14:solidFill>
-              <w14:srgbClr w14:val="555555"/>
-            </w14:solidFill>
-          </w14:textFill>
+          <w:color w:val="555555"/>
+          <w:u w:color="555555"/>
         </w:rPr>
         <w:t xml:space="preserve"> | </w:t>
       </w:r>
       <w:r>
         <w:rPr>
           <w:rStyle w:val="None"/>
-          <w:b w:val="1"/>
-          <w:bCs w:val="1"/>
-          <w:outline w:val="0"/>
-          <w:color w:val="1f4e79"/>
-          <w:u w:color="1f4e79"/>
-          <w:rtl w:val="0"/>
-          <w:lang w:val="en-US"/>
-          <w14:textFill>
-            <w14:solidFill>
-              <w14:srgbClr w14:val="1F4E79"/>
-            </w14:solidFill>
-          </w14:textFill>
+          <w:b/>
+          <w:bCs/>
+          <w:color w:val="1F4E79"/>
+          <w:u w:color="1F4E79"/>
         </w:rPr>
         <w:t>United Parcel Service (UPS)</w:t>
       </w:r>
       <w:r>
         <w:rPr>
           <w:rStyle w:val="None"/>
-          <w:outline w:val="0"/>
-          <w:color w:val="555555"/>
-          <w:u w:color="555555"/>
-          <w:rtl w:val="0"/>
-          <w14:textFill>
-            <w14:solidFill>
-              <w14:srgbClr w14:val="555555"/>
-            </w14:solidFill>
-          </w14:textFill>
+          <w:color w:val="555555"/>
+          <w:u w:color="555555"/>
         </w:rPr>
         <w:t xml:space="preserve"> • </w:t>
       </w:r>
       <w:r>
         <w:rPr>
           <w:rStyle w:val="None"/>
-          <w:outline w:val="0"/>
-          <w:color w:val="555555"/>
-          <w:u w:color="555555"/>
-          <w:rtl w:val="0"/>
+          <w:color w:val="555555"/>
+          <w:u w:color="555555"/>
           <w:lang w:val="da-DK"/>
-          <w14:textFill>
-            <w14:solidFill>
-              <w14:srgbClr w14:val="555555"/>
-            </w14:solidFill>
-          </w14:textFill>
         </w:rPr>
         <w:t xml:space="preserve">Louisville, KY </w:t>
       </w:r>
       <w:r>
         <w:rPr>
           <w:rStyle w:val="None"/>
-          <w:outline w:val="0"/>
-          <w:color w:val="555555"/>
-          <w:u w:color="555555"/>
-          <w:rtl w:val="0"/>
-          <w14:textFill>
-            <w14:solidFill>
-              <w14:srgbClr w14:val="555555"/>
-            </w14:solidFill>
-          </w14:textFill>
+          <w:color w:val="555555"/>
+          <w:u w:color="555555"/>
         </w:rPr>
         <w:t xml:space="preserve">• </w:t>
       </w:r>
       <w:r>
         <w:rPr>
           <w:rStyle w:val="None"/>
-          <w:outline w:val="0"/>
-          <w:color w:val="555555"/>
-          <w:u w:color="555555"/>
-          <w:rtl w:val="0"/>
-          <w14:textFill>
-            <w14:solidFill>
-              <w14:srgbClr w14:val="555555"/>
-            </w14:solidFill>
-          </w14:textFill>
-        </w:rPr>
-        <w:t xml:space="preserve">2017 </w:t>
-      </w:r>
-      <w:r>
-        <w:rPr>
-          <w:rStyle w:val="None"/>
-          <w:outline w:val="0"/>
-          <w:color w:val="555555"/>
-          <w:u w:color="555555"/>
-          <w:rtl w:val="0"/>
-          <w14:textFill>
-            <w14:solidFill>
-              <w14:srgbClr w14:val="555555"/>
-            </w14:solidFill>
-          </w14:textFill>
-        </w:rPr>
-        <w:t xml:space="preserve">– </w:t>
-      </w:r>
-      <w:r>
-        <w:rPr>
-          <w:rStyle w:val="None"/>
-          <w:outline w:val="0"/>
-          <w:color w:val="555555"/>
-          <w:u w:color="555555"/>
-          <w:rtl w:val="0"/>
-          <w14:textFill>
-            <w14:solidFill>
-              <w14:srgbClr w14:val="555555"/>
-            </w14:solidFill>
-          </w14:textFill>
+          <w:color w:val="555555"/>
+          <w:u w:color="555555"/>
+        </w:rPr>
+        <w:t>03/</w:t>
+      </w:r>
+      <w:r>
+        <w:rPr>
+          <w:rStyle w:val="None"/>
+          <w:color w:val="555555"/>
+          <w:u w:color="555555"/>
+        </w:rPr>
+        <w:t xml:space="preserve">2017 – </w:t>
+      </w:r>
+      <w:r>
+        <w:rPr>
+          <w:rStyle w:val="None"/>
+          <w:color w:val="555555"/>
+          <w:u w:color="555555"/>
+        </w:rPr>
+        <w:t>03/</w:t>
+      </w:r>
+      <w:r>
+        <w:rPr>
+          <w:rStyle w:val="None"/>
+          <w:color w:val="555555"/>
+          <w:u w:color="555555"/>
         </w:rPr>
         <w:t>2019</w:t>
       </w:r>
     </w:p>
     <w:p>
       <w:pPr>
-        <w:pStyle w:val="List Paragraph"/>
+        <w:pStyle w:val="ListParagraph"/>
         <w:numPr>
           <w:ilvl w:val="0"/>
           <w:numId w:val="4"/>
         </w:numPr>
         <w:spacing w:before="40" w:after="40"/>
-        <w:rPr>
-          <w:lang w:val="en-US"/>
-        </w:rPr>
-      </w:pPr>
-      <w:r>
-        <w:rPr>
-          <w:rStyle w:val="None"/>
-          <w:rtl w:val="0"/>
-          <w:lang w:val="en-US"/>
+      </w:pPr>
+      <w:r>
+        <w:rPr>
+          <w:rStyle w:val="None"/>
         </w:rPr>
         <w:t>Mission-Critical Reliability: Engineered backend logic and UI features for real-time transportation visibility systems, ensuring operational uptime in a 24/7 high-throughput production environment.</w:t>
       </w:r>
     </w:p>
     <w:p>
       <w:pPr>
-        <w:pStyle w:val="List Paragraph"/>
+        <w:pStyle w:val="ListParagraph"/>
         <w:numPr>
           <w:ilvl w:val="0"/>
           <w:numId w:val="4"/>
         </w:numPr>
         <w:spacing w:before="40" w:after="40"/>
-        <w:rPr>
-          <w:lang w:val="en-US"/>
-        </w:rPr>
-      </w:pPr>
-      <w:r>
-        <w:rPr>
-          <w:rStyle w:val="None"/>
-          <w:rtl w:val="0"/>
-          <w:lang w:val="en-US"/>
-        </w:rPr>
+      </w:pPr>
+      <w:r>
+        <w:rPr>
+          <w:rStyle w:val="None"/>
+        </w:rPr>
+        <w:lastRenderedPageBreak/>
         <w:t>Business Logic Abstraction: Architected complex decision-making flows by translating high-level business requirements into discrete rules for the Drools inference engine (BRMS), reducing manual intervention and decoupling policy from code.</w:t>
       </w:r>
     </w:p>
     <w:p>
       <w:pPr>
-        <w:pStyle w:val="List Paragraph"/>
+        <w:pStyle w:val="ListParagraph"/>
         <w:numPr>
           <w:ilvl w:val="0"/>
           <w:numId w:val="4"/>
         </w:numPr>
         <w:spacing w:before="40" w:after="40"/>
-        <w:rPr>
-          <w:lang w:val="en-US"/>
-        </w:rPr>
-      </w:pPr>
-      <w:r>
-        <w:rPr>
-          <w:rStyle w:val="None"/>
-          <w:rtl w:val="0"/>
-          <w:lang w:val="en-US"/>
+      </w:pPr>
+      <w:r>
+        <w:rPr>
+          <w:rStyle w:val="None"/>
         </w:rPr>
         <w:t>Performance Engineering: Conducted deep-dive bottleneck analysis and performance tuning (JMeter), identifying and resolving critical latency issues under peak traffic conditions.</w:t>
       </w:r>
@@ -976,38 +711,23 @@
       <w:r>
         <w:rPr>
           <w:rStyle w:val="None"/>
-          <w:b w:val="1"/>
-          <w:bCs w:val="1"/>
-          <w:outline w:val="0"/>
+          <w:b/>
+          <w:bCs/>
           <w:color w:val="555555"/>
           <w:sz w:val="19"/>
           <w:szCs w:val="19"/>
           <w:u w:color="555555"/>
-          <w:rtl w:val="0"/>
           <w:lang w:val="nl-NL"/>
-          <w14:textFill>
-            <w14:solidFill>
-              <w14:srgbClr w14:val="555555"/>
-            </w14:solidFill>
-          </w14:textFill>
         </w:rPr>
         <w:t xml:space="preserve">Tech Stack: </w:t>
       </w:r>
       <w:r>
         <w:rPr>
           <w:rStyle w:val="None"/>
-          <w:outline w:val="0"/>
           <w:color w:val="555555"/>
           <w:sz w:val="19"/>
           <w:szCs w:val="19"/>
           <w:u w:color="555555"/>
-          <w:rtl w:val="0"/>
-          <w:lang w:val="en-US"/>
-          <w14:textFill>
-            <w14:solidFill>
-              <w14:srgbClr w14:val="555555"/>
-            </w14:solidFill>
-          </w14:textFill>
         </w:rPr>
         <w:t>Java, Spring Framework, Maven/Gradle, Drools (BRMS), JMeter, Roadrunner, WebLogic, ActiveMQ, SQL Server, TFVC</w:t>
       </w:r>
@@ -1021,241 +741,136 @@
         <w:spacing w:before="160" w:after="30"/>
         <w:rPr>
           <w:rStyle w:val="None"/>
-          <w:outline w:val="0"/>
-          <w:color w:val="555555"/>
-          <w:u w:color="555555"/>
-          <w14:textFill>
-            <w14:solidFill>
-              <w14:srgbClr w14:val="555555"/>
-            </w14:solidFill>
-          </w14:textFill>
-        </w:rPr>
-      </w:pPr>
-      <w:r>
-        <w:rPr>
-          <w:rStyle w:val="None"/>
-          <w:b w:val="1"/>
-          <w:bCs w:val="1"/>
-          <w:outline w:val="0"/>
-          <w:color w:val="1a1a1a"/>
+          <w:color w:val="555555"/>
+          <w:u w:color="555555"/>
+        </w:rPr>
+      </w:pPr>
+      <w:r>
+        <w:rPr>
+          <w:rStyle w:val="None"/>
+          <w:b/>
+          <w:bCs/>
+          <w:color w:val="1A1A1A"/>
           <w:sz w:val="22"/>
           <w:szCs w:val="22"/>
-          <w:u w:color="1a1a1a"/>
-          <w:rtl w:val="0"/>
-          <w:lang w:val="en-US"/>
-          <w14:textFill>
-            <w14:solidFill>
-              <w14:srgbClr w14:val="1A1A1A"/>
-            </w14:solidFill>
-          </w14:textFill>
+          <w:u w:color="1A1A1A"/>
         </w:rPr>
         <w:t>Software Developer</w:t>
       </w:r>
       <w:r>
         <w:rPr>
           <w:rStyle w:val="None"/>
-          <w:outline w:val="0"/>
-          <w:color w:val="555555"/>
-          <w:u w:color="555555"/>
-          <w:rtl w:val="0"/>
-          <w14:textFill>
-            <w14:solidFill>
-              <w14:srgbClr w14:val="555555"/>
-            </w14:solidFill>
-          </w14:textFill>
+          <w:color w:val="555555"/>
+          <w:u w:color="555555"/>
         </w:rPr>
         <w:t xml:space="preserve"> | </w:t>
       </w:r>
       <w:r>
         <w:rPr>
           <w:rStyle w:val="None"/>
-          <w:b w:val="1"/>
-          <w:bCs w:val="1"/>
-          <w:outline w:val="0"/>
-          <w:color w:val="1f4e79"/>
-          <w:u w:color="1f4e79"/>
-          <w:rtl w:val="0"/>
-          <w:lang w:val="en-US"/>
-          <w14:textFill>
-            <w14:solidFill>
-              <w14:srgbClr w14:val="1F4E79"/>
-            </w14:solidFill>
-          </w14:textFill>
+          <w:b/>
+          <w:bCs/>
+          <w:color w:val="1F4E79"/>
+          <w:u w:color="1F4E79"/>
         </w:rPr>
         <w:t>Apax Software</w:t>
       </w:r>
       <w:r>
         <w:rPr>
           <w:rStyle w:val="None"/>
-          <w:outline w:val="0"/>
-          <w:color w:val="555555"/>
-          <w:u w:color="555555"/>
-          <w:rtl w:val="0"/>
-          <w14:textFill>
-            <w14:solidFill>
-              <w14:srgbClr w14:val="555555"/>
-            </w14:solidFill>
-          </w14:textFill>
-        </w:rPr>
-        <w:t xml:space="preserve"> • </w:t>
-      </w:r>
-      <w:r>
-        <w:rPr>
-          <w:rStyle w:val="None"/>
-          <w:outline w:val="0"/>
-          <w:color w:val="555555"/>
-          <w:u w:color="555555"/>
-          <w:rtl w:val="0"/>
-          <w:lang w:val="en-US"/>
-          <w14:textFill>
-            <w14:solidFill>
-              <w14:srgbClr w14:val="555555"/>
-            </w14:solidFill>
-          </w14:textFill>
-        </w:rPr>
-        <w:t xml:space="preserve">Lexington, KY </w:t>
-      </w:r>
-      <w:r>
-        <w:rPr>
-          <w:rStyle w:val="None"/>
-          <w:outline w:val="0"/>
-          <w:color w:val="555555"/>
-          <w:u w:color="555555"/>
-          <w:rtl w:val="0"/>
-          <w14:textFill>
-            <w14:solidFill>
-              <w14:srgbClr w14:val="555555"/>
-            </w14:solidFill>
-          </w14:textFill>
-        </w:rPr>
-        <w:t xml:space="preserve">• </w:t>
-      </w:r>
-      <w:r>
-        <w:rPr>
-          <w:rStyle w:val="None"/>
-          <w:outline w:val="0"/>
-          <w:color w:val="555555"/>
-          <w:u w:color="555555"/>
-          <w:rtl w:val="0"/>
-          <w14:textFill>
-            <w14:solidFill>
-              <w14:srgbClr w14:val="555555"/>
-            </w14:solidFill>
-          </w14:textFill>
-        </w:rPr>
-        <w:t xml:space="preserve">2016 </w:t>
-      </w:r>
-      <w:r>
-        <w:rPr>
-          <w:rStyle w:val="None"/>
-          <w:outline w:val="0"/>
-          <w:color w:val="555555"/>
-          <w:u w:color="555555"/>
-          <w:rtl w:val="0"/>
-          <w14:textFill>
-            <w14:solidFill>
-              <w14:srgbClr w14:val="555555"/>
-            </w14:solidFill>
-          </w14:textFill>
-        </w:rPr>
-        <w:t xml:space="preserve">– </w:t>
-      </w:r>
-      <w:r>
-        <w:rPr>
-          <w:rStyle w:val="None"/>
-          <w:outline w:val="0"/>
-          <w:color w:val="555555"/>
-          <w:u w:color="555555"/>
-          <w:rtl w:val="0"/>
-          <w14:textFill>
-            <w14:solidFill>
-              <w14:srgbClr w14:val="555555"/>
-            </w14:solidFill>
-          </w14:textFill>
+          <w:color w:val="555555"/>
+          <w:u w:color="555555"/>
+        </w:rPr>
+        <w:t xml:space="preserve"> • Lexington, KY • </w:t>
+      </w:r>
+      <w:r>
+        <w:rPr>
+          <w:rStyle w:val="None"/>
+          <w:color w:val="555555"/>
+          <w:u w:color="555555"/>
+        </w:rPr>
+        <w:t>03/</w:t>
+      </w:r>
+      <w:r>
+        <w:rPr>
+          <w:rStyle w:val="None"/>
+          <w:color w:val="555555"/>
+          <w:u w:color="555555"/>
+        </w:rPr>
+        <w:t xml:space="preserve">2016 – </w:t>
+      </w:r>
+      <w:r>
+        <w:rPr>
+          <w:rStyle w:val="None"/>
+          <w:color w:val="555555"/>
+          <w:u w:color="555555"/>
+        </w:rPr>
+        <w:t>03/</w:t>
+      </w:r>
+      <w:r>
+        <w:rPr>
+          <w:rStyle w:val="None"/>
+          <w:color w:val="555555"/>
+          <w:u w:color="555555"/>
         </w:rPr>
         <w:t>2017</w:t>
       </w:r>
     </w:p>
     <w:p>
       <w:pPr>
-        <w:pStyle w:val="List Paragraph"/>
+        <w:pStyle w:val="ListParagraph"/>
         <w:numPr>
           <w:ilvl w:val="0"/>
           <w:numId w:val="4"/>
         </w:numPr>
-        <w:rPr>
-          <w:lang w:val="en-US"/>
-        </w:rPr>
-      </w:pPr>
-      <w:r>
-        <w:rPr>
-          <w:rStyle w:val="None"/>
-          <w:rtl w:val="0"/>
-          <w:lang w:val="en-US"/>
+      </w:pPr>
+      <w:r>
+        <w:rPr>
+          <w:rStyle w:val="None"/>
         </w:rPr>
         <w:t>Technical Consultation: Partnered directly with stakeholders (</w:t>
       </w:r>
       <w:r>
         <w:rPr>
           <w:rStyle w:val="None"/>
-          <w:outline w:val="0"/>
-          <w:color w:val="1a1a1a"/>
-          <w:u w:color="1a1a1a"/>
-          <w:rtl w:val="0"/>
-          <w:lang w:val="en-US"/>
-          <w14:textFill>
-            <w14:solidFill>
-              <w14:srgbClr w14:val="1A1A1A"/>
-            </w14:solidFill>
-          </w14:textFill>
+          <w:color w:val="1A1A1A"/>
+          <w:u w:color="1A1A1A"/>
         </w:rPr>
         <w:t>Presbyterian Church (USA)</w:t>
       </w:r>
       <w:r>
         <w:rPr>
           <w:rStyle w:val="None"/>
-          <w:rtl w:val="0"/>
-          <w:lang w:val="en-US"/>
         </w:rPr>
         <w:t>, University of Kentucky) to translate vague business needs into production-ready technical specifications and RESTful architectures.</w:t>
       </w:r>
     </w:p>
     <w:p>
       <w:pPr>
-        <w:pStyle w:val="List Paragraph"/>
+        <w:pStyle w:val="ListParagraph"/>
         <w:numPr>
           <w:ilvl w:val="0"/>
           <w:numId w:val="4"/>
         </w:numPr>
-        <w:rPr>
-          <w:lang w:val="en-US"/>
-        </w:rPr>
-      </w:pPr>
-      <w:r>
-        <w:rPr>
-          <w:rStyle w:val="None"/>
-          <w:rtl w:val="0"/>
-          <w:lang w:val="en-US"/>
+      </w:pPr>
+      <w:r>
+        <w:rPr>
+          <w:rStyle w:val="None"/>
         </w:rPr>
         <w:t>Modular Architecture: Designed reusable backend components and modular UI features, significantly accelerating release cycles and ensuring scalable feature expansion across multiple client projects.</w:t>
       </w:r>
     </w:p>
     <w:p>
       <w:pPr>
-        <w:pStyle w:val="List Paragraph"/>
+        <w:pStyle w:val="ListParagraph"/>
         <w:numPr>
           <w:ilvl w:val="0"/>
           <w:numId w:val="4"/>
         </w:numPr>
-        <w:rPr>
-          <w:lang w:val="en-US"/>
-        </w:rPr>
-      </w:pPr>
-      <w:r>
-        <w:rPr>
-          <w:rStyle w:val="None"/>
-          <w:rtl w:val="0"/>
-          <w:lang w:val="en-US"/>
+      </w:pPr>
+      <w:r>
+        <w:rPr>
+          <w:rStyle w:val="None"/>
         </w:rPr>
         <w:t>Security &amp; Governance: Implemented robust server-side validation, authentication, and role-based access control (RBAC) for sensitive event registration and CMS workflows.</w:t>
       </w:r>
@@ -1268,38 +883,23 @@
       <w:r>
         <w:rPr>
           <w:rStyle w:val="None"/>
-          <w:b w:val="1"/>
-          <w:bCs w:val="1"/>
-          <w:outline w:val="0"/>
+          <w:b/>
+          <w:bCs/>
           <w:color w:val="555555"/>
           <w:sz w:val="19"/>
           <w:szCs w:val="19"/>
           <w:u w:color="555555"/>
-          <w:rtl w:val="0"/>
           <w:lang w:val="nl-NL"/>
-          <w14:textFill>
-            <w14:solidFill>
-              <w14:srgbClr w14:val="555555"/>
-            </w14:solidFill>
-          </w14:textFill>
         </w:rPr>
         <w:t xml:space="preserve">Tech Stack: </w:t>
       </w:r>
       <w:r>
         <w:rPr>
           <w:rStyle w:val="None"/>
-          <w:outline w:val="0"/>
           <w:color w:val="555555"/>
           <w:sz w:val="19"/>
           <w:szCs w:val="19"/>
           <w:u w:color="555555"/>
-          <w:rtl w:val="0"/>
-          <w:lang w:val="en-US"/>
-          <w14:textFill>
-            <w14:solidFill>
-              <w14:srgbClr w14:val="555555"/>
-            </w14:solidFill>
-          </w14:textFill>
         </w:rPr>
         <w:t>Python, Django, JavaScript (AngularJS, jQuery), PostgreSQL, Bootstrap, AWS, Git, PHP, Drupal</w:t>
       </w:r>
@@ -1313,199 +913,126 @@
         <w:spacing w:before="160" w:after="30"/>
         <w:rPr>
           <w:rStyle w:val="None"/>
-          <w:outline w:val="0"/>
-          <w:color w:val="555555"/>
-          <w:u w:color="555555"/>
-          <w14:textFill>
-            <w14:solidFill>
-              <w14:srgbClr w14:val="555555"/>
-            </w14:solidFill>
-          </w14:textFill>
-        </w:rPr>
-      </w:pPr>
-      <w:r>
-        <w:rPr>
-          <w:rStyle w:val="None"/>
-          <w:b w:val="1"/>
-          <w:bCs w:val="1"/>
-          <w:outline w:val="0"/>
-          <w:color w:val="1a1a1a"/>
+          <w:color w:val="555555"/>
+          <w:u w:color="555555"/>
+        </w:rPr>
+      </w:pPr>
+      <w:r>
+        <w:rPr>
+          <w:rStyle w:val="None"/>
+          <w:b/>
+          <w:bCs/>
+          <w:color w:val="1A1A1A"/>
           <w:sz w:val="22"/>
           <w:szCs w:val="22"/>
-          <w:u w:color="1a1a1a"/>
-          <w:rtl w:val="0"/>
-          <w:lang w:val="en-US"/>
-          <w14:textFill>
-            <w14:solidFill>
-              <w14:srgbClr w14:val="1A1A1A"/>
-            </w14:solidFill>
-          </w14:textFill>
+          <w:u w:color="1A1A1A"/>
         </w:rPr>
         <w:t>Programming Analyst</w:t>
       </w:r>
       <w:r>
         <w:rPr>
           <w:rStyle w:val="None"/>
-          <w:outline w:val="0"/>
-          <w:color w:val="555555"/>
-          <w:u w:color="555555"/>
-          <w:rtl w:val="0"/>
-          <w14:textFill>
-            <w14:solidFill>
-              <w14:srgbClr w14:val="555555"/>
-            </w14:solidFill>
-          </w14:textFill>
+          <w:color w:val="555555"/>
+          <w:u w:color="555555"/>
         </w:rPr>
         <w:t xml:space="preserve"> | </w:t>
       </w:r>
       <w:r>
         <w:rPr>
           <w:rStyle w:val="None"/>
-          <w:b w:val="1"/>
-          <w:bCs w:val="1"/>
-          <w:outline w:val="0"/>
-          <w:color w:val="1f4e79"/>
-          <w:u w:color="1f4e79"/>
-          <w:rtl w:val="0"/>
-          <w:lang w:val="en-US"/>
-          <w14:textFill>
-            <w14:solidFill>
-              <w14:srgbClr w14:val="1F4E79"/>
-            </w14:solidFill>
-          </w14:textFill>
+          <w:b/>
+          <w:bCs/>
+          <w:color w:val="1F4E79"/>
+          <w:u w:color="1F4E79"/>
         </w:rPr>
         <w:t>Knowledge Facilitations Group (KFG)</w:t>
       </w:r>
       <w:r>
         <w:rPr>
           <w:rStyle w:val="None"/>
-          <w:outline w:val="0"/>
-          <w:color w:val="555555"/>
-          <w:u w:color="555555"/>
-          <w:rtl w:val="0"/>
-          <w14:textFill>
-            <w14:solidFill>
-              <w14:srgbClr w14:val="555555"/>
-            </w14:solidFill>
-          </w14:textFill>
+          <w:color w:val="555555"/>
+          <w:u w:color="555555"/>
         </w:rPr>
         <w:t xml:space="preserve"> • </w:t>
       </w:r>
       <w:r>
         <w:rPr>
           <w:rStyle w:val="None"/>
-          <w:outline w:val="0"/>
-          <w:color w:val="555555"/>
-          <w:u w:color="555555"/>
-          <w:rtl w:val="0"/>
+          <w:color w:val="555555"/>
+          <w:u w:color="555555"/>
           <w:lang w:val="de-DE"/>
-          <w14:textFill>
-            <w14:solidFill>
-              <w14:srgbClr w14:val="555555"/>
-            </w14:solidFill>
-          </w14:textFill>
         </w:rPr>
         <w:t xml:space="preserve">Richmond, KY </w:t>
       </w:r>
       <w:r>
         <w:rPr>
           <w:rStyle w:val="None"/>
-          <w:outline w:val="0"/>
-          <w:color w:val="555555"/>
-          <w:u w:color="555555"/>
-          <w:rtl w:val="0"/>
-          <w14:textFill>
-            <w14:solidFill>
-              <w14:srgbClr w14:val="555555"/>
-            </w14:solidFill>
-          </w14:textFill>
+          <w:color w:val="555555"/>
+          <w:u w:color="555555"/>
         </w:rPr>
         <w:t xml:space="preserve">• </w:t>
       </w:r>
       <w:r>
         <w:rPr>
           <w:rStyle w:val="None"/>
-          <w:outline w:val="0"/>
-          <w:color w:val="555555"/>
-          <w:u w:color="555555"/>
-          <w:rtl w:val="0"/>
-          <w14:textFill>
-            <w14:solidFill>
-              <w14:srgbClr w14:val="555555"/>
-            </w14:solidFill>
-          </w14:textFill>
-        </w:rPr>
-        <w:t xml:space="preserve">2015 </w:t>
-      </w:r>
-      <w:r>
-        <w:rPr>
-          <w:rStyle w:val="None"/>
-          <w:outline w:val="0"/>
-          <w:color w:val="555555"/>
-          <w:u w:color="555555"/>
-          <w:rtl w:val="0"/>
-          <w14:textFill>
-            <w14:solidFill>
-              <w14:srgbClr w14:val="555555"/>
-            </w14:solidFill>
-          </w14:textFill>
-        </w:rPr>
-        <w:t xml:space="preserve">– </w:t>
-      </w:r>
-      <w:r>
-        <w:rPr>
-          <w:rStyle w:val="None"/>
-          <w:outline w:val="0"/>
-          <w:color w:val="555555"/>
-          <w:u w:color="555555"/>
-          <w:rtl w:val="0"/>
-          <w14:textFill>
-            <w14:solidFill>
-              <w14:srgbClr w14:val="555555"/>
-            </w14:solidFill>
-          </w14:textFill>
+          <w:color w:val="555555"/>
+          <w:u w:color="555555"/>
+        </w:rPr>
+        <w:t>03/</w:t>
+      </w:r>
+      <w:r>
+        <w:rPr>
+          <w:rStyle w:val="None"/>
+          <w:color w:val="555555"/>
+          <w:u w:color="555555"/>
+        </w:rPr>
+        <w:t xml:space="preserve">2015 – </w:t>
+      </w:r>
+      <w:r>
+        <w:rPr>
+          <w:rStyle w:val="None"/>
+          <w:color w:val="555555"/>
+          <w:u w:color="555555"/>
+        </w:rPr>
+        <w:t>03/</w:t>
+      </w:r>
+      <w:r>
+        <w:rPr>
+          <w:rStyle w:val="None"/>
+          <w:color w:val="555555"/>
+          <w:u w:color="555555"/>
         </w:rPr>
         <w:t>2016</w:t>
       </w:r>
     </w:p>
     <w:p>
       <w:pPr>
-        <w:pStyle w:val="List Paragraph"/>
+        <w:pStyle w:val="ListParagraph"/>
         <w:numPr>
           <w:ilvl w:val="0"/>
           <w:numId w:val="4"/>
         </w:numPr>
         <w:spacing w:before="40" w:after="40"/>
-        <w:rPr>
-          <w:lang w:val="en-US"/>
-        </w:rPr>
-      </w:pPr>
-      <w:r>
-        <w:rPr>
-          <w:rStyle w:val="None"/>
-          <w:rtl w:val="0"/>
-          <w:lang w:val="en-US"/>
+      </w:pPr>
+      <w:r>
+        <w:rPr>
+          <w:rStyle w:val="None"/>
         </w:rPr>
         <w:t>Data Pipeline Engineering: Developed Python-based transformation engines to validate and map disparate industry standards (X12, EDIFACT, XML, JSON), ensuring seamless data exchange across the EDITRACE platform.</w:t>
       </w:r>
     </w:p>
     <w:p>
       <w:pPr>
-        <w:pStyle w:val="List Paragraph"/>
+        <w:pStyle w:val="ListParagraph"/>
         <w:numPr>
           <w:ilvl w:val="0"/>
           <w:numId w:val="4"/>
         </w:numPr>
         <w:spacing w:before="40" w:after="40"/>
-        <w:rPr>
-          <w:lang w:val="en-US"/>
-        </w:rPr>
-      </w:pPr>
-      <w:r>
-        <w:rPr>
-          <w:rStyle w:val="None"/>
-          <w:rtl w:val="0"/>
-          <w:lang w:val="en-US"/>
+      </w:pPr>
+      <w:r>
+        <w:rPr>
+          <w:rStyle w:val="None"/>
         </w:rPr>
         <w:t>Operational Observability: Built real-time monitoring dashboards that provided immediate insight into automated data pipelines, reducing troubleshooting time for critical EDI processes.</w:t>
       </w:r>
@@ -1518,38 +1045,23 @@
       <w:r>
         <w:rPr>
           <w:rStyle w:val="None"/>
-          <w:b w:val="1"/>
-          <w:bCs w:val="1"/>
-          <w:outline w:val="0"/>
+          <w:b/>
+          <w:bCs/>
           <w:color w:val="555555"/>
           <w:sz w:val="19"/>
           <w:szCs w:val="19"/>
           <w:u w:color="555555"/>
-          <w:rtl w:val="0"/>
           <w:lang w:val="nl-NL"/>
-          <w14:textFill>
-            <w14:solidFill>
-              <w14:srgbClr w14:val="555555"/>
-            </w14:solidFill>
-          </w14:textFill>
         </w:rPr>
         <w:t xml:space="preserve">Tech Stack: </w:t>
       </w:r>
       <w:r>
         <w:rPr>
           <w:rStyle w:val="None"/>
-          <w:outline w:val="0"/>
           <w:color w:val="555555"/>
           <w:sz w:val="19"/>
           <w:szCs w:val="19"/>
           <w:u w:color="555555"/>
-          <w:rtl w:val="0"/>
-          <w:lang w:val="en-US"/>
-          <w14:textFill>
-            <w14:solidFill>
-              <w14:srgbClr w14:val="555555"/>
-            </w14:solidFill>
-          </w14:textFill>
         </w:rPr>
         <w:t>Python, EDI (X12, XML, EDIFACT, Tradacoms, JSON, IDoc), Bootstrap, Git</w:t>
       </w:r>
@@ -1558,30 +1070,19 @@
       <w:pPr>
         <w:pStyle w:val="Body"/>
         <w:pBdr>
-          <w:top w:val="nil"/>
-          <w:left w:val="nil"/>
-          <w:bottom w:val="single" w:color="1f4e79" w:sz="8" w:space="0" w:shadow="0" w:frame="0"/>
-          <w:right w:val="nil"/>
+          <w:bottom w:val="single" w:sz="8" w:space="0" w:color="1F4E79"/>
         </w:pBdr>
         <w:spacing w:before="200" w:after="60"/>
       </w:pPr>
       <w:r>
         <w:rPr>
           <w:rStyle w:val="None"/>
-          <w:b w:val="1"/>
-          <w:bCs w:val="1"/>
-          <w:outline w:val="0"/>
-          <w:color w:val="1f4e79"/>
+          <w:b/>
+          <w:bCs/>
+          <w:color w:val="1F4E79"/>
           <w:sz w:val="22"/>
           <w:szCs w:val="22"/>
-          <w:u w:color="1f4e79"/>
-          <w:rtl w:val="0"/>
-          <w:lang w:val="en-US"/>
-          <w14:textFill>
-            <w14:solidFill>
-              <w14:srgbClr w14:val="1F4E79"/>
-            </w14:solidFill>
-          </w14:textFill>
+          <w:u w:color="1F4E79"/>
         </w:rPr>
         <w:t>EDUCATION</w:t>
       </w:r>
@@ -1594,36 +1095,20 @@
       <w:r>
         <w:rPr>
           <w:rStyle w:val="None"/>
-          <w:b w:val="1"/>
-          <w:bCs w:val="1"/>
-          <w:outline w:val="0"/>
-          <w:color w:val="1a1a1a"/>
+          <w:b/>
+          <w:bCs/>
+          <w:color w:val="1A1A1A"/>
           <w:sz w:val="21"/>
           <w:szCs w:val="21"/>
-          <w:u w:color="1a1a1a"/>
-          <w:rtl w:val="0"/>
-          <w:lang w:val="en-US"/>
-          <w14:textFill>
-            <w14:solidFill>
-              <w14:srgbClr w14:val="1A1A1A"/>
-            </w14:solidFill>
-          </w14:textFill>
+          <w:u w:color="1A1A1A"/>
         </w:rPr>
         <w:t>B.S. in Computer Science, 2015</w:t>
       </w:r>
       <w:r>
         <w:rPr>
           <w:rStyle w:val="None"/>
-          <w:outline w:val="0"/>
-          <w:color w:val="555555"/>
-          <w:u w:color="555555"/>
-          <w:rtl w:val="0"/>
-          <w:lang w:val="en-US"/>
-          <w14:textFill>
-            <w14:solidFill>
-              <w14:srgbClr w14:val="555555"/>
-            </w14:solidFill>
-          </w14:textFill>
+          <w:color w:val="555555"/>
+          <w:u w:color="555555"/>
         </w:rPr>
         <w:t xml:space="preserve"> | Eastern Kentucky University, Richmond, KY</w:t>
       </w:r>
@@ -1636,77 +1121,100 @@
       <w:r>
         <w:rPr>
           <w:rStyle w:val="None"/>
-          <w:i w:val="1"/>
-          <w:iCs w:val="1"/>
-          <w:outline w:val="0"/>
-          <w:color w:val="555555"/>
-          <w:u w:color="555555"/>
-          <w:rtl w:val="0"/>
-          <w:lang w:val="en-US"/>
-          <w14:textFill>
-            <w14:solidFill>
-              <w14:srgbClr w14:val="555555"/>
-            </w14:solidFill>
-          </w14:textFill>
+          <w:i/>
+          <w:iCs/>
+          <w:color w:val="555555"/>
+          <w:u w:color="555555"/>
         </w:rPr>
         <w:t>Member, Upsilon Pi Epsilon Honors Society for the Computing and Information Disciplines</w:t>
       </w:r>
     </w:p>
     <w:sectPr>
-      <w:headerReference w:type="default" r:id="rId4"/>
-      <w:footerReference w:type="default" r:id="rId5"/>
-      <w:pgSz w:w="12240" w:h="15840" w:orient="portrait"/>
-      <w:pgMar w:top="1080" w:right="1080" w:bottom="1080" w:left="1080" w:header="708" w:footer="708"/>
-      <w:bidi w:val="0"/>
+      <w:headerReference w:type="default" r:id="rId11"/>
+      <w:footerReference w:type="default" r:id="rId12"/>
+      <w:pgSz w:w="12240" w:h="15840"/>
+      <w:pgMar w:top="1080" w:right="1080" w:bottom="1080" w:left="1080" w:header="708" w:footer="708" w:gutter="0"/>
+      <w:cols w:space="720"/>
     </w:sectPr>
   </w:body>
 </w:document>
 </file>
 
+<file path=word/endnotes.xml><?xml version="1.0" encoding="utf-8"?>
+<w:endnotes xmlns:wpc="http://schemas.microsoft.com/office/word/2010/wordprocessingCanvas" xmlns:cx="http://schemas.microsoft.com/office/drawing/2014/chartex" xmlns:cx1="http://schemas.microsoft.com/office/drawing/2015/9/8/chartex" xmlns:cx2="http://schemas.microsoft.com/office/drawing/2015/10/21/chartex" xmlns:cx3="http://schemas.microsoft.com/office/drawing/2016/5/9/chartex" xmlns:cx4="http://schemas.microsoft.com/office/drawing/2016/5/10/chartex" xmlns:cx5="http://schemas.microsoft.com/office/drawing/2016/5/11/chartex" xmlns:cx6="http://schemas.microsoft.com/office/drawing/2016/5/12/chartex" xmlns:cx7="http://schemas.microsoft.com/office/drawing/2016/5/13/chartex" xmlns:cx8="http://schemas.microsoft.com/office/drawing/2016/5/14/chartex" xmlns:mc="http://schemas.openxmlformats.org/markup-compatibility/2006" xmlns:aink="http://schemas.microsoft.com/office/drawing/2016/ink" xmlns:am3d="http://schemas.microsoft.com/office/drawing/2017/model3d" xmlns:o="urn:schemas-microsoft-com:office:office" xmlns:oel="http://schemas.microsoft.com/office/2019/extlst" xmlns:r="http://schemas.openxmlformats.org/officeDocument/2006/relationships" xmlns:m="http://schemas.openxmlformats.org/officeDocument/2006/math" xmlns:v="urn:schemas-microsoft-com:vml" xmlns:wp14="http://schemas.microsoft.com/office/word/2010/wordprocessingDrawing" xmlns:wp="http://schemas.openxmlformats.org/drawingml/2006/wordprocessingDrawing" xmlns:w10="urn:schemas-microsoft-com:office:word" xmlns:w="http://schemas.openxmlformats.org/wordprocessingml/2006/main" xmlns:w14="http://schemas.microsoft.com/office/word/2010/wordml" xmlns:w15="http://schemas.microsoft.com/office/word/2012/wordml" xmlns:w16cex="http://schemas.microsoft.com/office/word/2018/wordml/cex" xmlns:w16cid="http://schemas.microsoft.com/office/word/2016/wordml/cid" xmlns:w16="http://schemas.microsoft.com/office/word/2018/wordml" xmlns:w16du="http://schemas.microsoft.com/office/word/2023/wordml/word16du" xmlns:w16sdtdh="http://schemas.microsoft.com/office/word/2020/wordml/sdtdatahash" xmlns:w16sdtfl="http://schemas.microsoft.com/office/word/2024/wordml/sdtformatlock" xmlns:w16se="http://schemas.microsoft.com/office/word/2015/wordml/symex" xmlns:wpg="http://schemas.microsoft.com/office/word/2010/wordprocessingGroup" xmlns:wpi="http://schemas.microsoft.com/office/word/2010/wordprocessingInk" xmlns:wne="http://schemas.microsoft.com/office/word/2006/wordml" xmlns:wps="http://schemas.microsoft.com/office/word/2010/wordprocessingShape" mc:Ignorable="w14 w15 w16se w16cid w16 w16cex w16sdtdh w16sdtfl w16du wp14">
+  <w:endnote w:type="separator" w:id="-1">
+    <w:p>
+      <w:r>
+        <w:separator/>
+      </w:r>
+    </w:p>
+  </w:endnote>
+  <w:endnote w:type="continuationSeparator" w:id="0">
+    <w:p>
+      <w:r>
+        <w:continuationSeparator/>
+      </w:r>
+    </w:p>
+  </w:endnote>
+</w:endnotes>
+</file>
+
 <file path=word/footer1.xml><?xml version="1.0" encoding="utf-8"?>
-<w:ftr xmlns:r="http://schemas.openxmlformats.org/officeDocument/2006/relationships" xmlns:wp="http://schemas.openxmlformats.org/drawingml/2006/wordprocessingDrawing" xmlns:w="http://schemas.openxmlformats.org/wordprocessingml/2006/main" xmlns:w10="urn:schemas-microsoft-com:office:word" xmlns:w14="http://schemas.microsoft.com/office/word/2010/wordml" xmlns:wps="http://schemas.microsoft.com/office/word/2010/wordprocessingShape" xmlns:wpg="http://schemas.microsoft.com/office/word/2010/wordprocessingGroup" xmlns:mc="http://schemas.openxmlformats.org/markup-compatibility/2006" xmlns:v="urn:schemas-microsoft-com:vml" xmlns:o="urn:schemas-microsoft-com:office:office" xmlns:m="http://schemas.openxmlformats.org/officeDocument/2006/math" mc:Ignorable="w14">
+<w:ftr xmlns:wpc="http://schemas.microsoft.com/office/word/2010/wordprocessingCanvas" xmlns:cx="http://schemas.microsoft.com/office/drawing/2014/chartex" xmlns:cx1="http://schemas.microsoft.com/office/drawing/2015/9/8/chartex" xmlns:cx2="http://schemas.microsoft.com/office/drawing/2015/10/21/chartex" xmlns:cx3="http://schemas.microsoft.com/office/drawing/2016/5/9/chartex" xmlns:cx4="http://schemas.microsoft.com/office/drawing/2016/5/10/chartex" xmlns:cx5="http://schemas.microsoft.com/office/drawing/2016/5/11/chartex" xmlns:cx6="http://schemas.microsoft.com/office/drawing/2016/5/12/chartex" xmlns:cx7="http://schemas.microsoft.com/office/drawing/2016/5/13/chartex" xmlns:cx8="http://schemas.microsoft.com/office/drawing/2016/5/14/chartex" xmlns:mc="http://schemas.openxmlformats.org/markup-compatibility/2006" xmlns:aink="http://schemas.microsoft.com/office/drawing/2016/ink" xmlns:am3d="http://schemas.microsoft.com/office/drawing/2017/model3d" xmlns:o="urn:schemas-microsoft-com:office:office" xmlns:oel="http://schemas.microsoft.com/office/2019/extlst" xmlns:r="http://schemas.openxmlformats.org/officeDocument/2006/relationships" xmlns:m="http://schemas.openxmlformats.org/officeDocument/2006/math" xmlns:v="urn:schemas-microsoft-com:vml" xmlns:wp14="http://schemas.microsoft.com/office/word/2010/wordprocessingDrawing" xmlns:wp="http://schemas.openxmlformats.org/drawingml/2006/wordprocessingDrawing" xmlns:w10="urn:schemas-microsoft-com:office:word" xmlns:w="http://schemas.openxmlformats.org/wordprocessingml/2006/main" xmlns:w14="http://schemas.microsoft.com/office/word/2010/wordml" xmlns:w15="http://schemas.microsoft.com/office/word/2012/wordml" xmlns:w16cex="http://schemas.microsoft.com/office/word/2018/wordml/cex" xmlns:w16cid="http://schemas.microsoft.com/office/word/2016/wordml/cid" xmlns:w16="http://schemas.microsoft.com/office/word/2018/wordml" xmlns:w16du="http://schemas.microsoft.com/office/word/2023/wordml/word16du" xmlns:w16sdtdh="http://schemas.microsoft.com/office/word/2020/wordml/sdtdatahash" xmlns:w16sdtfl="http://schemas.microsoft.com/office/word/2024/wordml/sdtformatlock" xmlns:w16se="http://schemas.microsoft.com/office/word/2015/wordml/symex" xmlns:wpg="http://schemas.microsoft.com/office/word/2010/wordprocessingGroup" xmlns:wpi="http://schemas.microsoft.com/office/word/2010/wordprocessingInk" xmlns:wne="http://schemas.microsoft.com/office/word/2006/wordml" xmlns:wps="http://schemas.microsoft.com/office/word/2010/wordprocessingShape" mc:Ignorable="w14 w15 w16se w16cid w16 w16cex w16sdtdh w16sdtfl w16du wp14">
   <w:p>
     <w:pPr>
-      <w:pStyle w:val="Header &amp; Footer"/>
-      <w:bidi w:val="0"/>
+      <w:pStyle w:val="HeaderFooter"/>
     </w:pPr>
-    <w:r/>
   </w:p>
 </w:ftr>
 </file>
 
+<file path=word/footnotes.xml><?xml version="1.0" encoding="utf-8"?>
+<w:footnotes xmlns:wpc="http://schemas.microsoft.com/office/word/2010/wordprocessingCanvas" xmlns:cx="http://schemas.microsoft.com/office/drawing/2014/chartex" xmlns:cx1="http://schemas.microsoft.com/office/drawing/2015/9/8/chartex" xmlns:cx2="http://schemas.microsoft.com/office/drawing/2015/10/21/chartex" xmlns:cx3="http://schemas.microsoft.com/office/drawing/2016/5/9/chartex" xmlns:cx4="http://schemas.microsoft.com/office/drawing/2016/5/10/chartex" xmlns:cx5="http://schemas.microsoft.com/office/drawing/2016/5/11/chartex" xmlns:cx6="http://schemas.microsoft.com/office/drawing/2016/5/12/chartex" xmlns:cx7="http://schemas.microsoft.com/office/drawing/2016/5/13/chartex" xmlns:cx8="http://schemas.microsoft.com/office/drawing/2016/5/14/chartex" xmlns:mc="http://schemas.openxmlformats.org/markup-compatibility/2006" xmlns:aink="http://schemas.microsoft.com/office/drawing/2016/ink" xmlns:am3d="http://schemas.microsoft.com/office/drawing/2017/model3d" xmlns:o="urn:schemas-microsoft-com:office:office" xmlns:oel="http://schemas.microsoft.com/office/2019/extlst" xmlns:r="http://schemas.openxmlformats.org/officeDocument/2006/relationships" xmlns:m="http://schemas.openxmlformats.org/officeDocument/2006/math" xmlns:v="urn:schemas-microsoft-com:vml" xmlns:wp14="http://schemas.microsoft.com/office/word/2010/wordprocessingDrawing" xmlns:wp="http://schemas.openxmlformats.org/drawingml/2006/wordprocessingDrawing" xmlns:w10="urn:schemas-microsoft-com:office:word" xmlns:w="http://schemas.openxmlformats.org/wordprocessingml/2006/main" xmlns:w14="http://schemas.microsoft.com/office/word/2010/wordml" xmlns:w15="http://schemas.microsoft.com/office/word/2012/wordml" xmlns:w16cex="http://schemas.microsoft.com/office/word/2018/wordml/cex" xmlns:w16cid="http://schemas.microsoft.com/office/word/2016/wordml/cid" xmlns:w16="http://schemas.microsoft.com/office/word/2018/wordml" xmlns:w16du="http://schemas.microsoft.com/office/word/2023/wordml/word16du" xmlns:w16sdtdh="http://schemas.microsoft.com/office/word/2020/wordml/sdtdatahash" xmlns:w16sdtfl="http://schemas.microsoft.com/office/word/2024/wordml/sdtformatlock" xmlns:w16se="http://schemas.microsoft.com/office/word/2015/wordml/symex" xmlns:wpg="http://schemas.microsoft.com/office/word/2010/wordprocessingGroup" xmlns:wpi="http://schemas.microsoft.com/office/word/2010/wordprocessingInk" xmlns:wne="http://schemas.microsoft.com/office/word/2006/wordml" xmlns:wps="http://schemas.microsoft.com/office/word/2010/wordprocessingShape" mc:Ignorable="w14 w15 w16se w16cid w16 w16cex w16sdtdh w16sdtfl w16du wp14">
+  <w:footnote w:type="separator" w:id="-1">
+    <w:p>
+      <w:r>
+        <w:separator/>
+      </w:r>
+    </w:p>
+  </w:footnote>
+  <w:footnote w:type="continuationSeparator" w:id="0">
+    <w:p>
+      <w:r>
+        <w:continuationSeparator/>
+      </w:r>
+    </w:p>
+  </w:footnote>
+</w:footnotes>
+</file>
+
 <file path=word/header1.xml><?xml version="1.0" encoding="utf-8"?>
-<w:hdr xmlns:r="http://schemas.openxmlformats.org/officeDocument/2006/relationships" xmlns:wp="http://schemas.openxmlformats.org/drawingml/2006/wordprocessingDrawing" xmlns:w="http://schemas.openxmlformats.org/wordprocessingml/2006/main" xmlns:w10="urn:schemas-microsoft-com:office:word" xmlns:w14="http://schemas.microsoft.com/office/word/2010/wordml" xmlns:wps="http://schemas.microsoft.com/office/word/2010/wordprocessingShape" xmlns:wpg="http://schemas.microsoft.com/office/word/2010/wordprocessingGroup" xmlns:mc="http://schemas.openxmlformats.org/markup-compatibility/2006" xmlns:v="urn:schemas-microsoft-com:vml" xmlns:o="urn:schemas-microsoft-com:office:office" xmlns:m="http://schemas.openxmlformats.org/officeDocument/2006/math" mc:Ignorable="w14">
+<w:hdr xmlns:wpc="http://schemas.microsoft.com/office/word/2010/wordprocessingCanvas" xmlns:cx="http://schemas.microsoft.com/office/drawing/2014/chartex" xmlns:cx1="http://schemas.microsoft.com/office/drawing/2015/9/8/chartex" xmlns:cx2="http://schemas.microsoft.com/office/drawing/2015/10/21/chartex" xmlns:cx3="http://schemas.microsoft.com/office/drawing/2016/5/9/chartex" xmlns:cx4="http://schemas.microsoft.com/office/drawing/2016/5/10/chartex" xmlns:cx5="http://schemas.microsoft.com/office/drawing/2016/5/11/chartex" xmlns:cx6="http://schemas.microsoft.com/office/drawing/2016/5/12/chartex" xmlns:cx7="http://schemas.microsoft.com/office/drawing/2016/5/13/chartex" xmlns:cx8="http://schemas.microsoft.com/office/drawing/2016/5/14/chartex" xmlns:mc="http://schemas.openxmlformats.org/markup-compatibility/2006" xmlns:aink="http://schemas.microsoft.com/office/drawing/2016/ink" xmlns:am3d="http://schemas.microsoft.com/office/drawing/2017/model3d" xmlns:o="urn:schemas-microsoft-com:office:office" xmlns:oel="http://schemas.microsoft.com/office/2019/extlst" xmlns:r="http://schemas.openxmlformats.org/officeDocument/2006/relationships" xmlns:m="http://schemas.openxmlformats.org/officeDocument/2006/math" xmlns:v="urn:schemas-microsoft-com:vml" xmlns:wp14="http://schemas.microsoft.com/office/word/2010/wordprocessingDrawing" xmlns:wp="http://schemas.openxmlformats.org/drawingml/2006/wordprocessingDrawing" xmlns:w10="urn:schemas-microsoft-com:office:word" xmlns:w="http://schemas.openxmlformats.org/wordprocessingml/2006/main" xmlns:w14="http://schemas.microsoft.com/office/word/2010/wordml" xmlns:w15="http://schemas.microsoft.com/office/word/2012/wordml" xmlns:w16cex="http://schemas.microsoft.com/office/word/2018/wordml/cex" xmlns:w16cid="http://schemas.microsoft.com/office/word/2016/wordml/cid" xmlns:w16="http://schemas.microsoft.com/office/word/2018/wordml" xmlns:w16du="http://schemas.microsoft.com/office/word/2023/wordml/word16du" xmlns:w16sdtdh="http://schemas.microsoft.com/office/word/2020/wordml/sdtdatahash" xmlns:w16sdtfl="http://schemas.microsoft.com/office/word/2024/wordml/sdtformatlock" xmlns:w16se="http://schemas.microsoft.com/office/word/2015/wordml/symex" xmlns:wpg="http://schemas.microsoft.com/office/word/2010/wordprocessingGroup" xmlns:wpi="http://schemas.microsoft.com/office/word/2010/wordprocessingInk" xmlns:wne="http://schemas.microsoft.com/office/word/2006/wordml" xmlns:wps="http://schemas.microsoft.com/office/word/2010/wordprocessingShape" mc:Ignorable="w14 w15 w16se w16cid w16 w16cex w16sdtdh w16sdtfl w16du wp14">
   <w:p>
     <w:pPr>
-      <w:pStyle w:val="Header &amp; Footer"/>
-      <w:bidi w:val="0"/>
+      <w:pStyle w:val="HeaderFooter"/>
     </w:pPr>
-    <w:r/>
   </w:p>
 </w:hdr>
 </file>
 
 <file path=word/numbering.xml><?xml version="1.0" encoding="utf-8"?>
-<w:numbering xmlns:w="http://schemas.openxmlformats.org/wordprocessingml/2006/main" xmlns:wp="http://schemas.openxmlformats.org/drawingml/2006/wordprocessingDrawing" xmlns:w14="http://schemas.microsoft.com/office/word/2010/wordml" xmlns:r="http://schemas.openxmlformats.org/officeDocument/2006/relationships" xmlns:v="urn:schemas-microsoft-com:vml" xmlns:o="urn:schemas-microsoft-com:office:office">
-  <w:abstractNum w:abstractNumId="0">
+<w:numbering xmlns:wpc="http://schemas.microsoft.com/office/word/2010/wordprocessingCanvas" xmlns:cx="http://schemas.microsoft.com/office/drawing/2014/chartex" xmlns:cx1="http://schemas.microsoft.com/office/drawing/2015/9/8/chartex" xmlns:cx2="http://schemas.microsoft.com/office/drawing/2015/10/21/chartex" xmlns:cx3="http://schemas.microsoft.com/office/drawing/2016/5/9/chartex" xmlns:cx4="http://schemas.microsoft.com/office/drawing/2016/5/10/chartex" xmlns:cx5="http://schemas.microsoft.com/office/drawing/2016/5/11/chartex" xmlns:cx6="http://schemas.microsoft.com/office/drawing/2016/5/12/chartex" xmlns:cx7="http://schemas.microsoft.com/office/drawing/2016/5/13/chartex" xmlns:cx8="http://schemas.microsoft.com/office/drawing/2016/5/14/chartex" xmlns:mc="http://schemas.openxmlformats.org/markup-compatibility/2006" xmlns:aink="http://schemas.microsoft.com/office/drawing/2016/ink" xmlns:am3d="http://schemas.microsoft.com/office/drawing/2017/model3d" xmlns:o="urn:schemas-microsoft-com:office:office" xmlns:oel="http://schemas.microsoft.com/office/2019/extlst" xmlns:r="http://schemas.openxmlformats.org/officeDocument/2006/relationships" xmlns:m="http://schemas.openxmlformats.org/officeDocument/2006/math" xmlns:v="urn:schemas-microsoft-com:vml" xmlns:wp14="http://schemas.microsoft.com/office/word/2010/wordprocessingDrawing" xmlns:wp="http://schemas.openxmlformats.org/drawingml/2006/wordprocessingDrawing" xmlns:w10="urn:schemas-microsoft-com:office:word" xmlns:w="http://schemas.openxmlformats.org/wordprocessingml/2006/main" xmlns:w14="http://schemas.microsoft.com/office/word/2010/wordml" xmlns:w15="http://schemas.microsoft.com/office/word/2012/wordml" xmlns:w16cex="http://schemas.microsoft.com/office/word/2018/wordml/cex" xmlns:w16cid="http://schemas.microsoft.com/office/word/2016/wordml/cid" xmlns:w16="http://schemas.microsoft.com/office/word/2018/wordml" xmlns:w16du="http://schemas.microsoft.com/office/word/2023/wordml/word16du" xmlns:w16sdtdh="http://schemas.microsoft.com/office/word/2020/wordml/sdtdatahash" xmlns:w16sdtfl="http://schemas.microsoft.com/office/word/2024/wordml/sdtformatlock" xmlns:w16se="http://schemas.microsoft.com/office/word/2015/wordml/symex" xmlns:wpg="http://schemas.microsoft.com/office/word/2010/wordprocessingGroup" xmlns:wpi="http://schemas.microsoft.com/office/word/2010/wordprocessingInk" xmlns:wne="http://schemas.microsoft.com/office/word/2006/wordml" xmlns:wps="http://schemas.microsoft.com/office/word/2010/wordprocessingShape" mc:Ignorable="w14 w15 w16se w16cid w16 w16cex w16sdtdh w16sdtfl w16du wp14">
+  <w:abstractNum w:abstractNumId="0" w15:restartNumberingAfterBreak="0">
+    <w:nsid w:val="0BC368DF"/>
     <w:multiLevelType w:val="hybridMultilevel"/>
-    <w:numStyleLink w:val="Imported Style 1"/>
-  </w:abstractNum>
-  <w:abstractNum w:abstractNumId="1">
-    <w:multiLevelType w:val="hybridMultilevel"/>
-    <w:styleLink w:val="Imported Style 1"/>
-    <w:lvl w:ilvl="0">
+    <w:tmpl w:val="2176F9F4"/>
+    <w:styleLink w:val="ImportedStyle2"/>
+    <w:lvl w:ilvl="0" w:tplc="AFACCED2">
       <w:start w:val="1"/>
       <w:numFmt w:val="bullet"/>
-      <w:suff w:val="tab"/>
       <w:lvlText w:val="·"/>
       <w:lvlJc w:val="left"/>
       <w:pPr>
         <w:ind w:left="720" w:hanging="360"/>
       </w:pPr>
       <w:rPr>
-        <w:rFonts w:ascii="Symbol" w:cs="Symbol" w:hAnsi="Symbol" w:eastAsia="Symbol"/>
+        <w:rFonts w:ascii="Symbol" w:eastAsia="Symbol" w:hAnsi="Symbol" w:cs="Symbol"/>
         <w:b w:val="0"/>
         <w:bCs w:val="0"/>
         <w:i w:val="0"/>
@@ -1726,17 +1234,16 @@
         <w:vertAlign w:val="baseline"/>
       </w:rPr>
     </w:lvl>
-    <w:lvl w:ilvl="1">
+    <w:lvl w:ilvl="1" w:tplc="C922A8A0">
       <w:start w:val="1"/>
       <w:numFmt w:val="bullet"/>
-      <w:suff w:val="tab"/>
       <w:lvlText w:val="o"/>
       <w:lvlJc w:val="left"/>
       <w:pPr>
         <w:ind w:left="1440" w:hanging="360"/>
       </w:pPr>
       <w:rPr>
-        <w:rFonts w:ascii="Arial Unicode MS" w:cs="Arial Unicode MS" w:hAnsi="Arial Unicode MS" w:eastAsia="Arial Unicode MS"/>
+        <w:rFonts w:ascii="Arial Unicode MS" w:eastAsia="Arial Unicode MS" w:hAnsi="Arial Unicode MS" w:cs="Arial Unicode MS"/>
         <w:b w:val="0"/>
         <w:bCs w:val="0"/>
         <w:i w:val="0"/>
@@ -1756,17 +1263,16 @@
         <w:vertAlign w:val="baseline"/>
       </w:rPr>
     </w:lvl>
-    <w:lvl w:ilvl="2">
+    <w:lvl w:ilvl="2" w:tplc="AE4ADBAA">
       <w:start w:val="1"/>
       <w:numFmt w:val="bullet"/>
-      <w:suff w:val="tab"/>
       <w:lvlText w:val="▪"/>
       <w:lvlJc w:val="left"/>
       <w:pPr>
         <w:ind w:left="2160" w:hanging="360"/>
       </w:pPr>
       <w:rPr>
-        <w:rFonts w:ascii="Arial Unicode MS" w:cs="Arial Unicode MS" w:hAnsi="Arial Unicode MS" w:eastAsia="Arial Unicode MS"/>
+        <w:rFonts w:ascii="Arial Unicode MS" w:eastAsia="Arial Unicode MS" w:hAnsi="Arial Unicode MS" w:cs="Arial Unicode MS"/>
         <w:b w:val="0"/>
         <w:bCs w:val="0"/>
         <w:i w:val="0"/>
@@ -1786,17 +1292,16 @@
         <w:vertAlign w:val="baseline"/>
       </w:rPr>
     </w:lvl>
-    <w:lvl w:ilvl="3">
+    <w:lvl w:ilvl="3" w:tplc="8BB4F090">
       <w:start w:val="1"/>
       <w:numFmt w:val="bullet"/>
-      <w:suff w:val="tab"/>
       <w:lvlText w:val="·"/>
       <w:lvlJc w:val="left"/>
       <w:pPr>
         <w:ind w:left="2880" w:hanging="360"/>
       </w:pPr>
       <w:rPr>
-        <w:rFonts w:ascii="Symbol" w:cs="Symbol" w:hAnsi="Symbol" w:eastAsia="Symbol"/>
+        <w:rFonts w:ascii="Symbol" w:eastAsia="Symbol" w:hAnsi="Symbol" w:cs="Symbol"/>
         <w:b w:val="0"/>
         <w:bCs w:val="0"/>
         <w:i w:val="0"/>
@@ -1816,17 +1321,16 @@
         <w:vertAlign w:val="baseline"/>
       </w:rPr>
     </w:lvl>
-    <w:lvl w:ilvl="4">
+    <w:lvl w:ilvl="4" w:tplc="760C0DAA">
       <w:start w:val="1"/>
       <w:numFmt w:val="bullet"/>
-      <w:suff w:val="tab"/>
       <w:lvlText w:val="o"/>
       <w:lvlJc w:val="left"/>
       <w:pPr>
         <w:ind w:left="3600" w:hanging="360"/>
       </w:pPr>
       <w:rPr>
-        <w:rFonts w:ascii="Arial Unicode MS" w:cs="Arial Unicode MS" w:hAnsi="Arial Unicode MS" w:eastAsia="Arial Unicode MS"/>
+        <w:rFonts w:ascii="Arial Unicode MS" w:eastAsia="Arial Unicode MS" w:hAnsi="Arial Unicode MS" w:cs="Arial Unicode MS"/>
         <w:b w:val="0"/>
         <w:bCs w:val="0"/>
         <w:i w:val="0"/>
@@ -1846,17 +1350,16 @@
         <w:vertAlign w:val="baseline"/>
       </w:rPr>
     </w:lvl>
-    <w:lvl w:ilvl="5">
+    <w:lvl w:ilvl="5" w:tplc="A9BAF12A">
       <w:start w:val="1"/>
       <w:numFmt w:val="bullet"/>
-      <w:suff w:val="tab"/>
       <w:lvlText w:val="▪"/>
       <w:lvlJc w:val="left"/>
       <w:pPr>
         <w:ind w:left="4320" w:hanging="360"/>
       </w:pPr>
       <w:rPr>
-        <w:rFonts w:ascii="Arial Unicode MS" w:cs="Arial Unicode MS" w:hAnsi="Arial Unicode MS" w:eastAsia="Arial Unicode MS"/>
+        <w:rFonts w:ascii="Arial Unicode MS" w:eastAsia="Arial Unicode MS" w:hAnsi="Arial Unicode MS" w:cs="Arial Unicode MS"/>
         <w:b w:val="0"/>
         <w:bCs w:val="0"/>
         <w:i w:val="0"/>
@@ -1876,17 +1379,16 @@
         <w:vertAlign w:val="baseline"/>
       </w:rPr>
     </w:lvl>
-    <w:lvl w:ilvl="6">
+    <w:lvl w:ilvl="6" w:tplc="8BA4B20C">
       <w:start w:val="1"/>
       <w:numFmt w:val="bullet"/>
-      <w:suff w:val="tab"/>
       <w:lvlText w:val="·"/>
       <w:lvlJc w:val="left"/>
       <w:pPr>
         <w:ind w:left="5040" w:hanging="360"/>
       </w:pPr>
       <w:rPr>
-        <w:rFonts w:ascii="Symbol" w:cs="Symbol" w:hAnsi="Symbol" w:eastAsia="Symbol"/>
+        <w:rFonts w:ascii="Symbol" w:eastAsia="Symbol" w:hAnsi="Symbol" w:cs="Symbol"/>
         <w:b w:val="0"/>
         <w:bCs w:val="0"/>
         <w:i w:val="0"/>
@@ -1906,17 +1408,16 @@
         <w:vertAlign w:val="baseline"/>
       </w:rPr>
     </w:lvl>
-    <w:lvl w:ilvl="7">
+    <w:lvl w:ilvl="7" w:tplc="23E0C5A4">
       <w:start w:val="1"/>
       <w:numFmt w:val="bullet"/>
-      <w:suff w:val="tab"/>
       <w:lvlText w:val="o"/>
       <w:lvlJc w:val="left"/>
       <w:pPr>
         <w:ind w:left="5760" w:hanging="360"/>
       </w:pPr>
       <w:rPr>
-        <w:rFonts w:ascii="Arial Unicode MS" w:cs="Arial Unicode MS" w:hAnsi="Arial Unicode MS" w:eastAsia="Arial Unicode MS"/>
+        <w:rFonts w:ascii="Arial Unicode MS" w:eastAsia="Arial Unicode MS" w:hAnsi="Arial Unicode MS" w:cs="Arial Unicode MS"/>
         <w:b w:val="0"/>
         <w:bCs w:val="0"/>
         <w:i w:val="0"/>
@@ -1936,17 +1437,16 @@
         <w:vertAlign w:val="baseline"/>
       </w:rPr>
     </w:lvl>
-    <w:lvl w:ilvl="8">
+    <w:lvl w:ilvl="8" w:tplc="BE4AC868">
       <w:start w:val="1"/>
       <w:numFmt w:val="bullet"/>
-      <w:suff w:val="tab"/>
       <w:lvlText w:val="▪"/>
       <w:lvlJc w:val="left"/>
       <w:pPr>
         <w:ind w:left="6480" w:hanging="360"/>
       </w:pPr>
       <w:rPr>
-        <w:rFonts w:ascii="Arial Unicode MS" w:cs="Arial Unicode MS" w:hAnsi="Arial Unicode MS" w:eastAsia="Arial Unicode MS"/>
+        <w:rFonts w:ascii="Arial Unicode MS" w:eastAsia="Arial Unicode MS" w:hAnsi="Arial Unicode MS" w:cs="Arial Unicode MS"/>
         <w:b w:val="0"/>
         <w:bCs w:val="0"/>
         <w:i w:val="0"/>
@@ -1967,24 +1467,21 @@
       </w:rPr>
     </w:lvl>
   </w:abstractNum>
-  <w:abstractNum w:abstractNumId="2">
+  <w:abstractNum w:abstractNumId="1" w15:restartNumberingAfterBreak="0">
+    <w:nsid w:val="3B9461CE"/>
     <w:multiLevelType w:val="hybridMultilevel"/>
-    <w:numStyleLink w:val="Imported Style 2"/>
-  </w:abstractNum>
-  <w:abstractNum w:abstractNumId="3">
-    <w:multiLevelType w:val="hybridMultilevel"/>
-    <w:styleLink w:val="Imported Style 2"/>
-    <w:lvl w:ilvl="0">
+    <w:tmpl w:val="DD8CBD10"/>
+    <w:styleLink w:val="ImportedStyle1"/>
+    <w:lvl w:ilvl="0" w:tplc="B156A792">
       <w:start w:val="1"/>
       <w:numFmt w:val="bullet"/>
-      <w:suff w:val="tab"/>
       <w:lvlText w:val="·"/>
       <w:lvlJc w:val="left"/>
       <w:pPr>
         <w:ind w:left="720" w:hanging="360"/>
       </w:pPr>
       <w:rPr>
-        <w:rFonts w:ascii="Symbol" w:cs="Symbol" w:hAnsi="Symbol" w:eastAsia="Symbol"/>
+        <w:rFonts w:ascii="Symbol" w:eastAsia="Symbol" w:hAnsi="Symbol" w:cs="Symbol"/>
         <w:b w:val="0"/>
         <w:bCs w:val="0"/>
         <w:i w:val="0"/>
@@ -2004,17 +1501,16 @@
         <w:vertAlign w:val="baseline"/>
       </w:rPr>
     </w:lvl>
-    <w:lvl w:ilvl="1">
+    <w:lvl w:ilvl="1" w:tplc="37B477D8">
       <w:start w:val="1"/>
       <w:numFmt w:val="bullet"/>
-      <w:suff w:val="tab"/>
       <w:lvlText w:val="o"/>
       <w:lvlJc w:val="left"/>
       <w:pPr>
         <w:ind w:left="1440" w:hanging="360"/>
       </w:pPr>
       <w:rPr>
-        <w:rFonts w:ascii="Arial Unicode MS" w:cs="Arial Unicode MS" w:hAnsi="Arial Unicode MS" w:eastAsia="Arial Unicode MS"/>
+        <w:rFonts w:ascii="Arial Unicode MS" w:eastAsia="Arial Unicode MS" w:hAnsi="Arial Unicode MS" w:cs="Arial Unicode MS"/>
         <w:b w:val="0"/>
         <w:bCs w:val="0"/>
         <w:i w:val="0"/>
@@ -2034,17 +1530,16 @@
         <w:vertAlign w:val="baseline"/>
       </w:rPr>
     </w:lvl>
-    <w:lvl w:ilvl="2">
+    <w:lvl w:ilvl="2" w:tplc="FD3A4D4E">
       <w:start w:val="1"/>
       <w:numFmt w:val="bullet"/>
-      <w:suff w:val="tab"/>
       <w:lvlText w:val="▪"/>
       <w:lvlJc w:val="left"/>
       <w:pPr>
         <w:ind w:left="2160" w:hanging="360"/>
       </w:pPr>
       <w:rPr>
-        <w:rFonts w:ascii="Arial Unicode MS" w:cs="Arial Unicode MS" w:hAnsi="Arial Unicode MS" w:eastAsia="Arial Unicode MS"/>
+        <w:rFonts w:ascii="Arial Unicode MS" w:eastAsia="Arial Unicode MS" w:hAnsi="Arial Unicode MS" w:cs="Arial Unicode MS"/>
         <w:b w:val="0"/>
         <w:bCs w:val="0"/>
         <w:i w:val="0"/>
@@ -2064,17 +1559,16 @@
         <w:vertAlign w:val="baseline"/>
       </w:rPr>
     </w:lvl>
-    <w:lvl w:ilvl="3">
+    <w:lvl w:ilvl="3" w:tplc="F8D82B18">
       <w:start w:val="1"/>
       <w:numFmt w:val="bullet"/>
-      <w:suff w:val="tab"/>
       <w:lvlText w:val="·"/>
       <w:lvlJc w:val="left"/>
       <w:pPr>
         <w:ind w:left="2880" w:hanging="360"/>
       </w:pPr>
       <w:rPr>
-        <w:rFonts w:ascii="Symbol" w:cs="Symbol" w:hAnsi="Symbol" w:eastAsia="Symbol"/>
+        <w:rFonts w:ascii="Symbol" w:eastAsia="Symbol" w:hAnsi="Symbol" w:cs="Symbol"/>
         <w:b w:val="0"/>
         <w:bCs w:val="0"/>
         <w:i w:val="0"/>
@@ -2094,17 +1588,16 @@
         <w:vertAlign w:val="baseline"/>
       </w:rPr>
     </w:lvl>
-    <w:lvl w:ilvl="4">
+    <w:lvl w:ilvl="4" w:tplc="AD7ABC16">
       <w:start w:val="1"/>
       <w:numFmt w:val="bullet"/>
-      <w:suff w:val="tab"/>
       <w:lvlText w:val="o"/>
       <w:lvlJc w:val="left"/>
       <w:pPr>
         <w:ind w:left="3600" w:hanging="360"/>
       </w:pPr>
       <w:rPr>
-        <w:rFonts w:ascii="Arial Unicode MS" w:cs="Arial Unicode MS" w:hAnsi="Arial Unicode MS" w:eastAsia="Arial Unicode MS"/>
+        <w:rFonts w:ascii="Arial Unicode MS" w:eastAsia="Arial Unicode MS" w:hAnsi="Arial Unicode MS" w:cs="Arial Unicode MS"/>
         <w:b w:val="0"/>
         <w:bCs w:val="0"/>
         <w:i w:val="0"/>
@@ -2124,17 +1617,16 @@
         <w:vertAlign w:val="baseline"/>
       </w:rPr>
     </w:lvl>
-    <w:lvl w:ilvl="5">
+    <w:lvl w:ilvl="5" w:tplc="3C725554">
       <w:start w:val="1"/>
       <w:numFmt w:val="bullet"/>
-      <w:suff w:val="tab"/>
       <w:lvlText w:val="▪"/>
       <w:lvlJc w:val="left"/>
       <w:pPr>
         <w:ind w:left="4320" w:hanging="360"/>
       </w:pPr>
       <w:rPr>
-        <w:rFonts w:ascii="Arial Unicode MS" w:cs="Arial Unicode MS" w:hAnsi="Arial Unicode MS" w:eastAsia="Arial Unicode MS"/>
+        <w:rFonts w:ascii="Arial Unicode MS" w:eastAsia="Arial Unicode MS" w:hAnsi="Arial Unicode MS" w:cs="Arial Unicode MS"/>
         <w:b w:val="0"/>
         <w:bCs w:val="0"/>
         <w:i w:val="0"/>
@@ -2154,17 +1646,16 @@
         <w:vertAlign w:val="baseline"/>
       </w:rPr>
     </w:lvl>
-    <w:lvl w:ilvl="6">
+    <w:lvl w:ilvl="6" w:tplc="EA1A6E44">
       <w:start w:val="1"/>
       <w:numFmt w:val="bullet"/>
-      <w:suff w:val="tab"/>
       <w:lvlText w:val="·"/>
       <w:lvlJc w:val="left"/>
       <w:pPr>
         <w:ind w:left="5040" w:hanging="360"/>
       </w:pPr>
       <w:rPr>
-        <w:rFonts w:ascii="Symbol" w:cs="Symbol" w:hAnsi="Symbol" w:eastAsia="Symbol"/>
+        <w:rFonts w:ascii="Symbol" w:eastAsia="Symbol" w:hAnsi="Symbol" w:cs="Symbol"/>
         <w:b w:val="0"/>
         <w:bCs w:val="0"/>
         <w:i w:val="0"/>
@@ -2184,17 +1675,16 @@
         <w:vertAlign w:val="baseline"/>
       </w:rPr>
     </w:lvl>
-    <w:lvl w:ilvl="7">
+    <w:lvl w:ilvl="7" w:tplc="B45A7966">
       <w:start w:val="1"/>
       <w:numFmt w:val="bullet"/>
-      <w:suff w:val="tab"/>
       <w:lvlText w:val="o"/>
       <w:lvlJc w:val="left"/>
       <w:pPr>
         <w:ind w:left="5760" w:hanging="360"/>
       </w:pPr>
       <w:rPr>
-        <w:rFonts w:ascii="Arial Unicode MS" w:cs="Arial Unicode MS" w:hAnsi="Arial Unicode MS" w:eastAsia="Arial Unicode MS"/>
+        <w:rFonts w:ascii="Arial Unicode MS" w:eastAsia="Arial Unicode MS" w:hAnsi="Arial Unicode MS" w:cs="Arial Unicode MS"/>
         <w:b w:val="0"/>
         <w:bCs w:val="0"/>
         <w:i w:val="0"/>
@@ -2214,17 +1704,16 @@
         <w:vertAlign w:val="baseline"/>
       </w:rPr>
     </w:lvl>
-    <w:lvl w:ilvl="8">
+    <w:lvl w:ilvl="8" w:tplc="DEE0E466">
       <w:start w:val="1"/>
       <w:numFmt w:val="bullet"/>
-      <w:suff w:val="tab"/>
       <w:lvlText w:val="▪"/>
       <w:lvlJc w:val="left"/>
       <w:pPr>
         <w:ind w:left="6480" w:hanging="360"/>
       </w:pPr>
       <w:rPr>
-        <w:rFonts w:ascii="Arial Unicode MS" w:cs="Arial Unicode MS" w:hAnsi="Arial Unicode MS" w:eastAsia="Arial Unicode MS"/>
+        <w:rFonts w:ascii="Arial Unicode MS" w:eastAsia="Arial Unicode MS" w:hAnsi="Arial Unicode MS" w:cs="Arial Unicode MS"/>
         <w:b w:val="0"/>
         <w:bCs w:val="0"/>
         <w:i w:val="0"/>
@@ -2245,64 +1734,45 @@
       </w:rPr>
     </w:lvl>
   </w:abstractNum>
-  <w:num w:numId="1">
+  <w:abstractNum w:abstractNumId="2" w15:restartNumberingAfterBreak="0">
+    <w:nsid w:val="54047736"/>
+    <w:multiLevelType w:val="hybridMultilevel"/>
+    <w:tmpl w:val="DD8CBD10"/>
+    <w:numStyleLink w:val="ImportedStyle1"/>
+  </w:abstractNum>
+  <w:abstractNum w:abstractNumId="3" w15:restartNumberingAfterBreak="0">
+    <w:nsid w:val="7F1D5E04"/>
+    <w:multiLevelType w:val="hybridMultilevel"/>
+    <w:tmpl w:val="2176F9F4"/>
+    <w:numStyleLink w:val="ImportedStyle2"/>
+  </w:abstractNum>
+  <w:num w:numId="1" w16cid:durableId="622423928">
     <w:abstractNumId w:val="1"/>
   </w:num>
-  <w:num w:numId="2">
+  <w:num w:numId="2" w16cid:durableId="587351188">
+    <w:abstractNumId w:val="2"/>
+  </w:num>
+  <w:num w:numId="3" w16cid:durableId="530532291">
     <w:abstractNumId w:val="0"/>
   </w:num>
-  <w:num w:numId="3">
+  <w:num w:numId="4" w16cid:durableId="1705670961">
     <w:abstractNumId w:val="3"/>
-  </w:num>
-  <w:num w:numId="4">
-    <w:abstractNumId w:val="2"/>
   </w:num>
 </w:numbering>
 </file>
 
 <file path=word/styles.xml><?xml version="1.0" encoding="utf-8"?>
-<w:styles xmlns:w="http://schemas.openxmlformats.org/wordprocessingml/2006/main" xmlns:mc="http://schemas.openxmlformats.org/markup-compatibility/2006" xmlns:w14="http://schemas.microsoft.com/office/word/2010/wordml" mc:Ignorable="w14">
+<w:styles xmlns:mc="http://schemas.openxmlformats.org/markup-compatibility/2006" xmlns:r="http://schemas.openxmlformats.org/officeDocument/2006/relationships" xmlns:w="http://schemas.openxmlformats.org/wordprocessingml/2006/main" xmlns:w14="http://schemas.microsoft.com/office/word/2010/wordml" xmlns:w15="http://schemas.microsoft.com/office/word/2012/wordml" xmlns:w16cex="http://schemas.microsoft.com/office/word/2018/wordml/cex" xmlns:w16cid="http://schemas.microsoft.com/office/word/2016/wordml/cid" xmlns:w16="http://schemas.microsoft.com/office/word/2018/wordml" xmlns:w16du="http://schemas.microsoft.com/office/word/2023/wordml/word16du" xmlns:w16sdtdh="http://schemas.microsoft.com/office/word/2020/wordml/sdtdatahash" xmlns:w16sdtfl="http://schemas.microsoft.com/office/word/2024/wordml/sdtformatlock" xmlns:w16se="http://schemas.microsoft.com/office/word/2015/wordml/symex" mc:Ignorable="w14 w15 w16se w16cid w16 w16cex w16sdtdh w16sdtfl w16du">
   <w:docDefaults>
     <w:rPrDefault>
       <w:rPr>
-        <w:rFonts w:ascii="Times New Roman" w:cs="Times New Roman" w:hAnsi="Times New Roman" w:eastAsia="Arial Unicode MS"/>
-        <w:b w:val="0"/>
-        <w:bCs w:val="0"/>
-        <w:i w:val="0"/>
-        <w:iCs w:val="0"/>
-        <w:caps w:val="0"/>
-        <w:smallCaps w:val="0"/>
-        <w:strike w:val="0"/>
-        <w:dstrike w:val="0"/>
-        <w:outline w:val="0"/>
-        <w:emboss w:val="0"/>
-        <w:imprint w:val="0"/>
-        <w:vanish w:val="0"/>
-        <w:color w:val="auto"/>
-        <w:spacing w:val="0"/>
-        <w:w w:val="100"/>
-        <w:kern w:val="0"/>
-        <w:position w:val="0"/>
-        <w:sz w:val="20"/>
-        <w:szCs w:val="20"/>
-        <w:u w:val="none" w:color="auto"/>
+        <w:rFonts w:ascii="Times New Roman" w:eastAsia="Arial Unicode MS" w:hAnsi="Times New Roman" w:cs="Times New Roman"/>
         <w:bdr w:val="nil"/>
-        <w:vertAlign w:val="baseline"/>
-        <w:lang/>
+        <w:lang w:val="en-US" w:eastAsia="en-US" w:bidi="ar-SA"/>
       </w:rPr>
     </w:rPrDefault>
     <w:pPrDefault>
       <w:pPr>
-        <w:keepNext w:val="0"/>
-        <w:keepLines w:val="0"/>
-        <w:pageBreakBefore w:val="0"/>
-        <w:framePr w:anchorLock="0" w:w="0" w:h="0" w:vSpace="0" w:hSpace="0" w:xAlign="left" w:y="0" w:hRule="exact" w:vAnchor="margin"/>
-        <w:widowControl w:val="1"/>
-        <w:numPr>
-          <w:ilvl w:val="0"/>
-          <w:numId w:val="0"/>
-        </w:numPr>
-        <w:suppressLineNumbers w:val="0"/>
         <w:pBdr>
           <w:top w:val="nil"/>
           <w:left w:val="nil"/>
@@ -2311,28 +1781,420 @@
           <w:between w:val="nil"/>
           <w:bar w:val="nil"/>
         </w:pBdr>
-        <w:shd w:val="clear" w:color="auto" w:fill="auto"/>
-        <w:suppressAutoHyphens w:val="0"/>
-        <w:spacing w:before="0" w:beforeAutospacing="0" w:after="0" w:afterAutospacing="0" w:line="240" w:lineRule="auto"/>
-        <w:ind w:left="0" w:right="0" w:firstLine="0"/>
-        <w:jc w:val="left"/>
-        <w:outlineLvl w:val="9"/>
       </w:pPr>
     </w:pPrDefault>
   </w:docDefaults>
+  <w:latentStyles w:defLockedState="0" w:defUIPriority="99" w:defSemiHidden="0" w:defUnhideWhenUsed="0" w:defQFormat="0" w:count="376">
+    <w:lsdException w:name="Normal" w:uiPriority="0" w:qFormat="1"/>
+    <w:lsdException w:name="heading 1" w:uiPriority="9" w:qFormat="1"/>
+    <w:lsdException w:name="heading 2" w:semiHidden="1" w:uiPriority="9" w:unhideWhenUsed="1" w:qFormat="1"/>
+    <w:lsdException w:name="heading 3" w:semiHidden="1" w:uiPriority="9" w:unhideWhenUsed="1" w:qFormat="1"/>
+    <w:lsdException w:name="heading 4" w:semiHidden="1" w:uiPriority="9" w:unhideWhenUsed="1" w:qFormat="1"/>
+    <w:lsdException w:name="heading 5" w:semiHidden="1" w:uiPriority="9" w:unhideWhenUsed="1" w:qFormat="1"/>
+    <w:lsdException w:name="heading 6" w:semiHidden="1" w:uiPriority="9" w:unhideWhenUsed="1" w:qFormat="1"/>
+    <w:lsdException w:name="heading 7" w:semiHidden="1" w:uiPriority="9" w:unhideWhenUsed="1" w:qFormat="1"/>
+    <w:lsdException w:name="heading 8" w:semiHidden="1" w:uiPriority="9" w:unhideWhenUsed="1" w:qFormat="1"/>
+    <w:lsdException w:name="heading 9" w:semiHidden="1" w:uiPriority="9" w:unhideWhenUsed="1" w:qFormat="1"/>
+    <w:lsdException w:name="index 1" w:semiHidden="1" w:unhideWhenUsed="1"/>
+    <w:lsdException w:name="index 2" w:semiHidden="1" w:unhideWhenUsed="1"/>
+    <w:lsdException w:name="index 3" w:semiHidden="1" w:unhideWhenUsed="1"/>
+    <w:lsdException w:name="index 4" w:semiHidden="1" w:unhideWhenUsed="1"/>
+    <w:lsdException w:name="index 5" w:semiHidden="1" w:unhideWhenUsed="1"/>
+    <w:lsdException w:name="index 6" w:semiHidden="1" w:unhideWhenUsed="1"/>
+    <w:lsdException w:name="index 7" w:semiHidden="1" w:unhideWhenUsed="1"/>
+    <w:lsdException w:name="index 8" w:semiHidden="1" w:unhideWhenUsed="1"/>
+    <w:lsdException w:name="index 9" w:semiHidden="1" w:unhideWhenUsed="1"/>
+    <w:lsdException w:name="toc 1" w:semiHidden="1" w:uiPriority="39" w:unhideWhenUsed="1"/>
+    <w:lsdException w:name="toc 2" w:semiHidden="1" w:uiPriority="39" w:unhideWhenUsed="1"/>
+    <w:lsdException w:name="toc 3" w:semiHidden="1" w:uiPriority="39" w:unhideWhenUsed="1"/>
+    <w:lsdException w:name="toc 4" w:semiHidden="1" w:uiPriority="39" w:unhideWhenUsed="1"/>
+    <w:lsdException w:name="toc 5" w:semiHidden="1" w:uiPriority="39" w:unhideWhenUsed="1"/>
+    <w:lsdException w:name="toc 6" w:semiHidden="1" w:uiPriority="39" w:unhideWhenUsed="1"/>
+    <w:lsdException w:name="toc 7" w:semiHidden="1" w:uiPriority="39" w:unhideWhenUsed="1"/>
+    <w:lsdException w:name="toc 8" w:semiHidden="1" w:uiPriority="39" w:unhideWhenUsed="1"/>
+    <w:lsdException w:name="toc 9" w:semiHidden="1" w:uiPriority="39" w:unhideWhenUsed="1"/>
+    <w:lsdException w:name="Normal Indent" w:semiHidden="1" w:unhideWhenUsed="1"/>
+    <w:lsdException w:name="footnote text" w:semiHidden="1" w:unhideWhenUsed="1"/>
+    <w:lsdException w:name="annotation text" w:semiHidden="1" w:unhideWhenUsed="1"/>
+    <w:lsdException w:name="header" w:semiHidden="1" w:unhideWhenUsed="1"/>
+    <w:lsdException w:name="footer" w:semiHidden="1" w:unhideWhenUsed="1"/>
+    <w:lsdException w:name="index heading" w:semiHidden="1" w:unhideWhenUsed="1"/>
+    <w:lsdException w:name="caption" w:semiHidden="1" w:uiPriority="35" w:unhideWhenUsed="1" w:qFormat="1"/>
+    <w:lsdException w:name="table of figures" w:semiHidden="1" w:unhideWhenUsed="1"/>
+    <w:lsdException w:name="envelope address" w:semiHidden="1" w:unhideWhenUsed="1"/>
+    <w:lsdException w:name="envelope return" w:semiHidden="1" w:unhideWhenUsed="1"/>
+    <w:lsdException w:name="footnote reference" w:semiHidden="1" w:unhideWhenUsed="1"/>
+    <w:lsdException w:name="annotation reference" w:semiHidden="1" w:unhideWhenUsed="1"/>
+    <w:lsdException w:name="line number" w:semiHidden="1" w:unhideWhenUsed="1"/>
+    <w:lsdException w:name="page number" w:semiHidden="1" w:unhideWhenUsed="1"/>
+    <w:lsdException w:name="endnote reference" w:semiHidden="1" w:unhideWhenUsed="1"/>
+    <w:lsdException w:name="endnote text" w:semiHidden="1" w:unhideWhenUsed="1"/>
+    <w:lsdException w:name="table of authorities" w:semiHidden="1" w:unhideWhenUsed="1"/>
+    <w:lsdException w:name="macro" w:semiHidden="1" w:unhideWhenUsed="1"/>
+    <w:lsdException w:name="toa heading" w:semiHidden="1" w:unhideWhenUsed="1"/>
+    <w:lsdException w:name="List" w:semiHidden="1" w:unhideWhenUsed="1"/>
+    <w:lsdException w:name="List Bullet" w:semiHidden="1" w:unhideWhenUsed="1"/>
+    <w:lsdException w:name="List Number" w:semiHidden="1" w:unhideWhenUsed="1"/>
+    <w:lsdException w:name="List 2" w:semiHidden="1" w:unhideWhenUsed="1"/>
+    <w:lsdException w:name="List 3" w:semiHidden="1" w:unhideWhenUsed="1"/>
+    <w:lsdException w:name="List 4" w:semiHidden="1" w:unhideWhenUsed="1"/>
+    <w:lsdException w:name="List 5" w:semiHidden="1" w:unhideWhenUsed="1"/>
+    <w:lsdException w:name="List Bullet 2" w:semiHidden="1" w:unhideWhenUsed="1"/>
+    <w:lsdException w:name="List Bullet 3" w:semiHidden="1" w:unhideWhenUsed="1"/>
+    <w:lsdException w:name="List Bullet 4" w:semiHidden="1" w:unhideWhenUsed="1"/>
+    <w:lsdException w:name="List Bullet 5" w:semiHidden="1" w:unhideWhenUsed="1"/>
+    <w:lsdException w:name="List Number 2" w:semiHidden="1" w:unhideWhenUsed="1"/>
+    <w:lsdException w:name="List Number 3" w:semiHidden="1" w:unhideWhenUsed="1"/>
+    <w:lsdException w:name="List Number 4" w:semiHidden="1" w:unhideWhenUsed="1"/>
+    <w:lsdException w:name="List Number 5" w:semiHidden="1" w:unhideWhenUsed="1"/>
+    <w:lsdException w:name="Title" w:uiPriority="10" w:qFormat="1"/>
+    <w:lsdException w:name="Closing" w:semiHidden="1" w:unhideWhenUsed="1"/>
+    <w:lsdException w:name="Signature" w:semiHidden="1" w:unhideWhenUsed="1"/>
+    <w:lsdException w:name="Default Paragraph Font" w:semiHidden="1" w:uiPriority="1" w:unhideWhenUsed="1"/>
+    <w:lsdException w:name="Body Text" w:semiHidden="1" w:unhideWhenUsed="1"/>
+    <w:lsdException w:name="Body Text Indent" w:semiHidden="1" w:unhideWhenUsed="1"/>
+    <w:lsdException w:name="List Continue" w:semiHidden="1" w:unhideWhenUsed="1"/>
+    <w:lsdException w:name="List Continue 2" w:semiHidden="1" w:unhideWhenUsed="1"/>
+    <w:lsdException w:name="List Continue 3" w:semiHidden="1" w:unhideWhenUsed="1"/>
+    <w:lsdException w:name="List Continue 4" w:semiHidden="1" w:unhideWhenUsed="1"/>
+    <w:lsdException w:name="List Continue 5" w:semiHidden="1" w:unhideWhenUsed="1"/>
+    <w:lsdException w:name="Message Header" w:semiHidden="1" w:unhideWhenUsed="1"/>
+    <w:lsdException w:name="Subtitle" w:uiPriority="11" w:qFormat="1"/>
+    <w:lsdException w:name="Salutation" w:semiHidden="1" w:unhideWhenUsed="1"/>
+    <w:lsdException w:name="Date" w:semiHidden="1" w:unhideWhenUsed="1"/>
+    <w:lsdException w:name="Body Text First Indent" w:semiHidden="1" w:unhideWhenUsed="1"/>
+    <w:lsdException w:name="Body Text First Indent 2" w:semiHidden="1" w:unhideWhenUsed="1"/>
+    <w:lsdException w:name="Note Heading" w:semiHidden="1" w:unhideWhenUsed="1"/>
+    <w:lsdException w:name="Body Text 2" w:semiHidden="1" w:unhideWhenUsed="1"/>
+    <w:lsdException w:name="Body Text 3" w:semiHidden="1" w:unhideWhenUsed="1"/>
+    <w:lsdException w:name="Body Text Indent 2" w:semiHidden="1" w:unhideWhenUsed="1"/>
+    <w:lsdException w:name="Body Text Indent 3" w:semiHidden="1" w:unhideWhenUsed="1"/>
+    <w:lsdException w:name="Block Text" w:semiHidden="1" w:unhideWhenUsed="1"/>
+    <w:lsdException w:name="Hyperlink" w:semiHidden="1" w:unhideWhenUsed="1"/>
+    <w:lsdException w:name="FollowedHyperlink" w:semiHidden="1" w:unhideWhenUsed="1"/>
+    <w:lsdException w:name="Strong" w:uiPriority="22" w:qFormat="1"/>
+    <w:lsdException w:name="Emphasis" w:uiPriority="20" w:qFormat="1"/>
+    <w:lsdException w:name="Document Map" w:semiHidden="1" w:unhideWhenUsed="1"/>
+    <w:lsdException w:name="Plain Text" w:semiHidden="1" w:unhideWhenUsed="1"/>
+    <w:lsdException w:name="E-mail Signature" w:semiHidden="1" w:unhideWhenUsed="1"/>
+    <w:lsdException w:name="HTML Top of Form" w:semiHidden="1" w:unhideWhenUsed="1"/>
+    <w:lsdException w:name="HTML Bottom of Form" w:semiHidden="1" w:unhideWhenUsed="1"/>
+    <w:lsdException w:name="Normal (Web)" w:semiHidden="1" w:unhideWhenUsed="1"/>
+    <w:lsdException w:name="HTML Acronym" w:semiHidden="1" w:unhideWhenUsed="1"/>
+    <w:lsdException w:name="HTML Address" w:semiHidden="1" w:unhideWhenUsed="1"/>
+    <w:lsdException w:name="HTML Cite" w:semiHidden="1" w:unhideWhenUsed="1"/>
+    <w:lsdException w:name="HTML Code" w:semiHidden="1" w:unhideWhenUsed="1"/>
+    <w:lsdException w:name="HTML Definition" w:semiHidden="1" w:unhideWhenUsed="1"/>
+    <w:lsdException w:name="HTML Keyboard" w:semiHidden="1" w:unhideWhenUsed="1"/>
+    <w:lsdException w:name="HTML Preformatted" w:semiHidden="1" w:unhideWhenUsed="1"/>
+    <w:lsdException w:name="HTML Sample" w:semiHidden="1" w:unhideWhenUsed="1"/>
+    <w:lsdException w:name="HTML Typewriter" w:semiHidden="1" w:unhideWhenUsed="1"/>
+    <w:lsdException w:name="HTML Variable" w:semiHidden="1" w:unhideWhenUsed="1"/>
+    <w:lsdException w:name="Normal Table" w:semiHidden="1" w:unhideWhenUsed="1"/>
+    <w:lsdException w:name="annotation subject" w:semiHidden="1" w:unhideWhenUsed="1"/>
+    <w:lsdException w:name="No List" w:semiHidden="1" w:unhideWhenUsed="1"/>
+    <w:lsdException w:name="Outline List 1" w:semiHidden="1" w:unhideWhenUsed="1"/>
+    <w:lsdException w:name="Outline List 2" w:semiHidden="1" w:unhideWhenUsed="1"/>
+    <w:lsdException w:name="Outline List 3" w:semiHidden="1" w:unhideWhenUsed="1"/>
+    <w:lsdException w:name="Table Simple 1" w:semiHidden="1" w:unhideWhenUsed="1"/>
+    <w:lsdException w:name="Table Simple 2" w:semiHidden="1" w:unhideWhenUsed="1"/>
+    <w:lsdException w:name="Table Simple 3" w:semiHidden="1" w:unhideWhenUsed="1"/>
+    <w:lsdException w:name="Table Classic 1" w:semiHidden="1" w:unhideWhenUsed="1"/>
+    <w:lsdException w:name="Table Classic 2" w:semiHidden="1" w:unhideWhenUsed="1"/>
+    <w:lsdException w:name="Table Classic 3" w:semiHidden="1" w:unhideWhenUsed="1"/>
+    <w:lsdException w:name="Table Classic 4" w:semiHidden="1" w:unhideWhenUsed="1"/>
+    <w:lsdException w:name="Table Colorful 1" w:semiHidden="1" w:unhideWhenUsed="1"/>
+    <w:lsdException w:name="Table Colorful 2" w:semiHidden="1" w:unhideWhenUsed="1"/>
+    <w:lsdException w:name="Table Colorful 3" w:semiHidden="1" w:unhideWhenUsed="1"/>
+    <w:lsdException w:name="Table Columns 1" w:semiHidden="1" w:unhideWhenUsed="1"/>
+    <w:lsdException w:name="Table Columns 2" w:semiHidden="1" w:unhideWhenUsed="1"/>
+    <w:lsdException w:name="Table Columns 3" w:semiHidden="1" w:unhideWhenUsed="1"/>
+    <w:lsdException w:name="Table Columns 4" w:semiHidden="1" w:unhideWhenUsed="1"/>
+    <w:lsdException w:name="Table Columns 5" w:semiHidden="1" w:unhideWhenUsed="1"/>
+    <w:lsdException w:name="Table Grid 1" w:semiHidden="1" w:unhideWhenUsed="1"/>
+    <w:lsdException w:name="Table Grid 2" w:semiHidden="1" w:unhideWhenUsed="1"/>
+    <w:lsdException w:name="Table Grid 3" w:semiHidden="1" w:unhideWhenUsed="1"/>
+    <w:lsdException w:name="Table Grid 4" w:semiHidden="1" w:unhideWhenUsed="1"/>
+    <w:lsdException w:name="Table Grid 5" w:semiHidden="1" w:unhideWhenUsed="1"/>
+    <w:lsdException w:name="Table Grid 6" w:semiHidden="1" w:unhideWhenUsed="1"/>
+    <w:lsdException w:name="Table Grid 7" w:semiHidden="1" w:unhideWhenUsed="1"/>
+    <w:lsdException w:name="Table Grid 8" w:semiHidden="1" w:unhideWhenUsed="1"/>
+    <w:lsdException w:name="Table List 1" w:semiHidden="1" w:unhideWhenUsed="1"/>
+    <w:lsdException w:name="Table List 2" w:semiHidden="1" w:unhideWhenUsed="1"/>
+    <w:lsdException w:name="Table List 3" w:semiHidden="1" w:unhideWhenUsed="1"/>
+    <w:lsdException w:name="Table List 4" w:semiHidden="1" w:unhideWhenUsed="1"/>
+    <w:lsdException w:name="Table List 5" w:semiHidden="1" w:unhideWhenUsed="1"/>
+    <w:lsdException w:name="Table List 6" w:semiHidden="1" w:unhideWhenUsed="1"/>
+    <w:lsdException w:name="Table List 7" w:semiHidden="1" w:unhideWhenUsed="1"/>
+    <w:lsdException w:name="Table List 8" w:semiHidden="1" w:unhideWhenUsed="1"/>
+    <w:lsdException w:name="Table 3D effects 1" w:semiHidden="1" w:unhideWhenUsed="1"/>
+    <w:lsdException w:name="Table 3D effects 2" w:semiHidden="1" w:unhideWhenUsed="1"/>
+    <w:lsdException w:name="Table 3D effects 3" w:semiHidden="1" w:unhideWhenUsed="1"/>
+    <w:lsdException w:name="Table Contemporary" w:semiHidden="1" w:unhideWhenUsed="1"/>
+    <w:lsdException w:name="Table Elegant" w:semiHidden="1" w:unhideWhenUsed="1"/>
+    <w:lsdException w:name="Table Professional" w:semiHidden="1" w:unhideWhenUsed="1"/>
+    <w:lsdException w:name="Table Subtle 1" w:semiHidden="1" w:unhideWhenUsed="1"/>
+    <w:lsdException w:name="Table Subtle 2" w:semiHidden="1" w:unhideWhenUsed="1"/>
+    <w:lsdException w:name="Table Web 1" w:semiHidden="1" w:unhideWhenUsed="1"/>
+    <w:lsdException w:name="Table Web 2" w:semiHidden="1" w:unhideWhenUsed="1"/>
+    <w:lsdException w:name="Table Web 3" w:semiHidden="1" w:unhideWhenUsed="1"/>
+    <w:lsdException w:name="Balloon Text" w:semiHidden="1" w:unhideWhenUsed="1"/>
+    <w:lsdException w:name="Table Grid" w:uiPriority="39"/>
+    <w:lsdException w:name="Table Theme" w:semiHidden="1" w:unhideWhenUsed="1"/>
+    <w:lsdException w:name="Placeholder Text" w:semiHidden="1"/>
+    <w:lsdException w:name="No Spacing" w:uiPriority="1" w:qFormat="1"/>
+    <w:lsdException w:name="Light Shading" w:uiPriority="60"/>
+    <w:lsdException w:name="Light List" w:uiPriority="61"/>
+    <w:lsdException w:name="Light Grid" w:uiPriority="62"/>
+    <w:lsdException w:name="Medium Shading 1" w:uiPriority="63"/>
+    <w:lsdException w:name="Medium Shading 2" w:uiPriority="64"/>
+    <w:lsdException w:name="Medium List 1" w:uiPriority="65"/>
+    <w:lsdException w:name="Medium List 2" w:uiPriority="66"/>
+    <w:lsdException w:name="Medium Grid 1" w:uiPriority="67"/>
+    <w:lsdException w:name="Medium Grid 2" w:uiPriority="68"/>
+    <w:lsdException w:name="Medium Grid 3" w:uiPriority="69"/>
+    <w:lsdException w:name="Dark List" w:uiPriority="70"/>
+    <w:lsdException w:name="Colorful Shading" w:uiPriority="71"/>
+    <w:lsdException w:name="Colorful List" w:uiPriority="72"/>
+    <w:lsdException w:name="Colorful Grid" w:uiPriority="73"/>
+    <w:lsdException w:name="Light Shading Accent 1" w:uiPriority="60"/>
+    <w:lsdException w:name="Light List Accent 1" w:uiPriority="61"/>
+    <w:lsdException w:name="Light Grid Accent 1" w:uiPriority="62"/>
+    <w:lsdException w:name="Medium Shading 1 Accent 1" w:uiPriority="63"/>
+    <w:lsdException w:name="Medium Shading 2 Accent 1" w:uiPriority="64"/>
+    <w:lsdException w:name="Medium List 1 Accent 1" w:uiPriority="65"/>
+    <w:lsdException w:name="Revision" w:semiHidden="1"/>
+    <w:lsdException w:name="List Paragraph" w:uiPriority="34" w:qFormat="1"/>
+    <w:lsdException w:name="Quote" w:uiPriority="29" w:qFormat="1"/>
+    <w:lsdException w:name="Intense Quote" w:uiPriority="30" w:qFormat="1"/>
+    <w:lsdException w:name="Medium List 2 Accent 1" w:uiPriority="66"/>
+    <w:lsdException w:name="Medium Grid 1 Accent 1" w:uiPriority="67"/>
+    <w:lsdException w:name="Medium Grid 2 Accent 1" w:uiPriority="68"/>
+    <w:lsdException w:name="Medium Grid 3 Accent 1" w:uiPriority="69"/>
+    <w:lsdException w:name="Dark List Accent 1" w:uiPriority="70"/>
+    <w:lsdException w:name="Colorful Shading Accent 1" w:uiPriority="71"/>
+    <w:lsdException w:name="Colorful List Accent 1" w:uiPriority="72"/>
+    <w:lsdException w:name="Colorful Grid Accent 1" w:uiPriority="73"/>
+    <w:lsdException w:name="Light Shading Accent 2" w:uiPriority="60"/>
+    <w:lsdException w:name="Light List Accent 2" w:uiPriority="61"/>
+    <w:lsdException w:name="Light Grid Accent 2" w:uiPriority="62"/>
+    <w:lsdException w:name="Medium Shading 1 Accent 2" w:uiPriority="63"/>
+    <w:lsdException w:name="Medium Shading 2 Accent 2" w:uiPriority="64"/>
+    <w:lsdException w:name="Medium List 1 Accent 2" w:uiPriority="65"/>
+    <w:lsdException w:name="Medium List 2 Accent 2" w:uiPriority="66"/>
+    <w:lsdException w:name="Medium Grid 1 Accent 2" w:uiPriority="67"/>
+    <w:lsdException w:name="Medium Grid 2 Accent 2" w:uiPriority="68"/>
+    <w:lsdException w:name="Medium Grid 3 Accent 2" w:uiPriority="69"/>
+    <w:lsdException w:name="Dark List Accent 2" w:uiPriority="70"/>
+    <w:lsdException w:name="Colorful Shading Accent 2" w:uiPriority="71"/>
+    <w:lsdException w:name="Colorful List Accent 2" w:uiPriority="72"/>
+    <w:lsdException w:name="Colorful Grid Accent 2" w:uiPriority="73"/>
+    <w:lsdException w:name="Light Shading Accent 3" w:uiPriority="60"/>
+    <w:lsdException w:name="Light List Accent 3" w:uiPriority="61"/>
+    <w:lsdException w:name="Light Grid Accent 3" w:uiPriority="62"/>
+    <w:lsdException w:name="Medium Shading 1 Accent 3" w:uiPriority="63"/>
+    <w:lsdException w:name="Medium Shading 2 Accent 3" w:uiPriority="64"/>
+    <w:lsdException w:name="Medium List 1 Accent 3" w:uiPriority="65"/>
+    <w:lsdException w:name="Medium List 2 Accent 3" w:uiPriority="66"/>
+    <w:lsdException w:name="Medium Grid 1 Accent 3" w:uiPriority="67"/>
+    <w:lsdException w:name="Medium Grid 2 Accent 3" w:uiPriority="68"/>
+    <w:lsdException w:name="Medium Grid 3 Accent 3" w:uiPriority="69"/>
+    <w:lsdException w:name="Dark List Accent 3" w:uiPriority="70"/>
+    <w:lsdException w:name="Colorful Shading Accent 3" w:uiPriority="71"/>
+    <w:lsdException w:name="Colorful List Accent 3" w:uiPriority="72"/>
+    <w:lsdException w:name="Colorful Grid Accent 3" w:uiPriority="73"/>
+    <w:lsdException w:name="Light Shading Accent 4" w:uiPriority="60"/>
+    <w:lsdException w:name="Light List Accent 4" w:uiPriority="61"/>
+    <w:lsdException w:name="Light Grid Accent 4" w:uiPriority="62"/>
+    <w:lsdException w:name="Medium Shading 1 Accent 4" w:uiPriority="63"/>
+    <w:lsdException w:name="Medium Shading 2 Accent 4" w:uiPriority="64"/>
+    <w:lsdException w:name="Medium List 1 Accent 4" w:uiPriority="65"/>
+    <w:lsdException w:name="Medium List 2 Accent 4" w:uiPriority="66"/>
+    <w:lsdException w:name="Medium Grid 1 Accent 4" w:uiPriority="67"/>
+    <w:lsdException w:name="Medium Grid 2 Accent 4" w:uiPriority="68"/>
+    <w:lsdException w:name="Medium Grid 3 Accent 4" w:uiPriority="69"/>
+    <w:lsdException w:name="Dark List Accent 4" w:uiPriority="70"/>
+    <w:lsdException w:name="Colorful Shading Accent 4" w:uiPriority="71"/>
+    <w:lsdException w:name="Colorful List Accent 4" w:uiPriority="72"/>
+    <w:lsdException w:name="Colorful Grid Accent 4" w:uiPriority="73"/>
+    <w:lsdException w:name="Light Shading Accent 5" w:uiPriority="60"/>
+    <w:lsdException w:name="Light List Accent 5" w:uiPriority="61"/>
+    <w:lsdException w:name="Light Grid Accent 5" w:uiPriority="62"/>
+    <w:lsdException w:name="Medium Shading 1 Accent 5" w:uiPriority="63"/>
+    <w:lsdException w:name="Medium Shading 2 Accent 5" w:uiPriority="64"/>
+    <w:lsdException w:name="Medium List 1 Accent 5" w:uiPriority="65"/>
+    <w:lsdException w:name="Medium List 2 Accent 5" w:uiPriority="66"/>
+    <w:lsdException w:name="Medium Grid 1 Accent 5" w:uiPriority="67"/>
+    <w:lsdException w:name="Medium Grid 2 Accent 5" w:uiPriority="68"/>
+    <w:lsdException w:name="Medium Grid 3 Accent 5" w:uiPriority="69"/>
+    <w:lsdException w:name="Dark List Accent 5" w:uiPriority="70"/>
+    <w:lsdException w:name="Colorful Shading Accent 5" w:uiPriority="71"/>
+    <w:lsdException w:name="Colorful List Accent 5" w:uiPriority="72"/>
+    <w:lsdException w:name="Colorful Grid Accent 5" w:uiPriority="73"/>
+    <w:lsdException w:name="Light Shading Accent 6" w:uiPriority="60"/>
+    <w:lsdException w:name="Light List Accent 6" w:uiPriority="61"/>
+    <w:lsdException w:name="Light Grid Accent 6" w:uiPriority="62"/>
+    <w:lsdException w:name="Medium Shading 1 Accent 6" w:uiPriority="63"/>
+    <w:lsdException w:name="Medium Shading 2 Accent 6" w:uiPriority="64"/>
+    <w:lsdException w:name="Medium List 1 Accent 6" w:uiPriority="65"/>
+    <w:lsdException w:name="Medium List 2 Accent 6" w:uiPriority="66"/>
+    <w:lsdException w:name="Medium Grid 1 Accent 6" w:uiPriority="67"/>
+    <w:lsdException w:name="Medium Grid 2 Accent 6" w:uiPriority="68"/>
+    <w:lsdException w:name="Medium Grid 3 Accent 6" w:uiPriority="69"/>
+    <w:lsdException w:name="Dark List Accent 6" w:uiPriority="70"/>
+    <w:lsdException w:name="Colorful Shading Accent 6" w:uiPriority="71"/>
+    <w:lsdException w:name="Colorful List Accent 6" w:uiPriority="72"/>
+    <w:lsdException w:name="Colorful Grid Accent 6" w:uiPriority="73"/>
+    <w:lsdException w:name="Subtle Emphasis" w:uiPriority="19" w:qFormat="1"/>
+    <w:lsdException w:name="Intense Emphasis" w:uiPriority="21" w:qFormat="1"/>
+    <w:lsdException w:name="Subtle Reference" w:uiPriority="31" w:qFormat="1"/>
+    <w:lsdException w:name="Intense Reference" w:uiPriority="32" w:qFormat="1"/>
+    <w:lsdException w:name="Book Title" w:uiPriority="33" w:qFormat="1"/>
+    <w:lsdException w:name="Bibliography" w:semiHidden="1" w:uiPriority="37" w:unhideWhenUsed="1"/>
+    <w:lsdException w:name="TOC Heading" w:semiHidden="1" w:uiPriority="39" w:unhideWhenUsed="1" w:qFormat="1"/>
+    <w:lsdException w:name="Plain Table 1" w:uiPriority="41"/>
+    <w:lsdException w:name="Plain Table 2" w:uiPriority="42"/>
+    <w:lsdException w:name="Plain Table 3" w:uiPriority="43"/>
+    <w:lsdException w:name="Plain Table 4" w:uiPriority="44"/>
+    <w:lsdException w:name="Plain Table 5" w:uiPriority="45"/>
+    <w:lsdException w:name="Grid Table Light" w:uiPriority="40"/>
+    <w:lsdException w:name="Grid Table 1 Light" w:uiPriority="46"/>
+    <w:lsdException w:name="Grid Table 2" w:uiPriority="47"/>
+    <w:lsdException w:name="Grid Table 3" w:uiPriority="48"/>
+    <w:lsdException w:name="Grid Table 4" w:uiPriority="49"/>
+    <w:lsdException w:name="Grid Table 5 Dark" w:uiPriority="50"/>
+    <w:lsdException w:name="Grid Table 6 Colorful" w:uiPriority="51"/>
+    <w:lsdException w:name="Grid Table 7 Colorful" w:uiPriority="52"/>
+    <w:lsdException w:name="Grid Table 1 Light Accent 1" w:uiPriority="46"/>
+    <w:lsdException w:name="Grid Table 2 Accent 1" w:uiPriority="47"/>
+    <w:lsdException w:name="Grid Table 3 Accent 1" w:uiPriority="48"/>
+    <w:lsdException w:name="Grid Table 4 Accent 1" w:uiPriority="49"/>
+    <w:lsdException w:name="Grid Table 5 Dark Accent 1" w:uiPriority="50"/>
+    <w:lsdException w:name="Grid Table 6 Colorful Accent 1" w:uiPriority="51"/>
+    <w:lsdException w:name="Grid Table 7 Colorful Accent 1" w:uiPriority="52"/>
+    <w:lsdException w:name="Grid Table 1 Light Accent 2" w:uiPriority="46"/>
+    <w:lsdException w:name="Grid Table 2 Accent 2" w:uiPriority="47"/>
+    <w:lsdException w:name="Grid Table 3 Accent 2" w:uiPriority="48"/>
+    <w:lsdException w:name="Grid Table 4 Accent 2" w:uiPriority="49"/>
+    <w:lsdException w:name="Grid Table 5 Dark Accent 2" w:uiPriority="50"/>
+    <w:lsdException w:name="Grid Table 6 Colorful Accent 2" w:uiPriority="51"/>
+    <w:lsdException w:name="Grid Table 7 Colorful Accent 2" w:uiPriority="52"/>
+    <w:lsdException w:name="Grid Table 1 Light Accent 3" w:uiPriority="46"/>
+    <w:lsdException w:name="Grid Table 2 Accent 3" w:uiPriority="47"/>
+    <w:lsdException w:name="Grid Table 3 Accent 3" w:uiPriority="48"/>
+    <w:lsdException w:name="Grid Table 4 Accent 3" w:uiPriority="49"/>
+    <w:lsdException w:name="Grid Table 5 Dark Accent 3" w:uiPriority="50"/>
+    <w:lsdException w:name="Grid Table 6 Colorful Accent 3" w:uiPriority="51"/>
+    <w:lsdException w:name="Grid Table 7 Colorful Accent 3" w:uiPriority="52"/>
+    <w:lsdException w:name="Grid Table 1 Light Accent 4" w:uiPriority="46"/>
+    <w:lsdException w:name="Grid Table 2 Accent 4" w:uiPriority="47"/>
+    <w:lsdException w:name="Grid Table 3 Accent 4" w:uiPriority="48"/>
+    <w:lsdException w:name="Grid Table 4 Accent 4" w:uiPriority="49"/>
+    <w:lsdException w:name="Grid Table 5 Dark Accent 4" w:uiPriority="50"/>
+    <w:lsdException w:name="Grid Table 6 Colorful Accent 4" w:uiPriority="51"/>
+    <w:lsdException w:name="Grid Table 7 Colorful Accent 4" w:uiPriority="52"/>
+    <w:lsdException w:name="Grid Table 1 Light Accent 5" w:uiPriority="46"/>
+    <w:lsdException w:name="Grid Table 2 Accent 5" w:uiPriority="47"/>
+    <w:lsdException w:name="Grid Table 3 Accent 5" w:uiPriority="48"/>
+    <w:lsdException w:name="Grid Table 4 Accent 5" w:uiPriority="49"/>
+    <w:lsdException w:name="Grid Table 5 Dark Accent 5" w:uiPriority="50"/>
+    <w:lsdException w:name="Grid Table 6 Colorful Accent 5" w:uiPriority="51"/>
+    <w:lsdException w:name="Grid Table 7 Colorful Accent 5" w:uiPriority="52"/>
+    <w:lsdException w:name="Grid Table 1 Light Accent 6" w:uiPriority="46"/>
+    <w:lsdException w:name="Grid Table 2 Accent 6" w:uiPriority="47"/>
+    <w:lsdException w:name="Grid Table 3 Accent 6" w:uiPriority="48"/>
+    <w:lsdException w:name="Grid Table 4 Accent 6" w:uiPriority="49"/>
+    <w:lsdException w:name="Grid Table 5 Dark Accent 6" w:uiPriority="50"/>
+    <w:lsdException w:name="Grid Table 6 Colorful Accent 6" w:uiPriority="51"/>
+    <w:lsdException w:name="Grid Table 7 Colorful Accent 6" w:uiPriority="52"/>
+    <w:lsdException w:name="List Table 1 Light" w:uiPriority="46"/>
+    <w:lsdException w:name="List Table 2" w:uiPriority="47"/>
+    <w:lsdException w:name="List Table 3" w:uiPriority="48"/>
+    <w:lsdException w:name="List Table 4" w:uiPriority="49"/>
+    <w:lsdException w:name="List Table 5 Dark" w:uiPriority="50"/>
+    <w:lsdException w:name="List Table 6 Colorful" w:uiPriority="51"/>
+    <w:lsdException w:name="List Table 7 Colorful" w:uiPriority="52"/>
+    <w:lsdException w:name="List Table 1 Light Accent 1" w:uiPriority="46"/>
+    <w:lsdException w:name="List Table 2 Accent 1" w:uiPriority="47"/>
+    <w:lsdException w:name="List Table 3 Accent 1" w:uiPriority="48"/>
+    <w:lsdException w:name="List Table 4 Accent 1" w:uiPriority="49"/>
+    <w:lsdException w:name="List Table 5 Dark Accent 1" w:uiPriority="50"/>
+    <w:lsdException w:name="List Table 6 Colorful Accent 1" w:uiPriority="51"/>
+    <w:lsdException w:name="List Table 7 Colorful Accent 1" w:uiPriority="52"/>
+    <w:lsdException w:name="List Table 1 Light Accent 2" w:uiPriority="46"/>
+    <w:lsdException w:name="List Table 2 Accent 2" w:uiPriority="47"/>
+    <w:lsdException w:name="List Table 3 Accent 2" w:uiPriority="48"/>
+    <w:lsdException w:name="List Table 4 Accent 2" w:uiPriority="49"/>
+    <w:lsdException w:name="List Table 5 Dark Accent 2" w:uiPriority="50"/>
+    <w:lsdException w:name="List Table 6 Colorful Accent 2" w:uiPriority="51"/>
+    <w:lsdException w:name="List Table 7 Colorful Accent 2" w:uiPriority="52"/>
+    <w:lsdException w:name="List Table 1 Light Accent 3" w:uiPriority="46"/>
+    <w:lsdException w:name="List Table 2 Accent 3" w:uiPriority="47"/>
+    <w:lsdException w:name="List Table 3 Accent 3" w:uiPriority="48"/>
+    <w:lsdException w:name="List Table 4 Accent 3" w:uiPriority="49"/>
+    <w:lsdException w:name="List Table 5 Dark Accent 3" w:uiPriority="50"/>
+    <w:lsdException w:name="List Table 6 Colorful Accent 3" w:uiPriority="51"/>
+    <w:lsdException w:name="List Table 7 Colorful Accent 3" w:uiPriority="52"/>
+    <w:lsdException w:name="List Table 1 Light Accent 4" w:uiPriority="46"/>
+    <w:lsdException w:name="List Table 2 Accent 4" w:uiPriority="47"/>
+    <w:lsdException w:name="List Table 3 Accent 4" w:uiPriority="48"/>
+    <w:lsdException w:name="List Table 4 Accent 4" w:uiPriority="49"/>
+    <w:lsdException w:name="List Table 5 Dark Accent 4" w:uiPriority="50"/>
+    <w:lsdException w:name="List Table 6 Colorful Accent 4" w:uiPriority="51"/>
+    <w:lsdException w:name="List Table 7 Colorful Accent 4" w:uiPriority="52"/>
+    <w:lsdException w:name="List Table 1 Light Accent 5" w:uiPriority="46"/>
+    <w:lsdException w:name="List Table 2 Accent 5" w:uiPriority="47"/>
+    <w:lsdException w:name="List Table 3 Accent 5" w:uiPriority="48"/>
+    <w:lsdException w:name="List Table 4 Accent 5" w:uiPriority="49"/>
+    <w:lsdException w:name="List Table 5 Dark Accent 5" w:uiPriority="50"/>
+    <w:lsdException w:name="List Table 6 Colorful Accent 5" w:uiPriority="51"/>
+    <w:lsdException w:name="List Table 7 Colorful Accent 5" w:uiPriority="52"/>
+    <w:lsdException w:name="List Table 1 Light Accent 6" w:uiPriority="46"/>
+    <w:lsdException w:name="List Table 2 Accent 6" w:uiPriority="47"/>
+    <w:lsdException w:name="List Table 3 Accent 6" w:uiPriority="48"/>
+    <w:lsdException w:name="List Table 4 Accent 6" w:uiPriority="49"/>
+    <w:lsdException w:name="List Table 5 Dark Accent 6" w:uiPriority="50"/>
+    <w:lsdException w:name="List Table 6 Colorful Accent 6" w:uiPriority="51"/>
+    <w:lsdException w:name="List Table 7 Colorful Accent 6" w:uiPriority="52"/>
+    <w:lsdException w:name="Mention" w:semiHidden="1" w:unhideWhenUsed="1"/>
+    <w:lsdException w:name="Smart Hyperlink" w:semiHidden="1" w:unhideWhenUsed="1"/>
+    <w:lsdException w:name="Hashtag" w:semiHidden="1" w:unhideWhenUsed="1"/>
+    <w:lsdException w:name="Unresolved Mention" w:semiHidden="1" w:unhideWhenUsed="1"/>
+    <w:lsdException w:name="Smart Link" w:semiHidden="1" w:unhideWhenUsed="1"/>
+  </w:latentStyles>
   <w:style w:type="paragraph" w:default="1" w:styleId="Normal">
     <w:name w:val="Normal"/>
-    <w:next w:val="Normal"/>
-    <w:pPr/>
+    <w:qFormat/>
     <w:rPr>
       <w:sz w:val="24"/>
       <w:szCs w:val="24"/>
-      <w:lang w:val="en-US" w:eastAsia="en-US" w:bidi="ar-SA"/>
     </w:rPr>
   </w:style>
-  <w:style w:type="character" w:default="1" w:styleId="Default Paragraph Font">
+  <w:style w:type="character" w:default="1" w:styleId="DefaultParagraphFont">
     <w:name w:val="Default Paragraph Font"/>
-    <w:next w:val="Default Paragraph Font"/>
+    <w:uiPriority w:val="1"/>
+    <w:unhideWhenUsed/>
+  </w:style>
+  <w:style w:type="table" w:default="1" w:styleId="TableNormal">
+    <w:name w:val="Normal Table"/>
+    <w:uiPriority w:val="99"/>
+    <w:semiHidden/>
+    <w:unhideWhenUsed/>
+    <w:tblPr>
+      <w:tblInd w:w="0" w:type="dxa"/>
+      <w:tblCellMar>
+        <w:top w:w="0" w:type="dxa"/>
+        <w:left w:w="108" w:type="dxa"/>
+        <w:bottom w:w="0" w:type="dxa"/>
+        <w:right w:w="108" w:type="dxa"/>
+      </w:tblCellMar>
+    </w:tblPr>
+  </w:style>
+  <w:style w:type="numbering" w:default="1" w:styleId="NoList">
+    <w:name w:val="No List"/>
+    <w:uiPriority w:val="99"/>
+    <w:semiHidden/>
+    <w:unhideWhenUsed/>
   </w:style>
   <w:style w:type="character" w:styleId="Hyperlink">
     <w:name w:val="Hyperlink"/>
@@ -2340,192 +2202,59 @@
       <w:u w:val="single"/>
     </w:rPr>
   </w:style>
-  <w:style w:type="table" w:default="1" w:styleId="Table Normal">
-    <w:name w:val="Table Normal"/>
-    <w:next w:val="Table Normal"/>
-    <w:pPr/>
-    <w:tblPr>
-      <w:tblInd w:w="0" w:type="dxa"/>
-    </w:tblPr>
-    <w:trPr/>
-    <w:tcPr/>
-    <w:tblStylePr w:type="firstRow"/>
-    <w:tblStylePr w:type="lastRow"/>
-    <w:tblStylePr w:type="firstCol"/>
-    <w:tblStylePr w:type="lastCol"/>
-    <w:tblStylePr w:type="band1Vert"/>
-    <w:tblStylePr w:type="band2Vert"/>
-    <w:tblStylePr w:type="band1Horz"/>
-    <w:tblStylePr w:type="band2Horz"/>
-    <w:tblStylePr w:type="neCell"/>
-    <w:tblStylePr w:type="nwCell"/>
-    <w:tblStylePr w:type="seCell"/>
-    <w:tblStylePr w:type="swCell"/>
-  </w:style>
-  <w:style w:type="numbering" w:default="1" w:styleId="No List">
-    <w:name w:val="No List"/>
-    <w:next w:val="No List"/>
-    <w:pPr/>
-  </w:style>
-  <w:style w:type="paragraph" w:styleId="Header &amp; Footer">
+  <w:style w:type="paragraph" w:customStyle="1" w:styleId="HeaderFooter">
     <w:name w:val="Header &amp; Footer"/>
-    <w:next w:val="Header &amp; Footer"/>
     <w:pPr>
-      <w:keepNext w:val="0"/>
-      <w:keepLines w:val="0"/>
-      <w:pageBreakBefore w:val="0"/>
-      <w:widowControl w:val="1"/>
-      <w:shd w:val="clear" w:color="auto" w:fill="auto"/>
       <w:tabs>
         <w:tab w:val="right" w:pos="9020"/>
       </w:tabs>
-      <w:suppressAutoHyphens w:val="0"/>
-      <w:bidi w:val="0"/>
-      <w:spacing w:before="0" w:after="0" w:line="240" w:lineRule="auto"/>
-      <w:ind w:left="0" w:right="0" w:firstLine="0"/>
-      <w:jc w:val="left"/>
-      <w:outlineLvl w:val="9"/>
     </w:pPr>
     <w:rPr>
-      <w:rFonts w:ascii="Helvetica Neue" w:cs="Arial Unicode MS" w:hAnsi="Helvetica Neue" w:eastAsia="Arial Unicode MS"/>
-      <w:b w:val="0"/>
-      <w:bCs w:val="0"/>
-      <w:i w:val="0"/>
-      <w:iCs w:val="0"/>
-      <w:caps w:val="0"/>
-      <w:smallCaps w:val="0"/>
-      <w:strike w:val="0"/>
-      <w:dstrike w:val="0"/>
-      <w:outline w:val="0"/>
+      <w:rFonts w:ascii="Helvetica Neue" w:hAnsi="Helvetica Neue" w:cs="Arial Unicode MS"/>
       <w:color w:val="000000"/>
-      <w:spacing w:val="0"/>
-      <w:kern w:val="0"/>
-      <w:position w:val="0"/>
       <w:sz w:val="24"/>
       <w:szCs w:val="24"/>
-      <w:u w:val="none"/>
-      <w:shd w:val="nil" w:color="auto" w:fill="auto"/>
-      <w:vertAlign w:val="baseline"/>
-      <w14:textOutline>
+      <w14:textOutline w14:w="0" w14:cap="flat" w14:cmpd="sng" w14:algn="ctr">
         <w14:noFill/>
+        <w14:prstDash w14:val="solid"/>
+        <w14:bevel/>
       </w14:textOutline>
-      <w14:textFill>
-        <w14:solidFill>
-          <w14:srgbClr w14:val="000000"/>
-        </w14:solidFill>
-      </w14:textFill>
     </w:rPr>
   </w:style>
-  <w:style w:type="paragraph" w:styleId="Body">
+  <w:style w:type="paragraph" w:customStyle="1" w:styleId="Body">
     <w:name w:val="Body"/>
-    <w:next w:val="Body"/>
-    <w:pPr>
-      <w:keepNext w:val="0"/>
-      <w:keepLines w:val="0"/>
-      <w:pageBreakBefore w:val="0"/>
-      <w:widowControl w:val="1"/>
-      <w:shd w:val="clear" w:color="auto" w:fill="auto"/>
-      <w:suppressAutoHyphens w:val="0"/>
-      <w:bidi w:val="0"/>
-      <w:spacing w:before="0" w:after="0" w:line="240" w:lineRule="auto"/>
-      <w:ind w:left="0" w:right="0" w:firstLine="0"/>
-      <w:jc w:val="left"/>
-      <w:outlineLvl w:val="9"/>
-    </w:pPr>
     <w:rPr>
-      <w:rFonts w:ascii="Arial" w:cs="Arial Unicode MS" w:hAnsi="Arial" w:eastAsia="Arial Unicode MS"/>
-      <w:b w:val="0"/>
-      <w:bCs w:val="0"/>
-      <w:i w:val="0"/>
-      <w:iCs w:val="0"/>
-      <w:caps w:val="0"/>
-      <w:smallCaps w:val="0"/>
-      <w:strike w:val="0"/>
-      <w:dstrike w:val="0"/>
-      <w:outline w:val="0"/>
+      <w:rFonts w:ascii="Arial" w:hAnsi="Arial" w:cs="Arial Unicode MS"/>
       <w:color w:val="000000"/>
-      <w:spacing w:val="0"/>
-      <w:kern w:val="0"/>
-      <w:position w:val="0"/>
-      <w:sz w:val="20"/>
-      <w:szCs w:val="20"/>
-      <w:u w:val="none" w:color="000000"/>
-      <w:shd w:val="nil" w:color="auto" w:fill="auto"/>
-      <w:vertAlign w:val="baseline"/>
-      <w:lang w:val="en-US"/>
-      <w14:textOutline>
+      <w:u w:color="000000"/>
+      <w14:textOutline w14:w="0" w14:cap="flat" w14:cmpd="sng" w14:algn="ctr">
         <w14:noFill/>
+        <w14:prstDash w14:val="solid"/>
+        <w14:bevel/>
       </w14:textOutline>
-      <w14:textFill>
-        <w14:solidFill>
-          <w14:srgbClr w14:val="000000"/>
-        </w14:solidFill>
-      </w14:textFill>
     </w:rPr>
   </w:style>
-  <w:style w:type="character" w:styleId="None">
+  <w:style w:type="character" w:customStyle="1" w:styleId="None">
     <w:name w:val="None"/>
   </w:style>
-  <w:style w:type="character" w:styleId="Hyperlink.0">
+  <w:style w:type="character" w:customStyle="1" w:styleId="Hyperlink0">
     <w:name w:val="Hyperlink.0"/>
     <w:basedOn w:val="None"/>
-    <w:next w:val="Hyperlink.0"/>
     <w:rPr>
       <w:outline w:val="0"/>
-      <w:color w:val="0563c1"/>
-      <w:u w:val="single" w:color="0563c1"/>
-      <w14:textFill>
-        <w14:solidFill>
-          <w14:srgbClr w14:val="0563C1"/>
-        </w14:solidFill>
-      </w14:textFill>
+      <w:color w:val="0563C1"/>
+      <w:u w:val="single" w:color="0563C1"/>
     </w:rPr>
   </w:style>
-  <w:style w:type="paragraph" w:styleId="List Paragraph">
+  <w:style w:type="paragraph" w:styleId="ListParagraph">
     <w:name w:val="List Paragraph"/>
-    <w:next w:val="List Paragraph"/>
-    <w:pPr>
-      <w:keepNext w:val="0"/>
-      <w:keepLines w:val="0"/>
-      <w:pageBreakBefore w:val="0"/>
-      <w:widowControl w:val="1"/>
-      <w:shd w:val="clear" w:color="auto" w:fill="auto"/>
-      <w:suppressAutoHyphens w:val="0"/>
-      <w:bidi w:val="0"/>
-      <w:spacing w:before="0" w:after="0" w:line="240" w:lineRule="auto"/>
-      <w:ind w:left="0" w:right="0" w:firstLine="0"/>
-      <w:jc w:val="left"/>
-      <w:outlineLvl w:val="9"/>
-    </w:pPr>
     <w:rPr>
-      <w:rFonts w:ascii="Arial" w:cs="Arial Unicode MS" w:hAnsi="Arial" w:eastAsia="Arial Unicode MS"/>
-      <w:b w:val="0"/>
-      <w:bCs w:val="0"/>
-      <w:i w:val="0"/>
-      <w:iCs w:val="0"/>
-      <w:caps w:val="0"/>
-      <w:smallCaps w:val="0"/>
-      <w:strike w:val="0"/>
-      <w:dstrike w:val="0"/>
-      <w:outline w:val="0"/>
+      <w:rFonts w:ascii="Arial" w:hAnsi="Arial" w:cs="Arial Unicode MS"/>
       <w:color w:val="000000"/>
-      <w:spacing w:val="0"/>
-      <w:kern w:val="0"/>
-      <w:position w:val="0"/>
-      <w:sz w:val="20"/>
-      <w:szCs w:val="20"/>
-      <w:u w:val="none" w:color="000000"/>
-      <w:shd w:val="nil" w:color="auto" w:fill="auto"/>
-      <w:vertAlign w:val="baseline"/>
-      <w:lang w:val="en-US"/>
-      <w14:textFill>
-        <w14:solidFill>
-          <w14:srgbClr w14:val="000000"/>
-        </w14:solidFill>
-      </w14:textFill>
+      <w:u w:color="000000"/>
     </w:rPr>
   </w:style>
-  <w:style w:type="numbering" w:styleId="Imported Style 1">
+  <w:style w:type="numbering" w:customStyle="1" w:styleId="ImportedStyle1">
     <w:name w:val="Imported Style 1"/>
     <w:pPr>
       <w:numPr>
@@ -2533,7 +2262,7 @@
       </w:numPr>
     </w:pPr>
   </w:style>
-  <w:style w:type="numbering" w:styleId="Imported Style 2">
+  <w:style w:type="numbering" w:customStyle="1" w:styleId="ImportedStyle2">
     <w:name w:val="Imported Style 2"/>
     <w:pPr>
       <w:numPr>
@@ -2541,11 +2270,58 @@
       </w:numPr>
     </w:pPr>
   </w:style>
+  <w:style w:type="character" w:styleId="UnresolvedMention">
+    <w:name w:val="Unresolved Mention"/>
+    <w:basedOn w:val="DefaultParagraphFont"/>
+    <w:uiPriority w:val="99"/>
+    <w:semiHidden/>
+    <w:unhideWhenUsed/>
+    <w:rsid w:val="003E5B00"/>
+    <w:rPr>
+      <w:color w:val="605E5C"/>
+      <w:shd w:val="clear" w:color="auto" w:fill="E1DFDD"/>
+    </w:rPr>
+  </w:style>
+  <w:style w:type="character" w:styleId="FollowedHyperlink">
+    <w:name w:val="FollowedHyperlink"/>
+    <w:basedOn w:val="DefaultParagraphFont"/>
+    <w:uiPriority w:val="99"/>
+    <w:semiHidden/>
+    <w:unhideWhenUsed/>
+    <w:rsid w:val="00EE18CB"/>
+    <w:rPr>
+      <w:color w:val="FF00FF" w:themeColor="followedHyperlink"/>
+      <w:u w:val="single"/>
+    </w:rPr>
+  </w:style>
+  <w:style w:type="character" w:styleId="SubtleEmphasis">
+    <w:name w:val="Subtle Emphasis"/>
+    <w:basedOn w:val="DefaultParagraphFont"/>
+    <w:uiPriority w:val="19"/>
+    <w:qFormat/>
+    <w:rsid w:val="00391711"/>
+    <w:rPr>
+      <w:i/>
+      <w:iCs/>
+      <w:color w:val="404040" w:themeColor="text1" w:themeTint="BF"/>
+    </w:rPr>
+  </w:style>
+  <w:style w:type="character" w:styleId="Emphasis">
+    <w:name w:val="Emphasis"/>
+    <w:basedOn w:val="DefaultParagraphFont"/>
+    <w:uiPriority w:val="20"/>
+    <w:qFormat/>
+    <w:rsid w:val="00391711"/>
+    <w:rPr>
+      <w:i/>
+      <w:iCs/>
+    </w:rPr>
+  </w:style>
 </w:styles>
 </file>
 
 <file path=word/theme/theme1.xml><?xml version="1.0" encoding="utf-8"?>
-<a:theme xmlns:a="http://schemas.openxmlformats.org/drawingml/2006/main" xmlns:r="http://schemas.openxmlformats.org/officeDocument/2006/relationships" name="Office Theme">
+<a:theme xmlns:a="http://schemas.openxmlformats.org/drawingml/2006/main" name="Office Theme">
   <a:themeElements>
     <a:clrScheme name="Office Theme">
       <a:dk1>
@@ -2747,7 +2523,7 @@
         <a:effectLst/>
         <a:sp3d/>
       </a:spPr>
-      <a:bodyPr rot="0" spcFirstLastPara="1" vertOverflow="overflow" horzOverflow="overflow" vert="horz" wrap="square" lIns="45719" tIns="45719" rIns="45719" bIns="45719" numCol="1" spcCol="38100" rtlCol="0" anchor="ctr" upright="0">
+      <a:bodyPr rot="0" spcFirstLastPara="1" vertOverflow="overflow" horzOverflow="overflow" vert="horz" wrap="square" lIns="45719" tIns="45719" rIns="45719" bIns="45719" numCol="1" spcCol="38100" rtlCol="0" anchor="ctr">
         <a:spAutoFit/>
       </a:bodyPr>
       <a:lstStyle>
@@ -2766,7 +2542,7 @@
           <a:buFontTx/>
           <a:buNone/>
           <a:tabLst/>
-          <a:defRPr b="0" baseline="0" cap="none" i="0" spc="0" strike="noStrike" sz="1800" u="none" kumimoji="0" normalizeH="0">
+          <a:defRPr kumimoji="0" sz="1800" b="0" i="0" u="none" strike="noStrike" cap="none" spc="0" normalizeH="0" baseline="0">
             <a:ln>
               <a:noFill/>
             </a:ln>
@@ -2796,7 +2572,7 @@
           <a:buFontTx/>
           <a:buNone/>
           <a:tabLst/>
-          <a:defRPr b="0" baseline="0" cap="none" i="0" spc="0" strike="noStrike" sz="1800" u="none" kumimoji="0" normalizeH="0">
+          <a:defRPr kumimoji="0" sz="1800" b="0" i="0" u="none" strike="noStrike" cap="none" spc="0" normalizeH="0" baseline="0">
             <a:ln>
               <a:noFill/>
             </a:ln>
@@ -2822,7 +2598,7 @@
           <a:buFontTx/>
           <a:buNone/>
           <a:tabLst/>
-          <a:defRPr b="0" baseline="0" cap="none" i="0" spc="0" strike="noStrike" sz="1800" u="none" kumimoji="0" normalizeH="0">
+          <a:defRPr kumimoji="0" sz="1800" b="0" i="0" u="none" strike="noStrike" cap="none" spc="0" normalizeH="0" baseline="0">
             <a:ln>
               <a:noFill/>
             </a:ln>
@@ -2848,7 +2624,7 @@
           <a:buFontTx/>
           <a:buNone/>
           <a:tabLst/>
-          <a:defRPr b="0" baseline="0" cap="none" i="0" spc="0" strike="noStrike" sz="1800" u="none" kumimoji="0" normalizeH="0">
+          <a:defRPr kumimoji="0" sz="1800" b="0" i="0" u="none" strike="noStrike" cap="none" spc="0" normalizeH="0" baseline="0">
             <a:ln>
               <a:noFill/>
             </a:ln>
@@ -2874,7 +2650,7 @@
           <a:buFontTx/>
           <a:buNone/>
           <a:tabLst/>
-          <a:defRPr b="0" baseline="0" cap="none" i="0" spc="0" strike="noStrike" sz="1800" u="none" kumimoji="0" normalizeH="0">
+          <a:defRPr kumimoji="0" sz="1800" b="0" i="0" u="none" strike="noStrike" cap="none" spc="0" normalizeH="0" baseline="0">
             <a:ln>
               <a:noFill/>
             </a:ln>
@@ -2900,7 +2676,7 @@
           <a:buFontTx/>
           <a:buNone/>
           <a:tabLst/>
-          <a:defRPr b="0" baseline="0" cap="none" i="0" spc="0" strike="noStrike" sz="1800" u="none" kumimoji="0" normalizeH="0">
+          <a:defRPr kumimoji="0" sz="1800" b="0" i="0" u="none" strike="noStrike" cap="none" spc="0" normalizeH="0" baseline="0">
             <a:ln>
               <a:noFill/>
             </a:ln>
@@ -2926,7 +2702,7 @@
           <a:buFontTx/>
           <a:buNone/>
           <a:tabLst/>
-          <a:defRPr b="0" baseline="0" cap="none" i="0" spc="0" strike="noStrike" sz="1800" u="none" kumimoji="0" normalizeH="0">
+          <a:defRPr kumimoji="0" sz="1800" b="0" i="0" u="none" strike="noStrike" cap="none" spc="0" normalizeH="0" baseline="0">
             <a:ln>
               <a:noFill/>
             </a:ln>
@@ -2952,7 +2728,7 @@
           <a:buFontTx/>
           <a:buNone/>
           <a:tabLst/>
-          <a:defRPr b="0" baseline="0" cap="none" i="0" spc="0" strike="noStrike" sz="1800" u="none" kumimoji="0" normalizeH="0">
+          <a:defRPr kumimoji="0" sz="1800" b="0" i="0" u="none" strike="noStrike" cap="none" spc="0" normalizeH="0" baseline="0">
             <a:ln>
               <a:noFill/>
             </a:ln>
@@ -2978,7 +2754,7 @@
           <a:buFontTx/>
           <a:buNone/>
           <a:tabLst/>
-          <a:defRPr b="0" baseline="0" cap="none" i="0" spc="0" strike="noStrike" sz="1800" u="none" kumimoji="0" normalizeH="0">
+          <a:defRPr kumimoji="0" sz="1800" b="0" i="0" u="none" strike="noStrike" cap="none" spc="0" normalizeH="0" baseline="0">
             <a:ln>
               <a:noFill/>
             </a:ln>
@@ -3004,7 +2780,7 @@
           <a:buFontTx/>
           <a:buNone/>
           <a:tabLst/>
-          <a:defRPr b="0" baseline="0" cap="none" i="0" spc="0" strike="noStrike" sz="1800" u="none" kumimoji="0" normalizeH="0">
+          <a:defRPr kumimoji="0" sz="1800" b="0" i="0" u="none" strike="noStrike" cap="none" spc="0" normalizeH="0" baseline="0">
             <a:ln>
               <a:noFill/>
             </a:ln>
@@ -3017,9 +2793,15 @@
         </a:lvl9pPr>
       </a:lstStyle>
       <a:style>
-        <a:lnRef idx="0"/>
-        <a:fillRef idx="0"/>
-        <a:effectRef idx="0"/>
+        <a:lnRef idx="0">
+          <a:scrgbClr r="0" g="0" b="0"/>
+        </a:lnRef>
+        <a:fillRef idx="0">
+          <a:scrgbClr r="0" g="0" b="0"/>
+        </a:fillRef>
+        <a:effectRef idx="0">
+          <a:scrgbClr r="0" g="0" b="0"/>
+        </a:effectRef>
         <a:fontRef idx="none"/>
       </a:style>
     </a:spDef>
@@ -3036,7 +2818,7 @@
         <a:effectLst/>
         <a:sp3d/>
       </a:spPr>
-      <a:bodyPr rot="0" spcFirstLastPara="1" vertOverflow="overflow" horzOverflow="overflow" vert="horz" wrap="square" lIns="91439" tIns="45719" rIns="91439" bIns="45719" numCol="1" spcCol="38100" rtlCol="0" anchor="t" upright="0">
+      <a:bodyPr rot="0" spcFirstLastPara="1" vertOverflow="overflow" horzOverflow="overflow" vert="horz" wrap="square" lIns="91439" tIns="45719" rIns="91439" bIns="45719" numCol="1" spcCol="38100" rtlCol="0" anchor="t">
         <a:noAutofit/>
       </a:bodyPr>
       <a:lstStyle>
@@ -3055,7 +2837,7 @@
           <a:buFontTx/>
           <a:buNone/>
           <a:tabLst/>
-          <a:defRPr b="0" baseline="0" cap="none" i="0" spc="0" strike="noStrike" sz="1800" u="none" kumimoji="0" normalizeH="0">
+          <a:defRPr kumimoji="0" sz="1800" b="0" i="0" u="none" strike="noStrike" cap="none" spc="0" normalizeH="0" baseline="0">
             <a:ln>
               <a:noFill/>
             </a:ln>
@@ -3081,7 +2863,7 @@
           <a:buFontTx/>
           <a:buNone/>
           <a:tabLst/>
-          <a:defRPr b="0" baseline="0" cap="none" i="0" spc="0" strike="noStrike" sz="1800" u="none" kumimoji="0" normalizeH="0">
+          <a:defRPr kumimoji="0" sz="1800" b="0" i="0" u="none" strike="noStrike" cap="none" spc="0" normalizeH="0" baseline="0">
             <a:ln>
               <a:noFill/>
             </a:ln>
@@ -3107,7 +2889,7 @@
           <a:buFontTx/>
           <a:buNone/>
           <a:tabLst/>
-          <a:defRPr b="0" baseline="0" cap="none" i="0" spc="0" strike="noStrike" sz="1800" u="none" kumimoji="0" normalizeH="0">
+          <a:defRPr kumimoji="0" sz="1800" b="0" i="0" u="none" strike="noStrike" cap="none" spc="0" normalizeH="0" baseline="0">
             <a:ln>
               <a:noFill/>
             </a:ln>
@@ -3133,7 +2915,7 @@
           <a:buFontTx/>
           <a:buNone/>
           <a:tabLst/>
-          <a:defRPr b="0" baseline="0" cap="none" i="0" spc="0" strike="noStrike" sz="1800" u="none" kumimoji="0" normalizeH="0">
+          <a:defRPr kumimoji="0" sz="1800" b="0" i="0" u="none" strike="noStrike" cap="none" spc="0" normalizeH="0" baseline="0">
             <a:ln>
               <a:noFill/>
             </a:ln>
@@ -3159,7 +2941,7 @@
           <a:buFontTx/>
           <a:buNone/>
           <a:tabLst/>
-          <a:defRPr b="0" baseline="0" cap="none" i="0" spc="0" strike="noStrike" sz="1800" u="none" kumimoji="0" normalizeH="0">
+          <a:defRPr kumimoji="0" sz="1800" b="0" i="0" u="none" strike="noStrike" cap="none" spc="0" normalizeH="0" baseline="0">
             <a:ln>
               <a:noFill/>
             </a:ln>
@@ -3185,7 +2967,7 @@
           <a:buFontTx/>
           <a:buNone/>
           <a:tabLst/>
-          <a:defRPr b="0" baseline="0" cap="none" i="0" spc="0" strike="noStrike" sz="1800" u="none" kumimoji="0" normalizeH="0">
+          <a:defRPr kumimoji="0" sz="1800" b="0" i="0" u="none" strike="noStrike" cap="none" spc="0" normalizeH="0" baseline="0">
             <a:ln>
               <a:noFill/>
             </a:ln>
@@ -3211,7 +2993,7 @@
           <a:buFontTx/>
           <a:buNone/>
           <a:tabLst/>
-          <a:defRPr b="0" baseline="0" cap="none" i="0" spc="0" strike="noStrike" sz="1800" u="none" kumimoji="0" normalizeH="0">
+          <a:defRPr kumimoji="0" sz="1800" b="0" i="0" u="none" strike="noStrike" cap="none" spc="0" normalizeH="0" baseline="0">
             <a:ln>
               <a:noFill/>
             </a:ln>
@@ -3237,7 +3019,7 @@
           <a:buFontTx/>
           <a:buNone/>
           <a:tabLst/>
-          <a:defRPr b="0" baseline="0" cap="none" i="0" spc="0" strike="noStrike" sz="1800" u="none" kumimoji="0" normalizeH="0">
+          <a:defRPr kumimoji="0" sz="1800" b="0" i="0" u="none" strike="noStrike" cap="none" spc="0" normalizeH="0" baseline="0">
             <a:ln>
               <a:noFill/>
             </a:ln>
@@ -3263,7 +3045,7 @@
           <a:buFontTx/>
           <a:buNone/>
           <a:tabLst/>
-          <a:defRPr b="0" baseline="0" cap="none" i="0" spc="0" strike="noStrike" sz="1800" u="none" kumimoji="0" normalizeH="0">
+          <a:defRPr kumimoji="0" sz="1800" b="0" i="0" u="none" strike="noStrike" cap="none" spc="0" normalizeH="0" baseline="0">
             <a:ln>
               <a:noFill/>
             </a:ln>
@@ -3289,7 +3071,7 @@
           <a:buFontTx/>
           <a:buNone/>
           <a:tabLst/>
-          <a:defRPr b="0" baseline="0" cap="none" i="0" spc="0" strike="noStrike" sz="1800" u="none" kumimoji="0" normalizeH="0">
+          <a:defRPr kumimoji="0" sz="1800" b="0" i="0" u="none" strike="noStrike" cap="none" spc="0" normalizeH="0" baseline="0">
             <a:ln>
               <a:noFill/>
             </a:ln>
@@ -3302,9 +3084,15 @@
         </a:lvl9pPr>
       </a:lstStyle>
       <a:style>
-        <a:lnRef idx="0"/>
-        <a:fillRef idx="0"/>
-        <a:effectRef idx="0"/>
+        <a:lnRef idx="0">
+          <a:scrgbClr r="0" g="0" b="0"/>
+        </a:lnRef>
+        <a:fillRef idx="0">
+          <a:scrgbClr r="0" g="0" b="0"/>
+        </a:fillRef>
+        <a:effectRef idx="0">
+          <a:scrgbClr r="0" g="0" b="0"/>
+        </a:effectRef>
         <a:fontRef idx="none"/>
       </a:style>
     </a:lnDef>
@@ -3318,7 +3106,7 @@
         <a:effectLst/>
         <a:sp3d/>
       </a:spPr>
-      <a:bodyPr rot="0" spcFirstLastPara="1" vertOverflow="overflow" horzOverflow="overflow" vert="horz" wrap="square" lIns="45719" tIns="45719" rIns="45719" bIns="45719" numCol="1" spcCol="38100" rtlCol="0" anchor="t" upright="0">
+      <a:bodyPr rot="0" spcFirstLastPara="1" vertOverflow="overflow" horzOverflow="overflow" vert="horz" wrap="square" lIns="45719" tIns="45719" rIns="45719" bIns="45719" numCol="1" spcCol="38100" rtlCol="0" anchor="t">
         <a:spAutoFit/>
       </a:bodyPr>
       <a:lstStyle>
@@ -3337,7 +3125,7 @@
           <a:buFontTx/>
           <a:buNone/>
           <a:tabLst/>
-          <a:defRPr b="0" baseline="0" cap="none" i="0" spc="0" strike="noStrike" sz="1800" u="none" kumimoji="0" normalizeH="0">
+          <a:defRPr kumimoji="0" sz="1800" b="0" i="0" u="none" strike="noStrike" cap="none" spc="0" normalizeH="0" baseline="0">
             <a:ln>
               <a:noFill/>
             </a:ln>
@@ -3367,7 +3155,7 @@
           <a:buFontTx/>
           <a:buNone/>
           <a:tabLst/>
-          <a:defRPr b="0" baseline="0" cap="none" i="0" spc="0" strike="noStrike" sz="1800" u="none" kumimoji="0" normalizeH="0">
+          <a:defRPr kumimoji="0" sz="1800" b="0" i="0" u="none" strike="noStrike" cap="none" spc="0" normalizeH="0" baseline="0">
             <a:ln>
               <a:noFill/>
             </a:ln>
@@ -3393,7 +3181,7 @@
           <a:buFontTx/>
           <a:buNone/>
           <a:tabLst/>
-          <a:defRPr b="0" baseline="0" cap="none" i="0" spc="0" strike="noStrike" sz="1800" u="none" kumimoji="0" normalizeH="0">
+          <a:defRPr kumimoji="0" sz="1800" b="0" i="0" u="none" strike="noStrike" cap="none" spc="0" normalizeH="0" baseline="0">
             <a:ln>
               <a:noFill/>
             </a:ln>
@@ -3419,7 +3207,7 @@
           <a:buFontTx/>
           <a:buNone/>
           <a:tabLst/>
-          <a:defRPr b="0" baseline="0" cap="none" i="0" spc="0" strike="noStrike" sz="1800" u="none" kumimoji="0" normalizeH="0">
+          <a:defRPr kumimoji="0" sz="1800" b="0" i="0" u="none" strike="noStrike" cap="none" spc="0" normalizeH="0" baseline="0">
             <a:ln>
               <a:noFill/>
             </a:ln>
@@ -3445,7 +3233,7 @@
           <a:buFontTx/>
           <a:buNone/>
           <a:tabLst/>
-          <a:defRPr b="0" baseline="0" cap="none" i="0" spc="0" strike="noStrike" sz="1800" u="none" kumimoji="0" normalizeH="0">
+          <a:defRPr kumimoji="0" sz="1800" b="0" i="0" u="none" strike="noStrike" cap="none" spc="0" normalizeH="0" baseline="0">
             <a:ln>
               <a:noFill/>
             </a:ln>
@@ -3471,7 +3259,7 @@
           <a:buFontTx/>
           <a:buNone/>
           <a:tabLst/>
-          <a:defRPr b="0" baseline="0" cap="none" i="0" spc="0" strike="noStrike" sz="1800" u="none" kumimoji="0" normalizeH="0">
+          <a:defRPr kumimoji="0" sz="1800" b="0" i="0" u="none" strike="noStrike" cap="none" spc="0" normalizeH="0" baseline="0">
             <a:ln>
               <a:noFill/>
             </a:ln>
@@ -3497,7 +3285,7 @@
           <a:buFontTx/>
           <a:buNone/>
           <a:tabLst/>
-          <a:defRPr b="0" baseline="0" cap="none" i="0" spc="0" strike="noStrike" sz="1800" u="none" kumimoji="0" normalizeH="0">
+          <a:defRPr kumimoji="0" sz="1800" b="0" i="0" u="none" strike="noStrike" cap="none" spc="0" normalizeH="0" baseline="0">
             <a:ln>
               <a:noFill/>
             </a:ln>
@@ -3523,7 +3311,7 @@
           <a:buFontTx/>
           <a:buNone/>
           <a:tabLst/>
-          <a:defRPr b="0" baseline="0" cap="none" i="0" spc="0" strike="noStrike" sz="1800" u="none" kumimoji="0" normalizeH="0">
+          <a:defRPr kumimoji="0" sz="1800" b="0" i="0" u="none" strike="noStrike" cap="none" spc="0" normalizeH="0" baseline="0">
             <a:ln>
               <a:noFill/>
             </a:ln>
@@ -3549,7 +3337,7 @@
           <a:buFontTx/>
           <a:buNone/>
           <a:tabLst/>
-          <a:defRPr b="0" baseline="0" cap="none" i="0" spc="0" strike="noStrike" sz="1800" u="none" kumimoji="0" normalizeH="0">
+          <a:defRPr kumimoji="0" sz="1800" b="0" i="0" u="none" strike="noStrike" cap="none" spc="0" normalizeH="0" baseline="0">
             <a:ln>
               <a:noFill/>
             </a:ln>
@@ -3575,7 +3363,7 @@
           <a:buFontTx/>
           <a:buNone/>
           <a:tabLst/>
-          <a:defRPr b="0" baseline="0" cap="none" i="0" spc="0" strike="noStrike" sz="1800" u="none" kumimoji="0" normalizeH="0">
+          <a:defRPr kumimoji="0" sz="1800" b="0" i="0" u="none" strike="noStrike" cap="none" spc="0" normalizeH="0" baseline="0">
             <a:ln>
               <a:noFill/>
             </a:ln>
@@ -3588,12 +3376,19 @@
         </a:lvl9pPr>
       </a:lstStyle>
       <a:style>
-        <a:lnRef idx="0"/>
-        <a:fillRef idx="0"/>
-        <a:effectRef idx="0"/>
+        <a:lnRef idx="0">
+          <a:scrgbClr r="0" g="0" b="0"/>
+        </a:lnRef>
+        <a:fillRef idx="0">
+          <a:scrgbClr r="0" g="0" b="0"/>
+        </a:fillRef>
+        <a:effectRef idx="0">
+          <a:scrgbClr r="0" g="0" b="0"/>
+        </a:effectRef>
         <a:fontRef idx="none"/>
       </a:style>
     </a:txDef>
   </a:objectDefaults>
+  <a:extraClrSchemeLst/>
 </a:theme>
 </file>
--- a/resume.docx
+++ b/resume.docx
@@ -1,6 +1,6 @@
 
 <file path=word/document.xml><?xml version="1.0" encoding="utf-8"?>
-<w:document xmlns:wpc="http://schemas.microsoft.com/office/word/2010/wordprocessingCanvas" xmlns:cx="http://schemas.microsoft.com/office/drawing/2014/chartex" xmlns:cx1="http://schemas.microsoft.com/office/drawing/2015/9/8/chartex" xmlns:cx2="http://schemas.microsoft.com/office/drawing/2015/10/21/chartex" xmlns:cx3="http://schemas.microsoft.com/office/drawing/2016/5/9/chartex" xmlns:cx4="http://schemas.microsoft.com/office/drawing/2016/5/10/chartex" xmlns:cx5="http://schemas.microsoft.com/office/drawing/2016/5/11/chartex" xmlns:cx6="http://schemas.microsoft.com/office/drawing/2016/5/12/chartex" xmlns:cx7="http://schemas.microsoft.com/office/drawing/2016/5/13/chartex" xmlns:cx8="http://schemas.microsoft.com/office/drawing/2016/5/14/chartex" xmlns:mc="http://schemas.openxmlformats.org/markup-compatibility/2006" xmlns:aink="http://schemas.microsoft.com/office/drawing/2016/ink" xmlns:am3d="http://schemas.microsoft.com/office/drawing/2017/model3d" xmlns:o="urn:schemas-microsoft-com:office:office" xmlns:oel="http://schemas.microsoft.com/office/2019/extlst" xmlns:r="http://schemas.openxmlformats.org/officeDocument/2006/relationships" xmlns:m="http://schemas.openxmlformats.org/officeDocument/2006/math" xmlns:v="urn:schemas-microsoft-com:vml" xmlns:wp14="http://schemas.microsoft.com/office/word/2010/wordprocessingDrawing" xmlns:wp="http://schemas.openxmlformats.org/drawingml/2006/wordprocessingDrawing" xmlns:w10="urn:schemas-microsoft-com:office:word" xmlns:w="http://schemas.openxmlformats.org/wordprocessingml/2006/main" xmlns:w14="http://schemas.microsoft.com/office/word/2010/wordml" xmlns:w15="http://schemas.microsoft.com/office/word/2012/wordml" xmlns:w16cex="http://schemas.microsoft.com/office/word/2018/wordml/cex" xmlns:w16cid="http://schemas.microsoft.com/office/word/2016/wordml/cid" xmlns:w16="http://schemas.microsoft.com/office/word/2018/wordml" xmlns:w16du="http://schemas.microsoft.com/office/word/2023/wordml/word16du" xmlns:w16sdtdh="http://schemas.microsoft.com/office/word/2020/wordml/sdtdatahash" xmlns:w16sdtfl="http://schemas.microsoft.com/office/word/2024/wordml/sdtformatlock" xmlns:w16se="http://schemas.microsoft.com/office/word/2015/wordml/symex" xmlns:wpg="http://schemas.microsoft.com/office/word/2010/wordprocessingGroup" xmlns:wpi="http://schemas.microsoft.com/office/word/2010/wordprocessingInk" xmlns:wne="http://schemas.microsoft.com/office/word/2006/wordml" xmlns:wps="http://schemas.microsoft.com/office/word/2010/wordprocessingShape" mc:Ignorable="w14 w15 w16se w16cid w16 w16cex w16sdtdh w16sdtfl w16du wp14">
+<w:document xmlns:r="http://schemas.openxmlformats.org/officeDocument/2006/relationships" xmlns:wp="http://schemas.openxmlformats.org/drawingml/2006/wordprocessingDrawing" xmlns:w="http://schemas.openxmlformats.org/wordprocessingml/2006/main" xmlns:w10="urn:schemas-microsoft-com:office:word" xmlns:w14="http://schemas.microsoft.com/office/word/2010/wordml" xmlns:wps="http://schemas.microsoft.com/office/word/2010/wordprocessingShape" xmlns:wpg="http://schemas.microsoft.com/office/word/2010/wordprocessingGroup" xmlns:mc="http://schemas.openxmlformats.org/markup-compatibility/2006" xmlns:v="urn:schemas-microsoft-com:vml" xmlns:o="urn:schemas-microsoft-com:office:office" xmlns:m="http://schemas.openxmlformats.org/officeDocument/2006/math" mc:Ignorable="w14">
   <w:body>
     <w:p>
       <w:pPr>
@@ -10,12 +10,20 @@
       </w:pPr>
       <w:r>
         <w:rPr>
-          <w:b/>
-          <w:bCs/>
-          <w:color w:val="1F4E79"/>
+          <w:b w:val="1"/>
+          <w:bCs w:val="1"/>
+          <w:outline w:val="0"/>
+          <w:color w:val="1f4e79"/>
           <w:sz w:val="44"/>
           <w:szCs w:val="44"/>
-          <w:u w:color="1F4E79"/>
+          <w:u w:color="1f4e79"/>
+          <w:rtl w:val="0"/>
+          <w:lang w:val="en-US"/>
+          <w14:textFill>
+            <w14:solidFill>
+              <w14:srgbClr w14:val="1F4E79"/>
+            </w14:solidFill>
+          </w14:textFill>
         </w:rPr>
         <w:t>Matthew Smith</w:t>
       </w:r>
@@ -25,15 +33,19 @@
         <w:pStyle w:val="Body"/>
         <w:spacing w:after="60"/>
         <w:jc w:val="center"/>
-        <w:rPr>
-          <w:color w:val="555555"/>
-          <w:u w:color="555555"/>
-        </w:rPr>
-      </w:pPr>
-      <w:r>
-        <w:rPr>
-          <w:color w:val="555555"/>
-          <w:u w:color="555555"/>
+      </w:pPr>
+      <w:r>
+        <w:rPr>
+          <w:outline w:val="0"/>
+          <w:color w:val="555555"/>
+          <w:u w:color="555555"/>
+          <w:rtl w:val="0"/>
+          <w:lang w:val="en-US"/>
+          <w14:textFill>
+            <w14:solidFill>
+              <w14:srgbClr w14:val="555555"/>
+            </w14:solidFill>
+          </w14:textFill>
         </w:rPr>
         <w:t>Senior Software Engineer | Federal &amp; Private Sector Experience</w:t>
       </w:r>
@@ -41,89 +53,62 @@
     <w:p>
       <w:pPr>
         <w:pStyle w:val="Body"/>
-        <w:spacing w:after="60"/>
+        <w:spacing w:after="20"/>
         <w:jc w:val="center"/>
-        <w:rPr>
-          <w:i/>
-          <w:iCs/>
-          <w:u w:val="single"/>
-        </w:rPr>
-      </w:pPr>
-      <w:hyperlink r:id="rId7" w:history="1">
-        <w:r>
-          <w:rPr>
-            <w:rStyle w:val="Hyperlink"/>
-          </w:rPr>
-          <w:t>msmith1392@gmail.com</w:t>
-        </w:r>
-      </w:hyperlink>
-      <w:r>
-        <w:rPr>
-          <w:color w:val="555555"/>
-          <w:u w:color="555555"/>
-        </w:rPr>
-        <w:t xml:space="preserve"> | </w:t>
-      </w:r>
-      <w:hyperlink r:id="rId8" w:history="1">
-        <w:r>
-          <w:rPr>
-            <w:rStyle w:val="Hyperlink"/>
-          </w:rPr>
-          <w:t>linkedin.com/in/matthew-smith-22310b111/</w:t>
-        </w:r>
-      </w:hyperlink>
-    </w:p>
-    <w:p>
-      <w:pPr>
-        <w:pStyle w:val="Body"/>
-        <w:spacing w:after="60"/>
-        <w:jc w:val="center"/>
-        <w:rPr>
-          <w:color w:val="555555"/>
-          <w:u w:color="555555"/>
-        </w:rPr>
-      </w:pPr>
-      <w:hyperlink r:id="rId9" w:history="1">
-        <w:r>
-          <w:rPr>
-            <w:rStyle w:val="Hyperlink"/>
-          </w:rPr>
-          <w:t>msmith1392.github.io</w:t>
-        </w:r>
-      </w:hyperlink>
-      <w:r>
-        <w:rPr>
-          <w:color w:val="555555"/>
-          <w:u w:color="555555"/>
-        </w:rPr>
-        <w:t xml:space="preserve"> | </w:t>
-      </w:r>
-      <w:hyperlink r:id="rId10" w:history="1">
-        <w:r>
-          <w:rPr>
-            <w:rStyle w:val="Hyperlink"/>
-          </w:rPr>
-          <w:t>github</w:t>
-        </w:r>
-        <w:r>
-          <w:rPr>
-            <w:rStyle w:val="Hyperlink"/>
-          </w:rPr>
-          <w:t>.com</w:t>
-        </w:r>
-        <w:r>
-          <w:rPr>
-            <w:rStyle w:val="Hyperlink"/>
-          </w:rPr>
-          <w:t>/msmith1392</w:t>
-        </w:r>
-      </w:hyperlink>
+      </w:pPr>
+      <w:r>
+        <w:rPr>
+          <w:outline w:val="0"/>
+          <w:color w:val="555555"/>
+          <w:u w:color="555555"/>
+          <w:rtl w:val="0"/>
+          <w14:textFill>
+            <w14:solidFill>
+              <w14:srgbClr w14:val="555555"/>
+            </w14:solidFill>
+          </w14:textFill>
+        </w:rPr>
+        <w:t xml:space="preserve">msmith1392@gmail.com | </w:t>
+      </w:r>
+      <w:r>
+        <w:rPr>
+          <w:rStyle w:val="Hyperlink.0"/>
+        </w:rPr>
+        <w:fldChar w:fldCharType="begin" w:fldLock="0"/>
+      </w:r>
+      <w:r>
+        <w:rPr>
+          <w:rStyle w:val="Hyperlink.0"/>
+        </w:rPr>
+        <w:instrText xml:space="preserve"> HYPERLINK "https://www.linkedin.com/in/matthew-smith-22310b111/"</w:instrText>
+      </w:r>
+      <w:r>
+        <w:rPr>
+          <w:rStyle w:val="Hyperlink.0"/>
+        </w:rPr>
+        <w:fldChar w:fldCharType="separate" w:fldLock="0"/>
+      </w:r>
+      <w:r>
+        <w:rPr>
+          <w:rStyle w:val="Hyperlink.0"/>
+          <w:rtl w:val="0"/>
+          <w:lang w:val="en-US"/>
+        </w:rPr>
+        <w:t>linkedin.com/in/matthew-smith-22310b111</w:t>
+      </w:r>
+      <w:r>
+        <w:rPr/>
+        <w:fldChar w:fldCharType="end" w:fldLock="0"/>
+      </w:r>
     </w:p>
     <w:p>
       <w:pPr>
         <w:pStyle w:val="Body"/>
         <w:pBdr>
-          <w:bottom w:val="single" w:sz="10" w:space="0" w:color="1F4E79"/>
+          <w:top w:val="nil"/>
+          <w:left w:val="nil"/>
+          <w:bottom w:val="single" w:color="1f4e79" w:sz="10" w:space="0" w:shadow="0" w:frame="0"/>
+          <w:right w:val="nil"/>
         </w:pBdr>
       </w:pPr>
     </w:p>
@@ -131,19 +116,30 @@
       <w:pPr>
         <w:pStyle w:val="Body"/>
         <w:pBdr>
-          <w:bottom w:val="single" w:sz="8" w:space="0" w:color="1F4E79"/>
+          <w:top w:val="nil"/>
+          <w:left w:val="nil"/>
+          <w:bottom w:val="single" w:color="1f4e79" w:sz="8" w:space="0" w:shadow="0" w:frame="0"/>
+          <w:right w:val="nil"/>
         </w:pBdr>
         <w:spacing w:before="200" w:after="60"/>
       </w:pPr>
       <w:r>
         <w:rPr>
           <w:rStyle w:val="None"/>
-          <w:b/>
-          <w:bCs/>
-          <w:color w:val="1F4E79"/>
+          <w:b w:val="1"/>
+          <w:bCs w:val="1"/>
+          <w:outline w:val="0"/>
+          <w:color w:val="1f4e79"/>
           <w:sz w:val="22"/>
           <w:szCs w:val="22"/>
-          <w:u w:color="1F4E79"/>
+          <w:u w:color="1f4e79"/>
+          <w:rtl w:val="0"/>
+          <w:lang w:val="en-US"/>
+          <w14:textFill>
+            <w14:solidFill>
+              <w14:srgbClr w14:val="1F4E79"/>
+            </w14:solidFill>
+          </w14:textFill>
         </w:rPr>
         <w:t>SUMMARY</w:t>
       </w:r>
@@ -156,8 +152,16 @@
       <w:r>
         <w:rPr>
           <w:rStyle w:val="None"/>
-          <w:color w:val="1A1A1A"/>
-          <w:u w:color="1A1A1A"/>
+          <w:outline w:val="0"/>
+          <w:color w:val="1a1a1a"/>
+          <w:u w:color="1a1a1a"/>
+          <w:rtl w:val="0"/>
+          <w:lang w:val="en-US"/>
+          <w14:textFill>
+            <w14:solidFill>
+              <w14:srgbClr w14:val="1A1A1A"/>
+            </w14:solidFill>
+          </w14:textFill>
         </w:rPr>
         <w:t>Senior Software Engineer specializing in building, modernizing and delivering secure, scalable enterprise systems across federal and private sectors. Experienced in Java (Spring Boot), C# (.NET), and Python (Django) and modern TypeScript frameworks, with deep involvement in mission-critical FEMA platforms including PrepToolkit and URT. Proven track record designing RESTful APIs, leading legacy modernization initiatives, delivering containerized services in production environments, and mentoring engineering teams. Strong focus on maintainability, performance, and clean architecture. Actively exploring LLM integration and Retrieval-Augmented Generation (RAG) architectures.</w:t>
       </w:r>
@@ -166,20 +170,30 @@
       <w:pPr>
         <w:pStyle w:val="Body"/>
         <w:pBdr>
-          <w:bottom w:val="single" w:sz="8" w:space="0" w:color="1F4E79"/>
+          <w:top w:val="nil"/>
+          <w:left w:val="nil"/>
+          <w:bottom w:val="single" w:color="1f4e79" w:sz="8" w:space="0" w:shadow="0" w:frame="0"/>
+          <w:right w:val="nil"/>
         </w:pBdr>
         <w:spacing w:before="200" w:after="60"/>
       </w:pPr>
       <w:r>
         <w:rPr>
           <w:rStyle w:val="None"/>
-          <w:b/>
-          <w:bCs/>
-          <w:color w:val="1F4E79"/>
+          <w:b w:val="1"/>
+          <w:bCs w:val="1"/>
+          <w:outline w:val="0"/>
+          <w:color w:val="1f4e79"/>
           <w:sz w:val="22"/>
           <w:szCs w:val="22"/>
-          <w:u w:color="1F4E79"/>
+          <w:u w:color="1f4e79"/>
+          <w:rtl w:val="0"/>
           <w:lang w:val="de-DE"/>
+          <w14:textFill>
+            <w14:solidFill>
+              <w14:srgbClr w14:val="1F4E79"/>
+            </w14:solidFill>
+          </w14:textFill>
         </w:rPr>
         <w:t>CORE EXPERTISE</w:t>
       </w:r>
@@ -192,19 +206,34 @@
       <w:r>
         <w:rPr>
           <w:rStyle w:val="None"/>
-          <w:b/>
-          <w:bCs/>
-          <w:color w:val="1A1A1A"/>
-          <w:u w:color="1A1A1A"/>
+          <w:b w:val="1"/>
+          <w:bCs w:val="1"/>
+          <w:outline w:val="0"/>
+          <w:color w:val="1a1a1a"/>
+          <w:u w:color="1a1a1a"/>
+          <w:rtl w:val="0"/>
           <w:lang w:val="de-DE"/>
+          <w14:textFill>
+            <w14:solidFill>
+              <w14:srgbClr w14:val="1A1A1A"/>
+            </w14:solidFill>
+          </w14:textFill>
         </w:rPr>
         <w:t xml:space="preserve">Backend: </w:t>
       </w:r>
       <w:r>
         <w:rPr>
           <w:rStyle w:val="None"/>
-          <w:color w:val="555555"/>
-          <w:u w:color="555555"/>
+          <w:outline w:val="0"/>
+          <w:color w:val="555555"/>
+          <w:u w:color="555555"/>
+          <w:rtl w:val="0"/>
+          <w:lang w:val="en-US"/>
+          <w14:textFill>
+            <w14:solidFill>
+              <w14:srgbClr w14:val="555555"/>
+            </w14:solidFill>
+          </w14:textFill>
         </w:rPr>
         <w:t>Java (Spring Boot), C# (.NET), Python (Django), REST APIs, MySQL, PostgreSQL, SQL Server, Flyway</w:t>
       </w:r>
@@ -217,30 +246,34 @@
       <w:r>
         <w:rPr>
           <w:rStyle w:val="None"/>
-          <w:b/>
-          <w:bCs/>
-          <w:color w:val="1A1A1A"/>
-          <w:u w:color="1A1A1A"/>
+          <w:b w:val="1"/>
+          <w:bCs w:val="1"/>
+          <w:outline w:val="0"/>
+          <w:color w:val="1a1a1a"/>
+          <w:u w:color="1a1a1a"/>
+          <w:rtl w:val="0"/>
           <w:lang w:val="fr-FR"/>
-        </w:rPr>
-        <w:t>Frontend :</w:t>
-      </w:r>
-      <w:r>
-        <w:rPr>
-          <w:rStyle w:val="None"/>
-          <w:b/>
-          <w:bCs/>
-          <w:color w:val="1A1A1A"/>
-          <w:u w:color="1A1A1A"/>
-          <w:lang w:val="fr-FR"/>
-        </w:rPr>
-        <w:t xml:space="preserve"> </w:t>
-      </w:r>
-      <w:r>
-        <w:rPr>
-          <w:rStyle w:val="None"/>
-          <w:color w:val="555555"/>
-          <w:u w:color="555555"/>
+          <w14:textFill>
+            <w14:solidFill>
+              <w14:srgbClr w14:val="1A1A1A"/>
+            </w14:solidFill>
+          </w14:textFill>
+        </w:rPr>
+        <w:t xml:space="preserve">Frontend: </w:t>
+      </w:r>
+      <w:r>
+        <w:rPr>
+          <w:rStyle w:val="None"/>
+          <w:outline w:val="0"/>
+          <w:color w:val="555555"/>
+          <w:u w:color="555555"/>
+          <w:rtl w:val="0"/>
+          <w:lang w:val="en-US"/>
+          <w14:textFill>
+            <w14:solidFill>
+              <w14:srgbClr w14:val="555555"/>
+            </w14:solidFill>
+          </w14:textFill>
         </w:rPr>
         <w:t>TypeScript, Svelte, React, Angular, GWT, Bootstrap, Tailwind</w:t>
       </w:r>
@@ -253,19 +286,34 @@
       <w:r>
         <w:rPr>
           <w:rStyle w:val="None"/>
-          <w:b/>
-          <w:bCs/>
-          <w:color w:val="1A1A1A"/>
-          <w:u w:color="1A1A1A"/>
+          <w:b w:val="1"/>
+          <w:bCs w:val="1"/>
+          <w:outline w:val="0"/>
+          <w:color w:val="1a1a1a"/>
+          <w:u w:color="1a1a1a"/>
+          <w:rtl w:val="0"/>
           <w:lang w:val="de-DE"/>
+          <w14:textFill>
+            <w14:solidFill>
+              <w14:srgbClr w14:val="1A1A1A"/>
+            </w14:solidFill>
+          </w14:textFill>
         </w:rPr>
         <w:t xml:space="preserve">System Design: </w:t>
       </w:r>
       <w:r>
         <w:rPr>
           <w:rStyle w:val="None"/>
-          <w:color w:val="555555"/>
-          <w:u w:color="555555"/>
+          <w:outline w:val="0"/>
+          <w:color w:val="555555"/>
+          <w:u w:color="555555"/>
+          <w:rtl w:val="0"/>
+          <w:lang w:val="en-US"/>
+          <w14:textFill>
+            <w14:solidFill>
+              <w14:srgbClr w14:val="555555"/>
+            </w14:solidFill>
+          </w14:textFill>
         </w:rPr>
         <w:t>Microservices, API-Driven Design, Event-Driven Patterns, Distributed Session Management, Layered Systems</w:t>
       </w:r>
@@ -278,20 +326,34 @@
       <w:r>
         <w:rPr>
           <w:rStyle w:val="None"/>
-          <w:b/>
-          <w:bCs/>
-          <w:color w:val="1A1A1A"/>
-          <w:u w:color="1A1A1A"/>
+          <w:b w:val="1"/>
+          <w:bCs w:val="1"/>
+          <w:outline w:val="0"/>
+          <w:color w:val="1a1a1a"/>
+          <w:u w:color="1a1a1a"/>
+          <w:rtl w:val="0"/>
           <w:lang w:val="nl-NL"/>
+          <w14:textFill>
+            <w14:solidFill>
+              <w14:srgbClr w14:val="1A1A1A"/>
+            </w14:solidFill>
+          </w14:textFill>
         </w:rPr>
         <w:t xml:space="preserve">DevOps &amp; Tools: </w:t>
       </w:r>
       <w:r>
         <w:rPr>
           <w:rStyle w:val="None"/>
-          <w:color w:val="555555"/>
-          <w:u w:color="555555"/>
+          <w:outline w:val="0"/>
+          <w:color w:val="555555"/>
+          <w:u w:color="555555"/>
+          <w:rtl w:val="0"/>
           <w:lang w:val="de-DE"/>
+          <w14:textFill>
+            <w14:solidFill>
+              <w14:srgbClr w14:val="555555"/>
+            </w14:solidFill>
+          </w14:textFill>
         </w:rPr>
         <w:t>Docker/Podman, Gradle, Maven, AWS (Lambda, S3), Git, Apache Tomcat</w:t>
       </w:r>
@@ -304,18 +366,32 @@
       <w:r>
         <w:rPr>
           <w:rStyle w:val="None"/>
-          <w:b/>
-          <w:bCs/>
-          <w:color w:val="1A1A1A"/>
-          <w:u w:color="1A1A1A"/>
+          <w:b w:val="1"/>
+          <w:bCs w:val="1"/>
+          <w:outline w:val="0"/>
+          <w:color w:val="1a1a1a"/>
+          <w:u w:color="1a1a1a"/>
+          <w:rtl w:val="0"/>
+          <w14:textFill>
+            <w14:solidFill>
+              <w14:srgbClr w14:val="1A1A1A"/>
+            </w14:solidFill>
+          </w14:textFill>
         </w:rPr>
         <w:t xml:space="preserve">Platforms: </w:t>
       </w:r>
       <w:r>
         <w:rPr>
           <w:rStyle w:val="None"/>
-          <w:color w:val="555555"/>
-          <w:u w:color="555555"/>
+          <w:outline w:val="0"/>
+          <w:color w:val="555555"/>
+          <w:u w:color="555555"/>
+          <w:rtl w:val="0"/>
+          <w14:textFill>
+            <w14:solidFill>
+              <w14:srgbClr w14:val="555555"/>
+            </w14:solidFill>
+          </w14:textFill>
         </w:rPr>
         <w:t>Liferay 7, Node.js, npm</w:t>
       </w:r>
@@ -324,20 +400,30 @@
       <w:pPr>
         <w:pStyle w:val="Body"/>
         <w:pBdr>
-          <w:bottom w:val="single" w:sz="8" w:space="0" w:color="1F4E79"/>
+          <w:top w:val="nil"/>
+          <w:left w:val="nil"/>
+          <w:bottom w:val="single" w:color="1f4e79" w:sz="8" w:space="0" w:shadow="0" w:frame="0"/>
+          <w:right w:val="nil"/>
         </w:pBdr>
         <w:spacing w:before="200" w:after="60"/>
       </w:pPr>
       <w:r>
         <w:rPr>
           <w:rStyle w:val="None"/>
-          <w:b/>
-          <w:bCs/>
-          <w:color w:val="1F4E79"/>
+          <w:b w:val="1"/>
+          <w:bCs w:val="1"/>
+          <w:outline w:val="0"/>
+          <w:color w:val="1f4e79"/>
           <w:sz w:val="22"/>
           <w:szCs w:val="22"/>
-          <w:u w:color="1F4E79"/>
+          <w:u w:color="1f4e79"/>
+          <w:rtl w:val="0"/>
           <w:lang w:val="de-DE"/>
+          <w14:textFill>
+            <w14:solidFill>
+              <w14:srgbClr w14:val="1F4E79"/>
+            </w14:solidFill>
+          </w14:textFill>
         </w:rPr>
         <w:t>PROFESSIONAL EXPERIENCE</w:t>
       </w:r>
@@ -353,177 +439,271 @@
       <w:r>
         <w:rPr>
           <w:rStyle w:val="None"/>
-          <w:b/>
-          <w:bCs/>
-          <w:color w:val="1A1A1A"/>
+          <w:b w:val="1"/>
+          <w:bCs w:val="1"/>
+          <w:outline w:val="0"/>
+          <w:color w:val="1a1a1a"/>
           <w:sz w:val="22"/>
           <w:szCs w:val="22"/>
-          <w:u w:color="1A1A1A"/>
+          <w:u w:color="1a1a1a"/>
+          <w:rtl w:val="0"/>
+          <w:lang w:val="en-US"/>
+          <w14:textFill>
+            <w14:solidFill>
+              <w14:srgbClr w14:val="1A1A1A"/>
+            </w14:solidFill>
+          </w14:textFill>
         </w:rPr>
         <w:t>Senior Software Engineer</w:t>
       </w:r>
       <w:r>
         <w:rPr>
           <w:rStyle w:val="None"/>
-          <w:color w:val="555555"/>
-          <w:u w:color="555555"/>
+          <w:outline w:val="0"/>
+          <w:color w:val="555555"/>
+          <w:u w:color="555555"/>
+          <w:rtl w:val="0"/>
+          <w14:textFill>
+            <w14:solidFill>
+              <w14:srgbClr w14:val="555555"/>
+            </w14:solidFill>
+          </w14:textFill>
         </w:rPr>
         <w:t xml:space="preserve"> | </w:t>
       </w:r>
       <w:r>
         <w:rPr>
           <w:rStyle w:val="None"/>
-          <w:b/>
-          <w:bCs/>
-          <w:color w:val="1F4E79"/>
-          <w:u w:color="1F4E79"/>
+          <w:b w:val="1"/>
+          <w:bCs w:val="1"/>
+          <w:outline w:val="0"/>
+          <w:color w:val="1f4e79"/>
+          <w:u w:color="1f4e79"/>
+          <w:rtl w:val="0"/>
+          <w:lang w:val="en-US"/>
+          <w14:textFill>
+            <w14:solidFill>
+              <w14:srgbClr w14:val="1F4E79"/>
+            </w14:solidFill>
+          </w14:textFill>
         </w:rPr>
         <w:t>4 Arrows Consulting, Inc.</w:t>
       </w:r>
       <w:r>
         <w:rPr>
           <w:rStyle w:val="None"/>
-          <w:color w:val="555555"/>
-          <w:u w:color="555555"/>
-        </w:rPr>
-        <w:t xml:space="preserve"> • Somerset, KY (Remote) • </w:t>
-      </w:r>
-      <w:r>
-        <w:rPr>
-          <w:rStyle w:val="None"/>
-          <w:color w:val="555555"/>
-          <w:u w:color="555555"/>
-        </w:rPr>
-        <w:t>03/</w:t>
-      </w:r>
-      <w:r>
-        <w:rPr>
-          <w:rStyle w:val="None"/>
-          <w:color w:val="555555"/>
-          <w:u w:color="555555"/>
-        </w:rPr>
-        <w:t xml:space="preserve">2019 – </w:t>
-      </w:r>
-      <w:r>
-        <w:rPr>
-          <w:rStyle w:val="None"/>
-          <w:color w:val="555555"/>
-          <w:u w:color="555555"/>
+          <w:outline w:val="0"/>
+          <w:color w:val="555555"/>
+          <w:u w:color="555555"/>
+          <w:rtl w:val="0"/>
+          <w14:textFill>
+            <w14:solidFill>
+              <w14:srgbClr w14:val="555555"/>
+            </w14:solidFill>
+          </w14:textFill>
+        </w:rPr>
+        <w:t xml:space="preserve"> • </w:t>
+      </w:r>
+      <w:r>
+        <w:rPr>
+          <w:rStyle w:val="None"/>
+          <w:outline w:val="0"/>
+          <w:color w:val="555555"/>
+          <w:u w:color="555555"/>
+          <w:rtl w:val="0"/>
+          <w:lang w:val="en-US"/>
+          <w14:textFill>
+            <w14:solidFill>
+              <w14:srgbClr w14:val="555555"/>
+            </w14:solidFill>
+          </w14:textFill>
+        </w:rPr>
+        <w:t xml:space="preserve">Somerset, KY (Remote) </w:t>
+      </w:r>
+      <w:r>
+        <w:rPr>
+          <w:rStyle w:val="None"/>
+          <w:outline w:val="0"/>
+          <w:color w:val="555555"/>
+          <w:u w:color="555555"/>
+          <w:rtl w:val="0"/>
+          <w14:textFill>
+            <w14:solidFill>
+              <w14:srgbClr w14:val="555555"/>
+            </w14:solidFill>
+          </w14:textFill>
+        </w:rPr>
+        <w:t xml:space="preserve">• </w:t>
+      </w:r>
+      <w:r>
+        <w:rPr>
+          <w:rStyle w:val="None"/>
+          <w:outline w:val="0"/>
+          <w:color w:val="555555"/>
+          <w:u w:color="555555"/>
+          <w:rtl w:val="0"/>
+          <w14:textFill>
+            <w14:solidFill>
+              <w14:srgbClr w14:val="555555"/>
+            </w14:solidFill>
+          </w14:textFill>
+        </w:rPr>
+        <w:t xml:space="preserve">2019 </w:t>
+      </w:r>
+      <w:r>
+        <w:rPr>
+          <w:rStyle w:val="None"/>
+          <w:outline w:val="0"/>
+          <w:color w:val="555555"/>
+          <w:u w:color="555555"/>
+          <w:rtl w:val="0"/>
+          <w14:textFill>
+            <w14:solidFill>
+              <w14:srgbClr w14:val="555555"/>
+            </w14:solidFill>
+          </w14:textFill>
+        </w:rPr>
+        <w:t xml:space="preserve">– </w:t>
+      </w:r>
+      <w:r>
+        <w:rPr>
+          <w:rStyle w:val="None"/>
+          <w:outline w:val="0"/>
+          <w:color w:val="555555"/>
+          <w:u w:color="555555"/>
+          <w:rtl w:val="0"/>
           <w:lang w:val="it-IT"/>
+          <w14:textFill>
+            <w14:solidFill>
+              <w14:srgbClr w14:val="555555"/>
+            </w14:solidFill>
+          </w14:textFill>
         </w:rPr>
         <w:t>Present</w:t>
       </w:r>
     </w:p>
     <w:p>
       <w:pPr>
-        <w:pStyle w:val="ListParagraph"/>
+        <w:pStyle w:val="List Paragraph"/>
         <w:numPr>
           <w:ilvl w:val="0"/>
           <w:numId w:val="2"/>
         </w:numPr>
         <w:spacing w:before="40" w:after="40"/>
-      </w:pPr>
-      <w:r>
-        <w:rPr>
-          <w:rStyle w:val="None"/>
-        </w:rPr>
-        <w:t xml:space="preserve">Cross-Stack Feature Ownership: Delivered complex features across backend (Spring Boot/.NET), database, and frontend layers within FEMA preparedness platforms (PrepToolkit, </w:t>
-      </w:r>
-      <w:r>
-        <w:rPr>
-          <w:rStyle w:val="None"/>
-        </w:rPr>
-        <w:t>OneResponder, RTLT, IRIS</w:t>
-      </w:r>
-      <w:r>
-        <w:rPr>
-          <w:rStyle w:val="None"/>
-        </w:rPr>
-        <w:t>), ensuring cohesive integration between APIs, data models, and user interfaces.</w:t>
-      </w:r>
-    </w:p>
-    <w:p>
-      <w:pPr>
-        <w:pStyle w:val="ListParagraph"/>
+        <w:rPr>
+          <w:lang w:val="en-US"/>
+        </w:rPr>
+      </w:pPr>
+      <w:r>
+        <w:rPr>
+          <w:rStyle w:val="None"/>
+          <w:rtl w:val="0"/>
+          <w:lang w:val="en-US"/>
+        </w:rPr>
+        <w:t>Cross-Stack Feature Ownership: Delivered complex features across backend (Spring Boot/.NET), database, and frontend layers within FEMA preparedness platforms (PrepToolkit, URT), ensuring cohesive integration between APIs, data models, and user interfaces.</w:t>
+      </w:r>
+    </w:p>
+    <w:p>
+      <w:pPr>
+        <w:pStyle w:val="List Paragraph"/>
         <w:numPr>
           <w:ilvl w:val="0"/>
           <w:numId w:val="2"/>
         </w:numPr>
         <w:spacing w:before="40" w:after="40"/>
-      </w:pPr>
-      <w:r>
-        <w:rPr>
-          <w:rStyle w:val="None"/>
+        <w:rPr>
+          <w:lang w:val="en-US"/>
+        </w:rPr>
+      </w:pPr>
+      <w:r>
+        <w:rPr>
+          <w:rStyle w:val="None"/>
+          <w:rtl w:val="0"/>
+          <w:lang w:val="en-US"/>
         </w:rPr>
         <w:t>System Architecture &amp; Presence: Spearheaded the implementation of a real-time presence tracking system for the Unified Reporting Tool (URT); independently designed and optimized distributed session logic (polling/timeouts) to ensure data integrity for concurrent federal users.</w:t>
       </w:r>
     </w:p>
     <w:p>
       <w:pPr>
-        <w:pStyle w:val="ListParagraph"/>
+        <w:pStyle w:val="List Paragraph"/>
         <w:numPr>
           <w:ilvl w:val="0"/>
           <w:numId w:val="2"/>
         </w:numPr>
         <w:spacing w:before="40" w:after="40"/>
-      </w:pPr>
-      <w:r>
-        <w:t>Serverless Portal Ownership: Replaced legacy GWT portlets with a standalone serverless AWS application (S3</w:t>
-      </w:r>
-      <w:r>
-        <w:t>/</w:t>
-      </w:r>
-      <w:r>
-        <w:t>CloudFront</w:t>
-      </w:r>
-      <w:r>
-        <w:t xml:space="preserve"> </w:t>
-      </w:r>
-      <w:r>
-        <w:t>hosted Svelte frontend) serving as a unified access portal for FEMA preparedness platforms (PrepToolkit, OneResponder, RTLT, IRIS), organizing the component hierarchy (containers, forms, cards) and structuring the provider layer per application to keep each platform's data context cleanly separated.</w:t>
-      </w:r>
-    </w:p>
-    <w:p>
-      <w:pPr>
-        <w:pStyle w:val="ListParagraph"/>
+        <w:rPr>
+          <w:lang w:val="en-US"/>
+        </w:rPr>
+      </w:pPr>
+      <w:r>
+        <w:rPr>
+          <w:rStyle w:val="None"/>
+          <w:rtl w:val="0"/>
+          <w:lang w:val="en-US"/>
+        </w:rPr>
+        <w:t>Modernization &amp; Performance: Drove the strategic migration of legacy Liferay portlets to Svelte micro-frontends, resulting in measurable frontend performance improvements and a more maintainable codebase.</w:t>
+      </w:r>
+    </w:p>
+    <w:p>
+      <w:pPr>
+        <w:pStyle w:val="List Paragraph"/>
         <w:numPr>
           <w:ilvl w:val="0"/>
           <w:numId w:val="2"/>
         </w:numPr>
         <w:spacing w:before="40" w:after="40"/>
-      </w:pPr>
-      <w:r>
-        <w:t>Development Workflow Improvements: Leveraged containerized development environments (Docker/Podman) and Flyway-based database migrations to improve consistency across environments and reduce configuration drift. Regularly conduct peer code reviews to reinforce clean architecture and maintainable code practices.</w:t>
-      </w:r>
-    </w:p>
-    <w:p>
-      <w:pPr>
-        <w:pStyle w:val="ListParagraph"/>
+        <w:rPr>
+          <w:lang w:val="en-US"/>
+        </w:rPr>
+      </w:pPr>
+      <w:r>
+        <w:rPr>
+          <w:rStyle w:val="None"/>
+          <w:rtl w:val="0"/>
+          <w:lang w:val="en-US"/>
+        </w:rPr>
+        <w:t>Development Workflow Improvements: Introduced containerized development environments (Docker/Podman) and implemented Flyway-based database migrations to improve consistency across environments and reduce configuration drift. Regularly conduct peer code reviews to reinforce clean architecture and maintainable code practices.</w:t>
+      </w:r>
+    </w:p>
+    <w:p>
+      <w:pPr>
+        <w:pStyle w:val="List Paragraph"/>
         <w:numPr>
           <w:ilvl w:val="0"/>
           <w:numId w:val="2"/>
         </w:numPr>
         <w:spacing w:before="40" w:after="40"/>
-      </w:pPr>
-      <w:r>
-        <w:rPr>
-          <w:rStyle w:val="None"/>
+        <w:rPr>
+          <w:lang w:val="en-US"/>
+        </w:rPr>
+      </w:pPr>
+      <w:r>
+        <w:rPr>
+          <w:rStyle w:val="None"/>
+          <w:rtl w:val="0"/>
+          <w:lang w:val="en-US"/>
         </w:rPr>
         <w:t>Stakeholder Alignment: Translate complex FEMA business requirements (THIRA/SPR, CPG, NIMS, UAWG) into scalable technical solutions, coordinating closely with project leads to ensure all features align with federal compliance and security standards.</w:t>
       </w:r>
     </w:p>
     <w:p>
       <w:pPr>
-        <w:pStyle w:val="ListParagraph"/>
+        <w:pStyle w:val="List Paragraph"/>
         <w:numPr>
           <w:ilvl w:val="0"/>
           <w:numId w:val="2"/>
         </w:numPr>
         <w:spacing w:before="40" w:after="40"/>
-      </w:pPr>
-      <w:r>
-        <w:rPr>
-          <w:rStyle w:val="None"/>
+        <w:rPr>
+          <w:lang w:val="en-US"/>
+        </w:rPr>
+      </w:pPr>
+      <w:r>
+        <w:rPr>
+          <w:rStyle w:val="None"/>
+          <w:rtl w:val="0"/>
+          <w:lang w:val="en-US"/>
         </w:rPr>
         <w:t>Operational Excellence: Automated enterprise reporting workflows (Docmosis/Apache POI), reducing processing time from hours to minutes and directly improving operational efficiency for national exercise programs.</w:t>
       </w:r>
@@ -536,24 +716,38 @@
       <w:r>
         <w:rPr>
           <w:rStyle w:val="None"/>
-          <w:b/>
-          <w:bCs/>
+          <w:b w:val="1"/>
+          <w:bCs w:val="1"/>
+          <w:outline w:val="0"/>
           <w:color w:val="555555"/>
           <w:sz w:val="19"/>
           <w:szCs w:val="19"/>
           <w:u w:color="555555"/>
+          <w:rtl w:val="0"/>
           <w:lang w:val="nl-NL"/>
+          <w14:textFill>
+            <w14:solidFill>
+              <w14:srgbClr w14:val="555555"/>
+            </w14:solidFill>
+          </w14:textFill>
         </w:rPr>
         <w:t xml:space="preserve">Tech Stack: </w:t>
       </w:r>
       <w:r>
         <w:rPr>
           <w:rStyle w:val="None"/>
+          <w:outline w:val="0"/>
           <w:color w:val="555555"/>
           <w:sz w:val="19"/>
           <w:szCs w:val="19"/>
           <w:u w:color="555555"/>
+          <w:rtl w:val="0"/>
           <w:lang w:val="nl-NL"/>
+          <w14:textFill>
+            <w14:solidFill>
+              <w14:srgbClr w14:val="555555"/>
+            </w14:solidFill>
+          </w14:textFill>
         </w:rPr>
         <w:t>Java, Spring Boot, Gradle, GWT, MySQL, Liferay 7, Apache HTTP Server, JavaScript/TypeScript, Svelte, React, Node.js, npm, AWS Lambda, Git, Podman, Docmosis, OpenCSV, Apache POI</w:t>
       </w:r>
@@ -569,136 +763,207 @@
       <w:r>
         <w:rPr>
           <w:rStyle w:val="None"/>
-          <w:b/>
-          <w:bCs/>
-          <w:color w:val="1A1A1A"/>
+          <w:b w:val="1"/>
+          <w:bCs w:val="1"/>
+          <w:outline w:val="0"/>
+          <w:color w:val="1a1a1a"/>
           <w:sz w:val="22"/>
           <w:szCs w:val="22"/>
-          <w:u w:color="1A1A1A"/>
+          <w:u w:color="1a1a1a"/>
+          <w:rtl w:val="0"/>
+          <w:lang w:val="en-US"/>
+          <w14:textFill>
+            <w14:solidFill>
+              <w14:srgbClr w14:val="1A1A1A"/>
+            </w14:solidFill>
+          </w14:textFill>
         </w:rPr>
         <w:t>Applications Developer</w:t>
       </w:r>
       <w:r>
         <w:rPr>
           <w:rStyle w:val="None"/>
-          <w:color w:val="555555"/>
-          <w:u w:color="555555"/>
+          <w:outline w:val="0"/>
+          <w:color w:val="555555"/>
+          <w:u w:color="555555"/>
+          <w:rtl w:val="0"/>
+          <w14:textFill>
+            <w14:solidFill>
+              <w14:srgbClr w14:val="555555"/>
+            </w14:solidFill>
+          </w14:textFill>
         </w:rPr>
         <w:t xml:space="preserve"> | </w:t>
       </w:r>
       <w:r>
         <w:rPr>
           <w:rStyle w:val="None"/>
-          <w:b/>
-          <w:bCs/>
-          <w:color w:val="1F4E79"/>
-          <w:u w:color="1F4E79"/>
+          <w:b w:val="1"/>
+          <w:bCs w:val="1"/>
+          <w:outline w:val="0"/>
+          <w:color w:val="1f4e79"/>
+          <w:u w:color="1f4e79"/>
+          <w:rtl w:val="0"/>
+          <w:lang w:val="en-US"/>
+          <w14:textFill>
+            <w14:solidFill>
+              <w14:srgbClr w14:val="1F4E79"/>
+            </w14:solidFill>
+          </w14:textFill>
         </w:rPr>
         <w:t>United Parcel Service (UPS)</w:t>
       </w:r>
       <w:r>
         <w:rPr>
           <w:rStyle w:val="None"/>
-          <w:color w:val="555555"/>
-          <w:u w:color="555555"/>
+          <w:outline w:val="0"/>
+          <w:color w:val="555555"/>
+          <w:u w:color="555555"/>
+          <w:rtl w:val="0"/>
+          <w14:textFill>
+            <w14:solidFill>
+              <w14:srgbClr w14:val="555555"/>
+            </w14:solidFill>
+          </w14:textFill>
         </w:rPr>
         <w:t xml:space="preserve"> • </w:t>
       </w:r>
       <w:r>
         <w:rPr>
           <w:rStyle w:val="None"/>
-          <w:color w:val="555555"/>
-          <w:u w:color="555555"/>
+          <w:outline w:val="0"/>
+          <w:color w:val="555555"/>
+          <w:u w:color="555555"/>
+          <w:rtl w:val="0"/>
           <w:lang w:val="da-DK"/>
+          <w14:textFill>
+            <w14:solidFill>
+              <w14:srgbClr w14:val="555555"/>
+            </w14:solidFill>
+          </w14:textFill>
         </w:rPr>
         <w:t xml:space="preserve">Louisville, KY </w:t>
       </w:r>
       <w:r>
         <w:rPr>
           <w:rStyle w:val="None"/>
-          <w:color w:val="555555"/>
-          <w:u w:color="555555"/>
+          <w:outline w:val="0"/>
+          <w:color w:val="555555"/>
+          <w:u w:color="555555"/>
+          <w:rtl w:val="0"/>
+          <w14:textFill>
+            <w14:solidFill>
+              <w14:srgbClr w14:val="555555"/>
+            </w14:solidFill>
+          </w14:textFill>
         </w:rPr>
         <w:t xml:space="preserve">• </w:t>
       </w:r>
       <w:r>
         <w:rPr>
           <w:rStyle w:val="None"/>
-          <w:color w:val="555555"/>
-          <w:u w:color="555555"/>
-        </w:rPr>
-        <w:t>03/</w:t>
-      </w:r>
-      <w:r>
-        <w:rPr>
-          <w:rStyle w:val="None"/>
-          <w:color w:val="555555"/>
-          <w:u w:color="555555"/>
-        </w:rPr>
-        <w:t xml:space="preserve">2017 – </w:t>
-      </w:r>
-      <w:r>
-        <w:rPr>
-          <w:rStyle w:val="None"/>
-          <w:color w:val="555555"/>
-          <w:u w:color="555555"/>
-        </w:rPr>
-        <w:t>03/</w:t>
-      </w:r>
-      <w:r>
-        <w:rPr>
-          <w:rStyle w:val="None"/>
-          <w:color w:val="555555"/>
-          <w:u w:color="555555"/>
+          <w:outline w:val="0"/>
+          <w:color w:val="555555"/>
+          <w:u w:color="555555"/>
+          <w:rtl w:val="0"/>
+          <w14:textFill>
+            <w14:solidFill>
+              <w14:srgbClr w14:val="555555"/>
+            </w14:solidFill>
+          </w14:textFill>
+        </w:rPr>
+        <w:t xml:space="preserve">2017 </w:t>
+      </w:r>
+      <w:r>
+        <w:rPr>
+          <w:rStyle w:val="None"/>
+          <w:outline w:val="0"/>
+          <w:color w:val="555555"/>
+          <w:u w:color="555555"/>
+          <w:rtl w:val="0"/>
+          <w14:textFill>
+            <w14:solidFill>
+              <w14:srgbClr w14:val="555555"/>
+            </w14:solidFill>
+          </w14:textFill>
+        </w:rPr>
+        <w:t xml:space="preserve">– </w:t>
+      </w:r>
+      <w:r>
+        <w:rPr>
+          <w:rStyle w:val="None"/>
+          <w:outline w:val="0"/>
+          <w:color w:val="555555"/>
+          <w:u w:color="555555"/>
+          <w:rtl w:val="0"/>
+          <w14:textFill>
+            <w14:solidFill>
+              <w14:srgbClr w14:val="555555"/>
+            </w14:solidFill>
+          </w14:textFill>
         </w:rPr>
         <w:t>2019</w:t>
       </w:r>
     </w:p>
     <w:p>
       <w:pPr>
-        <w:pStyle w:val="ListParagraph"/>
+        <w:pStyle w:val="List Paragraph"/>
         <w:numPr>
           <w:ilvl w:val="0"/>
           <w:numId w:val="4"/>
         </w:numPr>
         <w:spacing w:before="40" w:after="40"/>
-      </w:pPr>
-      <w:r>
-        <w:rPr>
-          <w:rStyle w:val="None"/>
+        <w:rPr>
+          <w:lang w:val="en-US"/>
+        </w:rPr>
+      </w:pPr>
+      <w:r>
+        <w:rPr>
+          <w:rStyle w:val="None"/>
+          <w:rtl w:val="0"/>
+          <w:lang w:val="en-US"/>
         </w:rPr>
         <w:t>Mission-Critical Reliability: Engineered backend logic and UI features for real-time transportation visibility systems, ensuring operational uptime in a 24/7 high-throughput production environment.</w:t>
       </w:r>
     </w:p>
     <w:p>
       <w:pPr>
-        <w:pStyle w:val="ListParagraph"/>
+        <w:pStyle w:val="List Paragraph"/>
         <w:numPr>
           <w:ilvl w:val="0"/>
           <w:numId w:val="4"/>
         </w:numPr>
         <w:spacing w:before="40" w:after="40"/>
-      </w:pPr>
-      <w:r>
-        <w:rPr>
-          <w:rStyle w:val="None"/>
-        </w:rPr>
-        <w:lastRenderedPageBreak/>
+        <w:rPr>
+          <w:lang w:val="en-US"/>
+        </w:rPr>
+      </w:pPr>
+      <w:r>
+        <w:rPr>
+          <w:rStyle w:val="None"/>
+          <w:rtl w:val="0"/>
+          <w:lang w:val="en-US"/>
+        </w:rPr>
         <w:t>Business Logic Abstraction: Architected complex decision-making flows by translating high-level business requirements into discrete rules for the Drools inference engine (BRMS), reducing manual intervention and decoupling policy from code.</w:t>
       </w:r>
     </w:p>
     <w:p>
       <w:pPr>
-        <w:pStyle w:val="ListParagraph"/>
+        <w:pStyle w:val="List Paragraph"/>
         <w:numPr>
           <w:ilvl w:val="0"/>
           <w:numId w:val="4"/>
         </w:numPr>
         <w:spacing w:before="40" w:after="40"/>
-      </w:pPr>
-      <w:r>
-        <w:rPr>
-          <w:rStyle w:val="None"/>
+        <w:rPr>
+          <w:lang w:val="en-US"/>
+        </w:rPr>
+      </w:pPr>
+      <w:r>
+        <w:rPr>
+          <w:rStyle w:val="None"/>
+          <w:rtl w:val="0"/>
+          <w:lang w:val="en-US"/>
         </w:rPr>
         <w:t>Performance Engineering: Conducted deep-dive bottleneck analysis and performance tuning (JMeter), identifying and resolving critical latency issues under peak traffic conditions.</w:t>
       </w:r>
@@ -711,23 +976,38 @@
       <w:r>
         <w:rPr>
           <w:rStyle w:val="None"/>
-          <w:b/>
-          <w:bCs/>
+          <w:b w:val="1"/>
+          <w:bCs w:val="1"/>
+          <w:outline w:val="0"/>
           <w:color w:val="555555"/>
           <w:sz w:val="19"/>
           <w:szCs w:val="19"/>
           <w:u w:color="555555"/>
+          <w:rtl w:val="0"/>
           <w:lang w:val="nl-NL"/>
+          <w14:textFill>
+            <w14:solidFill>
+              <w14:srgbClr w14:val="555555"/>
+            </w14:solidFill>
+          </w14:textFill>
         </w:rPr>
         <w:t xml:space="preserve">Tech Stack: </w:t>
       </w:r>
       <w:r>
         <w:rPr>
           <w:rStyle w:val="None"/>
+          <w:outline w:val="0"/>
           <w:color w:val="555555"/>
           <w:sz w:val="19"/>
           <w:szCs w:val="19"/>
           <w:u w:color="555555"/>
+          <w:rtl w:val="0"/>
+          <w:lang w:val="en-US"/>
+          <w14:textFill>
+            <w14:solidFill>
+              <w14:srgbClr w14:val="555555"/>
+            </w14:solidFill>
+          </w14:textFill>
         </w:rPr>
         <w:t>Java, Spring Framework, Maven/Gradle, Drools (BRMS), JMeter, Roadrunner, WebLogic, ActiveMQ, SQL Server, TFVC</w:t>
       </w:r>
@@ -741,136 +1021,241 @@
         <w:spacing w:before="160" w:after="30"/>
         <w:rPr>
           <w:rStyle w:val="None"/>
-          <w:color w:val="555555"/>
-          <w:u w:color="555555"/>
-        </w:rPr>
-      </w:pPr>
-      <w:r>
-        <w:rPr>
-          <w:rStyle w:val="None"/>
-          <w:b/>
-          <w:bCs/>
-          <w:color w:val="1A1A1A"/>
+          <w:outline w:val="0"/>
+          <w:color w:val="555555"/>
+          <w:u w:color="555555"/>
+          <w14:textFill>
+            <w14:solidFill>
+              <w14:srgbClr w14:val="555555"/>
+            </w14:solidFill>
+          </w14:textFill>
+        </w:rPr>
+      </w:pPr>
+      <w:r>
+        <w:rPr>
+          <w:rStyle w:val="None"/>
+          <w:b w:val="1"/>
+          <w:bCs w:val="1"/>
+          <w:outline w:val="0"/>
+          <w:color w:val="1a1a1a"/>
           <w:sz w:val="22"/>
           <w:szCs w:val="22"/>
-          <w:u w:color="1A1A1A"/>
+          <w:u w:color="1a1a1a"/>
+          <w:rtl w:val="0"/>
+          <w:lang w:val="en-US"/>
+          <w14:textFill>
+            <w14:solidFill>
+              <w14:srgbClr w14:val="1A1A1A"/>
+            </w14:solidFill>
+          </w14:textFill>
         </w:rPr>
         <w:t>Software Developer</w:t>
       </w:r>
       <w:r>
         <w:rPr>
           <w:rStyle w:val="None"/>
-          <w:color w:val="555555"/>
-          <w:u w:color="555555"/>
+          <w:outline w:val="0"/>
+          <w:color w:val="555555"/>
+          <w:u w:color="555555"/>
+          <w:rtl w:val="0"/>
+          <w14:textFill>
+            <w14:solidFill>
+              <w14:srgbClr w14:val="555555"/>
+            </w14:solidFill>
+          </w14:textFill>
         </w:rPr>
         <w:t xml:space="preserve"> | </w:t>
       </w:r>
       <w:r>
         <w:rPr>
           <w:rStyle w:val="None"/>
-          <w:b/>
-          <w:bCs/>
-          <w:color w:val="1F4E79"/>
-          <w:u w:color="1F4E79"/>
+          <w:b w:val="1"/>
+          <w:bCs w:val="1"/>
+          <w:outline w:val="0"/>
+          <w:color w:val="1f4e79"/>
+          <w:u w:color="1f4e79"/>
+          <w:rtl w:val="0"/>
+          <w:lang w:val="en-US"/>
+          <w14:textFill>
+            <w14:solidFill>
+              <w14:srgbClr w14:val="1F4E79"/>
+            </w14:solidFill>
+          </w14:textFill>
         </w:rPr>
         <w:t>Apax Software</w:t>
       </w:r>
       <w:r>
         <w:rPr>
           <w:rStyle w:val="None"/>
-          <w:color w:val="555555"/>
-          <w:u w:color="555555"/>
-        </w:rPr>
-        <w:t xml:space="preserve"> • Lexington, KY • </w:t>
-      </w:r>
-      <w:r>
-        <w:rPr>
-          <w:rStyle w:val="None"/>
-          <w:color w:val="555555"/>
-          <w:u w:color="555555"/>
-        </w:rPr>
-        <w:t>03/</w:t>
-      </w:r>
-      <w:r>
-        <w:rPr>
-          <w:rStyle w:val="None"/>
-          <w:color w:val="555555"/>
-          <w:u w:color="555555"/>
-        </w:rPr>
-        <w:t xml:space="preserve">2016 – </w:t>
-      </w:r>
-      <w:r>
-        <w:rPr>
-          <w:rStyle w:val="None"/>
-          <w:color w:val="555555"/>
-          <w:u w:color="555555"/>
-        </w:rPr>
-        <w:t>03/</w:t>
-      </w:r>
-      <w:r>
-        <w:rPr>
-          <w:rStyle w:val="None"/>
-          <w:color w:val="555555"/>
-          <w:u w:color="555555"/>
+          <w:outline w:val="0"/>
+          <w:color w:val="555555"/>
+          <w:u w:color="555555"/>
+          <w:rtl w:val="0"/>
+          <w14:textFill>
+            <w14:solidFill>
+              <w14:srgbClr w14:val="555555"/>
+            </w14:solidFill>
+          </w14:textFill>
+        </w:rPr>
+        <w:t xml:space="preserve"> • </w:t>
+      </w:r>
+      <w:r>
+        <w:rPr>
+          <w:rStyle w:val="None"/>
+          <w:outline w:val="0"/>
+          <w:color w:val="555555"/>
+          <w:u w:color="555555"/>
+          <w:rtl w:val="0"/>
+          <w:lang w:val="en-US"/>
+          <w14:textFill>
+            <w14:solidFill>
+              <w14:srgbClr w14:val="555555"/>
+            </w14:solidFill>
+          </w14:textFill>
+        </w:rPr>
+        <w:t xml:space="preserve">Lexington, KY </w:t>
+      </w:r>
+      <w:r>
+        <w:rPr>
+          <w:rStyle w:val="None"/>
+          <w:outline w:val="0"/>
+          <w:color w:val="555555"/>
+          <w:u w:color="555555"/>
+          <w:rtl w:val="0"/>
+          <w14:textFill>
+            <w14:solidFill>
+              <w14:srgbClr w14:val="555555"/>
+            </w14:solidFill>
+          </w14:textFill>
+        </w:rPr>
+        <w:t xml:space="preserve">• </w:t>
+      </w:r>
+      <w:r>
+        <w:rPr>
+          <w:rStyle w:val="None"/>
+          <w:outline w:val="0"/>
+          <w:color w:val="555555"/>
+          <w:u w:color="555555"/>
+          <w:rtl w:val="0"/>
+          <w14:textFill>
+            <w14:solidFill>
+              <w14:srgbClr w14:val="555555"/>
+            </w14:solidFill>
+          </w14:textFill>
+        </w:rPr>
+        <w:t xml:space="preserve">2016 </w:t>
+      </w:r>
+      <w:r>
+        <w:rPr>
+          <w:rStyle w:val="None"/>
+          <w:outline w:val="0"/>
+          <w:color w:val="555555"/>
+          <w:u w:color="555555"/>
+          <w:rtl w:val="0"/>
+          <w14:textFill>
+            <w14:solidFill>
+              <w14:srgbClr w14:val="555555"/>
+            </w14:solidFill>
+          </w14:textFill>
+        </w:rPr>
+        <w:t xml:space="preserve">– </w:t>
+      </w:r>
+      <w:r>
+        <w:rPr>
+          <w:rStyle w:val="None"/>
+          <w:outline w:val="0"/>
+          <w:color w:val="555555"/>
+          <w:u w:color="555555"/>
+          <w:rtl w:val="0"/>
+          <w14:textFill>
+            <w14:solidFill>
+              <w14:srgbClr w14:val="555555"/>
+            </w14:solidFill>
+          </w14:textFill>
         </w:rPr>
         <w:t>2017</w:t>
       </w:r>
     </w:p>
     <w:p>
       <w:pPr>
-        <w:pStyle w:val="ListParagraph"/>
+        <w:pStyle w:val="List Paragraph"/>
         <w:numPr>
           <w:ilvl w:val="0"/>
           <w:numId w:val="4"/>
         </w:numPr>
-      </w:pPr>
-      <w:r>
-        <w:rPr>
-          <w:rStyle w:val="None"/>
+        <w:rPr>
+          <w:lang w:val="en-US"/>
+        </w:rPr>
+      </w:pPr>
+      <w:r>
+        <w:rPr>
+          <w:rStyle w:val="None"/>
+          <w:rtl w:val="0"/>
+          <w:lang w:val="en-US"/>
         </w:rPr>
         <w:t>Technical Consultation: Partnered directly with stakeholders (</w:t>
       </w:r>
       <w:r>
         <w:rPr>
           <w:rStyle w:val="None"/>
-          <w:color w:val="1A1A1A"/>
-          <w:u w:color="1A1A1A"/>
+          <w:outline w:val="0"/>
+          <w:color w:val="1a1a1a"/>
+          <w:u w:color="1a1a1a"/>
+          <w:rtl w:val="0"/>
+          <w:lang w:val="en-US"/>
+          <w14:textFill>
+            <w14:solidFill>
+              <w14:srgbClr w14:val="1A1A1A"/>
+            </w14:solidFill>
+          </w14:textFill>
         </w:rPr>
         <w:t>Presbyterian Church (USA)</w:t>
       </w:r>
       <w:r>
         <w:rPr>
           <w:rStyle w:val="None"/>
+          <w:rtl w:val="0"/>
+          <w:lang w:val="en-US"/>
         </w:rPr>
         <w:t>, University of Kentucky) to translate vague business needs into production-ready technical specifications and RESTful architectures.</w:t>
       </w:r>
     </w:p>
     <w:p>
       <w:pPr>
-        <w:pStyle w:val="ListParagraph"/>
+        <w:pStyle w:val="List Paragraph"/>
         <w:numPr>
           <w:ilvl w:val="0"/>
           <w:numId w:val="4"/>
         </w:numPr>
-      </w:pPr>
-      <w:r>
-        <w:rPr>
-          <w:rStyle w:val="None"/>
+        <w:rPr>
+          <w:lang w:val="en-US"/>
+        </w:rPr>
+      </w:pPr>
+      <w:r>
+        <w:rPr>
+          <w:rStyle w:val="None"/>
+          <w:rtl w:val="0"/>
+          <w:lang w:val="en-US"/>
         </w:rPr>
         <w:t>Modular Architecture: Designed reusable backend components and modular UI features, significantly accelerating release cycles and ensuring scalable feature expansion across multiple client projects.</w:t>
       </w:r>
     </w:p>
     <w:p>
       <w:pPr>
-        <w:pStyle w:val="ListParagraph"/>
+        <w:pStyle w:val="List Paragraph"/>
         <w:numPr>
           <w:ilvl w:val="0"/>
           <w:numId w:val="4"/>
         </w:numPr>
-      </w:pPr>
-      <w:r>
-        <w:rPr>
-          <w:rStyle w:val="None"/>
+        <w:rPr>
+          <w:lang w:val="en-US"/>
+        </w:rPr>
+      </w:pPr>
+      <w:r>
+        <w:rPr>
+          <w:rStyle w:val="None"/>
+          <w:rtl w:val="0"/>
+          <w:lang w:val="en-US"/>
         </w:rPr>
         <w:t>Security &amp; Governance: Implemented robust server-side validation, authentication, and role-based access control (RBAC) for sensitive event registration and CMS workflows.</w:t>
       </w:r>
@@ -883,23 +1268,38 @@
       <w:r>
         <w:rPr>
           <w:rStyle w:val="None"/>
-          <w:b/>
-          <w:bCs/>
+          <w:b w:val="1"/>
+          <w:bCs w:val="1"/>
+          <w:outline w:val="0"/>
           <w:color w:val="555555"/>
           <w:sz w:val="19"/>
           <w:szCs w:val="19"/>
           <w:u w:color="555555"/>
+          <w:rtl w:val="0"/>
           <w:lang w:val="nl-NL"/>
+          <w14:textFill>
+            <w14:solidFill>
+              <w14:srgbClr w14:val="555555"/>
+            </w14:solidFill>
+          </w14:textFill>
         </w:rPr>
         <w:t xml:space="preserve">Tech Stack: </w:t>
       </w:r>
       <w:r>
         <w:rPr>
           <w:rStyle w:val="None"/>
+          <w:outline w:val="0"/>
           <w:color w:val="555555"/>
           <w:sz w:val="19"/>
           <w:szCs w:val="19"/>
           <w:u w:color="555555"/>
+          <w:rtl w:val="0"/>
+          <w:lang w:val="en-US"/>
+          <w14:textFill>
+            <w14:solidFill>
+              <w14:srgbClr w14:val="555555"/>
+            </w14:solidFill>
+          </w14:textFill>
         </w:rPr>
         <w:t>Python, Django, JavaScript (AngularJS, jQuery), PostgreSQL, Bootstrap, AWS, Git, PHP, Drupal</w:t>
       </w:r>
@@ -913,126 +1313,199 @@
         <w:spacing w:before="160" w:after="30"/>
         <w:rPr>
           <w:rStyle w:val="None"/>
-          <w:color w:val="555555"/>
-          <w:u w:color="555555"/>
-        </w:rPr>
-      </w:pPr>
-      <w:r>
-        <w:rPr>
-          <w:rStyle w:val="None"/>
-          <w:b/>
-          <w:bCs/>
-          <w:color w:val="1A1A1A"/>
+          <w:outline w:val="0"/>
+          <w:color w:val="555555"/>
+          <w:u w:color="555555"/>
+          <w14:textFill>
+            <w14:solidFill>
+              <w14:srgbClr w14:val="555555"/>
+            </w14:solidFill>
+          </w14:textFill>
+        </w:rPr>
+      </w:pPr>
+      <w:r>
+        <w:rPr>
+          <w:rStyle w:val="None"/>
+          <w:b w:val="1"/>
+          <w:bCs w:val="1"/>
+          <w:outline w:val="0"/>
+          <w:color w:val="1a1a1a"/>
           <w:sz w:val="22"/>
           <w:szCs w:val="22"/>
-          <w:u w:color="1A1A1A"/>
+          <w:u w:color="1a1a1a"/>
+          <w:rtl w:val="0"/>
+          <w:lang w:val="en-US"/>
+          <w14:textFill>
+            <w14:solidFill>
+              <w14:srgbClr w14:val="1A1A1A"/>
+            </w14:solidFill>
+          </w14:textFill>
         </w:rPr>
         <w:t>Programming Analyst</w:t>
       </w:r>
       <w:r>
         <w:rPr>
           <w:rStyle w:val="None"/>
-          <w:color w:val="555555"/>
-          <w:u w:color="555555"/>
+          <w:outline w:val="0"/>
+          <w:color w:val="555555"/>
+          <w:u w:color="555555"/>
+          <w:rtl w:val="0"/>
+          <w14:textFill>
+            <w14:solidFill>
+              <w14:srgbClr w14:val="555555"/>
+            </w14:solidFill>
+          </w14:textFill>
         </w:rPr>
         <w:t xml:space="preserve"> | </w:t>
       </w:r>
       <w:r>
         <w:rPr>
           <w:rStyle w:val="None"/>
-          <w:b/>
-          <w:bCs/>
-          <w:color w:val="1F4E79"/>
-          <w:u w:color="1F4E79"/>
+          <w:b w:val="1"/>
+          <w:bCs w:val="1"/>
+          <w:outline w:val="0"/>
+          <w:color w:val="1f4e79"/>
+          <w:u w:color="1f4e79"/>
+          <w:rtl w:val="0"/>
+          <w:lang w:val="en-US"/>
+          <w14:textFill>
+            <w14:solidFill>
+              <w14:srgbClr w14:val="1F4E79"/>
+            </w14:solidFill>
+          </w14:textFill>
         </w:rPr>
         <w:t>Knowledge Facilitations Group (KFG)</w:t>
       </w:r>
       <w:r>
         <w:rPr>
           <w:rStyle w:val="None"/>
-          <w:color w:val="555555"/>
-          <w:u w:color="555555"/>
+          <w:outline w:val="0"/>
+          <w:color w:val="555555"/>
+          <w:u w:color="555555"/>
+          <w:rtl w:val="0"/>
+          <w14:textFill>
+            <w14:solidFill>
+              <w14:srgbClr w14:val="555555"/>
+            </w14:solidFill>
+          </w14:textFill>
         </w:rPr>
         <w:t xml:space="preserve"> • </w:t>
       </w:r>
       <w:r>
         <w:rPr>
           <w:rStyle w:val="None"/>
-          <w:color w:val="555555"/>
-          <w:u w:color="555555"/>
+          <w:outline w:val="0"/>
+          <w:color w:val="555555"/>
+          <w:u w:color="555555"/>
+          <w:rtl w:val="0"/>
           <w:lang w:val="de-DE"/>
+          <w14:textFill>
+            <w14:solidFill>
+              <w14:srgbClr w14:val="555555"/>
+            </w14:solidFill>
+          </w14:textFill>
         </w:rPr>
         <w:t xml:space="preserve">Richmond, KY </w:t>
       </w:r>
       <w:r>
         <w:rPr>
           <w:rStyle w:val="None"/>
-          <w:color w:val="555555"/>
-          <w:u w:color="555555"/>
+          <w:outline w:val="0"/>
+          <w:color w:val="555555"/>
+          <w:u w:color="555555"/>
+          <w:rtl w:val="0"/>
+          <w14:textFill>
+            <w14:solidFill>
+              <w14:srgbClr w14:val="555555"/>
+            </w14:solidFill>
+          </w14:textFill>
         </w:rPr>
         <w:t xml:space="preserve">• </w:t>
       </w:r>
       <w:r>
         <w:rPr>
           <w:rStyle w:val="None"/>
-          <w:color w:val="555555"/>
-          <w:u w:color="555555"/>
-        </w:rPr>
-        <w:t>03/</w:t>
-      </w:r>
-      <w:r>
-        <w:rPr>
-          <w:rStyle w:val="None"/>
-          <w:color w:val="555555"/>
-          <w:u w:color="555555"/>
-        </w:rPr>
-        <w:t xml:space="preserve">2015 – </w:t>
-      </w:r>
-      <w:r>
-        <w:rPr>
-          <w:rStyle w:val="None"/>
-          <w:color w:val="555555"/>
-          <w:u w:color="555555"/>
-        </w:rPr>
-        <w:t>03/</w:t>
-      </w:r>
-      <w:r>
-        <w:rPr>
-          <w:rStyle w:val="None"/>
-          <w:color w:val="555555"/>
-          <w:u w:color="555555"/>
+          <w:outline w:val="0"/>
+          <w:color w:val="555555"/>
+          <w:u w:color="555555"/>
+          <w:rtl w:val="0"/>
+          <w14:textFill>
+            <w14:solidFill>
+              <w14:srgbClr w14:val="555555"/>
+            </w14:solidFill>
+          </w14:textFill>
+        </w:rPr>
+        <w:t xml:space="preserve">2015 </w:t>
+      </w:r>
+      <w:r>
+        <w:rPr>
+          <w:rStyle w:val="None"/>
+          <w:outline w:val="0"/>
+          <w:color w:val="555555"/>
+          <w:u w:color="555555"/>
+          <w:rtl w:val="0"/>
+          <w14:textFill>
+            <w14:solidFill>
+              <w14:srgbClr w14:val="555555"/>
+            </w14:solidFill>
+          </w14:textFill>
+        </w:rPr>
+        <w:t xml:space="preserve">– </w:t>
+      </w:r>
+      <w:r>
+        <w:rPr>
+          <w:rStyle w:val="None"/>
+          <w:outline w:val="0"/>
+          <w:color w:val="555555"/>
+          <w:u w:color="555555"/>
+          <w:rtl w:val="0"/>
+          <w14:textFill>
+            <w14:solidFill>
+              <w14:srgbClr w14:val="555555"/>
+            </w14:solidFill>
+          </w14:textFill>
         </w:rPr>
         <w:t>2016</w:t>
       </w:r>
     </w:p>
     <w:p>
       <w:pPr>
-        <w:pStyle w:val="ListParagraph"/>
+        <w:pStyle w:val="List Paragraph"/>
         <w:numPr>
           <w:ilvl w:val="0"/>
           <w:numId w:val="4"/>
         </w:numPr>
         <w:spacing w:before="40" w:after="40"/>
-      </w:pPr>
-      <w:r>
-        <w:rPr>
-          <w:rStyle w:val="None"/>
+        <w:rPr>
+          <w:lang w:val="en-US"/>
+        </w:rPr>
+      </w:pPr>
+      <w:r>
+        <w:rPr>
+          <w:rStyle w:val="None"/>
+          <w:rtl w:val="0"/>
+          <w:lang w:val="en-US"/>
         </w:rPr>
         <w:t>Data Pipeline Engineering: Developed Python-based transformation engines to validate and map disparate industry standards (X12, EDIFACT, XML, JSON), ensuring seamless data exchange across the EDITRACE platform.</w:t>
       </w:r>
     </w:p>
     <w:p>
       <w:pPr>
-        <w:pStyle w:val="ListParagraph"/>
+        <w:pStyle w:val="List Paragraph"/>
         <w:numPr>
           <w:ilvl w:val="0"/>
           <w:numId w:val="4"/>
         </w:numPr>
         <w:spacing w:before="40" w:after="40"/>
-      </w:pPr>
-      <w:r>
-        <w:rPr>
-          <w:rStyle w:val="None"/>
+        <w:rPr>
+          <w:lang w:val="en-US"/>
+        </w:rPr>
+      </w:pPr>
+      <w:r>
+        <w:rPr>
+          <w:rStyle w:val="None"/>
+          <w:rtl w:val="0"/>
+          <w:lang w:val="en-US"/>
         </w:rPr>
         <w:t>Operational Observability: Built real-time monitoring dashboards that provided immediate insight into automated data pipelines, reducing troubleshooting time for critical EDI processes.</w:t>
       </w:r>
@@ -1045,23 +1518,38 @@
       <w:r>
         <w:rPr>
           <w:rStyle w:val="None"/>
-          <w:b/>
-          <w:bCs/>
+          <w:b w:val="1"/>
+          <w:bCs w:val="1"/>
+          <w:outline w:val="0"/>
           <w:color w:val="555555"/>
           <w:sz w:val="19"/>
           <w:szCs w:val="19"/>
           <w:u w:color="555555"/>
+          <w:rtl w:val="0"/>
           <w:lang w:val="nl-NL"/>
+          <w14:textFill>
+            <w14:solidFill>
+              <w14:srgbClr w14:val="555555"/>
+            </w14:solidFill>
+          </w14:textFill>
         </w:rPr>
         <w:t xml:space="preserve">Tech Stack: </w:t>
       </w:r>
       <w:r>
         <w:rPr>
           <w:rStyle w:val="None"/>
+          <w:outline w:val="0"/>
           <w:color w:val="555555"/>
           <w:sz w:val="19"/>
           <w:szCs w:val="19"/>
           <w:u w:color="555555"/>
+          <w:rtl w:val="0"/>
+          <w:lang w:val="en-US"/>
+          <w14:textFill>
+            <w14:solidFill>
+              <w14:srgbClr w14:val="555555"/>
+            </w14:solidFill>
+          </w14:textFill>
         </w:rPr>
         <w:t>Python, EDI (X12, XML, EDIFACT, Tradacoms, JSON, IDoc), Bootstrap, Git</w:t>
       </w:r>
@@ -1070,19 +1558,30 @@
       <w:pPr>
         <w:pStyle w:val="Body"/>
         <w:pBdr>
-          <w:bottom w:val="single" w:sz="8" w:space="0" w:color="1F4E79"/>
+          <w:top w:val="nil"/>
+          <w:left w:val="nil"/>
+          <w:bottom w:val="single" w:color="1f4e79" w:sz="8" w:space="0" w:shadow="0" w:frame="0"/>
+          <w:right w:val="nil"/>
         </w:pBdr>
         <w:spacing w:before="200" w:after="60"/>
       </w:pPr>
       <w:r>
         <w:rPr>
           <w:rStyle w:val="None"/>
-          <w:b/>
-          <w:bCs/>
-          <w:color w:val="1F4E79"/>
+          <w:b w:val="1"/>
+          <w:bCs w:val="1"/>
+          <w:outline w:val="0"/>
+          <w:color w:val="1f4e79"/>
           <w:sz w:val="22"/>
           <w:szCs w:val="22"/>
-          <w:u w:color="1F4E79"/>
+          <w:u w:color="1f4e79"/>
+          <w:rtl w:val="0"/>
+          <w:lang w:val="en-US"/>
+          <w14:textFill>
+            <w14:solidFill>
+              <w14:srgbClr w14:val="1F4E79"/>
+            </w14:solidFill>
+          </w14:textFill>
         </w:rPr>
         <w:t>EDUCATION</w:t>
       </w:r>
@@ -1095,20 +1594,36 @@
       <w:r>
         <w:rPr>
           <w:rStyle w:val="None"/>
-          <w:b/>
-          <w:bCs/>
-          <w:color w:val="1A1A1A"/>
+          <w:b w:val="1"/>
+          <w:bCs w:val="1"/>
+          <w:outline w:val="0"/>
+          <w:color w:val="1a1a1a"/>
           <w:sz w:val="21"/>
           <w:szCs w:val="21"/>
-          <w:u w:color="1A1A1A"/>
+          <w:u w:color="1a1a1a"/>
+          <w:rtl w:val="0"/>
+          <w:lang w:val="en-US"/>
+          <w14:textFill>
+            <w14:solidFill>
+              <w14:srgbClr w14:val="1A1A1A"/>
+            </w14:solidFill>
+          </w14:textFill>
         </w:rPr>
         <w:t>B.S. in Computer Science, 2015</w:t>
       </w:r>
       <w:r>
         <w:rPr>
           <w:rStyle w:val="None"/>
-          <w:color w:val="555555"/>
-          <w:u w:color="555555"/>
+          <w:outline w:val="0"/>
+          <w:color w:val="555555"/>
+          <w:u w:color="555555"/>
+          <w:rtl w:val="0"/>
+          <w:lang w:val="en-US"/>
+          <w14:textFill>
+            <w14:solidFill>
+              <w14:srgbClr w14:val="555555"/>
+            </w14:solidFill>
+          </w14:textFill>
         </w:rPr>
         <w:t xml:space="preserve"> | Eastern Kentucky University, Richmond, KY</w:t>
       </w:r>
@@ -1121,100 +1636,77 @@
       <w:r>
         <w:rPr>
           <w:rStyle w:val="None"/>
-          <w:i/>
-          <w:iCs/>
-          <w:color w:val="555555"/>
-          <w:u w:color="555555"/>
+          <w:i w:val="1"/>
+          <w:iCs w:val="1"/>
+          <w:outline w:val="0"/>
+          <w:color w:val="555555"/>
+          <w:u w:color="555555"/>
+          <w:rtl w:val="0"/>
+          <w:lang w:val="en-US"/>
+          <w14:textFill>
+            <w14:solidFill>
+              <w14:srgbClr w14:val="555555"/>
+            </w14:solidFill>
+          </w14:textFill>
         </w:rPr>
         <w:t>Member, Upsilon Pi Epsilon Honors Society for the Computing and Information Disciplines</w:t>
       </w:r>
     </w:p>
     <w:sectPr>
-      <w:headerReference w:type="default" r:id="rId11"/>
-      <w:footerReference w:type="default" r:id="rId12"/>
-      <w:pgSz w:w="12240" w:h="15840"/>
-      <w:pgMar w:top="1080" w:right="1080" w:bottom="1080" w:left="1080" w:header="708" w:footer="708" w:gutter="0"/>
-      <w:cols w:space="720"/>
+      <w:headerReference w:type="default" r:id="rId4"/>
+      <w:footerReference w:type="default" r:id="rId5"/>
+      <w:pgSz w:w="12240" w:h="15840" w:orient="portrait"/>
+      <w:pgMar w:top="1080" w:right="1080" w:bottom="1080" w:left="1080" w:header="708" w:footer="708"/>
+      <w:bidi w:val="0"/>
     </w:sectPr>
   </w:body>
 </w:document>
 </file>
 
-<file path=word/endnotes.xml><?xml version="1.0" encoding="utf-8"?>
-<w:endnotes xmlns:wpc="http://schemas.microsoft.com/office/word/2010/wordprocessingCanvas" xmlns:cx="http://schemas.microsoft.com/office/drawing/2014/chartex" xmlns:cx1="http://schemas.microsoft.com/office/drawing/2015/9/8/chartex" xmlns:cx2="http://schemas.microsoft.com/office/drawing/2015/10/21/chartex" xmlns:cx3="http://schemas.microsoft.com/office/drawing/2016/5/9/chartex" xmlns:cx4="http://schemas.microsoft.com/office/drawing/2016/5/10/chartex" xmlns:cx5="http://schemas.microsoft.com/office/drawing/2016/5/11/chartex" xmlns:cx6="http://schemas.microsoft.com/office/drawing/2016/5/12/chartex" xmlns:cx7="http://schemas.microsoft.com/office/drawing/2016/5/13/chartex" xmlns:cx8="http://schemas.microsoft.com/office/drawing/2016/5/14/chartex" xmlns:mc="http://schemas.openxmlformats.org/markup-compatibility/2006" xmlns:aink="http://schemas.microsoft.com/office/drawing/2016/ink" xmlns:am3d="http://schemas.microsoft.com/office/drawing/2017/model3d" xmlns:o="urn:schemas-microsoft-com:office:office" xmlns:oel="http://schemas.microsoft.com/office/2019/extlst" xmlns:r="http://schemas.openxmlformats.org/officeDocument/2006/relationships" xmlns:m="http://schemas.openxmlformats.org/officeDocument/2006/math" xmlns:v="urn:schemas-microsoft-com:vml" xmlns:wp14="http://schemas.microsoft.com/office/word/2010/wordprocessingDrawing" xmlns:wp="http://schemas.openxmlformats.org/drawingml/2006/wordprocessingDrawing" xmlns:w10="urn:schemas-microsoft-com:office:word" xmlns:w="http://schemas.openxmlformats.org/wordprocessingml/2006/main" xmlns:w14="http://schemas.microsoft.com/office/word/2010/wordml" xmlns:w15="http://schemas.microsoft.com/office/word/2012/wordml" xmlns:w16cex="http://schemas.microsoft.com/office/word/2018/wordml/cex" xmlns:w16cid="http://schemas.microsoft.com/office/word/2016/wordml/cid" xmlns:w16="http://schemas.microsoft.com/office/word/2018/wordml" xmlns:w16du="http://schemas.microsoft.com/office/word/2023/wordml/word16du" xmlns:w16sdtdh="http://schemas.microsoft.com/office/word/2020/wordml/sdtdatahash" xmlns:w16sdtfl="http://schemas.microsoft.com/office/word/2024/wordml/sdtformatlock" xmlns:w16se="http://schemas.microsoft.com/office/word/2015/wordml/symex" xmlns:wpg="http://schemas.microsoft.com/office/word/2010/wordprocessingGroup" xmlns:wpi="http://schemas.microsoft.com/office/word/2010/wordprocessingInk" xmlns:wne="http://schemas.microsoft.com/office/word/2006/wordml" xmlns:wps="http://schemas.microsoft.com/office/word/2010/wordprocessingShape" mc:Ignorable="w14 w15 w16se w16cid w16 w16cex w16sdtdh w16sdtfl w16du wp14">
-  <w:endnote w:type="separator" w:id="-1">
-    <w:p>
-      <w:r>
-        <w:separator/>
-      </w:r>
-    </w:p>
-  </w:endnote>
-  <w:endnote w:type="continuationSeparator" w:id="0">
-    <w:p>
-      <w:r>
-        <w:continuationSeparator/>
-      </w:r>
-    </w:p>
-  </w:endnote>
-</w:endnotes>
-</file>
-
 <file path=word/footer1.xml><?xml version="1.0" encoding="utf-8"?>
-<w:ftr xmlns:wpc="http://schemas.microsoft.com/office/word/2010/wordprocessingCanvas" xmlns:cx="http://schemas.microsoft.com/office/drawing/2014/chartex" xmlns:cx1="http://schemas.microsoft.com/office/drawing/2015/9/8/chartex" xmlns:cx2="http://schemas.microsoft.com/office/drawing/2015/10/21/chartex" xmlns:cx3="http://schemas.microsoft.com/office/drawing/2016/5/9/chartex" xmlns:cx4="http://schemas.microsoft.com/office/drawing/2016/5/10/chartex" xmlns:cx5="http://schemas.microsoft.com/office/drawing/2016/5/11/chartex" xmlns:cx6="http://schemas.microsoft.com/office/drawing/2016/5/12/chartex" xmlns:cx7="http://schemas.microsoft.com/office/drawing/2016/5/13/chartex" xmlns:cx8="http://schemas.microsoft.com/office/drawing/2016/5/14/chartex" xmlns:mc="http://schemas.openxmlformats.org/markup-compatibility/2006" xmlns:aink="http://schemas.microsoft.com/office/drawing/2016/ink" xmlns:am3d="http://schemas.microsoft.com/office/drawing/2017/model3d" xmlns:o="urn:schemas-microsoft-com:office:office" xmlns:oel="http://schemas.microsoft.com/office/2019/extlst" xmlns:r="http://schemas.openxmlformats.org/officeDocument/2006/relationships" xmlns:m="http://schemas.openxmlformats.org/officeDocument/2006/math" xmlns:v="urn:schemas-microsoft-com:vml" xmlns:wp14="http://schemas.microsoft.com/office/word/2010/wordprocessingDrawing" xmlns:wp="http://schemas.openxmlformats.org/drawingml/2006/wordprocessingDrawing" xmlns:w10="urn:schemas-microsoft-com:office:word" xmlns:w="http://schemas.openxmlformats.org/wordprocessingml/2006/main" xmlns:w14="http://schemas.microsoft.com/office/word/2010/wordml" xmlns:w15="http://schemas.microsoft.com/office/word/2012/wordml" xmlns:w16cex="http://schemas.microsoft.com/office/word/2018/wordml/cex" xmlns:w16cid="http://schemas.microsoft.com/office/word/2016/wordml/cid" xmlns:w16="http://schemas.microsoft.com/office/word/2018/wordml" xmlns:w16du="http://schemas.microsoft.com/office/word/2023/wordml/word16du" xmlns:w16sdtdh="http://schemas.microsoft.com/office/word/2020/wordml/sdtdatahash" xmlns:w16sdtfl="http://schemas.microsoft.com/office/word/2024/wordml/sdtformatlock" xmlns:w16se="http://schemas.microsoft.com/office/word/2015/wordml/symex" xmlns:wpg="http://schemas.microsoft.com/office/word/2010/wordprocessingGroup" xmlns:wpi="http://schemas.microsoft.com/office/word/2010/wordprocessingInk" xmlns:wne="http://schemas.microsoft.com/office/word/2006/wordml" xmlns:wps="http://schemas.microsoft.com/office/word/2010/wordprocessingShape" mc:Ignorable="w14 w15 w16se w16cid w16 w16cex w16sdtdh w16sdtfl w16du wp14">
+<w:ftr xmlns:r="http://schemas.openxmlformats.org/officeDocument/2006/relationships" xmlns:wp="http://schemas.openxmlformats.org/drawingml/2006/wordprocessingDrawing" xmlns:w="http://schemas.openxmlformats.org/wordprocessingml/2006/main" xmlns:w10="urn:schemas-microsoft-com:office:word" xmlns:w14="http://schemas.microsoft.com/office/word/2010/wordml" xmlns:wps="http://schemas.microsoft.com/office/word/2010/wordprocessingShape" xmlns:wpg="http://schemas.microsoft.com/office/word/2010/wordprocessingGroup" xmlns:mc="http://schemas.openxmlformats.org/markup-compatibility/2006" xmlns:v="urn:schemas-microsoft-com:vml" xmlns:o="urn:schemas-microsoft-com:office:office" xmlns:m="http://schemas.openxmlformats.org/officeDocument/2006/math" mc:Ignorable="w14">
   <w:p>
     <w:pPr>
-      <w:pStyle w:val="HeaderFooter"/>
+      <w:pStyle w:val="Header &amp; Footer"/>
+      <w:bidi w:val="0"/>
     </w:pPr>
+    <w:r/>
   </w:p>
 </w:ftr>
 </file>
 
-<file path=word/footnotes.xml><?xml version="1.0" encoding="utf-8"?>
-<w:footnotes xmlns:wpc="http://schemas.microsoft.com/office/word/2010/wordprocessingCanvas" xmlns:cx="http://schemas.microsoft.com/office/drawing/2014/chartex" xmlns:cx1="http://schemas.microsoft.com/office/drawing/2015/9/8/chartex" xmlns:cx2="http://schemas.microsoft.com/office/drawing/2015/10/21/chartex" xmlns:cx3="http://schemas.microsoft.com/office/drawing/2016/5/9/chartex" xmlns:cx4="http://schemas.microsoft.com/office/drawing/2016/5/10/chartex" xmlns:cx5="http://schemas.microsoft.com/office/drawing/2016/5/11/chartex" xmlns:cx6="http://schemas.microsoft.com/office/drawing/2016/5/12/chartex" xmlns:cx7="http://schemas.microsoft.com/office/drawing/2016/5/13/chartex" xmlns:cx8="http://schemas.microsoft.com/office/drawing/2016/5/14/chartex" xmlns:mc="http://schemas.openxmlformats.org/markup-compatibility/2006" xmlns:aink="http://schemas.microsoft.com/office/drawing/2016/ink" xmlns:am3d="http://schemas.microsoft.com/office/drawing/2017/model3d" xmlns:o="urn:schemas-microsoft-com:office:office" xmlns:oel="http://schemas.microsoft.com/office/2019/extlst" xmlns:r="http://schemas.openxmlformats.org/officeDocument/2006/relationships" xmlns:m="http://schemas.openxmlformats.org/officeDocument/2006/math" xmlns:v="urn:schemas-microsoft-com:vml" xmlns:wp14="http://schemas.microsoft.com/office/word/2010/wordprocessingDrawing" xmlns:wp="http://schemas.openxmlformats.org/drawingml/2006/wordprocessingDrawing" xmlns:w10="urn:schemas-microsoft-com:office:word" xmlns:w="http://schemas.openxmlformats.org/wordprocessingml/2006/main" xmlns:w14="http://schemas.microsoft.com/office/word/2010/wordml" xmlns:w15="http://schemas.microsoft.com/office/word/2012/wordml" xmlns:w16cex="http://schemas.microsoft.com/office/word/2018/wordml/cex" xmlns:w16cid="http://schemas.microsoft.com/office/word/2016/wordml/cid" xmlns:w16="http://schemas.microsoft.com/office/word/2018/wordml" xmlns:w16du="http://schemas.microsoft.com/office/word/2023/wordml/word16du" xmlns:w16sdtdh="http://schemas.microsoft.com/office/word/2020/wordml/sdtdatahash" xmlns:w16sdtfl="http://schemas.microsoft.com/office/word/2024/wordml/sdtformatlock" xmlns:w16se="http://schemas.microsoft.com/office/word/2015/wordml/symex" xmlns:wpg="http://schemas.microsoft.com/office/word/2010/wordprocessingGroup" xmlns:wpi="http://schemas.microsoft.com/office/word/2010/wordprocessingInk" xmlns:wne="http://schemas.microsoft.com/office/word/2006/wordml" xmlns:wps="http://schemas.microsoft.com/office/word/2010/wordprocessingShape" mc:Ignorable="w14 w15 w16se w16cid w16 w16cex w16sdtdh w16sdtfl w16du wp14">
-  <w:footnote w:type="separator" w:id="-1">
-    <w:p>
-      <w:r>
-        <w:separator/>
-      </w:r>
-    </w:p>
-  </w:footnote>
-  <w:footnote w:type="continuationSeparator" w:id="0">
-    <w:p>
-      <w:r>
-        <w:continuationSeparator/>
-      </w:r>
-    </w:p>
-  </w:footnote>
-</w:footnotes>
-</file>
-
 <file path=word/header1.xml><?xml version="1.0" encoding="utf-8"?>
-<w:hdr xmlns:wpc="http://schemas.microsoft.com/office/word/2010/wordprocessingCanvas" xmlns:cx="http://schemas.microsoft.com/office/drawing/2014/chartex" xmlns:cx1="http://schemas.microsoft.com/office/drawing/2015/9/8/chartex" xmlns:cx2="http://schemas.microsoft.com/office/drawing/2015/10/21/chartex" xmlns:cx3="http://schemas.microsoft.com/office/drawing/2016/5/9/chartex" xmlns:cx4="http://schemas.microsoft.com/office/drawing/2016/5/10/chartex" xmlns:cx5="http://schemas.microsoft.com/office/drawing/2016/5/11/chartex" xmlns:cx6="http://schemas.microsoft.com/office/drawing/2016/5/12/chartex" xmlns:cx7="http://schemas.microsoft.com/office/drawing/2016/5/13/chartex" xmlns:cx8="http://schemas.microsoft.com/office/drawing/2016/5/14/chartex" xmlns:mc="http://schemas.openxmlformats.org/markup-compatibility/2006" xmlns:aink="http://schemas.microsoft.com/office/drawing/2016/ink" xmlns:am3d="http://schemas.microsoft.com/office/drawing/2017/model3d" xmlns:o="urn:schemas-microsoft-com:office:office" xmlns:oel="http://schemas.microsoft.com/office/2019/extlst" xmlns:r="http://schemas.openxmlformats.org/officeDocument/2006/relationships" xmlns:m="http://schemas.openxmlformats.org/officeDocument/2006/math" xmlns:v="urn:schemas-microsoft-com:vml" xmlns:wp14="http://schemas.microsoft.com/office/word/2010/wordprocessingDrawing" xmlns:wp="http://schemas.openxmlformats.org/drawingml/2006/wordprocessingDrawing" xmlns:w10="urn:schemas-microsoft-com:office:word" xmlns:w="http://schemas.openxmlformats.org/wordprocessingml/2006/main" xmlns:w14="http://schemas.microsoft.com/office/word/2010/wordml" xmlns:w15="http://schemas.microsoft.com/office/word/2012/wordml" xmlns:w16cex="http://schemas.microsoft.com/office/word/2018/wordml/cex" xmlns:w16cid="http://schemas.microsoft.com/office/word/2016/wordml/cid" xmlns:w16="http://schemas.microsoft.com/office/word/2018/wordml" xmlns:w16du="http://schemas.microsoft.com/office/word/2023/wordml/word16du" xmlns:w16sdtdh="http://schemas.microsoft.com/office/word/2020/wordml/sdtdatahash" xmlns:w16sdtfl="http://schemas.microsoft.com/office/word/2024/wordml/sdtformatlock" xmlns:w16se="http://schemas.microsoft.com/office/word/2015/wordml/symex" xmlns:wpg="http://schemas.microsoft.com/office/word/2010/wordprocessingGroup" xmlns:wpi="http://schemas.microsoft.com/office/word/2010/wordprocessingInk" xmlns:wne="http://schemas.microsoft.com/office/word/2006/wordml" xmlns:wps="http://schemas.microsoft.com/office/word/2010/wordprocessingShape" mc:Ignorable="w14 w15 w16se w16cid w16 w16cex w16sdtdh w16sdtfl w16du wp14">
+<w:hdr xmlns:r="http://schemas.openxmlformats.org/officeDocument/2006/relationships" xmlns:wp="http://schemas.openxmlformats.org/drawingml/2006/wordprocessingDrawing" xmlns:w="http://schemas.openxmlformats.org/wordprocessingml/2006/main" xmlns:w10="urn:schemas-microsoft-com:office:word" xmlns:w14="http://schemas.microsoft.com/office/word/2010/wordml" xmlns:wps="http://schemas.microsoft.com/office/word/2010/wordprocessingShape" xmlns:wpg="http://schemas.microsoft.com/office/word/2010/wordprocessingGroup" xmlns:mc="http://schemas.openxmlformats.org/markup-compatibility/2006" xmlns:v="urn:schemas-microsoft-com:vml" xmlns:o="urn:schemas-microsoft-com:office:office" xmlns:m="http://schemas.openxmlformats.org/officeDocument/2006/math" mc:Ignorable="w14">
   <w:p>
     <w:pPr>
-      <w:pStyle w:val="HeaderFooter"/>
+      <w:pStyle w:val="Header &amp; Footer"/>
+      <w:bidi w:val="0"/>
     </w:pPr>
+    <w:r/>
   </w:p>
 </w:hdr>
 </file>
 
 <file path=word/numbering.xml><?xml version="1.0" encoding="utf-8"?>
-<w:numbering xmlns:wpc="http://schemas.microsoft.com/office/word/2010/wordprocessingCanvas" xmlns:cx="http://schemas.microsoft.com/office/drawing/2014/chartex" xmlns:cx1="http://schemas.microsoft.com/office/drawing/2015/9/8/chartex" xmlns:cx2="http://schemas.microsoft.com/office/drawing/2015/10/21/chartex" xmlns:cx3="http://schemas.microsoft.com/office/drawing/2016/5/9/chartex" xmlns:cx4="http://schemas.microsoft.com/office/drawing/2016/5/10/chartex" xmlns:cx5="http://schemas.microsoft.com/office/drawing/2016/5/11/chartex" xmlns:cx6="http://schemas.microsoft.com/office/drawing/2016/5/12/chartex" xmlns:cx7="http://schemas.microsoft.com/office/drawing/2016/5/13/chartex" xmlns:cx8="http://schemas.microsoft.com/office/drawing/2016/5/14/chartex" xmlns:mc="http://schemas.openxmlformats.org/markup-compatibility/2006" xmlns:aink="http://schemas.microsoft.com/office/drawing/2016/ink" xmlns:am3d="http://schemas.microsoft.com/office/drawing/2017/model3d" xmlns:o="urn:schemas-microsoft-com:office:office" xmlns:oel="http://schemas.microsoft.com/office/2019/extlst" xmlns:r="http://schemas.openxmlformats.org/officeDocument/2006/relationships" xmlns:m="http://schemas.openxmlformats.org/officeDocument/2006/math" xmlns:v="urn:schemas-microsoft-com:vml" xmlns:wp14="http://schemas.microsoft.com/office/word/2010/wordprocessingDrawing" xmlns:wp="http://schemas.openxmlformats.org/drawingml/2006/wordprocessingDrawing" xmlns:w10="urn:schemas-microsoft-com:office:word" xmlns:w="http://schemas.openxmlformats.org/wordprocessingml/2006/main" xmlns:w14="http://schemas.microsoft.com/office/word/2010/wordml" xmlns:w15="http://schemas.microsoft.com/office/word/2012/wordml" xmlns:w16cex="http://schemas.microsoft.com/office/word/2018/wordml/cex" xmlns:w16cid="http://schemas.microsoft.com/office/word/2016/wordml/cid" xmlns:w16="http://schemas.microsoft.com/office/word/2018/wordml" xmlns:w16du="http://schemas.microsoft.com/office/word/2023/wordml/word16du" xmlns:w16sdtdh="http://schemas.microsoft.com/office/word/2020/wordml/sdtdatahash" xmlns:w16sdtfl="http://schemas.microsoft.com/office/word/2024/wordml/sdtformatlock" xmlns:w16se="http://schemas.microsoft.com/office/word/2015/wordml/symex" xmlns:wpg="http://schemas.microsoft.com/office/word/2010/wordprocessingGroup" xmlns:wpi="http://schemas.microsoft.com/office/word/2010/wordprocessingInk" xmlns:wne="http://schemas.microsoft.com/office/word/2006/wordml" xmlns:wps="http://schemas.microsoft.com/office/word/2010/wordprocessingShape" mc:Ignorable="w14 w15 w16se w16cid w16 w16cex w16sdtdh w16sdtfl w16du wp14">
-  <w:abstractNum w:abstractNumId="0" w15:restartNumberingAfterBreak="0">
-    <w:nsid w:val="0BC368DF"/>
+<w:numbering xmlns:w="http://schemas.openxmlformats.org/wordprocessingml/2006/main" xmlns:wp="http://schemas.openxmlformats.org/drawingml/2006/wordprocessingDrawing" xmlns:w14="http://schemas.microsoft.com/office/word/2010/wordml" xmlns:r="http://schemas.openxmlformats.org/officeDocument/2006/relationships" xmlns:v="urn:schemas-microsoft-com:vml" xmlns:o="urn:schemas-microsoft-com:office:office">
+  <w:abstractNum w:abstractNumId="0">
     <w:multiLevelType w:val="hybridMultilevel"/>
-    <w:tmpl w:val="2176F9F4"/>
-    <w:styleLink w:val="ImportedStyle2"/>
-    <w:lvl w:ilvl="0" w:tplc="AFACCED2">
+    <w:numStyleLink w:val="Imported Style 1"/>
+  </w:abstractNum>
+  <w:abstractNum w:abstractNumId="1">
+    <w:multiLevelType w:val="hybridMultilevel"/>
+    <w:styleLink w:val="Imported Style 1"/>
+    <w:lvl w:ilvl="0">
       <w:start w:val="1"/>
       <w:numFmt w:val="bullet"/>
+      <w:suff w:val="tab"/>
       <w:lvlText w:val="·"/>
       <w:lvlJc w:val="left"/>
       <w:pPr>
         <w:ind w:left="720" w:hanging="360"/>
       </w:pPr>
       <w:rPr>
-        <w:rFonts w:ascii="Symbol" w:eastAsia="Symbol" w:hAnsi="Symbol" w:cs="Symbol"/>
+        <w:rFonts w:ascii="Symbol" w:cs="Symbol" w:hAnsi="Symbol" w:eastAsia="Symbol"/>
         <w:b w:val="0"/>
         <w:bCs w:val="0"/>
         <w:i w:val="0"/>
@@ -1234,16 +1726,17 @@
         <w:vertAlign w:val="baseline"/>
       </w:rPr>
     </w:lvl>
-    <w:lvl w:ilvl="1" w:tplc="C922A8A0">
+    <w:lvl w:ilvl="1">
       <w:start w:val="1"/>
       <w:numFmt w:val="bullet"/>
+      <w:suff w:val="tab"/>
       <w:lvlText w:val="o"/>
       <w:lvlJc w:val="left"/>
       <w:pPr>
         <w:ind w:left="1440" w:hanging="360"/>
       </w:pPr>
       <w:rPr>
-        <w:rFonts w:ascii="Arial Unicode MS" w:eastAsia="Arial Unicode MS" w:hAnsi="Arial Unicode MS" w:cs="Arial Unicode MS"/>
+        <w:rFonts w:ascii="Arial Unicode MS" w:cs="Arial Unicode MS" w:hAnsi="Arial Unicode MS" w:eastAsia="Arial Unicode MS"/>
         <w:b w:val="0"/>
         <w:bCs w:val="0"/>
         <w:i w:val="0"/>
@@ -1263,16 +1756,17 @@
         <w:vertAlign w:val="baseline"/>
       </w:rPr>
     </w:lvl>
-    <w:lvl w:ilvl="2" w:tplc="AE4ADBAA">
+    <w:lvl w:ilvl="2">
       <w:start w:val="1"/>
       <w:numFmt w:val="bullet"/>
+      <w:suff w:val="tab"/>
       <w:lvlText w:val="▪"/>
       <w:lvlJc w:val="left"/>
       <w:pPr>
         <w:ind w:left="2160" w:hanging="360"/>
       </w:pPr>
       <w:rPr>
-        <w:rFonts w:ascii="Arial Unicode MS" w:eastAsia="Arial Unicode MS" w:hAnsi="Arial Unicode MS" w:cs="Arial Unicode MS"/>
+        <w:rFonts w:ascii="Arial Unicode MS" w:cs="Arial Unicode MS" w:hAnsi="Arial Unicode MS" w:eastAsia="Arial Unicode MS"/>
         <w:b w:val="0"/>
         <w:bCs w:val="0"/>
         <w:i w:val="0"/>
@@ -1292,16 +1786,17 @@
         <w:vertAlign w:val="baseline"/>
       </w:rPr>
     </w:lvl>
-    <w:lvl w:ilvl="3" w:tplc="8BB4F090">
+    <w:lvl w:ilvl="3">
       <w:start w:val="1"/>
       <w:numFmt w:val="bullet"/>
+      <w:suff w:val="tab"/>
       <w:lvlText w:val="·"/>
       <w:lvlJc w:val="left"/>
       <w:pPr>
         <w:ind w:left="2880" w:hanging="360"/>
       </w:pPr>
       <w:rPr>
-        <w:rFonts w:ascii="Symbol" w:eastAsia="Symbol" w:hAnsi="Symbol" w:cs="Symbol"/>
+        <w:rFonts w:ascii="Symbol" w:cs="Symbol" w:hAnsi="Symbol" w:eastAsia="Symbol"/>
         <w:b w:val="0"/>
         <w:bCs w:val="0"/>
         <w:i w:val="0"/>
@@ -1321,16 +1816,17 @@
         <w:vertAlign w:val="baseline"/>
       </w:rPr>
     </w:lvl>
-    <w:lvl w:ilvl="4" w:tplc="760C0DAA">
+    <w:lvl w:ilvl="4">
       <w:start w:val="1"/>
       <w:numFmt w:val="bullet"/>
+      <w:suff w:val="tab"/>
       <w:lvlText w:val="o"/>
       <w:lvlJc w:val="left"/>
       <w:pPr>
         <w:ind w:left="3600" w:hanging="360"/>
       </w:pPr>
       <w:rPr>
-        <w:rFonts w:ascii="Arial Unicode MS" w:eastAsia="Arial Unicode MS" w:hAnsi="Arial Unicode MS" w:cs="Arial Unicode MS"/>
+        <w:rFonts w:ascii="Arial Unicode MS" w:cs="Arial Unicode MS" w:hAnsi="Arial Unicode MS" w:eastAsia="Arial Unicode MS"/>
         <w:b w:val="0"/>
         <w:bCs w:val="0"/>
         <w:i w:val="0"/>
@@ -1350,16 +1846,17 @@
         <w:vertAlign w:val="baseline"/>
       </w:rPr>
     </w:lvl>
-    <w:lvl w:ilvl="5" w:tplc="A9BAF12A">
+    <w:lvl w:ilvl="5">
       <w:start w:val="1"/>
       <w:numFmt w:val="bullet"/>
+      <w:suff w:val="tab"/>
       <w:lvlText w:val="▪"/>
       <w:lvlJc w:val="left"/>
       <w:pPr>
         <w:ind w:left="4320" w:hanging="360"/>
       </w:pPr>
       <w:rPr>
-        <w:rFonts w:ascii="Arial Unicode MS" w:eastAsia="Arial Unicode MS" w:hAnsi="Arial Unicode MS" w:cs="Arial Unicode MS"/>
+        <w:rFonts w:ascii="Arial Unicode MS" w:cs="Arial Unicode MS" w:hAnsi="Arial Unicode MS" w:eastAsia="Arial Unicode MS"/>
         <w:b w:val="0"/>
         <w:bCs w:val="0"/>
         <w:i w:val="0"/>
@@ -1379,16 +1876,17 @@
         <w:vertAlign w:val="baseline"/>
       </w:rPr>
     </w:lvl>
-    <w:lvl w:ilvl="6" w:tplc="8BA4B20C">
+    <w:lvl w:ilvl="6">
       <w:start w:val="1"/>
       <w:numFmt w:val="bullet"/>
+      <w:suff w:val="tab"/>
       <w:lvlText w:val="·"/>
       <w:lvlJc w:val="left"/>
       <w:pPr>
         <w:ind w:left="5040" w:hanging="360"/>
       </w:pPr>
       <w:rPr>
-        <w:rFonts w:ascii="Symbol" w:eastAsia="Symbol" w:hAnsi="Symbol" w:cs="Symbol"/>
+        <w:rFonts w:ascii="Symbol" w:cs="Symbol" w:hAnsi="Symbol" w:eastAsia="Symbol"/>
         <w:b w:val="0"/>
         <w:bCs w:val="0"/>
         <w:i w:val="0"/>
@@ -1408,16 +1906,17 @@
         <w:vertAlign w:val="baseline"/>
       </w:rPr>
     </w:lvl>
-    <w:lvl w:ilvl="7" w:tplc="23E0C5A4">
+    <w:lvl w:ilvl="7">
       <w:start w:val="1"/>
       <w:numFmt w:val="bullet"/>
+      <w:suff w:val="tab"/>
       <w:lvlText w:val="o"/>
       <w:lvlJc w:val="left"/>
       <w:pPr>
         <w:ind w:left="5760" w:hanging="360"/>
       </w:pPr>
       <w:rPr>
-        <w:rFonts w:ascii="Arial Unicode MS" w:eastAsia="Arial Unicode MS" w:hAnsi="Arial Unicode MS" w:cs="Arial Unicode MS"/>
+        <w:rFonts w:ascii="Arial Unicode MS" w:cs="Arial Unicode MS" w:hAnsi="Arial Unicode MS" w:eastAsia="Arial Unicode MS"/>
         <w:b w:val="0"/>
         <w:bCs w:val="0"/>
         <w:i w:val="0"/>
@@ -1437,16 +1936,17 @@
         <w:vertAlign w:val="baseline"/>
       </w:rPr>
     </w:lvl>
-    <w:lvl w:ilvl="8" w:tplc="BE4AC868">
+    <w:lvl w:ilvl="8">
       <w:start w:val="1"/>
       <w:numFmt w:val="bullet"/>
+      <w:suff w:val="tab"/>
       <w:lvlText w:val="▪"/>
       <w:lvlJc w:val="left"/>
       <w:pPr>
         <w:ind w:left="6480" w:hanging="360"/>
       </w:pPr>
       <w:rPr>
-        <w:rFonts w:ascii="Arial Unicode MS" w:eastAsia="Arial Unicode MS" w:hAnsi="Arial Unicode MS" w:cs="Arial Unicode MS"/>
+        <w:rFonts w:ascii="Arial Unicode MS" w:cs="Arial Unicode MS" w:hAnsi="Arial Unicode MS" w:eastAsia="Arial Unicode MS"/>
         <w:b w:val="0"/>
         <w:bCs w:val="0"/>
         <w:i w:val="0"/>
@@ -1467,21 +1967,24 @@
       </w:rPr>
     </w:lvl>
   </w:abstractNum>
-  <w:abstractNum w:abstractNumId="1" w15:restartNumberingAfterBreak="0">
-    <w:nsid w:val="3B9461CE"/>
+  <w:abstractNum w:abstractNumId="2">
     <w:multiLevelType w:val="hybridMultilevel"/>
-    <w:tmpl w:val="DD8CBD10"/>
-    <w:styleLink w:val="ImportedStyle1"/>
-    <w:lvl w:ilvl="0" w:tplc="B156A792">
+    <w:numStyleLink w:val="Imported Style 2"/>
+  </w:abstractNum>
+  <w:abstractNum w:abstractNumId="3">
+    <w:multiLevelType w:val="hybridMultilevel"/>
+    <w:styleLink w:val="Imported Style 2"/>
+    <w:lvl w:ilvl="0">
       <w:start w:val="1"/>
       <w:numFmt w:val="bullet"/>
+      <w:suff w:val="tab"/>
       <w:lvlText w:val="·"/>
       <w:lvlJc w:val="left"/>
       <w:pPr>
         <w:ind w:left="720" w:hanging="360"/>
       </w:pPr>
       <w:rPr>
-        <w:rFonts w:ascii="Symbol" w:eastAsia="Symbol" w:hAnsi="Symbol" w:cs="Symbol"/>
+        <w:rFonts w:ascii="Symbol" w:cs="Symbol" w:hAnsi="Symbol" w:eastAsia="Symbol"/>
         <w:b w:val="0"/>
         <w:bCs w:val="0"/>
         <w:i w:val="0"/>
@@ -1501,16 +2004,17 @@
         <w:vertAlign w:val="baseline"/>
       </w:rPr>
     </w:lvl>
-    <w:lvl w:ilvl="1" w:tplc="37B477D8">
+    <w:lvl w:ilvl="1">
       <w:start w:val="1"/>
       <w:numFmt w:val="bullet"/>
+      <w:suff w:val="tab"/>
       <w:lvlText w:val="o"/>
       <w:lvlJc w:val="left"/>
       <w:pPr>
         <w:ind w:left="1440" w:hanging="360"/>
       </w:pPr>
       <w:rPr>
-        <w:rFonts w:ascii="Arial Unicode MS" w:eastAsia="Arial Unicode MS" w:hAnsi="Arial Unicode MS" w:cs="Arial Unicode MS"/>
+        <w:rFonts w:ascii="Arial Unicode MS" w:cs="Arial Unicode MS" w:hAnsi="Arial Unicode MS" w:eastAsia="Arial Unicode MS"/>
         <w:b w:val="0"/>
         <w:bCs w:val="0"/>
         <w:i w:val="0"/>
@@ -1530,16 +2034,17 @@
         <w:vertAlign w:val="baseline"/>
       </w:rPr>
     </w:lvl>
-    <w:lvl w:ilvl="2" w:tplc="FD3A4D4E">
+    <w:lvl w:ilvl="2">
       <w:start w:val="1"/>
       <w:numFmt w:val="bullet"/>
+      <w:suff w:val="tab"/>
       <w:lvlText w:val="▪"/>
       <w:lvlJc w:val="left"/>
       <w:pPr>
         <w:ind w:left="2160" w:hanging="360"/>
       </w:pPr>
       <w:rPr>
-        <w:rFonts w:ascii="Arial Unicode MS" w:eastAsia="Arial Unicode MS" w:hAnsi="Arial Unicode MS" w:cs="Arial Unicode MS"/>
+        <w:rFonts w:ascii="Arial Unicode MS" w:cs="Arial Unicode MS" w:hAnsi="Arial Unicode MS" w:eastAsia="Arial Unicode MS"/>
         <w:b w:val="0"/>
         <w:bCs w:val="0"/>
         <w:i w:val="0"/>
@@ -1559,16 +2064,17 @@
         <w:vertAlign w:val="baseline"/>
       </w:rPr>
     </w:lvl>
-    <w:lvl w:ilvl="3" w:tplc="F8D82B18">
+    <w:lvl w:ilvl="3">
       <w:start w:val="1"/>
       <w:numFmt w:val="bullet"/>
+      <w:suff w:val="tab"/>
       <w:lvlText w:val="·"/>
       <w:lvlJc w:val="left"/>
       <w:pPr>
         <w:ind w:left="2880" w:hanging="360"/>
       </w:pPr>
       <w:rPr>
-        <w:rFonts w:ascii="Symbol" w:eastAsia="Symbol" w:hAnsi="Symbol" w:cs="Symbol"/>
+        <w:rFonts w:ascii="Symbol" w:cs="Symbol" w:hAnsi="Symbol" w:eastAsia="Symbol"/>
         <w:b w:val="0"/>
         <w:bCs w:val="0"/>
         <w:i w:val="0"/>
@@ -1588,16 +2094,17 @@
         <w:vertAlign w:val="baseline"/>
       </w:rPr>
     </w:lvl>
-    <w:lvl w:ilvl="4" w:tplc="AD7ABC16">
+    <w:lvl w:ilvl="4">
       <w:start w:val="1"/>
       <w:numFmt w:val="bullet"/>
+      <w:suff w:val="tab"/>
       <w:lvlText w:val="o"/>
       <w:lvlJc w:val="left"/>
       <w:pPr>
         <w:ind w:left="3600" w:hanging="360"/>
       </w:pPr>
       <w:rPr>
-        <w:rFonts w:ascii="Arial Unicode MS" w:eastAsia="Arial Unicode MS" w:hAnsi="Arial Unicode MS" w:cs="Arial Unicode MS"/>
+        <w:rFonts w:ascii="Arial Unicode MS" w:cs="Arial Unicode MS" w:hAnsi="Arial Unicode MS" w:eastAsia="Arial Unicode MS"/>
         <w:b w:val="0"/>
         <w:bCs w:val="0"/>
         <w:i w:val="0"/>
@@ -1617,16 +2124,17 @@
         <w:vertAlign w:val="baseline"/>
       </w:rPr>
     </w:lvl>
-    <w:lvl w:ilvl="5" w:tplc="3C725554">
+    <w:lvl w:ilvl="5">
       <w:start w:val="1"/>
       <w:numFmt w:val="bullet"/>
+      <w:suff w:val="tab"/>
       <w:lvlText w:val="▪"/>
       <w:lvlJc w:val="left"/>
       <w:pPr>
         <w:ind w:left="4320" w:hanging="360"/>
       </w:pPr>
       <w:rPr>
-        <w:rFonts w:ascii="Arial Unicode MS" w:eastAsia="Arial Unicode MS" w:hAnsi="Arial Unicode MS" w:cs="Arial Unicode MS"/>
+        <w:rFonts w:ascii="Arial Unicode MS" w:cs="Arial Unicode MS" w:hAnsi="Arial Unicode MS" w:eastAsia="Arial Unicode MS"/>
         <w:b w:val="0"/>
         <w:bCs w:val="0"/>
         <w:i w:val="0"/>
@@ -1646,16 +2154,17 @@
         <w:vertAlign w:val="baseline"/>
       </w:rPr>
     </w:lvl>
-    <w:lvl w:ilvl="6" w:tplc="EA1A6E44">
+    <w:lvl w:ilvl="6">
       <w:start w:val="1"/>
       <w:numFmt w:val="bullet"/>
+      <w:suff w:val="tab"/>
       <w:lvlText w:val="·"/>
       <w:lvlJc w:val="left"/>
       <w:pPr>
         <w:ind w:left="5040" w:hanging="360"/>
       </w:pPr>
       <w:rPr>
-        <w:rFonts w:ascii="Symbol" w:eastAsia="Symbol" w:hAnsi="Symbol" w:cs="Symbol"/>
+        <w:rFonts w:ascii="Symbol" w:cs="Symbol" w:hAnsi="Symbol" w:eastAsia="Symbol"/>
         <w:b w:val="0"/>
         <w:bCs w:val="0"/>
         <w:i w:val="0"/>
@@ -1675,16 +2184,17 @@
         <w:vertAlign w:val="baseline"/>
       </w:rPr>
     </w:lvl>
-    <w:lvl w:ilvl="7" w:tplc="B45A7966">
+    <w:lvl w:ilvl="7">
       <w:start w:val="1"/>
       <w:numFmt w:val="bullet"/>
+      <w:suff w:val="tab"/>
       <w:lvlText w:val="o"/>
       <w:lvlJc w:val="left"/>
       <w:pPr>
         <w:ind w:left="5760" w:hanging="360"/>
       </w:pPr>
       <w:rPr>
-        <w:rFonts w:ascii="Arial Unicode MS" w:eastAsia="Arial Unicode MS" w:hAnsi="Arial Unicode MS" w:cs="Arial Unicode MS"/>
+        <w:rFonts w:ascii="Arial Unicode MS" w:cs="Arial Unicode MS" w:hAnsi="Arial Unicode MS" w:eastAsia="Arial Unicode MS"/>
         <w:b w:val="0"/>
         <w:bCs w:val="0"/>
         <w:i w:val="0"/>
@@ -1704,16 +2214,17 @@
         <w:vertAlign w:val="baseline"/>
       </w:rPr>
     </w:lvl>
-    <w:lvl w:ilvl="8" w:tplc="DEE0E466">
+    <w:lvl w:ilvl="8">
       <w:start w:val="1"/>
       <w:numFmt w:val="bullet"/>
+      <w:suff w:val="tab"/>
       <w:lvlText w:val="▪"/>
       <w:lvlJc w:val="left"/>
       <w:pPr>
         <w:ind w:left="6480" w:hanging="360"/>
       </w:pPr>
       <w:rPr>
-        <w:rFonts w:ascii="Arial Unicode MS" w:eastAsia="Arial Unicode MS" w:hAnsi="Arial Unicode MS" w:cs="Arial Unicode MS"/>
+        <w:rFonts w:ascii="Arial Unicode MS" w:cs="Arial Unicode MS" w:hAnsi="Arial Unicode MS" w:eastAsia="Arial Unicode MS"/>
         <w:b w:val="0"/>
         <w:bCs w:val="0"/>
         <w:i w:val="0"/>
@@ -1734,45 +2245,64 @@
       </w:rPr>
     </w:lvl>
   </w:abstractNum>
-  <w:abstractNum w:abstractNumId="2" w15:restartNumberingAfterBreak="0">
-    <w:nsid w:val="54047736"/>
-    <w:multiLevelType w:val="hybridMultilevel"/>
-    <w:tmpl w:val="DD8CBD10"/>
-    <w:numStyleLink w:val="ImportedStyle1"/>
-  </w:abstractNum>
-  <w:abstractNum w:abstractNumId="3" w15:restartNumberingAfterBreak="0">
-    <w:nsid w:val="7F1D5E04"/>
-    <w:multiLevelType w:val="hybridMultilevel"/>
-    <w:tmpl w:val="2176F9F4"/>
-    <w:numStyleLink w:val="ImportedStyle2"/>
-  </w:abstractNum>
-  <w:num w:numId="1" w16cid:durableId="622423928">
+  <w:num w:numId="1">
     <w:abstractNumId w:val="1"/>
   </w:num>
-  <w:num w:numId="2" w16cid:durableId="587351188">
-    <w:abstractNumId w:val="2"/>
-  </w:num>
-  <w:num w:numId="3" w16cid:durableId="530532291">
+  <w:num w:numId="2">
     <w:abstractNumId w:val="0"/>
   </w:num>
-  <w:num w:numId="4" w16cid:durableId="1705670961">
+  <w:num w:numId="3">
     <w:abstractNumId w:val="3"/>
+  </w:num>
+  <w:num w:numId="4">
+    <w:abstractNumId w:val="2"/>
   </w:num>
 </w:numbering>
 </file>
 
 <file path=word/styles.xml><?xml version="1.0" encoding="utf-8"?>
-<w:styles xmlns:mc="http://schemas.openxmlformats.org/markup-compatibility/2006" xmlns:r="http://schemas.openxmlformats.org/officeDocument/2006/relationships" xmlns:w="http://schemas.openxmlformats.org/wordprocessingml/2006/main" xmlns:w14="http://schemas.microsoft.com/office/word/2010/wordml" xmlns:w15="http://schemas.microsoft.com/office/word/2012/wordml" xmlns:w16cex="http://schemas.microsoft.com/office/word/2018/wordml/cex" xmlns:w16cid="http://schemas.microsoft.com/office/word/2016/wordml/cid" xmlns:w16="http://schemas.microsoft.com/office/word/2018/wordml" xmlns:w16du="http://schemas.microsoft.com/office/word/2023/wordml/word16du" xmlns:w16sdtdh="http://schemas.microsoft.com/office/word/2020/wordml/sdtdatahash" xmlns:w16sdtfl="http://schemas.microsoft.com/office/word/2024/wordml/sdtformatlock" xmlns:w16se="http://schemas.microsoft.com/office/word/2015/wordml/symex" mc:Ignorable="w14 w15 w16se w16cid w16 w16cex w16sdtdh w16sdtfl w16du">
+<w:styles xmlns:w="http://schemas.openxmlformats.org/wordprocessingml/2006/main" xmlns:mc="http://schemas.openxmlformats.org/markup-compatibility/2006" xmlns:w14="http://schemas.microsoft.com/office/word/2010/wordml" mc:Ignorable="w14">
   <w:docDefaults>
     <w:rPrDefault>
       <w:rPr>
-        <w:rFonts w:ascii="Times New Roman" w:eastAsia="Arial Unicode MS" w:hAnsi="Times New Roman" w:cs="Times New Roman"/>
+        <w:rFonts w:ascii="Times New Roman" w:cs="Times New Roman" w:hAnsi="Times New Roman" w:eastAsia="Arial Unicode MS"/>
+        <w:b w:val="0"/>
+        <w:bCs w:val="0"/>
+        <w:i w:val="0"/>
+        <w:iCs w:val="0"/>
+        <w:caps w:val="0"/>
+        <w:smallCaps w:val="0"/>
+        <w:strike w:val="0"/>
+        <w:dstrike w:val="0"/>
+        <w:outline w:val="0"/>
+        <w:emboss w:val="0"/>
+        <w:imprint w:val="0"/>
+        <w:vanish w:val="0"/>
+        <w:color w:val="auto"/>
+        <w:spacing w:val="0"/>
+        <w:w w:val="100"/>
+        <w:kern w:val="0"/>
+        <w:position w:val="0"/>
+        <w:sz w:val="20"/>
+        <w:szCs w:val="20"/>
+        <w:u w:val="none" w:color="auto"/>
         <w:bdr w:val="nil"/>
-        <w:lang w:val="en-US" w:eastAsia="en-US" w:bidi="ar-SA"/>
+        <w:vertAlign w:val="baseline"/>
+        <w:lang/>
       </w:rPr>
     </w:rPrDefault>
     <w:pPrDefault>
       <w:pPr>
+        <w:keepNext w:val="0"/>
+        <w:keepLines w:val="0"/>
+        <w:pageBreakBefore w:val="0"/>
+        <w:framePr w:anchorLock="0" w:w="0" w:h="0" w:vSpace="0" w:hSpace="0" w:xAlign="left" w:y="0" w:hRule="exact" w:vAnchor="margin"/>
+        <w:widowControl w:val="1"/>
+        <w:numPr>
+          <w:ilvl w:val="0"/>
+          <w:numId w:val="0"/>
+        </w:numPr>
+        <w:suppressLineNumbers w:val="0"/>
         <w:pBdr>
           <w:top w:val="nil"/>
           <w:left w:val="nil"/>
@@ -1781,420 +2311,28 @@
           <w:between w:val="nil"/>
           <w:bar w:val="nil"/>
         </w:pBdr>
+        <w:shd w:val="clear" w:color="auto" w:fill="auto"/>
+        <w:suppressAutoHyphens w:val="0"/>
+        <w:spacing w:before="0" w:beforeAutospacing="0" w:after="0" w:afterAutospacing="0" w:line="240" w:lineRule="auto"/>
+        <w:ind w:left="0" w:right="0" w:firstLine="0"/>
+        <w:jc w:val="left"/>
+        <w:outlineLvl w:val="9"/>
       </w:pPr>
     </w:pPrDefault>
   </w:docDefaults>
-  <w:latentStyles w:defLockedState="0" w:defUIPriority="99" w:defSemiHidden="0" w:defUnhideWhenUsed="0" w:defQFormat="0" w:count="376">
-    <w:lsdException w:name="Normal" w:uiPriority="0" w:qFormat="1"/>
-    <w:lsdException w:name="heading 1" w:uiPriority="9" w:qFormat="1"/>
-    <w:lsdException w:name="heading 2" w:semiHidden="1" w:uiPriority="9" w:unhideWhenUsed="1" w:qFormat="1"/>
-    <w:lsdException w:name="heading 3" w:semiHidden="1" w:uiPriority="9" w:unhideWhenUsed="1" w:qFormat="1"/>
-    <w:lsdException w:name="heading 4" w:semiHidden="1" w:uiPriority="9" w:unhideWhenUsed="1" w:qFormat="1"/>
-    <w:lsdException w:name="heading 5" w:semiHidden="1" w:uiPriority="9" w:unhideWhenUsed="1" w:qFormat="1"/>
-    <w:lsdException w:name="heading 6" w:semiHidden="1" w:uiPriority="9" w:unhideWhenUsed="1" w:qFormat="1"/>
-    <w:lsdException w:name="heading 7" w:semiHidden="1" w:uiPriority="9" w:unhideWhenUsed="1" w:qFormat="1"/>
-    <w:lsdException w:name="heading 8" w:semiHidden="1" w:uiPriority="9" w:unhideWhenUsed="1" w:qFormat="1"/>
-    <w:lsdException w:name="heading 9" w:semiHidden="1" w:uiPriority="9" w:unhideWhenUsed="1" w:qFormat="1"/>
-    <w:lsdException w:name="index 1" w:semiHidden="1" w:unhideWhenUsed="1"/>
-    <w:lsdException w:name="index 2" w:semiHidden="1" w:unhideWhenUsed="1"/>
-    <w:lsdException w:name="index 3" w:semiHidden="1" w:unhideWhenUsed="1"/>
-    <w:lsdException w:name="index 4" w:semiHidden="1" w:unhideWhenUsed="1"/>
-    <w:lsdException w:name="index 5" w:semiHidden="1" w:unhideWhenUsed="1"/>
-    <w:lsdException w:name="index 6" w:semiHidden="1" w:unhideWhenUsed="1"/>
-    <w:lsdException w:name="index 7" w:semiHidden="1" w:unhideWhenUsed="1"/>
-    <w:lsdException w:name="index 8" w:semiHidden="1" w:unhideWhenUsed="1"/>
-    <w:lsdException w:name="index 9" w:semiHidden="1" w:unhideWhenUsed="1"/>
-    <w:lsdException w:name="toc 1" w:semiHidden="1" w:uiPriority="39" w:unhideWhenUsed="1"/>
-    <w:lsdException w:name="toc 2" w:semiHidden="1" w:uiPriority="39" w:unhideWhenUsed="1"/>
-    <w:lsdException w:name="toc 3" w:semiHidden="1" w:uiPriority="39" w:unhideWhenUsed="1"/>
-    <w:lsdException w:name="toc 4" w:semiHidden="1" w:uiPriority="39" w:unhideWhenUsed="1"/>
-    <w:lsdException w:name="toc 5" w:semiHidden="1" w:uiPriority="39" w:unhideWhenUsed="1"/>
-    <w:lsdException w:name="toc 6" w:semiHidden="1" w:uiPriority="39" w:unhideWhenUsed="1"/>
-    <w:lsdException w:name="toc 7" w:semiHidden="1" w:uiPriority="39" w:unhideWhenUsed="1"/>
-    <w:lsdException w:name="toc 8" w:semiHidden="1" w:uiPriority="39" w:unhideWhenUsed="1"/>
-    <w:lsdException w:name="toc 9" w:semiHidden="1" w:uiPriority="39" w:unhideWhenUsed="1"/>
-    <w:lsdException w:name="Normal Indent" w:semiHidden="1" w:unhideWhenUsed="1"/>
-    <w:lsdException w:name="footnote text" w:semiHidden="1" w:unhideWhenUsed="1"/>
-    <w:lsdException w:name="annotation text" w:semiHidden="1" w:unhideWhenUsed="1"/>
-    <w:lsdException w:name="header" w:semiHidden="1" w:unhideWhenUsed="1"/>
-    <w:lsdException w:name="footer" w:semiHidden="1" w:unhideWhenUsed="1"/>
-    <w:lsdException w:name="index heading" w:semiHidden="1" w:unhideWhenUsed="1"/>
-    <w:lsdException w:name="caption" w:semiHidden="1" w:uiPriority="35" w:unhideWhenUsed="1" w:qFormat="1"/>
-    <w:lsdException w:name="table of figures" w:semiHidden="1" w:unhideWhenUsed="1"/>
-    <w:lsdException w:name="envelope address" w:semiHidden="1" w:unhideWhenUsed="1"/>
-    <w:lsdException w:name="envelope return" w:semiHidden="1" w:unhideWhenUsed="1"/>
-    <w:lsdException w:name="footnote reference" w:semiHidden="1" w:unhideWhenUsed="1"/>
-    <w:lsdException w:name="annotation reference" w:semiHidden="1" w:unhideWhenUsed="1"/>
-    <w:lsdException w:name="line number" w:semiHidden="1" w:unhideWhenUsed="1"/>
-    <w:lsdException w:name="page number" w:semiHidden="1" w:unhideWhenUsed="1"/>
-    <w:lsdException w:name="endnote reference" w:semiHidden="1" w:unhideWhenUsed="1"/>
-    <w:lsdException w:name="endnote text" w:semiHidden="1" w:unhideWhenUsed="1"/>
-    <w:lsdException w:name="table of authorities" w:semiHidden="1" w:unhideWhenUsed="1"/>
-    <w:lsdException w:name="macro" w:semiHidden="1" w:unhideWhenUsed="1"/>
-    <w:lsdException w:name="toa heading" w:semiHidden="1" w:unhideWhenUsed="1"/>
-    <w:lsdException w:name="List" w:semiHidden="1" w:unhideWhenUsed="1"/>
-    <w:lsdException w:name="List Bullet" w:semiHidden="1" w:unhideWhenUsed="1"/>
-    <w:lsdException w:name="List Number" w:semiHidden="1" w:unhideWhenUsed="1"/>
-    <w:lsdException w:name="List 2" w:semiHidden="1" w:unhideWhenUsed="1"/>
-    <w:lsdException w:name="List 3" w:semiHidden="1" w:unhideWhenUsed="1"/>
-    <w:lsdException w:name="List 4" w:semiHidden="1" w:unhideWhenUsed="1"/>
-    <w:lsdException w:name="List 5" w:semiHidden="1" w:unhideWhenUsed="1"/>
-    <w:lsdException w:name="List Bullet 2" w:semiHidden="1" w:unhideWhenUsed="1"/>
-    <w:lsdException w:name="List Bullet 3" w:semiHidden="1" w:unhideWhenUsed="1"/>
-    <w:lsdException w:name="List Bullet 4" w:semiHidden="1" w:unhideWhenUsed="1"/>
-    <w:lsdException w:name="List Bullet 5" w:semiHidden="1" w:unhideWhenUsed="1"/>
-    <w:lsdException w:name="List Number 2" w:semiHidden="1" w:unhideWhenUsed="1"/>
-    <w:lsdException w:name="List Number 3" w:semiHidden="1" w:unhideWhenUsed="1"/>
-    <w:lsdException w:name="List Number 4" w:semiHidden="1" w:unhideWhenUsed="1"/>
-    <w:lsdException w:name="List Number 5" w:semiHidden="1" w:unhideWhenUsed="1"/>
-    <w:lsdException w:name="Title" w:uiPriority="10" w:qFormat="1"/>
-    <w:lsdException w:name="Closing" w:semiHidden="1" w:unhideWhenUsed="1"/>
-    <w:lsdException w:name="Signature" w:semiHidden="1" w:unhideWhenUsed="1"/>
-    <w:lsdException w:name="Default Paragraph Font" w:semiHidden="1" w:uiPriority="1" w:unhideWhenUsed="1"/>
-    <w:lsdException w:name="Body Text" w:semiHidden="1" w:unhideWhenUsed="1"/>
-    <w:lsdException w:name="Body Text Indent" w:semiHidden="1" w:unhideWhenUsed="1"/>
-    <w:lsdException w:name="List Continue" w:semiHidden="1" w:unhideWhenUsed="1"/>
-    <w:lsdException w:name="List Continue 2" w:semiHidden="1" w:unhideWhenUsed="1"/>
-    <w:lsdException w:name="List Continue 3" w:semiHidden="1" w:unhideWhenUsed="1"/>
-    <w:lsdException w:name="List Continue 4" w:semiHidden="1" w:unhideWhenUsed="1"/>
-    <w:lsdException w:name="List Continue 5" w:semiHidden="1" w:unhideWhenUsed="1"/>
-    <w:lsdException w:name="Message Header" w:semiHidden="1" w:unhideWhenUsed="1"/>
-    <w:lsdException w:name="Subtitle" w:uiPriority="11" w:qFormat="1"/>
-    <w:lsdException w:name="Salutation" w:semiHidden="1" w:unhideWhenUsed="1"/>
-    <w:lsdException w:name="Date" w:semiHidden="1" w:unhideWhenUsed="1"/>
-    <w:lsdException w:name="Body Text First Indent" w:semiHidden="1" w:unhideWhenUsed="1"/>
-    <w:lsdException w:name="Body Text First Indent 2" w:semiHidden="1" w:unhideWhenUsed="1"/>
-    <w:lsdException w:name="Note Heading" w:semiHidden="1" w:unhideWhenUsed="1"/>
-    <w:lsdException w:name="Body Text 2" w:semiHidden="1" w:unhideWhenUsed="1"/>
-    <w:lsdException w:name="Body Text 3" w:semiHidden="1" w:unhideWhenUsed="1"/>
-    <w:lsdException w:name="Body Text Indent 2" w:semiHidden="1" w:unhideWhenUsed="1"/>
-    <w:lsdException w:name="Body Text Indent 3" w:semiHidden="1" w:unhideWhenUsed="1"/>
-    <w:lsdException w:name="Block Text" w:semiHidden="1" w:unhideWhenUsed="1"/>
-    <w:lsdException w:name="Hyperlink" w:semiHidden="1" w:unhideWhenUsed="1"/>
-    <w:lsdException w:name="FollowedHyperlink" w:semiHidden="1" w:unhideWhenUsed="1"/>
-    <w:lsdException w:name="Strong" w:uiPriority="22" w:qFormat="1"/>
-    <w:lsdException w:name="Emphasis" w:uiPriority="20" w:qFormat="1"/>
-    <w:lsdException w:name="Document Map" w:semiHidden="1" w:unhideWhenUsed="1"/>
-    <w:lsdException w:name="Plain Text" w:semiHidden="1" w:unhideWhenUsed="1"/>
-    <w:lsdException w:name="E-mail Signature" w:semiHidden="1" w:unhideWhenUsed="1"/>
-    <w:lsdException w:name="HTML Top of Form" w:semiHidden="1" w:unhideWhenUsed="1"/>
-    <w:lsdException w:name="HTML Bottom of Form" w:semiHidden="1" w:unhideWhenUsed="1"/>
-    <w:lsdException w:name="Normal (Web)" w:semiHidden="1" w:unhideWhenUsed="1"/>
-    <w:lsdException w:name="HTML Acronym" w:semiHidden="1" w:unhideWhenUsed="1"/>
-    <w:lsdException w:name="HTML Address" w:semiHidden="1" w:unhideWhenUsed="1"/>
-    <w:lsdException w:name="HTML Cite" w:semiHidden="1" w:unhideWhenUsed="1"/>
-    <w:lsdException w:name="HTML Code" w:semiHidden="1" w:unhideWhenUsed="1"/>
-    <w:lsdException w:name="HTML Definition" w:semiHidden="1" w:unhideWhenUsed="1"/>
-    <w:lsdException w:name="HTML Keyboard" w:semiHidden="1" w:unhideWhenUsed="1"/>
-    <w:lsdException w:name="HTML Preformatted" w:semiHidden="1" w:unhideWhenUsed="1"/>
-    <w:lsdException w:name="HTML Sample" w:semiHidden="1" w:unhideWhenUsed="1"/>
-    <w:lsdException w:name="HTML Typewriter" w:semiHidden="1" w:unhideWhenUsed="1"/>
-    <w:lsdException w:name="HTML Variable" w:semiHidden="1" w:unhideWhenUsed="1"/>
-    <w:lsdException w:name="Normal Table" w:semiHidden="1" w:unhideWhenUsed="1"/>
-    <w:lsdException w:name="annotation subject" w:semiHidden="1" w:unhideWhenUsed="1"/>
-    <w:lsdException w:name="No List" w:semiHidden="1" w:unhideWhenUsed="1"/>
-    <w:lsdException w:name="Outline List 1" w:semiHidden="1" w:unhideWhenUsed="1"/>
-    <w:lsdException w:name="Outline List 2" w:semiHidden="1" w:unhideWhenUsed="1"/>
-    <w:lsdException w:name="Outline List 3" w:semiHidden="1" w:unhideWhenUsed="1"/>
-    <w:lsdException w:name="Table Simple 1" w:semiHidden="1" w:unhideWhenUsed="1"/>
-    <w:lsdException w:name="Table Simple 2" w:semiHidden="1" w:unhideWhenUsed="1"/>
-    <w:lsdException w:name="Table Simple 3" w:semiHidden="1" w:unhideWhenUsed="1"/>
-    <w:lsdException w:name="Table Classic 1" w:semiHidden="1" w:unhideWhenUsed="1"/>
-    <w:lsdException w:name="Table Classic 2" w:semiHidden="1" w:unhideWhenUsed="1"/>
-    <w:lsdException w:name="Table Classic 3" w:semiHidden="1" w:unhideWhenUsed="1"/>
-    <w:lsdException w:name="Table Classic 4" w:semiHidden="1" w:unhideWhenUsed="1"/>
-    <w:lsdException w:name="Table Colorful 1" w:semiHidden="1" w:unhideWhenUsed="1"/>
-    <w:lsdException w:name="Table Colorful 2" w:semiHidden="1" w:unhideWhenUsed="1"/>
-    <w:lsdException w:name="Table Colorful 3" w:semiHidden="1" w:unhideWhenUsed="1"/>
-    <w:lsdException w:name="Table Columns 1" w:semiHidden="1" w:unhideWhenUsed="1"/>
-    <w:lsdException w:name="Table Columns 2" w:semiHidden="1" w:unhideWhenUsed="1"/>
-    <w:lsdException w:name="Table Columns 3" w:semiHidden="1" w:unhideWhenUsed="1"/>
-    <w:lsdException w:name="Table Columns 4" w:semiHidden="1" w:unhideWhenUsed="1"/>
-    <w:lsdException w:name="Table Columns 5" w:semiHidden="1" w:unhideWhenUsed="1"/>
-    <w:lsdException w:name="Table Grid 1" w:semiHidden="1" w:unhideWhenUsed="1"/>
-    <w:lsdException w:name="Table Grid 2" w:semiHidden="1" w:unhideWhenUsed="1"/>
-    <w:lsdException w:name="Table Grid 3" w:semiHidden="1" w:unhideWhenUsed="1"/>
-    <w:lsdException w:name="Table Grid 4" w:semiHidden="1" w:unhideWhenUsed="1"/>
-    <w:lsdException w:name="Table Grid 5" w:semiHidden="1" w:unhideWhenUsed="1"/>
-    <w:lsdException w:name="Table Grid 6" w:semiHidden="1" w:unhideWhenUsed="1"/>
-    <w:lsdException w:name="Table Grid 7" w:semiHidden="1" w:unhideWhenUsed="1"/>
-    <w:lsdException w:name="Table Grid 8" w:semiHidden="1" w:unhideWhenUsed="1"/>
-    <w:lsdException w:name="Table List 1" w:semiHidden="1" w:unhideWhenUsed="1"/>
-    <w:lsdException w:name="Table List 2" w:semiHidden="1" w:unhideWhenUsed="1"/>
-    <w:lsdException w:name="Table List 3" w:semiHidden="1" w:unhideWhenUsed="1"/>
-    <w:lsdException w:name="Table List 4" w:semiHidden="1" w:unhideWhenUsed="1"/>
-    <w:lsdException w:name="Table List 5" w:semiHidden="1" w:unhideWhenUsed="1"/>
-    <w:lsdException w:name="Table List 6" w:semiHidden="1" w:unhideWhenUsed="1"/>
-    <w:lsdException w:name="Table List 7" w:semiHidden="1" w:unhideWhenUsed="1"/>
-    <w:lsdException w:name="Table List 8" w:semiHidden="1" w:unhideWhenUsed="1"/>
-    <w:lsdException w:name="Table 3D effects 1" w:semiHidden="1" w:unhideWhenUsed="1"/>
-    <w:lsdException w:name="Table 3D effects 2" w:semiHidden="1" w:unhideWhenUsed="1"/>
-    <w:lsdException w:name="Table 3D effects 3" w:semiHidden="1" w:unhideWhenUsed="1"/>
-    <w:lsdException w:name="Table Contemporary" w:semiHidden="1" w:unhideWhenUsed="1"/>
-    <w:lsdException w:name="Table Elegant" w:semiHidden="1" w:unhideWhenUsed="1"/>
-    <w:lsdException w:name="Table Professional" w:semiHidden="1" w:unhideWhenUsed="1"/>
-    <w:lsdException w:name="Table Subtle 1" w:semiHidden="1" w:unhideWhenUsed="1"/>
-    <w:lsdException w:name="Table Subtle 2" w:semiHidden="1" w:unhideWhenUsed="1"/>
-    <w:lsdException w:name="Table Web 1" w:semiHidden="1" w:unhideWhenUsed="1"/>
-    <w:lsdException w:name="Table Web 2" w:semiHidden="1" w:unhideWhenUsed="1"/>
-    <w:lsdException w:name="Table Web 3" w:semiHidden="1" w:unhideWhenUsed="1"/>
-    <w:lsdException w:name="Balloon Text" w:semiHidden="1" w:unhideWhenUsed="1"/>
-    <w:lsdException w:name="Table Grid" w:uiPriority="39"/>
-    <w:lsdException w:name="Table Theme" w:semiHidden="1" w:unhideWhenUsed="1"/>
-    <w:lsdException w:name="Placeholder Text" w:semiHidden="1"/>
-    <w:lsdException w:name="No Spacing" w:uiPriority="1" w:qFormat="1"/>
-    <w:lsdException w:name="Light Shading" w:uiPriority="60"/>
-    <w:lsdException w:name="Light List" w:uiPriority="61"/>
-    <w:lsdException w:name="Light Grid" w:uiPriority="62"/>
-    <w:lsdException w:name="Medium Shading 1" w:uiPriority="63"/>
-    <w:lsdException w:name="Medium Shading 2" w:uiPriority="64"/>
-    <w:lsdException w:name="Medium List 1" w:uiPriority="65"/>
-    <w:lsdException w:name="Medium List 2" w:uiPriority="66"/>
-    <w:lsdException w:name="Medium Grid 1" w:uiPriority="67"/>
-    <w:lsdException w:name="Medium Grid 2" w:uiPriority="68"/>
-    <w:lsdException w:name="Medium Grid 3" w:uiPriority="69"/>
-    <w:lsdException w:name="Dark List" w:uiPriority="70"/>
-    <w:lsdException w:name="Colorful Shading" w:uiPriority="71"/>
-    <w:lsdException w:name="Colorful List" w:uiPriority="72"/>
-    <w:lsdException w:name="Colorful Grid" w:uiPriority="73"/>
-    <w:lsdException w:name="Light Shading Accent 1" w:uiPriority="60"/>
-    <w:lsdException w:name="Light List Accent 1" w:uiPriority="61"/>
-    <w:lsdException w:name="Light Grid Accent 1" w:uiPriority="62"/>
-    <w:lsdException w:name="Medium Shading 1 Accent 1" w:uiPriority="63"/>
-    <w:lsdException w:name="Medium Shading 2 Accent 1" w:uiPriority="64"/>
-    <w:lsdException w:name="Medium List 1 Accent 1" w:uiPriority="65"/>
-    <w:lsdException w:name="Revision" w:semiHidden="1"/>
-    <w:lsdException w:name="List Paragraph" w:uiPriority="34" w:qFormat="1"/>
-    <w:lsdException w:name="Quote" w:uiPriority="29" w:qFormat="1"/>
-    <w:lsdException w:name="Intense Quote" w:uiPriority="30" w:qFormat="1"/>
-    <w:lsdException w:name="Medium List 2 Accent 1" w:uiPriority="66"/>
-    <w:lsdException w:name="Medium Grid 1 Accent 1" w:uiPriority="67"/>
-    <w:lsdException w:name="Medium Grid 2 Accent 1" w:uiPriority="68"/>
-    <w:lsdException w:name="Medium Grid 3 Accent 1" w:uiPriority="69"/>
-    <w:lsdException w:name="Dark List Accent 1" w:uiPriority="70"/>
-    <w:lsdException w:name="Colorful Shading Accent 1" w:uiPriority="71"/>
-    <w:lsdException w:name="Colorful List Accent 1" w:uiPriority="72"/>
-    <w:lsdException w:name="Colorful Grid Accent 1" w:uiPriority="73"/>
-    <w:lsdException w:name="Light Shading Accent 2" w:uiPriority="60"/>
-    <w:lsdException w:name="Light List Accent 2" w:uiPriority="61"/>
-    <w:lsdException w:name="Light Grid Accent 2" w:uiPriority="62"/>
-    <w:lsdException w:name="Medium Shading 1 Accent 2" w:uiPriority="63"/>
-    <w:lsdException w:name="Medium Shading 2 Accent 2" w:uiPriority="64"/>
-    <w:lsdException w:name="Medium List 1 Accent 2" w:uiPriority="65"/>
-    <w:lsdException w:name="Medium List 2 Accent 2" w:uiPriority="66"/>
-    <w:lsdException w:name="Medium Grid 1 Accent 2" w:uiPriority="67"/>
-    <w:lsdException w:name="Medium Grid 2 Accent 2" w:uiPriority="68"/>
-    <w:lsdException w:name="Medium Grid 3 Accent 2" w:uiPriority="69"/>
-    <w:lsdException w:name="Dark List Accent 2" w:uiPriority="70"/>
-    <w:lsdException w:name="Colorful Shading Accent 2" w:uiPriority="71"/>
-    <w:lsdException w:name="Colorful List Accent 2" w:uiPriority="72"/>
-    <w:lsdException w:name="Colorful Grid Accent 2" w:uiPriority="73"/>
-    <w:lsdException w:name="Light Shading Accent 3" w:uiPriority="60"/>
-    <w:lsdException w:name="Light List Accent 3" w:uiPriority="61"/>
-    <w:lsdException w:name="Light Grid Accent 3" w:uiPriority="62"/>
-    <w:lsdException w:name="Medium Shading 1 Accent 3" w:uiPriority="63"/>
-    <w:lsdException w:name="Medium Shading 2 Accent 3" w:uiPriority="64"/>
-    <w:lsdException w:name="Medium List 1 Accent 3" w:uiPriority="65"/>
-    <w:lsdException w:name="Medium List 2 Accent 3" w:uiPriority="66"/>
-    <w:lsdException w:name="Medium Grid 1 Accent 3" w:uiPriority="67"/>
-    <w:lsdException w:name="Medium Grid 2 Accent 3" w:uiPriority="68"/>
-    <w:lsdException w:name="Medium Grid 3 Accent 3" w:uiPriority="69"/>
-    <w:lsdException w:name="Dark List Accent 3" w:uiPriority="70"/>
-    <w:lsdException w:name="Colorful Shading Accent 3" w:uiPriority="71"/>
-    <w:lsdException w:name="Colorful List Accent 3" w:uiPriority="72"/>
-    <w:lsdException w:name="Colorful Grid Accent 3" w:uiPriority="73"/>
-    <w:lsdException w:name="Light Shading Accent 4" w:uiPriority="60"/>
-    <w:lsdException w:name="Light List Accent 4" w:uiPriority="61"/>
-    <w:lsdException w:name="Light Grid Accent 4" w:uiPriority="62"/>
-    <w:lsdException w:name="Medium Shading 1 Accent 4" w:uiPriority="63"/>
-    <w:lsdException w:name="Medium Shading 2 Accent 4" w:uiPriority="64"/>
-    <w:lsdException w:name="Medium List 1 Accent 4" w:uiPriority="65"/>
-    <w:lsdException w:name="Medium List 2 Accent 4" w:uiPriority="66"/>
-    <w:lsdException w:name="Medium Grid 1 Accent 4" w:uiPriority="67"/>
-    <w:lsdException w:name="Medium Grid 2 Accent 4" w:uiPriority="68"/>
-    <w:lsdException w:name="Medium Grid 3 Accent 4" w:uiPriority="69"/>
-    <w:lsdException w:name="Dark List Accent 4" w:uiPriority="70"/>
-    <w:lsdException w:name="Colorful Shading Accent 4" w:uiPriority="71"/>
-    <w:lsdException w:name="Colorful List Accent 4" w:uiPriority="72"/>
-    <w:lsdException w:name="Colorful Grid Accent 4" w:uiPriority="73"/>
-    <w:lsdException w:name="Light Shading Accent 5" w:uiPriority="60"/>
-    <w:lsdException w:name="Light List Accent 5" w:uiPriority="61"/>
-    <w:lsdException w:name="Light Grid Accent 5" w:uiPriority="62"/>
-    <w:lsdException w:name="Medium Shading 1 Accent 5" w:uiPriority="63"/>
-    <w:lsdException w:name="Medium Shading 2 Accent 5" w:uiPriority="64"/>
-    <w:lsdException w:name="Medium List 1 Accent 5" w:uiPriority="65"/>
-    <w:lsdException w:name="Medium List 2 Accent 5" w:uiPriority="66"/>
-    <w:lsdException w:name="Medium Grid 1 Accent 5" w:uiPriority="67"/>
-    <w:lsdException w:name="Medium Grid 2 Accent 5" w:uiPriority="68"/>
-    <w:lsdException w:name="Medium Grid 3 Accent 5" w:uiPriority="69"/>
-    <w:lsdException w:name="Dark List Accent 5" w:uiPriority="70"/>
-    <w:lsdException w:name="Colorful Shading Accent 5" w:uiPriority="71"/>
-    <w:lsdException w:name="Colorful List Accent 5" w:uiPriority="72"/>
-    <w:lsdException w:name="Colorful Grid Accent 5" w:uiPriority="73"/>
-    <w:lsdException w:name="Light Shading Accent 6" w:uiPriority="60"/>
-    <w:lsdException w:name="Light List Accent 6" w:uiPriority="61"/>
-    <w:lsdException w:name="Light Grid Accent 6" w:uiPriority="62"/>
-    <w:lsdException w:name="Medium Shading 1 Accent 6" w:uiPriority="63"/>
-    <w:lsdException w:name="Medium Shading 2 Accent 6" w:uiPriority="64"/>
-    <w:lsdException w:name="Medium List 1 Accent 6" w:uiPriority="65"/>
-    <w:lsdException w:name="Medium List 2 Accent 6" w:uiPriority="66"/>
-    <w:lsdException w:name="Medium Grid 1 Accent 6" w:uiPriority="67"/>
-    <w:lsdException w:name="Medium Grid 2 Accent 6" w:uiPriority="68"/>
-    <w:lsdException w:name="Medium Grid 3 Accent 6" w:uiPriority="69"/>
-    <w:lsdException w:name="Dark List Accent 6" w:uiPriority="70"/>
-    <w:lsdException w:name="Colorful Shading Accent 6" w:uiPriority="71"/>
-    <w:lsdException w:name="Colorful List Accent 6" w:uiPriority="72"/>
-    <w:lsdException w:name="Colorful Grid Accent 6" w:uiPriority="73"/>
-    <w:lsdException w:name="Subtle Emphasis" w:uiPriority="19" w:qFormat="1"/>
-    <w:lsdException w:name="Intense Emphasis" w:uiPriority="21" w:qFormat="1"/>
-    <w:lsdException w:name="Subtle Reference" w:uiPriority="31" w:qFormat="1"/>
-    <w:lsdException w:name="Intense Reference" w:uiPriority="32" w:qFormat="1"/>
-    <w:lsdException w:name="Book Title" w:uiPriority="33" w:qFormat="1"/>
-    <w:lsdException w:name="Bibliography" w:semiHidden="1" w:uiPriority="37" w:unhideWhenUsed="1"/>
-    <w:lsdException w:name="TOC Heading" w:semiHidden="1" w:uiPriority="39" w:unhideWhenUsed="1" w:qFormat="1"/>
-    <w:lsdException w:name="Plain Table 1" w:uiPriority="41"/>
-    <w:lsdException w:name="Plain Table 2" w:uiPriority="42"/>
-    <w:lsdException w:name="Plain Table 3" w:uiPriority="43"/>
-    <w:lsdException w:name="Plain Table 4" w:uiPriority="44"/>
-    <w:lsdException w:name="Plain Table 5" w:uiPriority="45"/>
-    <w:lsdException w:name="Grid Table Light" w:uiPriority="40"/>
-    <w:lsdException w:name="Grid Table 1 Light" w:uiPriority="46"/>
-    <w:lsdException w:name="Grid Table 2" w:uiPriority="47"/>
-    <w:lsdException w:name="Grid Table 3" w:uiPriority="48"/>
-    <w:lsdException w:name="Grid Table 4" w:uiPriority="49"/>
-    <w:lsdException w:name="Grid Table 5 Dark" w:uiPriority="50"/>
-    <w:lsdException w:name="Grid Table 6 Colorful" w:uiPriority="51"/>
-    <w:lsdException w:name="Grid Table 7 Colorful" w:uiPriority="52"/>
-    <w:lsdException w:name="Grid Table 1 Light Accent 1" w:uiPriority="46"/>
-    <w:lsdException w:name="Grid Table 2 Accent 1" w:uiPriority="47"/>
-    <w:lsdException w:name="Grid Table 3 Accent 1" w:uiPriority="48"/>
-    <w:lsdException w:name="Grid Table 4 Accent 1" w:uiPriority="49"/>
-    <w:lsdException w:name="Grid Table 5 Dark Accent 1" w:uiPriority="50"/>
-    <w:lsdException w:name="Grid Table 6 Colorful Accent 1" w:uiPriority="51"/>
-    <w:lsdException w:name="Grid Table 7 Colorful Accent 1" w:uiPriority="52"/>
-    <w:lsdException w:name="Grid Table 1 Light Accent 2" w:uiPriority="46"/>
-    <w:lsdException w:name="Grid Table 2 Accent 2" w:uiPriority="47"/>
-    <w:lsdException w:name="Grid Table 3 Accent 2" w:uiPriority="48"/>
-    <w:lsdException w:name="Grid Table 4 Accent 2" w:uiPriority="49"/>
-    <w:lsdException w:name="Grid Table 5 Dark Accent 2" w:uiPriority="50"/>
-    <w:lsdException w:name="Grid Table 6 Colorful Accent 2" w:uiPriority="51"/>
-    <w:lsdException w:name="Grid Table 7 Colorful Accent 2" w:uiPriority="52"/>
-    <w:lsdException w:name="Grid Table 1 Light Accent 3" w:uiPriority="46"/>
-    <w:lsdException w:name="Grid Table 2 Accent 3" w:uiPriority="47"/>
-    <w:lsdException w:name="Grid Table 3 Accent 3" w:uiPriority="48"/>
-    <w:lsdException w:name="Grid Table 4 Accent 3" w:uiPriority="49"/>
-    <w:lsdException w:name="Grid Table 5 Dark Accent 3" w:uiPriority="50"/>
-    <w:lsdException w:name="Grid Table 6 Colorful Accent 3" w:uiPriority="51"/>
-    <w:lsdException w:name="Grid Table 7 Colorful Accent 3" w:uiPriority="52"/>
-    <w:lsdException w:name="Grid Table 1 Light Accent 4" w:uiPriority="46"/>
-    <w:lsdException w:name="Grid Table 2 Accent 4" w:uiPriority="47"/>
-    <w:lsdException w:name="Grid Table 3 Accent 4" w:uiPriority="48"/>
-    <w:lsdException w:name="Grid Table 4 Accent 4" w:uiPriority="49"/>
-    <w:lsdException w:name="Grid Table 5 Dark Accent 4" w:uiPriority="50"/>
-    <w:lsdException w:name="Grid Table 6 Colorful Accent 4" w:uiPriority="51"/>
-    <w:lsdException w:name="Grid Table 7 Colorful Accent 4" w:uiPriority="52"/>
-    <w:lsdException w:name="Grid Table 1 Light Accent 5" w:uiPriority="46"/>
-    <w:lsdException w:name="Grid Table 2 Accent 5" w:uiPriority="47"/>
-    <w:lsdException w:name="Grid Table 3 Accent 5" w:uiPriority="48"/>
-    <w:lsdException w:name="Grid Table 4 Accent 5" w:uiPriority="49"/>
-    <w:lsdException w:name="Grid Table 5 Dark Accent 5" w:uiPriority="50"/>
-    <w:lsdException w:name="Grid Table 6 Colorful Accent 5" w:uiPriority="51"/>
-    <w:lsdException w:name="Grid Table 7 Colorful Accent 5" w:uiPriority="52"/>
-    <w:lsdException w:name="Grid Table 1 Light Accent 6" w:uiPriority="46"/>
-    <w:lsdException w:name="Grid Table 2 Accent 6" w:uiPriority="47"/>
-    <w:lsdException w:name="Grid Table 3 Accent 6" w:uiPriority="48"/>
-    <w:lsdException w:name="Grid Table 4 Accent 6" w:uiPriority="49"/>
-    <w:lsdException w:name="Grid Table 5 Dark Accent 6" w:uiPriority="50"/>
-    <w:lsdException w:name="Grid Table 6 Colorful Accent 6" w:uiPriority="51"/>
-    <w:lsdException w:name="Grid Table 7 Colorful Accent 6" w:uiPriority="52"/>
-    <w:lsdException w:name="List Table 1 Light" w:uiPriority="46"/>
-    <w:lsdException w:name="List Table 2" w:uiPriority="47"/>
-    <w:lsdException w:name="List Table 3" w:uiPriority="48"/>
-    <w:lsdException w:name="List Table 4" w:uiPriority="49"/>
-    <w:lsdException w:name="List Table 5 Dark" w:uiPriority="50"/>
-    <w:lsdException w:name="List Table 6 Colorful" w:uiPriority="51"/>
-    <w:lsdException w:name="List Table 7 Colorful" w:uiPriority="52"/>
-    <w:lsdException w:name="List Table 1 Light Accent 1" w:uiPriority="46"/>
-    <w:lsdException w:name="List Table 2 Accent 1" w:uiPriority="47"/>
-    <w:lsdException w:name="List Table 3 Accent 1" w:uiPriority="48"/>
-    <w:lsdException w:name="List Table 4 Accent 1" w:uiPriority="49"/>
-    <w:lsdException w:name="List Table 5 Dark Accent 1" w:uiPriority="50"/>
-    <w:lsdException w:name="List Table 6 Colorful Accent 1" w:uiPriority="51"/>
-    <w:lsdException w:name="List Table 7 Colorful Accent 1" w:uiPriority="52"/>
-    <w:lsdException w:name="List Table 1 Light Accent 2" w:uiPriority="46"/>
-    <w:lsdException w:name="List Table 2 Accent 2" w:uiPriority="47"/>
-    <w:lsdException w:name="List Table 3 Accent 2" w:uiPriority="48"/>
-    <w:lsdException w:name="List Table 4 Accent 2" w:uiPriority="49"/>
-    <w:lsdException w:name="List Table 5 Dark Accent 2" w:uiPriority="50"/>
-    <w:lsdException w:name="List Table 6 Colorful Accent 2" w:uiPriority="51"/>
-    <w:lsdException w:name="List Table 7 Colorful Accent 2" w:uiPriority="52"/>
-    <w:lsdException w:name="List Table 1 Light Accent 3" w:uiPriority="46"/>
-    <w:lsdException w:name="List Table 2 Accent 3" w:uiPriority="47"/>
-    <w:lsdException w:name="List Table 3 Accent 3" w:uiPriority="48"/>
-    <w:lsdException w:name="List Table 4 Accent 3" w:uiPriority="49"/>
-    <w:lsdException w:name="List Table 5 Dark Accent 3" w:uiPriority="50"/>
-    <w:lsdException w:name="List Table 6 Colorful Accent 3" w:uiPriority="51"/>
-    <w:lsdException w:name="List Table 7 Colorful Accent 3" w:uiPriority="52"/>
-    <w:lsdException w:name="List Table 1 Light Accent 4" w:uiPriority="46"/>
-    <w:lsdException w:name="List Table 2 Accent 4" w:uiPriority="47"/>
-    <w:lsdException w:name="List Table 3 Accent 4" w:uiPriority="48"/>
-    <w:lsdException w:name="List Table 4 Accent 4" w:uiPriority="49"/>
-    <w:lsdException w:name="List Table 5 Dark Accent 4" w:uiPriority="50"/>
-    <w:lsdException w:name="List Table 6 Colorful Accent 4" w:uiPriority="51"/>
-    <w:lsdException w:name="List Table 7 Colorful Accent 4" w:uiPriority="52"/>
-    <w:lsdException w:name="List Table 1 Light Accent 5" w:uiPriority="46"/>
-    <w:lsdException w:name="List Table 2 Accent 5" w:uiPriority="47"/>
-    <w:lsdException w:name="List Table 3 Accent 5" w:uiPriority="48"/>
-    <w:lsdException w:name="List Table 4 Accent 5" w:uiPriority="49"/>
-    <w:lsdException w:name="List Table 5 Dark Accent 5" w:uiPriority="50"/>
-    <w:lsdException w:name="List Table 6 Colorful Accent 5" w:uiPriority="51"/>
-    <w:lsdException w:name="List Table 7 Colorful Accent 5" w:uiPriority="52"/>
-    <w:lsdException w:name="List Table 1 Light Accent 6" w:uiPriority="46"/>
-    <w:lsdException w:name="List Table 2 Accent 6" w:uiPriority="47"/>
-    <w:lsdException w:name="List Table 3 Accent 6" w:uiPriority="48"/>
-    <w:lsdException w:name="List Table 4 Accent 6" w:uiPriority="49"/>
-    <w:lsdException w:name="List Table 5 Dark Accent 6" w:uiPriority="50"/>
-    <w:lsdException w:name="List Table 6 Colorful Accent 6" w:uiPriority="51"/>
-    <w:lsdException w:name="List Table 7 Colorful Accent 6" w:uiPriority="52"/>
-    <w:lsdException w:name="Mention" w:semiHidden="1" w:unhideWhenUsed="1"/>
-    <w:lsdException w:name="Smart Hyperlink" w:semiHidden="1" w:unhideWhenUsed="1"/>
-    <w:lsdException w:name="Hashtag" w:semiHidden="1" w:unhideWhenUsed="1"/>
-    <w:lsdException w:name="Unresolved Mention" w:semiHidden="1" w:unhideWhenUsed="1"/>
-    <w:lsdException w:name="Smart Link" w:semiHidden="1" w:unhideWhenUsed="1"/>
-  </w:latentStyles>
   <w:style w:type="paragraph" w:default="1" w:styleId="Normal">
     <w:name w:val="Normal"/>
-    <w:qFormat/>
+    <w:next w:val="Normal"/>
+    <w:pPr/>
     <w:rPr>
       <w:sz w:val="24"/>
       <w:szCs w:val="24"/>
+      <w:lang w:val="en-US" w:eastAsia="en-US" w:bidi="ar-SA"/>
     </w:rPr>
   </w:style>
-  <w:style w:type="character" w:default="1" w:styleId="DefaultParagraphFont">
+  <w:style w:type="character" w:default="1" w:styleId="Default Paragraph Font">
     <w:name w:val="Default Paragraph Font"/>
-    <w:uiPriority w:val="1"/>
-    <w:unhideWhenUsed/>
-  </w:style>
-  <w:style w:type="table" w:default="1" w:styleId="TableNormal">
-    <w:name w:val="Normal Table"/>
-    <w:uiPriority w:val="99"/>
-    <w:semiHidden/>
-    <w:unhideWhenUsed/>
-    <w:tblPr>
-      <w:tblInd w:w="0" w:type="dxa"/>
-      <w:tblCellMar>
-        <w:top w:w="0" w:type="dxa"/>
-        <w:left w:w="108" w:type="dxa"/>
-        <w:bottom w:w="0" w:type="dxa"/>
-        <w:right w:w="108" w:type="dxa"/>
-      </w:tblCellMar>
-    </w:tblPr>
-  </w:style>
-  <w:style w:type="numbering" w:default="1" w:styleId="NoList">
-    <w:name w:val="No List"/>
-    <w:uiPriority w:val="99"/>
-    <w:semiHidden/>
-    <w:unhideWhenUsed/>
+    <w:next w:val="Default Paragraph Font"/>
   </w:style>
   <w:style w:type="character" w:styleId="Hyperlink">
     <w:name w:val="Hyperlink"/>
@@ -2202,59 +2340,192 @@
       <w:u w:val="single"/>
     </w:rPr>
   </w:style>
-  <w:style w:type="paragraph" w:customStyle="1" w:styleId="HeaderFooter">
+  <w:style w:type="table" w:default="1" w:styleId="Table Normal">
+    <w:name w:val="Table Normal"/>
+    <w:next w:val="Table Normal"/>
+    <w:pPr/>
+    <w:tblPr>
+      <w:tblInd w:w="0" w:type="dxa"/>
+    </w:tblPr>
+    <w:trPr/>
+    <w:tcPr/>
+    <w:tblStylePr w:type="firstRow"/>
+    <w:tblStylePr w:type="lastRow"/>
+    <w:tblStylePr w:type="firstCol"/>
+    <w:tblStylePr w:type="lastCol"/>
+    <w:tblStylePr w:type="band1Vert"/>
+    <w:tblStylePr w:type="band2Vert"/>
+    <w:tblStylePr w:type="band1Horz"/>
+    <w:tblStylePr w:type="band2Horz"/>
+    <w:tblStylePr w:type="neCell"/>
+    <w:tblStylePr w:type="nwCell"/>
+    <w:tblStylePr w:type="seCell"/>
+    <w:tblStylePr w:type="swCell"/>
+  </w:style>
+  <w:style w:type="numbering" w:default="1" w:styleId="No List">
+    <w:name w:val="No List"/>
+    <w:next w:val="No List"/>
+    <w:pPr/>
+  </w:style>
+  <w:style w:type="paragraph" w:styleId="Header &amp; Footer">
     <w:name w:val="Header &amp; Footer"/>
+    <w:next w:val="Header &amp; Footer"/>
     <w:pPr>
+      <w:keepNext w:val="0"/>
+      <w:keepLines w:val="0"/>
+      <w:pageBreakBefore w:val="0"/>
+      <w:widowControl w:val="1"/>
+      <w:shd w:val="clear" w:color="auto" w:fill="auto"/>
       <w:tabs>
         <w:tab w:val="right" w:pos="9020"/>
       </w:tabs>
+      <w:suppressAutoHyphens w:val="0"/>
+      <w:bidi w:val="0"/>
+      <w:spacing w:before="0" w:after="0" w:line="240" w:lineRule="auto"/>
+      <w:ind w:left="0" w:right="0" w:firstLine="0"/>
+      <w:jc w:val="left"/>
+      <w:outlineLvl w:val="9"/>
     </w:pPr>
     <w:rPr>
-      <w:rFonts w:ascii="Helvetica Neue" w:hAnsi="Helvetica Neue" w:cs="Arial Unicode MS"/>
+      <w:rFonts w:ascii="Helvetica Neue" w:cs="Arial Unicode MS" w:hAnsi="Helvetica Neue" w:eastAsia="Arial Unicode MS"/>
+      <w:b w:val="0"/>
+      <w:bCs w:val="0"/>
+      <w:i w:val="0"/>
+      <w:iCs w:val="0"/>
+      <w:caps w:val="0"/>
+      <w:smallCaps w:val="0"/>
+      <w:strike w:val="0"/>
+      <w:dstrike w:val="0"/>
+      <w:outline w:val="0"/>
       <w:color w:val="000000"/>
+      <w:spacing w:val="0"/>
+      <w:kern w:val="0"/>
+      <w:position w:val="0"/>
       <w:sz w:val="24"/>
       <w:szCs w:val="24"/>
-      <w14:textOutline w14:w="0" w14:cap="flat" w14:cmpd="sng" w14:algn="ctr">
+      <w:u w:val="none"/>
+      <w:shd w:val="nil" w:color="auto" w:fill="auto"/>
+      <w:vertAlign w:val="baseline"/>
+      <w14:textOutline>
         <w14:noFill/>
-        <w14:prstDash w14:val="solid"/>
-        <w14:bevel/>
       </w14:textOutline>
+      <w14:textFill>
+        <w14:solidFill>
+          <w14:srgbClr w14:val="000000"/>
+        </w14:solidFill>
+      </w14:textFill>
     </w:rPr>
   </w:style>
-  <w:style w:type="paragraph" w:customStyle="1" w:styleId="Body">
+  <w:style w:type="paragraph" w:styleId="Body">
     <w:name w:val="Body"/>
+    <w:next w:val="Body"/>
+    <w:pPr>
+      <w:keepNext w:val="0"/>
+      <w:keepLines w:val="0"/>
+      <w:pageBreakBefore w:val="0"/>
+      <w:widowControl w:val="1"/>
+      <w:shd w:val="clear" w:color="auto" w:fill="auto"/>
+      <w:suppressAutoHyphens w:val="0"/>
+      <w:bidi w:val="0"/>
+      <w:spacing w:before="0" w:after="0" w:line="240" w:lineRule="auto"/>
+      <w:ind w:left="0" w:right="0" w:firstLine="0"/>
+      <w:jc w:val="left"/>
+      <w:outlineLvl w:val="9"/>
+    </w:pPr>
     <w:rPr>
-      <w:rFonts w:ascii="Arial" w:hAnsi="Arial" w:cs="Arial Unicode MS"/>
+      <w:rFonts w:ascii="Arial" w:cs="Arial Unicode MS" w:hAnsi="Arial" w:eastAsia="Arial Unicode MS"/>
+      <w:b w:val="0"/>
+      <w:bCs w:val="0"/>
+      <w:i w:val="0"/>
+      <w:iCs w:val="0"/>
+      <w:caps w:val="0"/>
+      <w:smallCaps w:val="0"/>
+      <w:strike w:val="0"/>
+      <w:dstrike w:val="0"/>
+      <w:outline w:val="0"/>
       <w:color w:val="000000"/>
-      <w:u w:color="000000"/>
-      <w14:textOutline w14:w="0" w14:cap="flat" w14:cmpd="sng" w14:algn="ctr">
+      <w:spacing w:val="0"/>
+      <w:kern w:val="0"/>
+      <w:position w:val="0"/>
+      <w:sz w:val="20"/>
+      <w:szCs w:val="20"/>
+      <w:u w:val="none" w:color="000000"/>
+      <w:shd w:val="nil" w:color="auto" w:fill="auto"/>
+      <w:vertAlign w:val="baseline"/>
+      <w:lang w:val="en-US"/>
+      <w14:textOutline>
         <w14:noFill/>
-        <w14:prstDash w14:val="solid"/>
-        <w14:bevel/>
       </w14:textOutline>
+      <w14:textFill>
+        <w14:solidFill>
+          <w14:srgbClr w14:val="000000"/>
+        </w14:solidFill>
+      </w14:textFill>
     </w:rPr>
   </w:style>
-  <w:style w:type="character" w:customStyle="1" w:styleId="None">
+  <w:style w:type="character" w:styleId="None">
     <w:name w:val="None"/>
   </w:style>
-  <w:style w:type="character" w:customStyle="1" w:styleId="Hyperlink0">
+  <w:style w:type="character" w:styleId="Hyperlink.0">
     <w:name w:val="Hyperlink.0"/>
     <w:basedOn w:val="None"/>
+    <w:next w:val="Hyperlink.0"/>
     <w:rPr>
       <w:outline w:val="0"/>
-      <w:color w:val="0563C1"/>
-      <w:u w:val="single" w:color="0563C1"/>
+      <w:color w:val="0563c1"/>
+      <w:u w:val="single" w:color="0563c1"/>
+      <w14:textFill>
+        <w14:solidFill>
+          <w14:srgbClr w14:val="0563C1"/>
+        </w14:solidFill>
+      </w14:textFill>
     </w:rPr>
   </w:style>
-  <w:style w:type="paragraph" w:styleId="ListParagraph">
+  <w:style w:type="paragraph" w:styleId="List Paragraph">
     <w:name w:val="List Paragraph"/>
+    <w:next w:val="List Paragraph"/>
+    <w:pPr>
+      <w:keepNext w:val="0"/>
+      <w:keepLines w:val="0"/>
+      <w:pageBreakBefore w:val="0"/>
+      <w:widowControl w:val="1"/>
+      <w:shd w:val="clear" w:color="auto" w:fill="auto"/>
+      <w:suppressAutoHyphens w:val="0"/>
+      <w:bidi w:val="0"/>
+      <w:spacing w:before="0" w:after="0" w:line="240" w:lineRule="auto"/>
+      <w:ind w:left="0" w:right="0" w:firstLine="0"/>
+      <w:jc w:val="left"/>
+      <w:outlineLvl w:val="9"/>
+    </w:pPr>
     <w:rPr>
-      <w:rFonts w:ascii="Arial" w:hAnsi="Arial" w:cs="Arial Unicode MS"/>
+      <w:rFonts w:ascii="Arial" w:cs="Arial Unicode MS" w:hAnsi="Arial" w:eastAsia="Arial Unicode MS"/>
+      <w:b w:val="0"/>
+      <w:bCs w:val="0"/>
+      <w:i w:val="0"/>
+      <w:iCs w:val="0"/>
+      <w:caps w:val="0"/>
+      <w:smallCaps w:val="0"/>
+      <w:strike w:val="0"/>
+      <w:dstrike w:val="0"/>
+      <w:outline w:val="0"/>
       <w:color w:val="000000"/>
-      <w:u w:color="000000"/>
+      <w:spacing w:val="0"/>
+      <w:kern w:val="0"/>
+      <w:position w:val="0"/>
+      <w:sz w:val="20"/>
+      <w:szCs w:val="20"/>
+      <w:u w:val="none" w:color="000000"/>
+      <w:shd w:val="nil" w:color="auto" w:fill="auto"/>
+      <w:vertAlign w:val="baseline"/>
+      <w:lang w:val="en-US"/>
+      <w14:textFill>
+        <w14:solidFill>
+          <w14:srgbClr w14:val="000000"/>
+        </w14:solidFill>
+      </w14:textFill>
     </w:rPr>
   </w:style>
-  <w:style w:type="numbering" w:customStyle="1" w:styleId="ImportedStyle1">
+  <w:style w:type="numbering" w:styleId="Imported Style 1">
     <w:name w:val="Imported Style 1"/>
     <w:pPr>
       <w:numPr>
@@ -2262,7 +2533,7 @@
       </w:numPr>
     </w:pPr>
   </w:style>
-  <w:style w:type="numbering" w:customStyle="1" w:styleId="ImportedStyle2">
+  <w:style w:type="numbering" w:styleId="Imported Style 2">
     <w:name w:val="Imported Style 2"/>
     <w:pPr>
       <w:numPr>
@@ -2270,58 +2541,11 @@
       </w:numPr>
     </w:pPr>
   </w:style>
-  <w:style w:type="character" w:styleId="UnresolvedMention">
-    <w:name w:val="Unresolved Mention"/>
-    <w:basedOn w:val="DefaultParagraphFont"/>
-    <w:uiPriority w:val="99"/>
-    <w:semiHidden/>
-    <w:unhideWhenUsed/>
-    <w:rsid w:val="003E5B00"/>
-    <w:rPr>
-      <w:color w:val="605E5C"/>
-      <w:shd w:val="clear" w:color="auto" w:fill="E1DFDD"/>
-    </w:rPr>
-  </w:style>
-  <w:style w:type="character" w:styleId="FollowedHyperlink">
-    <w:name w:val="FollowedHyperlink"/>
-    <w:basedOn w:val="DefaultParagraphFont"/>
-    <w:uiPriority w:val="99"/>
-    <w:semiHidden/>
-    <w:unhideWhenUsed/>
-    <w:rsid w:val="00EE18CB"/>
-    <w:rPr>
-      <w:color w:val="FF00FF" w:themeColor="followedHyperlink"/>
-      <w:u w:val="single"/>
-    </w:rPr>
-  </w:style>
-  <w:style w:type="character" w:styleId="SubtleEmphasis">
-    <w:name w:val="Subtle Emphasis"/>
-    <w:basedOn w:val="DefaultParagraphFont"/>
-    <w:uiPriority w:val="19"/>
-    <w:qFormat/>
-    <w:rsid w:val="00391711"/>
-    <w:rPr>
-      <w:i/>
-      <w:iCs/>
-      <w:color w:val="404040" w:themeColor="text1" w:themeTint="BF"/>
-    </w:rPr>
-  </w:style>
-  <w:style w:type="character" w:styleId="Emphasis">
-    <w:name w:val="Emphasis"/>
-    <w:basedOn w:val="DefaultParagraphFont"/>
-    <w:uiPriority w:val="20"/>
-    <w:qFormat/>
-    <w:rsid w:val="00391711"/>
-    <w:rPr>
-      <w:i/>
-      <w:iCs/>
-    </w:rPr>
-  </w:style>
 </w:styles>
 </file>
 
 <file path=word/theme/theme1.xml><?xml version="1.0" encoding="utf-8"?>
-<a:theme xmlns:a="http://schemas.openxmlformats.org/drawingml/2006/main" name="Office Theme">
+<a:theme xmlns:a="http://schemas.openxmlformats.org/drawingml/2006/main" xmlns:r="http://schemas.openxmlformats.org/officeDocument/2006/relationships" name="Office Theme">
   <a:themeElements>
     <a:clrScheme name="Office Theme">
       <a:dk1>
@@ -2523,7 +2747,7 @@
         <a:effectLst/>
         <a:sp3d/>
       </a:spPr>
-      <a:bodyPr rot="0" spcFirstLastPara="1" vertOverflow="overflow" horzOverflow="overflow" vert="horz" wrap="square" lIns="45719" tIns="45719" rIns="45719" bIns="45719" numCol="1" spcCol="38100" rtlCol="0" anchor="ctr">
+      <a:bodyPr rot="0" spcFirstLastPara="1" vertOverflow="overflow" horzOverflow="overflow" vert="horz" wrap="square" lIns="45719" tIns="45719" rIns="45719" bIns="45719" numCol="1" spcCol="38100" rtlCol="0" anchor="ctr" upright="0">
         <a:spAutoFit/>
       </a:bodyPr>
       <a:lstStyle>
@@ -2542,7 +2766,7 @@
           <a:buFontTx/>
           <a:buNone/>
           <a:tabLst/>
-          <a:defRPr kumimoji="0" sz="1800" b="0" i="0" u="none" strike="noStrike" cap="none" spc="0" normalizeH="0" baseline="0">
+          <a:defRPr b="0" baseline="0" cap="none" i="0" spc="0" strike="noStrike" sz="1800" u="none" kumimoji="0" normalizeH="0">
             <a:ln>
               <a:noFill/>
             </a:ln>
@@ -2572,7 +2796,7 @@
           <a:buFontTx/>
           <a:buNone/>
           <a:tabLst/>
-          <a:defRPr kumimoji="0" sz="1800" b="0" i="0" u="none" strike="noStrike" cap="none" spc="0" normalizeH="0" baseline="0">
+          <a:defRPr b="0" baseline="0" cap="none" i="0" spc="0" strike="noStrike" sz="1800" u="none" kumimoji="0" normalizeH="0">
             <a:ln>
               <a:noFill/>
             </a:ln>
@@ -2598,7 +2822,7 @@
           <a:buFontTx/>
           <a:buNone/>
           <a:tabLst/>
-          <a:defRPr kumimoji="0" sz="1800" b="0" i="0" u="none" strike="noStrike" cap="none" spc="0" normalizeH="0" baseline="0">
+          <a:defRPr b="0" baseline="0" cap="none" i="0" spc="0" strike="noStrike" sz="1800" u="none" kumimoji="0" normalizeH="0">
             <a:ln>
               <a:noFill/>
             </a:ln>
@@ -2624,7 +2848,7 @@
           <a:buFontTx/>
           <a:buNone/>
           <a:tabLst/>
-          <a:defRPr kumimoji="0" sz="1800" b="0" i="0" u="none" strike="noStrike" cap="none" spc="0" normalizeH="0" baseline="0">
+          <a:defRPr b="0" baseline="0" cap="none" i="0" spc="0" strike="noStrike" sz="1800" u="none" kumimoji="0" normalizeH="0">
             <a:ln>
               <a:noFill/>
             </a:ln>
@@ -2650,7 +2874,7 @@
           <a:buFontTx/>
           <a:buNone/>
           <a:tabLst/>
-          <a:defRPr kumimoji="0" sz="1800" b="0" i="0" u="none" strike="noStrike" cap="none" spc="0" normalizeH="0" baseline="0">
+          <a:defRPr b="0" baseline="0" cap="none" i="0" spc="0" strike="noStrike" sz="1800" u="none" kumimoji="0" normalizeH="0">
             <a:ln>
               <a:noFill/>
             </a:ln>
@@ -2676,7 +2900,7 @@
           <a:buFontTx/>
           <a:buNone/>
           <a:tabLst/>
-          <a:defRPr kumimoji="0" sz="1800" b="0" i="0" u="none" strike="noStrike" cap="none" spc="0" normalizeH="0" baseline="0">
+          <a:defRPr b="0" baseline="0" cap="none" i="0" spc="0" strike="noStrike" sz="1800" u="none" kumimoji="0" normalizeH="0">
             <a:ln>
               <a:noFill/>
             </a:ln>
@@ -2702,7 +2926,7 @@
           <a:buFontTx/>
           <a:buNone/>
           <a:tabLst/>
-          <a:defRPr kumimoji="0" sz="1800" b="0" i="0" u="none" strike="noStrike" cap="none" spc="0" normalizeH="0" baseline="0">
+          <a:defRPr b="0" baseline="0" cap="none" i="0" spc="0" strike="noStrike" sz="1800" u="none" kumimoji="0" normalizeH="0">
             <a:ln>
               <a:noFill/>
             </a:ln>
@@ -2728,7 +2952,7 @@
           <a:buFontTx/>
           <a:buNone/>
           <a:tabLst/>
-          <a:defRPr kumimoji="0" sz="1800" b="0" i="0" u="none" strike="noStrike" cap="none" spc="0" normalizeH="0" baseline="0">
+          <a:defRPr b="0" baseline="0" cap="none" i="0" spc="0" strike="noStrike" sz="1800" u="none" kumimoji="0" normalizeH="0">
             <a:ln>
               <a:noFill/>
             </a:ln>
@@ -2754,7 +2978,7 @@
           <a:buFontTx/>
           <a:buNone/>
           <a:tabLst/>
-          <a:defRPr kumimoji="0" sz="1800" b="0" i="0" u="none" strike="noStrike" cap="none" spc="0" normalizeH="0" baseline="0">
+          <a:defRPr b="0" baseline="0" cap="none" i="0" spc="0" strike="noStrike" sz="1800" u="none" kumimoji="0" normalizeH="0">
             <a:ln>
               <a:noFill/>
             </a:ln>
@@ -2780,7 +3004,7 @@
           <a:buFontTx/>
           <a:buNone/>
           <a:tabLst/>
-          <a:defRPr kumimoji="0" sz="1800" b="0" i="0" u="none" strike="noStrike" cap="none" spc="0" normalizeH="0" baseline="0">
+          <a:defRPr b="0" baseline="0" cap="none" i="0" spc="0" strike="noStrike" sz="1800" u="none" kumimoji="0" normalizeH="0">
             <a:ln>
               <a:noFill/>
             </a:ln>
@@ -2793,15 +3017,9 @@
         </a:lvl9pPr>
       </a:lstStyle>
       <a:style>
-        <a:lnRef idx="0">
-          <a:scrgbClr r="0" g="0" b="0"/>
-        </a:lnRef>
-        <a:fillRef idx="0">
-          <a:scrgbClr r="0" g="0" b="0"/>
-        </a:fillRef>
-        <a:effectRef idx="0">
-          <a:scrgbClr r="0" g="0" b="0"/>
-        </a:effectRef>
+        <a:lnRef idx="0"/>
+        <a:fillRef idx="0"/>
+        <a:effectRef idx="0"/>
         <a:fontRef idx="none"/>
       </a:style>
     </a:spDef>
@@ -2818,7 +3036,7 @@
         <a:effectLst/>
         <a:sp3d/>
       </a:spPr>
-      <a:bodyPr rot="0" spcFirstLastPara="1" vertOverflow="overflow" horzOverflow="overflow" vert="horz" wrap="square" lIns="91439" tIns="45719" rIns="91439" bIns="45719" numCol="1" spcCol="38100" rtlCol="0" anchor="t">
+      <a:bodyPr rot="0" spcFirstLastPara="1" vertOverflow="overflow" horzOverflow="overflow" vert="horz" wrap="square" lIns="91439" tIns="45719" rIns="91439" bIns="45719" numCol="1" spcCol="38100" rtlCol="0" anchor="t" upright="0">
         <a:noAutofit/>
       </a:bodyPr>
       <a:lstStyle>
@@ -2837,7 +3055,7 @@
           <a:buFontTx/>
           <a:buNone/>
           <a:tabLst/>
-          <a:defRPr kumimoji="0" sz="1800" b="0" i="0" u="none" strike="noStrike" cap="none" spc="0" normalizeH="0" baseline="0">
+          <a:defRPr b="0" baseline="0" cap="none" i="0" spc="0" strike="noStrike" sz="1800" u="none" kumimoji="0" normalizeH="0">
             <a:ln>
               <a:noFill/>
             </a:ln>
@@ -2863,7 +3081,7 @@
           <a:buFontTx/>
           <a:buNone/>
           <a:tabLst/>
-          <a:defRPr kumimoji="0" sz="1800" b="0" i="0" u="none" strike="noStrike" cap="none" spc="0" normalizeH="0" baseline="0">
+          <a:defRPr b="0" baseline="0" cap="none" i="0" spc="0" strike="noStrike" sz="1800" u="none" kumimoji="0" normalizeH="0">
             <a:ln>
               <a:noFill/>
             </a:ln>
@@ -2889,7 +3107,7 @@
           <a:buFontTx/>
           <a:buNone/>
           <a:tabLst/>
-          <a:defRPr kumimoji="0" sz="1800" b="0" i="0" u="none" strike="noStrike" cap="none" spc="0" normalizeH="0" baseline="0">
+          <a:defRPr b="0" baseline="0" cap="none" i="0" spc="0" strike="noStrike" sz="1800" u="none" kumimoji="0" normalizeH="0">
             <a:ln>
               <a:noFill/>
             </a:ln>
@@ -2915,7 +3133,7 @@
           <a:buFontTx/>
           <a:buNone/>
           <a:tabLst/>
-          <a:defRPr kumimoji="0" sz="1800" b="0" i="0" u="none" strike="noStrike" cap="none" spc="0" normalizeH="0" baseline="0">
+          <a:defRPr b="0" baseline="0" cap="none" i="0" spc="0" strike="noStrike" sz="1800" u="none" kumimoji="0" normalizeH="0">
             <a:ln>
               <a:noFill/>
             </a:ln>
@@ -2941,7 +3159,7 @@
           <a:buFontTx/>
           <a:buNone/>
           <a:tabLst/>
-          <a:defRPr kumimoji="0" sz="1800" b="0" i="0" u="none" strike="noStrike" cap="none" spc="0" normalizeH="0" baseline="0">
+          <a:defRPr b="0" baseline="0" cap="none" i="0" spc="0" strike="noStrike" sz="1800" u="none" kumimoji="0" normalizeH="0">
             <a:ln>
               <a:noFill/>
             </a:ln>
@@ -2967,7 +3185,7 @@
           <a:buFontTx/>
           <a:buNone/>
           <a:tabLst/>
-          <a:defRPr kumimoji="0" sz="1800" b="0" i="0" u="none" strike="noStrike" cap="none" spc="0" normalizeH="0" baseline="0">
+          <a:defRPr b="0" baseline="0" cap="none" i="0" spc="0" strike="noStrike" sz="1800" u="none" kumimoji="0" normalizeH="0">
             <a:ln>
               <a:noFill/>
             </a:ln>
@@ -2993,7 +3211,7 @@
           <a:buFontTx/>
           <a:buNone/>
           <a:tabLst/>
-          <a:defRPr kumimoji="0" sz="1800" b="0" i="0" u="none" strike="noStrike" cap="none" spc="0" normalizeH="0" baseline="0">
+          <a:defRPr b="0" baseline="0" cap="none" i="0" spc="0" strike="noStrike" sz="1800" u="none" kumimoji="0" normalizeH="0">
             <a:ln>
               <a:noFill/>
             </a:ln>
@@ -3019,7 +3237,7 @@
           <a:buFontTx/>
           <a:buNone/>
           <a:tabLst/>
-          <a:defRPr kumimoji="0" sz="1800" b="0" i="0" u="none" strike="noStrike" cap="none" spc="0" normalizeH="0" baseline="0">
+          <a:defRPr b="0" baseline="0" cap="none" i="0" spc="0" strike="noStrike" sz="1800" u="none" kumimoji="0" normalizeH="0">
             <a:ln>
               <a:noFill/>
             </a:ln>
@@ -3045,7 +3263,7 @@
           <a:buFontTx/>
           <a:buNone/>
           <a:tabLst/>
-          <a:defRPr kumimoji="0" sz="1800" b="0" i="0" u="none" strike="noStrike" cap="none" spc="0" normalizeH="0" baseline="0">
+          <a:defRPr b="0" baseline="0" cap="none" i="0" spc="0" strike="noStrike" sz="1800" u="none" kumimoji="0" normalizeH="0">
             <a:ln>
               <a:noFill/>
             </a:ln>
@@ -3071,7 +3289,7 @@
           <a:buFontTx/>
           <a:buNone/>
           <a:tabLst/>
-          <a:defRPr kumimoji="0" sz="1800" b="0" i="0" u="none" strike="noStrike" cap="none" spc="0" normalizeH="0" baseline="0">
+          <a:defRPr b="0" baseline="0" cap="none" i="0" spc="0" strike="noStrike" sz="1800" u="none" kumimoji="0" normalizeH="0">
             <a:ln>
               <a:noFill/>
             </a:ln>
@@ -3084,15 +3302,9 @@
         </a:lvl9pPr>
       </a:lstStyle>
       <a:style>
-        <a:lnRef idx="0">
-          <a:scrgbClr r="0" g="0" b="0"/>
-        </a:lnRef>
-        <a:fillRef idx="0">
-          <a:scrgbClr r="0" g="0" b="0"/>
-        </a:fillRef>
-        <a:effectRef idx="0">
-          <a:scrgbClr r="0" g="0" b="0"/>
-        </a:effectRef>
+        <a:lnRef idx="0"/>
+        <a:fillRef idx="0"/>
+        <a:effectRef idx="0"/>
         <a:fontRef idx="none"/>
       </a:style>
     </a:lnDef>
@@ -3106,7 +3318,7 @@
         <a:effectLst/>
         <a:sp3d/>
       </a:spPr>
-      <a:bodyPr rot="0" spcFirstLastPara="1" vertOverflow="overflow" horzOverflow="overflow" vert="horz" wrap="square" lIns="45719" tIns="45719" rIns="45719" bIns="45719" numCol="1" spcCol="38100" rtlCol="0" anchor="t">
+      <a:bodyPr rot="0" spcFirstLastPara="1" vertOverflow="overflow" horzOverflow="overflow" vert="horz" wrap="square" lIns="45719" tIns="45719" rIns="45719" bIns="45719" numCol="1" spcCol="38100" rtlCol="0" anchor="t" upright="0">
         <a:spAutoFit/>
       </a:bodyPr>
       <a:lstStyle>
@@ -3125,7 +3337,7 @@
           <a:buFontTx/>
           <a:buNone/>
           <a:tabLst/>
-          <a:defRPr kumimoji="0" sz="1800" b="0" i="0" u="none" strike="noStrike" cap="none" spc="0" normalizeH="0" baseline="0">
+          <a:defRPr b="0" baseline="0" cap="none" i="0" spc="0" strike="noStrike" sz="1800" u="none" kumimoji="0" normalizeH="0">
             <a:ln>
               <a:noFill/>
             </a:ln>
@@ -3155,7 +3367,7 @@
           <a:buFontTx/>
           <a:buNone/>
           <a:tabLst/>
-          <a:defRPr kumimoji="0" sz="1800" b="0" i="0" u="none" strike="noStrike" cap="none" spc="0" normalizeH="0" baseline="0">
+          <a:defRPr b="0" baseline="0" cap="none" i="0" spc="0" strike="noStrike" sz="1800" u="none" kumimoji="0" normalizeH="0">
             <a:ln>
               <a:noFill/>
             </a:ln>
@@ -3181,7 +3393,7 @@
           <a:buFontTx/>
           <a:buNone/>
           <a:tabLst/>
-          <a:defRPr kumimoji="0" sz="1800" b="0" i="0" u="none" strike="noStrike" cap="none" spc="0" normalizeH="0" baseline="0">
+          <a:defRPr b="0" baseline="0" cap="none" i="0" spc="0" strike="noStrike" sz="1800" u="none" kumimoji="0" normalizeH="0">
             <a:ln>
               <a:noFill/>
             </a:ln>
@@ -3207,7 +3419,7 @@
           <a:buFontTx/>
           <a:buNone/>
           <a:tabLst/>
-          <a:defRPr kumimoji="0" sz="1800" b="0" i="0" u="none" strike="noStrike" cap="none" spc="0" normalizeH="0" baseline="0">
+          <a:defRPr b="0" baseline="0" cap="none" i="0" spc="0" strike="noStrike" sz="1800" u="none" kumimoji="0" normalizeH="0">
             <a:ln>
               <a:noFill/>
             </a:ln>
@@ -3233,7 +3445,7 @@
           <a:buFontTx/>
           <a:buNone/>
           <a:tabLst/>
-          <a:defRPr kumimoji="0" sz="1800" b="0" i="0" u="none" strike="noStrike" cap="none" spc="0" normalizeH="0" baseline="0">
+          <a:defRPr b="0" baseline="0" cap="none" i="0" spc="0" strike="noStrike" sz="1800" u="none" kumimoji="0" normalizeH="0">
             <a:ln>
               <a:noFill/>
             </a:ln>
@@ -3259,7 +3471,7 @@
           <a:buFontTx/>
           <a:buNone/>
           <a:tabLst/>
-          <a:defRPr kumimoji="0" sz="1800" b="0" i="0" u="none" strike="noStrike" cap="none" spc="0" normalizeH="0" baseline="0">
+          <a:defRPr b="0" baseline="0" cap="none" i="0" spc="0" strike="noStrike" sz="1800" u="none" kumimoji="0" normalizeH="0">
             <a:ln>
               <a:noFill/>
             </a:ln>
@@ -3285,7 +3497,7 @@
           <a:buFontTx/>
           <a:buNone/>
           <a:tabLst/>
-          <a:defRPr kumimoji="0" sz="1800" b="0" i="0" u="none" strike="noStrike" cap="none" spc="0" normalizeH="0" baseline="0">
+          <a:defRPr b="0" baseline="0" cap="none" i="0" spc="0" strike="noStrike" sz="1800" u="none" kumimoji="0" normalizeH="0">
             <a:ln>
               <a:noFill/>
             </a:ln>
@@ -3311,7 +3523,7 @@
           <a:buFontTx/>
           <a:buNone/>
           <a:tabLst/>
-          <a:defRPr kumimoji="0" sz="1800" b="0" i="0" u="none" strike="noStrike" cap="none" spc="0" normalizeH="0" baseline="0">
+          <a:defRPr b="0" baseline="0" cap="none" i="0" spc="0" strike="noStrike" sz="1800" u="none" kumimoji="0" normalizeH="0">
             <a:ln>
               <a:noFill/>
             </a:ln>
@@ -3337,7 +3549,7 @@
           <a:buFontTx/>
           <a:buNone/>
           <a:tabLst/>
-          <a:defRPr kumimoji="0" sz="1800" b="0" i="0" u="none" strike="noStrike" cap="none" spc="0" normalizeH="0" baseline="0">
+          <a:defRPr b="0" baseline="0" cap="none" i="0" spc="0" strike="noStrike" sz="1800" u="none" kumimoji="0" normalizeH="0">
             <a:ln>
               <a:noFill/>
             </a:ln>
@@ -3363,7 +3575,7 @@
           <a:buFontTx/>
           <a:buNone/>
           <a:tabLst/>
-          <a:defRPr kumimoji="0" sz="1800" b="0" i="0" u="none" strike="noStrike" cap="none" spc="0" normalizeH="0" baseline="0">
+          <a:defRPr b="0" baseline="0" cap="none" i="0" spc="0" strike="noStrike" sz="1800" u="none" kumimoji="0" normalizeH="0">
             <a:ln>
               <a:noFill/>
             </a:ln>
@@ -3376,19 +3588,12 @@
         </a:lvl9pPr>
       </a:lstStyle>
       <a:style>
-        <a:lnRef idx="0">
-          <a:scrgbClr r="0" g="0" b="0"/>
-        </a:lnRef>
-        <a:fillRef idx="0">
-          <a:scrgbClr r="0" g="0" b="0"/>
-        </a:fillRef>
-        <a:effectRef idx="0">
-          <a:scrgbClr r="0" g="0" b="0"/>
-        </a:effectRef>
+        <a:lnRef idx="0"/>
+        <a:fillRef idx="0"/>
+        <a:effectRef idx="0"/>
         <a:fontRef idx="none"/>
       </a:style>
     </a:txDef>
   </a:objectDefaults>
-  <a:extraClrSchemeLst/>
 </a:theme>
 </file>
--- a/resume.docx
+++ b/resume.docx
@@ -1,6 +1,6 @@
 
 <file path=word/document.xml><?xml version="1.0" encoding="utf-8"?>
-<w:document xmlns:r="http://schemas.openxmlformats.org/officeDocument/2006/relationships" xmlns:wp="http://schemas.openxmlformats.org/drawingml/2006/wordprocessingDrawing" xmlns:w="http://schemas.openxmlformats.org/wordprocessingml/2006/main" xmlns:w10="urn:schemas-microsoft-com:office:word" xmlns:w14="http://schemas.microsoft.com/office/word/2010/wordml" xmlns:wps="http://schemas.microsoft.com/office/word/2010/wordprocessingShape" xmlns:wpg="http://schemas.microsoft.com/office/word/2010/wordprocessingGroup" xmlns:mc="http://schemas.openxmlformats.org/markup-compatibility/2006" xmlns:v="urn:schemas-microsoft-com:vml" xmlns:o="urn:schemas-microsoft-com:office:office" xmlns:m="http://schemas.openxmlformats.org/officeDocument/2006/math" mc:Ignorable="w14">
+<w:document xmlns:wpc="http://schemas.microsoft.com/office/word/2010/wordprocessingCanvas" xmlns:cx="http://schemas.microsoft.com/office/drawing/2014/chartex" xmlns:cx1="http://schemas.microsoft.com/office/drawing/2015/9/8/chartex" xmlns:cx2="http://schemas.microsoft.com/office/drawing/2015/10/21/chartex" xmlns:cx3="http://schemas.microsoft.com/office/drawing/2016/5/9/chartex" xmlns:cx4="http://schemas.microsoft.com/office/drawing/2016/5/10/chartex" xmlns:cx5="http://schemas.microsoft.com/office/drawing/2016/5/11/chartex" xmlns:cx6="http://schemas.microsoft.com/office/drawing/2016/5/12/chartex" xmlns:cx7="http://schemas.microsoft.com/office/drawing/2016/5/13/chartex" xmlns:cx8="http://schemas.microsoft.com/office/drawing/2016/5/14/chartex" xmlns:mc="http://schemas.openxmlformats.org/markup-compatibility/2006" xmlns:aink="http://schemas.microsoft.com/office/drawing/2016/ink" xmlns:am3d="http://schemas.microsoft.com/office/drawing/2017/model3d" xmlns:o="urn:schemas-microsoft-com:office:office" xmlns:oel="http://schemas.microsoft.com/office/2019/extlst" xmlns:r="http://schemas.openxmlformats.org/officeDocument/2006/relationships" xmlns:m="http://schemas.openxmlformats.org/officeDocument/2006/math" xmlns:v="urn:schemas-microsoft-com:vml" xmlns:wp14="http://schemas.microsoft.com/office/word/2010/wordprocessingDrawing" xmlns:wp="http://schemas.openxmlformats.org/drawingml/2006/wordprocessingDrawing" xmlns:w10="urn:schemas-microsoft-com:office:word" xmlns:w="http://schemas.openxmlformats.org/wordprocessingml/2006/main" xmlns:w14="http://schemas.microsoft.com/office/word/2010/wordml" xmlns:w15="http://schemas.microsoft.com/office/word/2012/wordml" xmlns:w16cex="http://schemas.microsoft.com/office/word/2018/wordml/cex" xmlns:w16cid="http://schemas.microsoft.com/office/word/2016/wordml/cid" xmlns:w16="http://schemas.microsoft.com/office/word/2018/wordml" xmlns:w16du="http://schemas.microsoft.com/office/word/2023/wordml/word16du" xmlns:w16sdtdh="http://schemas.microsoft.com/office/word/2020/wordml/sdtdatahash" xmlns:w16sdtfl="http://schemas.microsoft.com/office/word/2024/wordml/sdtformatlock" xmlns:w16se="http://schemas.microsoft.com/office/word/2015/wordml/symex" xmlns:wpg="http://schemas.microsoft.com/office/word/2010/wordprocessingGroup" xmlns:wpi="http://schemas.microsoft.com/office/word/2010/wordprocessingInk" xmlns:wne="http://schemas.microsoft.com/office/word/2006/wordml" xmlns:wps="http://schemas.microsoft.com/office/word/2010/wordprocessingShape" mc:Ignorable="w14 w15 w16se w16cid w16 w16cex w16sdtdh w16sdtfl w16du wp14">
   <w:body>
     <w:p>
       <w:pPr>
@@ -10,20 +10,12 @@
       </w:pPr>
       <w:r>
         <w:rPr>
-          <w:b w:val="1"/>
-          <w:bCs w:val="1"/>
-          <w:outline w:val="0"/>
-          <w:color w:val="1f4e79"/>
+          <w:b/>
+          <w:bCs/>
+          <w:color w:val="1F4E79"/>
           <w:sz w:val="44"/>
           <w:szCs w:val="44"/>
-          <w:u w:color="1f4e79"/>
-          <w:rtl w:val="0"/>
-          <w:lang w:val="en-US"/>
-          <w14:textFill>
-            <w14:solidFill>
-              <w14:srgbClr w14:val="1F4E79"/>
-            </w14:solidFill>
-          </w14:textFill>
+          <w:u w:color="1F4E79"/>
         </w:rPr>
         <w:t>Matthew Smith</w:t>
       </w:r>
@@ -36,16 +28,8 @@
       </w:pPr>
       <w:r>
         <w:rPr>
-          <w:outline w:val="0"/>
-          <w:color w:val="555555"/>
-          <w:u w:color="555555"/>
-          <w:rtl w:val="0"/>
-          <w:lang w:val="en-US"/>
-          <w14:textFill>
-            <w14:solidFill>
-              <w14:srgbClr w14:val="555555"/>
-            </w14:solidFill>
-          </w14:textFill>
+          <w:color w:val="555555"/>
+          <w:u w:color="555555"/>
         </w:rPr>
         <w:t>Senior Software Engineer | Federal &amp; Private Sector Experience</w:t>
       </w:r>
@@ -58,57 +42,39 @@
       </w:pPr>
       <w:r>
         <w:rPr>
-          <w:outline w:val="0"/>
-          <w:color w:val="555555"/>
-          <w:u w:color="555555"/>
-          <w:rtl w:val="0"/>
-          <w14:textFill>
-            <w14:solidFill>
-              <w14:srgbClr w14:val="555555"/>
-            </w14:solidFill>
-          </w14:textFill>
+          <w:color w:val="555555"/>
+          <w:u w:color="555555"/>
         </w:rPr>
         <w:t xml:space="preserve">msmith1392@gmail.com | </w:t>
       </w:r>
-      <w:r>
-        <w:rPr>
-          <w:rStyle w:val="Hyperlink.0"/>
-        </w:rPr>
-        <w:fldChar w:fldCharType="begin" w:fldLock="0"/>
-      </w:r>
-      <w:r>
-        <w:rPr>
-          <w:rStyle w:val="Hyperlink.0"/>
-        </w:rPr>
-        <w:instrText xml:space="preserve"> HYPERLINK "https://www.linkedin.com/in/matthew-smith-22310b111/"</w:instrText>
-      </w:r>
-      <w:r>
-        <w:rPr>
-          <w:rStyle w:val="Hyperlink.0"/>
-        </w:rPr>
-        <w:fldChar w:fldCharType="separate" w:fldLock="0"/>
-      </w:r>
-      <w:r>
-        <w:rPr>
-          <w:rStyle w:val="Hyperlink.0"/>
-          <w:rtl w:val="0"/>
-          <w:lang w:val="en-US"/>
-        </w:rPr>
-        <w:t>linkedin.com/in/matthew-smith-22310b111</w:t>
-      </w:r>
-      <w:r>
-        <w:rPr/>
-        <w:fldChar w:fldCharType="end" w:fldLock="0"/>
-      </w:r>
+      <w:hyperlink r:id="rId7" w:history="1">
+        <w:r>
+          <w:rPr>
+            <w:rStyle w:val="Hyperlink0"/>
+          </w:rPr>
+          <w:t>linkedin.com/in/matthew-smith-22310b111</w:t>
+        </w:r>
+      </w:hyperlink>
+      <w:r>
+        <w:t xml:space="preserve"> </w:t>
+      </w:r>
+      <w:r>
+        <w:t xml:space="preserve">| </w:t>
+      </w:r>
+      <w:hyperlink r:id="rId8" w:history="1">
+        <w:r>
+          <w:rPr>
+            <w:rStyle w:val="Hyperlink0"/>
+          </w:rPr>
+          <w:t>msmith1392.github.io</w:t>
+        </w:r>
+      </w:hyperlink>
     </w:p>
     <w:p>
       <w:pPr>
         <w:pStyle w:val="Body"/>
         <w:pBdr>
-          <w:top w:val="nil"/>
-          <w:left w:val="nil"/>
-          <w:bottom w:val="single" w:color="1f4e79" w:sz="10" w:space="0" w:shadow="0" w:frame="0"/>
-          <w:right w:val="nil"/>
+          <w:bottom w:val="single" w:sz="10" w:space="0" w:color="1F4E79"/>
         </w:pBdr>
       </w:pPr>
     </w:p>
@@ -116,30 +82,19 @@
       <w:pPr>
         <w:pStyle w:val="Body"/>
         <w:pBdr>
-          <w:top w:val="nil"/>
-          <w:left w:val="nil"/>
-          <w:bottom w:val="single" w:color="1f4e79" w:sz="8" w:space="0" w:shadow="0" w:frame="0"/>
-          <w:right w:val="nil"/>
+          <w:bottom w:val="single" w:sz="8" w:space="0" w:color="1F4E79"/>
         </w:pBdr>
         <w:spacing w:before="200" w:after="60"/>
       </w:pPr>
       <w:r>
         <w:rPr>
           <w:rStyle w:val="None"/>
-          <w:b w:val="1"/>
-          <w:bCs w:val="1"/>
-          <w:outline w:val="0"/>
-          <w:color w:val="1f4e79"/>
+          <w:b/>
+          <w:bCs/>
+          <w:color w:val="1F4E79"/>
           <w:sz w:val="22"/>
           <w:szCs w:val="22"/>
-          <w:u w:color="1f4e79"/>
-          <w:rtl w:val="0"/>
-          <w:lang w:val="en-US"/>
-          <w14:textFill>
-            <w14:solidFill>
-              <w14:srgbClr w14:val="1F4E79"/>
-            </w14:solidFill>
-          </w14:textFill>
+          <w:u w:color="1F4E79"/>
         </w:rPr>
         <w:t>SUMMARY</w:t>
       </w:r>
@@ -152,48 +107,30 @@
       <w:r>
         <w:rPr>
           <w:rStyle w:val="None"/>
-          <w:outline w:val="0"/>
-          <w:color w:val="1a1a1a"/>
-          <w:u w:color="1a1a1a"/>
-          <w:rtl w:val="0"/>
-          <w:lang w:val="en-US"/>
-          <w14:textFill>
-            <w14:solidFill>
-              <w14:srgbClr w14:val="1A1A1A"/>
-            </w14:solidFill>
-          </w14:textFill>
-        </w:rPr>
-        <w:t>Senior Software Engineer specializing in building, modernizing and delivering secure, scalable enterprise systems across federal and private sectors. Experienced in Java (Spring Boot), C# (.NET), and Python (Django) and modern TypeScript frameworks, with deep involvement in mission-critical FEMA platforms including PrepToolkit and URT. Proven track record designing RESTful APIs, leading legacy modernization initiatives, delivering containerized services in production environments, and mentoring engineering teams. Strong focus on maintainability, performance, and clean architecture. Actively exploring LLM integration and Retrieval-Augmented Generation (RAG) architectures.</w:t>
+          <w:color w:val="1A1A1A"/>
+          <w:u w:color="1A1A1A"/>
+        </w:rPr>
+        <w:t>Senior Software Engineer specializing in building, modernizing and delivering secure, scalable enterprise systems across federal and private sectors. Experienced in Java (Spring Boot), C# (.NET), and Python (Django) and modern TypeScript frameworks, with deep involvement in mission-critical FEMA platforms including PrepToolkit and URT. Proven track record designing RESTful APIs, leading legacy modernization initiatives, delivering containerized services in production environments, and mentoring engineering teams. Strong focus on maintainability, performance, and clean architecture.</w:t>
       </w:r>
     </w:p>
     <w:p>
       <w:pPr>
         <w:pStyle w:val="Body"/>
         <w:pBdr>
-          <w:top w:val="nil"/>
-          <w:left w:val="nil"/>
-          <w:bottom w:val="single" w:color="1f4e79" w:sz="8" w:space="0" w:shadow="0" w:frame="0"/>
-          <w:right w:val="nil"/>
+          <w:bottom w:val="single" w:sz="8" w:space="0" w:color="1F4E79"/>
         </w:pBdr>
         <w:spacing w:before="200" w:after="60"/>
       </w:pPr>
       <w:r>
         <w:rPr>
           <w:rStyle w:val="None"/>
-          <w:b w:val="1"/>
-          <w:bCs w:val="1"/>
-          <w:outline w:val="0"/>
-          <w:color w:val="1f4e79"/>
+          <w:b/>
+          <w:bCs/>
+          <w:color w:val="1F4E79"/>
           <w:sz w:val="22"/>
           <w:szCs w:val="22"/>
-          <w:u w:color="1f4e79"/>
-          <w:rtl w:val="0"/>
+          <w:u w:color="1F4E79"/>
           <w:lang w:val="de-DE"/>
-          <w14:textFill>
-            <w14:solidFill>
-              <w14:srgbClr w14:val="1F4E79"/>
-            </w14:solidFill>
-          </w14:textFill>
         </w:rPr>
         <w:t>CORE EXPERTISE</w:t>
       </w:r>
@@ -206,34 +143,19 @@
       <w:r>
         <w:rPr>
           <w:rStyle w:val="None"/>
-          <w:b w:val="1"/>
-          <w:bCs w:val="1"/>
-          <w:outline w:val="0"/>
-          <w:color w:val="1a1a1a"/>
-          <w:u w:color="1a1a1a"/>
-          <w:rtl w:val="0"/>
+          <w:b/>
+          <w:bCs/>
+          <w:color w:val="1A1A1A"/>
+          <w:u w:color="1A1A1A"/>
           <w:lang w:val="de-DE"/>
-          <w14:textFill>
-            <w14:solidFill>
-              <w14:srgbClr w14:val="1A1A1A"/>
-            </w14:solidFill>
-          </w14:textFill>
         </w:rPr>
         <w:t xml:space="preserve">Backend: </w:t>
       </w:r>
       <w:r>
         <w:rPr>
           <w:rStyle w:val="None"/>
-          <w:outline w:val="0"/>
-          <w:color w:val="555555"/>
-          <w:u w:color="555555"/>
-          <w:rtl w:val="0"/>
-          <w:lang w:val="en-US"/>
-          <w14:textFill>
-            <w14:solidFill>
-              <w14:srgbClr w14:val="555555"/>
-            </w14:solidFill>
-          </w14:textFill>
+          <w:color w:val="555555"/>
+          <w:u w:color="555555"/>
         </w:rPr>
         <w:t>Java (Spring Boot), C# (.NET), Python (Django), REST APIs, MySQL, PostgreSQL, SQL Server, Flyway</w:t>
       </w:r>
@@ -246,34 +168,19 @@
       <w:r>
         <w:rPr>
           <w:rStyle w:val="None"/>
-          <w:b w:val="1"/>
-          <w:bCs w:val="1"/>
-          <w:outline w:val="0"/>
-          <w:color w:val="1a1a1a"/>
-          <w:u w:color="1a1a1a"/>
-          <w:rtl w:val="0"/>
+          <w:b/>
+          <w:bCs/>
+          <w:color w:val="1A1A1A"/>
+          <w:u w:color="1A1A1A"/>
           <w:lang w:val="fr-FR"/>
-          <w14:textFill>
-            <w14:solidFill>
-              <w14:srgbClr w14:val="1A1A1A"/>
-            </w14:solidFill>
-          </w14:textFill>
         </w:rPr>
         <w:t xml:space="preserve">Frontend: </w:t>
       </w:r>
       <w:r>
         <w:rPr>
           <w:rStyle w:val="None"/>
-          <w:outline w:val="0"/>
-          <w:color w:val="555555"/>
-          <w:u w:color="555555"/>
-          <w:rtl w:val="0"/>
-          <w:lang w:val="en-US"/>
-          <w14:textFill>
-            <w14:solidFill>
-              <w14:srgbClr w14:val="555555"/>
-            </w14:solidFill>
-          </w14:textFill>
+          <w:color w:val="555555"/>
+          <w:u w:color="555555"/>
         </w:rPr>
         <w:t>TypeScript, Svelte, React, Angular, GWT, Bootstrap, Tailwind</w:t>
       </w:r>
@@ -286,34 +193,19 @@
       <w:r>
         <w:rPr>
           <w:rStyle w:val="None"/>
-          <w:b w:val="1"/>
-          <w:bCs w:val="1"/>
-          <w:outline w:val="0"/>
-          <w:color w:val="1a1a1a"/>
-          <w:u w:color="1a1a1a"/>
-          <w:rtl w:val="0"/>
+          <w:b/>
+          <w:bCs/>
+          <w:color w:val="1A1A1A"/>
+          <w:u w:color="1A1A1A"/>
           <w:lang w:val="de-DE"/>
-          <w14:textFill>
-            <w14:solidFill>
-              <w14:srgbClr w14:val="1A1A1A"/>
-            </w14:solidFill>
-          </w14:textFill>
         </w:rPr>
         <w:t xml:space="preserve">System Design: </w:t>
       </w:r>
       <w:r>
         <w:rPr>
           <w:rStyle w:val="None"/>
-          <w:outline w:val="0"/>
-          <w:color w:val="555555"/>
-          <w:u w:color="555555"/>
-          <w:rtl w:val="0"/>
-          <w:lang w:val="en-US"/>
-          <w14:textFill>
-            <w14:solidFill>
-              <w14:srgbClr w14:val="555555"/>
-            </w14:solidFill>
-          </w14:textFill>
+          <w:color w:val="555555"/>
+          <w:u w:color="555555"/>
         </w:rPr>
         <w:t>Microservices, API-Driven Design, Event-Driven Patterns, Distributed Session Management, Layered Systems</w:t>
       </w:r>
@@ -326,34 +218,20 @@
       <w:r>
         <w:rPr>
           <w:rStyle w:val="None"/>
-          <w:b w:val="1"/>
-          <w:bCs w:val="1"/>
-          <w:outline w:val="0"/>
-          <w:color w:val="1a1a1a"/>
-          <w:u w:color="1a1a1a"/>
-          <w:rtl w:val="0"/>
+          <w:b/>
+          <w:bCs/>
+          <w:color w:val="1A1A1A"/>
+          <w:u w:color="1A1A1A"/>
           <w:lang w:val="nl-NL"/>
-          <w14:textFill>
-            <w14:solidFill>
-              <w14:srgbClr w14:val="1A1A1A"/>
-            </w14:solidFill>
-          </w14:textFill>
         </w:rPr>
         <w:t xml:space="preserve">DevOps &amp; Tools: </w:t>
       </w:r>
       <w:r>
         <w:rPr>
           <w:rStyle w:val="None"/>
-          <w:outline w:val="0"/>
-          <w:color w:val="555555"/>
-          <w:u w:color="555555"/>
-          <w:rtl w:val="0"/>
+          <w:color w:val="555555"/>
+          <w:u w:color="555555"/>
           <w:lang w:val="de-DE"/>
-          <w14:textFill>
-            <w14:solidFill>
-              <w14:srgbClr w14:val="555555"/>
-            </w14:solidFill>
-          </w14:textFill>
         </w:rPr>
         <w:t>Docker/Podman, Gradle, Maven, AWS (Lambda, S3), Git, Apache Tomcat</w:t>
       </w:r>
@@ -366,64 +244,48 @@
       <w:r>
         <w:rPr>
           <w:rStyle w:val="None"/>
-          <w:b w:val="1"/>
-          <w:bCs w:val="1"/>
-          <w:outline w:val="0"/>
-          <w:color w:val="1a1a1a"/>
-          <w:u w:color="1a1a1a"/>
-          <w:rtl w:val="0"/>
-          <w14:textFill>
-            <w14:solidFill>
-              <w14:srgbClr w14:val="1A1A1A"/>
-            </w14:solidFill>
-          </w14:textFill>
+          <w:b/>
+          <w:bCs/>
+          <w:color w:val="1A1A1A"/>
+          <w:u w:color="1A1A1A"/>
         </w:rPr>
         <w:t xml:space="preserve">Platforms: </w:t>
       </w:r>
       <w:r>
         <w:rPr>
           <w:rStyle w:val="None"/>
-          <w:outline w:val="0"/>
-          <w:color w:val="555555"/>
-          <w:u w:color="555555"/>
-          <w:rtl w:val="0"/>
-          <w14:textFill>
-            <w14:solidFill>
-              <w14:srgbClr w14:val="555555"/>
-            </w14:solidFill>
-          </w14:textFill>
+          <w:color w:val="555555"/>
+          <w:u w:color="555555"/>
         </w:rPr>
         <w:t>Liferay 7, Node.js, npm</w:t>
+      </w:r>
+      <w:r>
+        <w:rPr>
+          <w:rStyle w:val="None"/>
+          <w:color w:val="555555"/>
+          <w:u w:color="555555"/>
+        </w:rPr>
+        <w:t>, Cloudflare Workers &amp; Pages</w:t>
       </w:r>
     </w:p>
     <w:p>
       <w:pPr>
         <w:pStyle w:val="Body"/>
         <w:pBdr>
-          <w:top w:val="nil"/>
-          <w:left w:val="nil"/>
-          <w:bottom w:val="single" w:color="1f4e79" w:sz="8" w:space="0" w:shadow="0" w:frame="0"/>
-          <w:right w:val="nil"/>
+          <w:bottom w:val="single" w:sz="8" w:space="0" w:color="1F4E79"/>
         </w:pBdr>
         <w:spacing w:before="200" w:after="60"/>
       </w:pPr>
       <w:r>
         <w:rPr>
           <w:rStyle w:val="None"/>
-          <w:b w:val="1"/>
-          <w:bCs w:val="1"/>
-          <w:outline w:val="0"/>
-          <w:color w:val="1f4e79"/>
+          <w:b/>
+          <w:bCs/>
+          <w:color w:val="1F4E79"/>
           <w:sz w:val="22"/>
           <w:szCs w:val="22"/>
-          <w:u w:color="1f4e79"/>
-          <w:rtl w:val="0"/>
+          <w:u w:color="1F4E79"/>
           <w:lang w:val="de-DE"/>
-          <w14:textFill>
-            <w14:solidFill>
-              <w14:srgbClr w14:val="1F4E79"/>
-            </w14:solidFill>
-          </w14:textFill>
         </w:rPr>
         <w:t>PROFESSIONAL EXPERIENCE</w:t>
       </w:r>
@@ -439,273 +301,173 @@
       <w:r>
         <w:rPr>
           <w:rStyle w:val="None"/>
-          <w:b w:val="1"/>
-          <w:bCs w:val="1"/>
-          <w:outline w:val="0"/>
-          <w:color w:val="1a1a1a"/>
+          <w:b/>
+          <w:bCs/>
+          <w:color w:val="1A1A1A"/>
           <w:sz w:val="22"/>
           <w:szCs w:val="22"/>
-          <w:u w:color="1a1a1a"/>
-          <w:rtl w:val="0"/>
-          <w:lang w:val="en-US"/>
-          <w14:textFill>
-            <w14:solidFill>
-              <w14:srgbClr w14:val="1A1A1A"/>
-            </w14:solidFill>
-          </w14:textFill>
+          <w:u w:color="1A1A1A"/>
         </w:rPr>
         <w:t>Senior Software Engineer</w:t>
       </w:r>
       <w:r>
         <w:rPr>
           <w:rStyle w:val="None"/>
-          <w:outline w:val="0"/>
-          <w:color w:val="555555"/>
-          <w:u w:color="555555"/>
-          <w:rtl w:val="0"/>
-          <w14:textFill>
-            <w14:solidFill>
-              <w14:srgbClr w14:val="555555"/>
-            </w14:solidFill>
-          </w14:textFill>
+          <w:color w:val="555555"/>
+          <w:u w:color="555555"/>
         </w:rPr>
         <w:t xml:space="preserve"> | </w:t>
       </w:r>
       <w:r>
         <w:rPr>
           <w:rStyle w:val="None"/>
-          <w:b w:val="1"/>
-          <w:bCs w:val="1"/>
-          <w:outline w:val="0"/>
-          <w:color w:val="1f4e79"/>
-          <w:u w:color="1f4e79"/>
-          <w:rtl w:val="0"/>
-          <w:lang w:val="en-US"/>
-          <w14:textFill>
-            <w14:solidFill>
-              <w14:srgbClr w14:val="1F4E79"/>
-            </w14:solidFill>
-          </w14:textFill>
+          <w:b/>
+          <w:bCs/>
+          <w:color w:val="1F4E79"/>
+          <w:u w:color="1F4E79"/>
         </w:rPr>
         <w:t>4 Arrows Consulting, Inc.</w:t>
       </w:r>
       <w:r>
         <w:rPr>
           <w:rStyle w:val="None"/>
-          <w:outline w:val="0"/>
-          <w:color w:val="555555"/>
-          <w:u w:color="555555"/>
-          <w:rtl w:val="0"/>
-          <w14:textFill>
-            <w14:solidFill>
-              <w14:srgbClr w14:val="555555"/>
-            </w14:solidFill>
-          </w14:textFill>
-        </w:rPr>
-        <w:t xml:space="preserve"> • </w:t>
-      </w:r>
-      <w:r>
-        <w:rPr>
-          <w:rStyle w:val="None"/>
-          <w:outline w:val="0"/>
-          <w:color w:val="555555"/>
-          <w:u w:color="555555"/>
-          <w:rtl w:val="0"/>
-          <w:lang w:val="en-US"/>
-          <w14:textFill>
-            <w14:solidFill>
-              <w14:srgbClr w14:val="555555"/>
-            </w14:solidFill>
-          </w14:textFill>
-        </w:rPr>
-        <w:t xml:space="preserve">Somerset, KY (Remote) </w:t>
-      </w:r>
-      <w:r>
-        <w:rPr>
-          <w:rStyle w:val="None"/>
-          <w:outline w:val="0"/>
-          <w:color w:val="555555"/>
-          <w:u w:color="555555"/>
-          <w:rtl w:val="0"/>
-          <w14:textFill>
-            <w14:solidFill>
-              <w14:srgbClr w14:val="555555"/>
-            </w14:solidFill>
-          </w14:textFill>
-        </w:rPr>
-        <w:t xml:space="preserve">• </w:t>
-      </w:r>
-      <w:r>
-        <w:rPr>
-          <w:rStyle w:val="None"/>
-          <w:outline w:val="0"/>
-          <w:color w:val="555555"/>
-          <w:u w:color="555555"/>
-          <w:rtl w:val="0"/>
-          <w14:textFill>
-            <w14:solidFill>
-              <w14:srgbClr w14:val="555555"/>
-            </w14:solidFill>
-          </w14:textFill>
-        </w:rPr>
-        <w:t xml:space="preserve">2019 </w:t>
-      </w:r>
-      <w:r>
-        <w:rPr>
-          <w:rStyle w:val="None"/>
-          <w:outline w:val="0"/>
-          <w:color w:val="555555"/>
-          <w:u w:color="555555"/>
-          <w:rtl w:val="0"/>
-          <w14:textFill>
-            <w14:solidFill>
-              <w14:srgbClr w14:val="555555"/>
-            </w14:solidFill>
-          </w14:textFill>
-        </w:rPr>
-        <w:t xml:space="preserve">– </w:t>
-      </w:r>
-      <w:r>
-        <w:rPr>
-          <w:rStyle w:val="None"/>
-          <w:outline w:val="0"/>
-          <w:color w:val="555555"/>
-          <w:u w:color="555555"/>
-          <w:rtl w:val="0"/>
+          <w:color w:val="555555"/>
+          <w:u w:color="555555"/>
+        </w:rPr>
+        <w:t xml:space="preserve"> • Somerset, KY (Remote) • 2019 – </w:t>
+      </w:r>
+      <w:r>
+        <w:rPr>
+          <w:rStyle w:val="None"/>
+          <w:color w:val="555555"/>
+          <w:u w:color="555555"/>
           <w:lang w:val="it-IT"/>
-          <w14:textFill>
-            <w14:solidFill>
-              <w14:srgbClr w14:val="555555"/>
-            </w14:solidFill>
-          </w14:textFill>
         </w:rPr>
         <w:t>Present</w:t>
       </w:r>
     </w:p>
     <w:p>
       <w:pPr>
-        <w:pStyle w:val="List Paragraph"/>
+        <w:pStyle w:val="ListParagraph"/>
         <w:numPr>
           <w:ilvl w:val="0"/>
           <w:numId w:val="2"/>
         </w:numPr>
         <w:spacing w:before="40" w:after="40"/>
-        <w:rPr>
-          <w:lang w:val="en-US"/>
-        </w:rPr>
-      </w:pPr>
-      <w:r>
-        <w:rPr>
-          <w:rStyle w:val="None"/>
-          <w:rtl w:val="0"/>
-          <w:lang w:val="en-US"/>
-        </w:rPr>
-        <w:t>Cross-Stack Feature Ownership: Delivered complex features across backend (Spring Boot/.NET), database, and frontend layers within FEMA preparedness platforms (PrepToolkit, URT), ensuring cohesive integration between APIs, data models, and user interfaces.</w:t>
-      </w:r>
-    </w:p>
-    <w:p>
-      <w:pPr>
-        <w:pStyle w:val="List Paragraph"/>
+      </w:pPr>
+      <w:r>
+        <w:rPr>
+          <w:rFonts w:cs="Arial"/>
+        </w:rPr>
+        <w:t>Serverless Platform Architecture: Designed and delivered the Svelte frontend for a TypeScript monorepo of AWS serverless applications (Lambda, API Gateway, CloudFront, ElastiCache, RDS) serving as a unified access portal for FEMA platforms including PrepToolkit, RTLT, RIS, and OneResponder.</w:t>
+      </w:r>
+    </w:p>
+    <w:p>
+      <w:pPr>
+        <w:pStyle w:val="ListParagraph"/>
         <w:numPr>
           <w:ilvl w:val="0"/>
           <w:numId w:val="2"/>
         </w:numPr>
         <w:spacing w:before="40" w:after="40"/>
-        <w:rPr>
-          <w:lang w:val="en-US"/>
-        </w:rPr>
-      </w:pPr>
-      <w:r>
-        <w:rPr>
-          <w:rStyle w:val="None"/>
-          <w:rtl w:val="0"/>
-          <w:lang w:val="en-US"/>
-        </w:rPr>
-        <w:t>System Architecture &amp; Presence: Spearheaded the implementation of a real-time presence tracking system for the Unified Reporting Tool (URT); independently designed and optimized distributed session logic (polling/timeouts) to ensure data integrity for concurrent federal users.</w:t>
-      </w:r>
-    </w:p>
-    <w:p>
-      <w:pPr>
-        <w:pStyle w:val="List Paragraph"/>
+      </w:pPr>
+      <w:r>
+        <w:rPr>
+          <w:rFonts w:cs="Arial"/>
+        </w:rPr>
+        <w:t>System Architecture &amp; Presence: Spearheaded the implementation of a real-time presence tracking system for the Unified Reporting Tool (URT). Independently designed and optimized distributed session logic (polling/timeouts) to ensure data integrity for concurrent federal users.</w:t>
+      </w:r>
+    </w:p>
+    <w:p>
+      <w:pPr>
+        <w:pStyle w:val="ListParagraph"/>
         <w:numPr>
           <w:ilvl w:val="0"/>
           <w:numId w:val="2"/>
         </w:numPr>
         <w:spacing w:before="40" w:after="40"/>
-        <w:rPr>
-          <w:lang w:val="en-US"/>
-        </w:rPr>
-      </w:pPr>
-      <w:r>
-        <w:rPr>
-          <w:rStyle w:val="None"/>
-          <w:rtl w:val="0"/>
-          <w:lang w:val="en-US"/>
-        </w:rPr>
-        <w:t>Modernization &amp; Performance: Drove the strategic migration of legacy Liferay portlets to Svelte micro-frontends, resulting in measurable frontend performance improvements and a more maintainable codebase.</w:t>
-      </w:r>
-    </w:p>
-    <w:p>
-      <w:pPr>
-        <w:pStyle w:val="List Paragraph"/>
+      </w:pPr>
+      <w:r>
+        <w:rPr>
+          <w:rFonts w:cs="Arial"/>
+        </w:rPr>
+        <w:t>Cross-Stack Feature Ownership: Delivered complex features across backend (Spring Boot/.NET), database, and frontend layers within FEMA preparedness platforms (PrepToolkit, URT), ensuring cohesive integration between APIs, data models, and user interfaces.</w:t>
+      </w:r>
+    </w:p>
+    <w:p>
+      <w:pPr>
+        <w:pStyle w:val="ListParagraph"/>
         <w:numPr>
           <w:ilvl w:val="0"/>
           <w:numId w:val="2"/>
         </w:numPr>
         <w:spacing w:before="40" w:after="40"/>
-        <w:rPr>
-          <w:lang w:val="en-US"/>
-        </w:rPr>
-      </w:pPr>
-      <w:r>
-        <w:rPr>
-          <w:rStyle w:val="None"/>
-          <w:rtl w:val="0"/>
-          <w:lang w:val="en-US"/>
-        </w:rPr>
-        <w:t>Development Workflow Improvements: Introduced containerized development environments (Docker/Podman) and implemented Flyway-based database migrations to improve consistency across environments and reduce configuration drift. Regularly conduct peer code reviews to reinforce clean architecture and maintainable code practices.</w:t>
-      </w:r>
-    </w:p>
-    <w:p>
-      <w:pPr>
-        <w:pStyle w:val="List Paragraph"/>
+      </w:pPr>
+      <w:r>
+        <w:rPr>
+          <w:rFonts w:cs="Arial"/>
+        </w:rPr>
+        <w:t>Operational Excellence: Automated enterprise reporting workflows (Docmosis/Apache POI), reducing processing time from hours to minutes and directly improving operational efficiency for national exercise programs.</w:t>
+      </w:r>
+    </w:p>
+    <w:p>
+      <w:pPr>
+        <w:pStyle w:val="ListParagraph"/>
         <w:numPr>
           <w:ilvl w:val="0"/>
           <w:numId w:val="2"/>
         </w:numPr>
         <w:spacing w:before="40" w:after="40"/>
-        <w:rPr>
-          <w:lang w:val="en-US"/>
-        </w:rPr>
-      </w:pPr>
-      <w:r>
-        <w:rPr>
-          <w:rStyle w:val="None"/>
-          <w:rtl w:val="0"/>
-          <w:lang w:val="en-US"/>
-        </w:rPr>
-        <w:t>Stakeholder Alignment: Translate complex FEMA business requirements (THIRA/SPR, CPG, NIMS, UAWG) into scalable technical solutions, coordinating closely with project leads to ensure all features align with federal compliance and security standards.</w:t>
-      </w:r>
-    </w:p>
-    <w:p>
-      <w:pPr>
-        <w:pStyle w:val="List Paragraph"/>
+      </w:pPr>
+      <w:r>
+        <w:rPr>
+          <w:rFonts w:cs="Arial"/>
+        </w:rPr>
+        <w:t xml:space="preserve">Stakeholder Alignment: Translates complex FEMA business requirements (THIRA/SPR, CPG, NIMS, UAWG) into scalable technical solutions, </w:t>
+      </w:r>
+      <w:r>
+        <w:rPr>
+          <w:rFonts w:cs="Arial"/>
+        </w:rPr>
+        <w:t>coordinating closely with project leads to ensure all deliverables meet federal compliance and security standards.</w:t>
+      </w:r>
+    </w:p>
+    <w:p>
+      <w:pPr>
+        <w:pStyle w:val="ListParagraph"/>
         <w:numPr>
           <w:ilvl w:val="0"/>
           <w:numId w:val="2"/>
         </w:numPr>
         <w:spacing w:before="40" w:after="40"/>
-        <w:rPr>
-          <w:lang w:val="en-US"/>
-        </w:rPr>
-      </w:pPr>
-      <w:r>
-        <w:rPr>
-          <w:rStyle w:val="None"/>
-          <w:rtl w:val="0"/>
-          <w:lang w:val="en-US"/>
-        </w:rPr>
-        <w:t>Operational Excellence: Automated enterprise reporting workflows (Docmosis/Apache POI), reducing processing time from hours to minutes and directly improving operational efficiency for national exercise programs.</w:t>
+      </w:pPr>
+      <w:r>
+        <w:rPr>
+          <w:rFonts w:cs="Arial"/>
+        </w:rPr>
+        <w:t xml:space="preserve">Development Workflow: </w:t>
+      </w:r>
+      <w:r>
+        <w:rPr>
+          <w:rFonts w:cs="Arial"/>
+        </w:rPr>
+        <w:t>Consistently utilizes containerized environments (Docker/Podman) and Flyway-based database migrations across projects, including scripted Podman-based Liferay container management to streamline local development and module redeployment. Conducts peer code reviews to reinforce clean architecture and maintainable code practices.</w:t>
+      </w:r>
+    </w:p>
+    <w:p>
+      <w:pPr>
+        <w:pStyle w:val="ListParagraph"/>
+        <w:numPr>
+          <w:ilvl w:val="0"/>
+          <w:numId w:val="2"/>
+        </w:numPr>
+        <w:spacing w:before="40" w:after="40"/>
+      </w:pPr>
+      <w:r>
+        <w:rPr>
+          <w:rFonts w:cs="Arial"/>
+        </w:rPr>
+        <w:t>Developer Experience: Standardized editor configurations across VS Code, IntelliJ, and Visual Studio to enforce consistent code formatting team-wide, eliminating noise commits caused by style-only changes.</w:t>
       </w:r>
     </w:p>
     <w:p>
@@ -716,40 +478,57 @@
       <w:r>
         <w:rPr>
           <w:rStyle w:val="None"/>
-          <w:b w:val="1"/>
-          <w:bCs w:val="1"/>
-          <w:outline w:val="0"/>
+          <w:b/>
+          <w:bCs/>
           <w:color w:val="555555"/>
           <w:sz w:val="19"/>
           <w:szCs w:val="19"/>
           <w:u w:color="555555"/>
-          <w:rtl w:val="0"/>
           <w:lang w:val="nl-NL"/>
-          <w14:textFill>
-            <w14:solidFill>
-              <w14:srgbClr w14:val="555555"/>
-            </w14:solidFill>
-          </w14:textFill>
         </w:rPr>
         <w:t xml:space="preserve">Tech Stack: </w:t>
       </w:r>
       <w:r>
         <w:rPr>
           <w:rStyle w:val="None"/>
-          <w:outline w:val="0"/>
           <w:color w:val="555555"/>
           <w:sz w:val="19"/>
           <w:szCs w:val="19"/>
           <w:u w:color="555555"/>
-          <w:rtl w:val="0"/>
           <w:lang w:val="nl-NL"/>
-          <w14:textFill>
-            <w14:solidFill>
-              <w14:srgbClr w14:val="555555"/>
-            </w14:solidFill>
-          </w14:textFill>
         </w:rPr>
         <w:t>Java, Spring Boot, Gradle, GWT, MySQL, Liferay 7, Apache HTTP Server, JavaScript/TypeScript, Svelte, React, Node.js, npm, AWS Lambda, Git, Podman, Docmosis, OpenCSV, Apache POI</w:t>
+      </w:r>
+    </w:p>
+    <w:p>
+      <w:pPr>
+        <w:rPr>
+          <w:rStyle w:val="None"/>
+          <w:rFonts w:ascii="Arial" w:hAnsi="Arial" w:cs="Arial Unicode MS"/>
+          <w:b/>
+          <w:bCs/>
+          <w:color w:val="1A1A1A"/>
+          <w:sz w:val="22"/>
+          <w:szCs w:val="22"/>
+          <w:u w:color="1A1A1A"/>
+          <w14:textOutline w14:w="0" w14:cap="flat" w14:cmpd="sng" w14:algn="ctr">
+            <w14:noFill/>
+            <w14:prstDash w14:val="solid"/>
+            <w14:bevel/>
+          </w14:textOutline>
+        </w:rPr>
+      </w:pPr>
+      <w:r>
+        <w:rPr>
+          <w:rStyle w:val="None"/>
+          <w:b/>
+          <w:bCs/>
+          <w:color w:val="1A1A1A"/>
+          <w:sz w:val="22"/>
+          <w:szCs w:val="22"/>
+          <w:u w:color="1A1A1A"/>
+        </w:rPr>
+        <w:br w:type="page"/>
       </w:r>
     </w:p>
     <w:p>
@@ -763,207 +542,104 @@
       <w:r>
         <w:rPr>
           <w:rStyle w:val="None"/>
-          <w:b w:val="1"/>
-          <w:bCs w:val="1"/>
-          <w:outline w:val="0"/>
-          <w:color w:val="1a1a1a"/>
+          <w:b/>
+          <w:bCs/>
+          <w:color w:val="1A1A1A"/>
           <w:sz w:val="22"/>
           <w:szCs w:val="22"/>
-          <w:u w:color="1a1a1a"/>
-          <w:rtl w:val="0"/>
-          <w:lang w:val="en-US"/>
-          <w14:textFill>
-            <w14:solidFill>
-              <w14:srgbClr w14:val="1A1A1A"/>
-            </w14:solidFill>
-          </w14:textFill>
-        </w:rPr>
+          <w:u w:color="1A1A1A"/>
+        </w:rPr>
+        <w:lastRenderedPageBreak/>
         <w:t>Applications Developer</w:t>
       </w:r>
       <w:r>
         <w:rPr>
           <w:rStyle w:val="None"/>
-          <w:outline w:val="0"/>
-          <w:color w:val="555555"/>
-          <w:u w:color="555555"/>
-          <w:rtl w:val="0"/>
-          <w14:textFill>
-            <w14:solidFill>
-              <w14:srgbClr w14:val="555555"/>
-            </w14:solidFill>
-          </w14:textFill>
+          <w:color w:val="555555"/>
+          <w:u w:color="555555"/>
         </w:rPr>
         <w:t xml:space="preserve"> | </w:t>
       </w:r>
       <w:r>
         <w:rPr>
           <w:rStyle w:val="None"/>
-          <w:b w:val="1"/>
-          <w:bCs w:val="1"/>
-          <w:outline w:val="0"/>
-          <w:color w:val="1f4e79"/>
-          <w:u w:color="1f4e79"/>
-          <w:rtl w:val="0"/>
-          <w:lang w:val="en-US"/>
-          <w14:textFill>
-            <w14:solidFill>
-              <w14:srgbClr w14:val="1F4E79"/>
-            </w14:solidFill>
-          </w14:textFill>
+          <w:b/>
+          <w:bCs/>
+          <w:color w:val="1F4E79"/>
+          <w:u w:color="1F4E79"/>
         </w:rPr>
         <w:t>United Parcel Service (UPS)</w:t>
       </w:r>
       <w:r>
         <w:rPr>
           <w:rStyle w:val="None"/>
-          <w:outline w:val="0"/>
-          <w:color w:val="555555"/>
-          <w:u w:color="555555"/>
-          <w:rtl w:val="0"/>
-          <w14:textFill>
-            <w14:solidFill>
-              <w14:srgbClr w14:val="555555"/>
-            </w14:solidFill>
-          </w14:textFill>
+          <w:color w:val="555555"/>
+          <w:u w:color="555555"/>
         </w:rPr>
         <w:t xml:space="preserve"> • </w:t>
       </w:r>
       <w:r>
         <w:rPr>
           <w:rStyle w:val="None"/>
-          <w:outline w:val="0"/>
-          <w:color w:val="555555"/>
-          <w:u w:color="555555"/>
-          <w:rtl w:val="0"/>
+          <w:color w:val="555555"/>
+          <w:u w:color="555555"/>
           <w:lang w:val="da-DK"/>
-          <w14:textFill>
-            <w14:solidFill>
-              <w14:srgbClr w14:val="555555"/>
-            </w14:solidFill>
-          </w14:textFill>
         </w:rPr>
         <w:t xml:space="preserve">Louisville, KY </w:t>
       </w:r>
       <w:r>
         <w:rPr>
           <w:rStyle w:val="None"/>
-          <w:outline w:val="0"/>
-          <w:color w:val="555555"/>
-          <w:u w:color="555555"/>
-          <w:rtl w:val="0"/>
-          <w14:textFill>
-            <w14:solidFill>
-              <w14:srgbClr w14:val="555555"/>
-            </w14:solidFill>
-          </w14:textFill>
-        </w:rPr>
-        <w:t xml:space="preserve">• </w:t>
-      </w:r>
-      <w:r>
-        <w:rPr>
-          <w:rStyle w:val="None"/>
-          <w:outline w:val="0"/>
-          <w:color w:val="555555"/>
-          <w:u w:color="555555"/>
-          <w:rtl w:val="0"/>
-          <w14:textFill>
-            <w14:solidFill>
-              <w14:srgbClr w14:val="555555"/>
-            </w14:solidFill>
-          </w14:textFill>
-        </w:rPr>
-        <w:t xml:space="preserve">2017 </w:t>
-      </w:r>
-      <w:r>
-        <w:rPr>
-          <w:rStyle w:val="None"/>
-          <w:outline w:val="0"/>
-          <w:color w:val="555555"/>
-          <w:u w:color="555555"/>
-          <w:rtl w:val="0"/>
-          <w14:textFill>
-            <w14:solidFill>
-              <w14:srgbClr w14:val="555555"/>
-            </w14:solidFill>
-          </w14:textFill>
-        </w:rPr>
-        <w:t xml:space="preserve">– </w:t>
-      </w:r>
-      <w:r>
-        <w:rPr>
-          <w:rStyle w:val="None"/>
-          <w:outline w:val="0"/>
-          <w:color w:val="555555"/>
-          <w:u w:color="555555"/>
-          <w:rtl w:val="0"/>
-          <w14:textFill>
-            <w14:solidFill>
-              <w14:srgbClr w14:val="555555"/>
-            </w14:solidFill>
-          </w14:textFill>
-        </w:rPr>
-        <w:t>2019</w:t>
-      </w:r>
-    </w:p>
-    <w:p>
-      <w:pPr>
-        <w:pStyle w:val="List Paragraph"/>
+          <w:color w:val="555555"/>
+          <w:u w:color="555555"/>
+        </w:rPr>
+        <w:t>• 2017 – 2019</w:t>
+      </w:r>
+    </w:p>
+    <w:p>
+      <w:pPr>
+        <w:pStyle w:val="ListParagraph"/>
         <w:numPr>
           <w:ilvl w:val="0"/>
           <w:numId w:val="4"/>
         </w:numPr>
         <w:spacing w:before="40" w:after="40"/>
-        <w:rPr>
-          <w:lang w:val="en-US"/>
-        </w:rPr>
-      </w:pPr>
-      <w:r>
-        <w:rPr>
-          <w:rStyle w:val="None"/>
-          <w:rtl w:val="0"/>
-          <w:lang w:val="en-US"/>
+      </w:pPr>
+      <w:r>
+        <w:rPr>
+          <w:rStyle w:val="None"/>
         </w:rPr>
         <w:t>Mission-Critical Reliability: Engineered backend logic and UI features for real-time transportation visibility systems, ensuring operational uptime in a 24/7 high-throughput production environment.</w:t>
       </w:r>
     </w:p>
     <w:p>
       <w:pPr>
-        <w:pStyle w:val="List Paragraph"/>
+        <w:pStyle w:val="ListParagraph"/>
         <w:numPr>
           <w:ilvl w:val="0"/>
           <w:numId w:val="4"/>
         </w:numPr>
         <w:spacing w:before="40" w:after="40"/>
-        <w:rPr>
-          <w:lang w:val="en-US"/>
-        </w:rPr>
-      </w:pPr>
-      <w:r>
-        <w:rPr>
-          <w:rStyle w:val="None"/>
-          <w:rtl w:val="0"/>
-          <w:lang w:val="en-US"/>
+      </w:pPr>
+      <w:r>
+        <w:rPr>
+          <w:rStyle w:val="None"/>
         </w:rPr>
         <w:t>Business Logic Abstraction: Architected complex decision-making flows by translating high-level business requirements into discrete rules for the Drools inference engine (BRMS), reducing manual intervention and decoupling policy from code.</w:t>
       </w:r>
     </w:p>
     <w:p>
       <w:pPr>
-        <w:pStyle w:val="List Paragraph"/>
+        <w:pStyle w:val="ListParagraph"/>
         <w:numPr>
           <w:ilvl w:val="0"/>
           <w:numId w:val="4"/>
         </w:numPr>
         <w:spacing w:before="40" w:after="40"/>
-        <w:rPr>
-          <w:lang w:val="en-US"/>
-        </w:rPr>
-      </w:pPr>
-      <w:r>
-        <w:rPr>
-          <w:rStyle w:val="None"/>
-          <w:rtl w:val="0"/>
-          <w:lang w:val="en-US"/>
+      </w:pPr>
+      <w:r>
+        <w:rPr>
+          <w:rStyle w:val="None"/>
         </w:rPr>
         <w:t>Performance Engineering: Conducted deep-dive bottleneck analysis and performance tuning (JMeter), identifying and resolving critical latency issues under peak traffic conditions.</w:t>
       </w:r>
@@ -976,38 +652,23 @@
       <w:r>
         <w:rPr>
           <w:rStyle w:val="None"/>
-          <w:b w:val="1"/>
-          <w:bCs w:val="1"/>
-          <w:outline w:val="0"/>
+          <w:b/>
+          <w:bCs/>
           <w:color w:val="555555"/>
           <w:sz w:val="19"/>
           <w:szCs w:val="19"/>
           <w:u w:color="555555"/>
-          <w:rtl w:val="0"/>
           <w:lang w:val="nl-NL"/>
-          <w14:textFill>
-            <w14:solidFill>
-              <w14:srgbClr w14:val="555555"/>
-            </w14:solidFill>
-          </w14:textFill>
         </w:rPr>
         <w:t xml:space="preserve">Tech Stack: </w:t>
       </w:r>
       <w:r>
         <w:rPr>
           <w:rStyle w:val="None"/>
-          <w:outline w:val="0"/>
           <w:color w:val="555555"/>
           <w:sz w:val="19"/>
           <w:szCs w:val="19"/>
           <w:u w:color="555555"/>
-          <w:rtl w:val="0"/>
-          <w:lang w:val="en-US"/>
-          <w14:textFill>
-            <w14:solidFill>
-              <w14:srgbClr w14:val="555555"/>
-            </w14:solidFill>
-          </w14:textFill>
         </w:rPr>
         <w:t>Java, Spring Framework, Maven/Gradle, Drools (BRMS), JMeter, Roadrunner, WebLogic, ActiveMQ, SQL Server, TFVC</w:t>
       </w:r>
@@ -1021,242 +682,82 @@
         <w:spacing w:before="160" w:after="30"/>
         <w:rPr>
           <w:rStyle w:val="None"/>
-          <w:outline w:val="0"/>
-          <w:color w:val="555555"/>
-          <w:u w:color="555555"/>
-          <w14:textFill>
-            <w14:solidFill>
-              <w14:srgbClr w14:val="555555"/>
-            </w14:solidFill>
-          </w14:textFill>
-        </w:rPr>
-      </w:pPr>
-      <w:r>
-        <w:rPr>
-          <w:rStyle w:val="None"/>
-          <w:b w:val="1"/>
-          <w:bCs w:val="1"/>
-          <w:outline w:val="0"/>
-          <w:color w:val="1a1a1a"/>
+          <w:color w:val="555555"/>
+          <w:u w:color="555555"/>
+        </w:rPr>
+      </w:pPr>
+      <w:r>
+        <w:rPr>
+          <w:rStyle w:val="None"/>
+          <w:b/>
+          <w:bCs/>
+          <w:color w:val="1A1A1A"/>
           <w:sz w:val="22"/>
           <w:szCs w:val="22"/>
-          <w:u w:color="1a1a1a"/>
-          <w:rtl w:val="0"/>
-          <w:lang w:val="en-US"/>
-          <w14:textFill>
-            <w14:solidFill>
-              <w14:srgbClr w14:val="1A1A1A"/>
-            </w14:solidFill>
-          </w14:textFill>
+          <w:u w:color="1A1A1A"/>
         </w:rPr>
         <w:t>Software Developer</w:t>
       </w:r>
       <w:r>
         <w:rPr>
           <w:rStyle w:val="None"/>
-          <w:outline w:val="0"/>
-          <w:color w:val="555555"/>
-          <w:u w:color="555555"/>
-          <w:rtl w:val="0"/>
-          <w14:textFill>
-            <w14:solidFill>
-              <w14:srgbClr w14:val="555555"/>
-            </w14:solidFill>
-          </w14:textFill>
+          <w:color w:val="555555"/>
+          <w:u w:color="555555"/>
         </w:rPr>
         <w:t xml:space="preserve"> | </w:t>
       </w:r>
       <w:r>
         <w:rPr>
           <w:rStyle w:val="None"/>
-          <w:b w:val="1"/>
-          <w:bCs w:val="1"/>
-          <w:outline w:val="0"/>
-          <w:color w:val="1f4e79"/>
-          <w:u w:color="1f4e79"/>
-          <w:rtl w:val="0"/>
-          <w:lang w:val="en-US"/>
-          <w14:textFill>
-            <w14:solidFill>
-              <w14:srgbClr w14:val="1F4E79"/>
-            </w14:solidFill>
-          </w14:textFill>
+          <w:b/>
+          <w:bCs/>
+          <w:color w:val="1F4E79"/>
+          <w:u w:color="1F4E79"/>
         </w:rPr>
         <w:t>Apax Software</w:t>
       </w:r>
       <w:r>
         <w:rPr>
           <w:rStyle w:val="None"/>
-          <w:outline w:val="0"/>
-          <w:color w:val="555555"/>
-          <w:u w:color="555555"/>
-          <w:rtl w:val="0"/>
-          <w14:textFill>
-            <w14:solidFill>
-              <w14:srgbClr w14:val="555555"/>
-            </w14:solidFill>
-          </w14:textFill>
-        </w:rPr>
-        <w:t xml:space="preserve"> • </w:t>
-      </w:r>
-      <w:r>
-        <w:rPr>
-          <w:rStyle w:val="None"/>
-          <w:outline w:val="0"/>
-          <w:color w:val="555555"/>
-          <w:u w:color="555555"/>
-          <w:rtl w:val="0"/>
-          <w:lang w:val="en-US"/>
-          <w14:textFill>
-            <w14:solidFill>
-              <w14:srgbClr w14:val="555555"/>
-            </w14:solidFill>
-          </w14:textFill>
-        </w:rPr>
-        <w:t xml:space="preserve">Lexington, KY </w:t>
-      </w:r>
-      <w:r>
-        <w:rPr>
-          <w:rStyle w:val="None"/>
-          <w:outline w:val="0"/>
-          <w:color w:val="555555"/>
-          <w:u w:color="555555"/>
-          <w:rtl w:val="0"/>
-          <w14:textFill>
-            <w14:solidFill>
-              <w14:srgbClr w14:val="555555"/>
-            </w14:solidFill>
-          </w14:textFill>
-        </w:rPr>
-        <w:t xml:space="preserve">• </w:t>
-      </w:r>
-      <w:r>
-        <w:rPr>
-          <w:rStyle w:val="None"/>
-          <w:outline w:val="0"/>
-          <w:color w:val="555555"/>
-          <w:u w:color="555555"/>
-          <w:rtl w:val="0"/>
-          <w14:textFill>
-            <w14:solidFill>
-              <w14:srgbClr w14:val="555555"/>
-            </w14:solidFill>
-          </w14:textFill>
-        </w:rPr>
-        <w:t xml:space="preserve">2016 </w:t>
-      </w:r>
-      <w:r>
-        <w:rPr>
-          <w:rStyle w:val="None"/>
-          <w:outline w:val="0"/>
-          <w:color w:val="555555"/>
-          <w:u w:color="555555"/>
-          <w:rtl w:val="0"/>
-          <w14:textFill>
-            <w14:solidFill>
-              <w14:srgbClr w14:val="555555"/>
-            </w14:solidFill>
-          </w14:textFill>
-        </w:rPr>
-        <w:t xml:space="preserve">– </w:t>
-      </w:r>
-      <w:r>
-        <w:rPr>
-          <w:rStyle w:val="None"/>
-          <w:outline w:val="0"/>
-          <w:color w:val="555555"/>
-          <w:u w:color="555555"/>
-          <w:rtl w:val="0"/>
-          <w14:textFill>
-            <w14:solidFill>
-              <w14:srgbClr w14:val="555555"/>
-            </w14:solidFill>
-          </w14:textFill>
-        </w:rPr>
-        <w:t>2017</w:t>
-      </w:r>
-    </w:p>
-    <w:p>
-      <w:pPr>
-        <w:pStyle w:val="List Paragraph"/>
+          <w:color w:val="555555"/>
+          <w:u w:color="555555"/>
+        </w:rPr>
+        <w:t xml:space="preserve"> • Lexington, KY • 2016 – 2017</w:t>
+      </w:r>
+    </w:p>
+    <w:p>
+      <w:pPr>
+        <w:pStyle w:val="ListParagraph"/>
         <w:numPr>
           <w:ilvl w:val="0"/>
           <w:numId w:val="4"/>
         </w:numPr>
-        <w:rPr>
-          <w:lang w:val="en-US"/>
-        </w:rPr>
-      </w:pPr>
-      <w:r>
-        <w:rPr>
-          <w:rStyle w:val="None"/>
-          <w:rtl w:val="0"/>
-          <w:lang w:val="en-US"/>
-        </w:rPr>
-        <w:t>Technical Consultation: Partnered directly with stakeholders (</w:t>
-      </w:r>
-      <w:r>
-        <w:rPr>
-          <w:rStyle w:val="None"/>
-          <w:outline w:val="0"/>
-          <w:color w:val="1a1a1a"/>
-          <w:u w:color="1a1a1a"/>
-          <w:rtl w:val="0"/>
-          <w:lang w:val="en-US"/>
-          <w14:textFill>
-            <w14:solidFill>
-              <w14:srgbClr w14:val="1A1A1A"/>
-            </w14:solidFill>
-          </w14:textFill>
-        </w:rPr>
-        <w:t>Presbyterian Church (USA)</w:t>
-      </w:r>
-      <w:r>
-        <w:rPr>
-          <w:rStyle w:val="None"/>
-          <w:rtl w:val="0"/>
-          <w:lang w:val="en-US"/>
-        </w:rPr>
-        <w:t>, University of Kentucky) to translate vague business needs into production-ready technical specifications and RESTful architectures.</w:t>
-      </w:r>
-    </w:p>
-    <w:p>
-      <w:pPr>
-        <w:pStyle w:val="List Paragraph"/>
+      </w:pPr>
+      <w:r>
+        <w:t>Modular Architecture: Designed reusable backend components and modular UI features, significantly accelerating release cycles and ensuring scalable feature expansion across multiple client projects.</w:t>
+      </w:r>
+    </w:p>
+    <w:p>
+      <w:pPr>
+        <w:pStyle w:val="ListParagraph"/>
         <w:numPr>
           <w:ilvl w:val="0"/>
           <w:numId w:val="4"/>
         </w:numPr>
-        <w:rPr>
-          <w:lang w:val="en-US"/>
-        </w:rPr>
-      </w:pPr>
-      <w:r>
-        <w:rPr>
-          <w:rStyle w:val="None"/>
-          <w:rtl w:val="0"/>
-          <w:lang w:val="en-US"/>
-        </w:rPr>
-        <w:t>Modular Architecture: Designed reusable backend components and modular UI features, significantly accelerating release cycles and ensuring scalable feature expansion across multiple client projects.</w:t>
-      </w:r>
-    </w:p>
-    <w:p>
-      <w:pPr>
-        <w:pStyle w:val="List Paragraph"/>
+      </w:pPr>
+      <w:r>
+        <w:t>Technical Consultation: Partnered directly with stakeholders (Presbyterian Church (USA), University of Kentucky) to translate vague business needs into production-ready technical specifications and RESTful architectures.</w:t>
+      </w:r>
+    </w:p>
+    <w:p>
+      <w:pPr>
+        <w:pStyle w:val="ListParagraph"/>
         <w:numPr>
           <w:ilvl w:val="0"/>
           <w:numId w:val="4"/>
         </w:numPr>
-        <w:rPr>
-          <w:lang w:val="en-US"/>
-        </w:rPr>
-      </w:pPr>
-      <w:r>
-        <w:rPr>
-          <w:rStyle w:val="None"/>
-          <w:rtl w:val="0"/>
-          <w:lang w:val="en-US"/>
-        </w:rPr>
+      </w:pPr>
+      <w:r>
         <w:t>Security &amp; Governance: Implemented robust server-side validation, authentication, and role-based access control (RBAC) for sensitive event registration and CMS workflows.</w:t>
       </w:r>
     </w:p>
@@ -1268,38 +769,23 @@
       <w:r>
         <w:rPr>
           <w:rStyle w:val="None"/>
-          <w:b w:val="1"/>
-          <w:bCs w:val="1"/>
-          <w:outline w:val="0"/>
+          <w:b/>
+          <w:bCs/>
           <w:color w:val="555555"/>
           <w:sz w:val="19"/>
           <w:szCs w:val="19"/>
           <w:u w:color="555555"/>
-          <w:rtl w:val="0"/>
           <w:lang w:val="nl-NL"/>
-          <w14:textFill>
-            <w14:solidFill>
-              <w14:srgbClr w14:val="555555"/>
-            </w14:solidFill>
-          </w14:textFill>
         </w:rPr>
         <w:t xml:space="preserve">Tech Stack: </w:t>
       </w:r>
       <w:r>
         <w:rPr>
           <w:rStyle w:val="None"/>
-          <w:outline w:val="0"/>
           <w:color w:val="555555"/>
           <w:sz w:val="19"/>
           <w:szCs w:val="19"/>
           <w:u w:color="555555"/>
-          <w:rtl w:val="0"/>
-          <w:lang w:val="en-US"/>
-          <w14:textFill>
-            <w14:solidFill>
-              <w14:srgbClr w14:val="555555"/>
-            </w14:solidFill>
-          </w14:textFill>
         </w:rPr>
         <w:t>Python, Django, JavaScript (AngularJS, jQuery), PostgreSQL, Bootstrap, AWS, Git, PHP, Drupal</w:t>
       </w:r>
@@ -1313,199 +799,94 @@
         <w:spacing w:before="160" w:after="30"/>
         <w:rPr>
           <w:rStyle w:val="None"/>
-          <w:outline w:val="0"/>
-          <w:color w:val="555555"/>
-          <w:u w:color="555555"/>
-          <w14:textFill>
-            <w14:solidFill>
-              <w14:srgbClr w14:val="555555"/>
-            </w14:solidFill>
-          </w14:textFill>
-        </w:rPr>
-      </w:pPr>
-      <w:r>
-        <w:rPr>
-          <w:rStyle w:val="None"/>
-          <w:b w:val="1"/>
-          <w:bCs w:val="1"/>
-          <w:outline w:val="0"/>
-          <w:color w:val="1a1a1a"/>
+          <w:color w:val="555555"/>
+          <w:u w:color="555555"/>
+        </w:rPr>
+      </w:pPr>
+      <w:r>
+        <w:rPr>
+          <w:rStyle w:val="None"/>
+          <w:b/>
+          <w:bCs/>
+          <w:color w:val="1A1A1A"/>
           <w:sz w:val="22"/>
           <w:szCs w:val="22"/>
-          <w:u w:color="1a1a1a"/>
-          <w:rtl w:val="0"/>
-          <w:lang w:val="en-US"/>
-          <w14:textFill>
-            <w14:solidFill>
-              <w14:srgbClr w14:val="1A1A1A"/>
-            </w14:solidFill>
-          </w14:textFill>
+          <w:u w:color="1A1A1A"/>
         </w:rPr>
         <w:t>Programming Analyst</w:t>
       </w:r>
       <w:r>
         <w:rPr>
           <w:rStyle w:val="None"/>
-          <w:outline w:val="0"/>
-          <w:color w:val="555555"/>
-          <w:u w:color="555555"/>
-          <w:rtl w:val="0"/>
-          <w14:textFill>
-            <w14:solidFill>
-              <w14:srgbClr w14:val="555555"/>
-            </w14:solidFill>
-          </w14:textFill>
+          <w:color w:val="555555"/>
+          <w:u w:color="555555"/>
         </w:rPr>
         <w:t xml:space="preserve"> | </w:t>
       </w:r>
       <w:r>
         <w:rPr>
           <w:rStyle w:val="None"/>
-          <w:b w:val="1"/>
-          <w:bCs w:val="1"/>
-          <w:outline w:val="0"/>
-          <w:color w:val="1f4e79"/>
-          <w:u w:color="1f4e79"/>
-          <w:rtl w:val="0"/>
-          <w:lang w:val="en-US"/>
-          <w14:textFill>
-            <w14:solidFill>
-              <w14:srgbClr w14:val="1F4E79"/>
-            </w14:solidFill>
-          </w14:textFill>
+          <w:b/>
+          <w:bCs/>
+          <w:color w:val="1F4E79"/>
+          <w:u w:color="1F4E79"/>
         </w:rPr>
         <w:t>Knowledge Facilitations Group (KFG)</w:t>
       </w:r>
       <w:r>
         <w:rPr>
           <w:rStyle w:val="None"/>
-          <w:outline w:val="0"/>
-          <w:color w:val="555555"/>
-          <w:u w:color="555555"/>
-          <w:rtl w:val="0"/>
-          <w14:textFill>
-            <w14:solidFill>
-              <w14:srgbClr w14:val="555555"/>
-            </w14:solidFill>
-          </w14:textFill>
+          <w:color w:val="555555"/>
+          <w:u w:color="555555"/>
         </w:rPr>
         <w:t xml:space="preserve"> • </w:t>
       </w:r>
       <w:r>
         <w:rPr>
           <w:rStyle w:val="None"/>
-          <w:outline w:val="0"/>
-          <w:color w:val="555555"/>
-          <w:u w:color="555555"/>
-          <w:rtl w:val="0"/>
+          <w:color w:val="555555"/>
+          <w:u w:color="555555"/>
           <w:lang w:val="de-DE"/>
-          <w14:textFill>
-            <w14:solidFill>
-              <w14:srgbClr w14:val="555555"/>
-            </w14:solidFill>
-          </w14:textFill>
         </w:rPr>
         <w:t xml:space="preserve">Richmond, KY </w:t>
       </w:r>
       <w:r>
         <w:rPr>
           <w:rStyle w:val="None"/>
-          <w:outline w:val="0"/>
-          <w:color w:val="555555"/>
-          <w:u w:color="555555"/>
-          <w:rtl w:val="0"/>
-          <w14:textFill>
-            <w14:solidFill>
-              <w14:srgbClr w14:val="555555"/>
-            </w14:solidFill>
-          </w14:textFill>
-        </w:rPr>
-        <w:t xml:space="preserve">• </w:t>
-      </w:r>
-      <w:r>
-        <w:rPr>
-          <w:rStyle w:val="None"/>
-          <w:outline w:val="0"/>
-          <w:color w:val="555555"/>
-          <w:u w:color="555555"/>
-          <w:rtl w:val="0"/>
-          <w14:textFill>
-            <w14:solidFill>
-              <w14:srgbClr w14:val="555555"/>
-            </w14:solidFill>
-          </w14:textFill>
-        </w:rPr>
-        <w:t xml:space="preserve">2015 </w:t>
-      </w:r>
-      <w:r>
-        <w:rPr>
-          <w:rStyle w:val="None"/>
-          <w:outline w:val="0"/>
-          <w:color w:val="555555"/>
-          <w:u w:color="555555"/>
-          <w:rtl w:val="0"/>
-          <w14:textFill>
-            <w14:solidFill>
-              <w14:srgbClr w14:val="555555"/>
-            </w14:solidFill>
-          </w14:textFill>
-        </w:rPr>
-        <w:t xml:space="preserve">– </w:t>
-      </w:r>
-      <w:r>
-        <w:rPr>
-          <w:rStyle w:val="None"/>
-          <w:outline w:val="0"/>
-          <w:color w:val="555555"/>
-          <w:u w:color="555555"/>
-          <w:rtl w:val="0"/>
-          <w14:textFill>
-            <w14:solidFill>
-              <w14:srgbClr w14:val="555555"/>
-            </w14:solidFill>
-          </w14:textFill>
-        </w:rPr>
-        <w:t>2016</w:t>
-      </w:r>
-    </w:p>
-    <w:p>
-      <w:pPr>
-        <w:pStyle w:val="List Paragraph"/>
+          <w:color w:val="555555"/>
+          <w:u w:color="555555"/>
+        </w:rPr>
+        <w:t>• 2015 – 2016</w:t>
+      </w:r>
+    </w:p>
+    <w:p>
+      <w:pPr>
+        <w:pStyle w:val="ListParagraph"/>
         <w:numPr>
           <w:ilvl w:val="0"/>
           <w:numId w:val="4"/>
         </w:numPr>
         <w:spacing w:before="40" w:after="40"/>
-        <w:rPr>
-          <w:lang w:val="en-US"/>
-        </w:rPr>
-      </w:pPr>
-      <w:r>
-        <w:rPr>
-          <w:rStyle w:val="None"/>
-          <w:rtl w:val="0"/>
-          <w:lang w:val="en-US"/>
+      </w:pPr>
+      <w:r>
+        <w:rPr>
+          <w:rStyle w:val="None"/>
         </w:rPr>
         <w:t>Data Pipeline Engineering: Developed Python-based transformation engines to validate and map disparate industry standards (X12, EDIFACT, XML, JSON), ensuring seamless data exchange across the EDITRACE platform.</w:t>
       </w:r>
     </w:p>
     <w:p>
       <w:pPr>
-        <w:pStyle w:val="List Paragraph"/>
+        <w:pStyle w:val="ListParagraph"/>
         <w:numPr>
           <w:ilvl w:val="0"/>
           <w:numId w:val="4"/>
         </w:numPr>
         <w:spacing w:before="40" w:after="40"/>
-        <w:rPr>
-          <w:lang w:val="en-US"/>
-        </w:rPr>
-      </w:pPr>
-      <w:r>
-        <w:rPr>
-          <w:rStyle w:val="None"/>
-          <w:rtl w:val="0"/>
-          <w:lang w:val="en-US"/>
+      </w:pPr>
+      <w:r>
+        <w:rPr>
+          <w:rStyle w:val="None"/>
         </w:rPr>
         <w:t>Operational Observability: Built real-time monitoring dashboards that provided immediate insight into automated data pipelines, reducing troubleshooting time for critical EDI processes.</w:t>
       </w:r>
@@ -1514,42 +895,34 @@
       <w:pPr>
         <w:pStyle w:val="Body"/>
         <w:spacing w:before="60" w:after="40"/>
-      </w:pPr>
-      <w:r>
-        <w:rPr>
-          <w:rStyle w:val="None"/>
-          <w:b w:val="1"/>
-          <w:bCs w:val="1"/>
-          <w:outline w:val="0"/>
+        <w:rPr>
+          <w:rStyle w:val="None"/>
           <w:color w:val="555555"/>
           <w:sz w:val="19"/>
           <w:szCs w:val="19"/>
           <w:u w:color="555555"/>
-          <w:rtl w:val="0"/>
-          <w:lang w:val="nl-NL"/>
-          <w14:textFill>
-            <w14:solidFill>
-              <w14:srgbClr w14:val="555555"/>
-            </w14:solidFill>
-          </w14:textFill>
-        </w:rPr>
-        <w:t xml:space="preserve">Tech Stack: </w:t>
-      </w:r>
-      <w:r>
-        <w:rPr>
-          <w:rStyle w:val="None"/>
-          <w:outline w:val="0"/>
+        </w:rPr>
+      </w:pPr>
+      <w:r>
+        <w:rPr>
+          <w:rStyle w:val="None"/>
+          <w:b/>
+          <w:bCs/>
           <w:color w:val="555555"/>
           <w:sz w:val="19"/>
           <w:szCs w:val="19"/>
           <w:u w:color="555555"/>
-          <w:rtl w:val="0"/>
-          <w:lang w:val="en-US"/>
-          <w14:textFill>
-            <w14:solidFill>
-              <w14:srgbClr w14:val="555555"/>
-            </w14:solidFill>
-          </w14:textFill>
+          <w:lang w:val="nl-NL"/>
+        </w:rPr>
+        <w:t xml:space="preserve">Tech Stack: </w:t>
+      </w:r>
+      <w:r>
+        <w:rPr>
+          <w:rStyle w:val="None"/>
+          <w:color w:val="555555"/>
+          <w:sz w:val="19"/>
+          <w:szCs w:val="19"/>
+          <w:u w:color="555555"/>
         </w:rPr>
         <w:t>Python, EDI (X12, XML, EDIFACT, Tradacoms, JSON, IDoc), Bootstrap, Git</w:t>
       </w:r>
@@ -1558,30 +931,227 @@
       <w:pPr>
         <w:pStyle w:val="Body"/>
         <w:pBdr>
-          <w:top w:val="nil"/>
-          <w:left w:val="nil"/>
-          <w:bottom w:val="single" w:color="1f4e79" w:sz="8" w:space="0" w:shadow="0" w:frame="0"/>
-          <w:right w:val="nil"/>
+          <w:bottom w:val="single" w:sz="8" w:space="0" w:color="1F4E79"/>
         </w:pBdr>
         <w:spacing w:before="200" w:after="60"/>
       </w:pPr>
       <w:r>
         <w:rPr>
           <w:rStyle w:val="None"/>
-          <w:b w:val="1"/>
-          <w:bCs w:val="1"/>
-          <w:outline w:val="0"/>
-          <w:color w:val="1f4e79"/>
+          <w:b/>
+          <w:bCs/>
+          <w:color w:val="1F4E79"/>
           <w:sz w:val="22"/>
           <w:szCs w:val="22"/>
-          <w:u w:color="1f4e79"/>
-          <w:rtl w:val="0"/>
-          <w:lang w:val="en-US"/>
-          <w14:textFill>
-            <w14:solidFill>
-              <w14:srgbClr w14:val="1F4E79"/>
-            </w14:solidFill>
-          </w14:textFill>
+          <w:u w:color="1F4E79"/>
+          <w:lang w:val="de-DE"/>
+        </w:rPr>
+        <w:t>PROJECTS</w:t>
+      </w:r>
+    </w:p>
+    <w:p>
+      <w:pPr>
+        <w:pStyle w:val="Body"/>
+        <w:tabs>
+          <w:tab w:val="right" w:pos="9360"/>
+        </w:tabs>
+        <w:spacing w:before="160" w:after="30"/>
+      </w:pPr>
+      <w:r>
+        <w:rPr>
+          <w:rStyle w:val="None"/>
+          <w:b/>
+          <w:bCs/>
+          <w:color w:val="1A1A1A"/>
+          <w:sz w:val="22"/>
+          <w:szCs w:val="22"/>
+          <w:u w:color="1A1A1A"/>
+        </w:rPr>
+        <w:t>RAG Document Q&amp;A Demo</w:t>
+      </w:r>
+      <w:r>
+        <w:rPr>
+          <w:rStyle w:val="None"/>
+          <w:color w:val="555555"/>
+          <w:u w:color="555555"/>
+        </w:rPr>
+        <w:t xml:space="preserve"> • </w:t>
+      </w:r>
+      <w:r>
+        <w:rPr>
+          <w:rStyle w:val="None"/>
+          <w:color w:val="555555"/>
+          <w:u w:color="555555"/>
+        </w:rPr>
+        <w:t>https://github.com/msmith1392/rag-demo</w:t>
+      </w:r>
+    </w:p>
+    <w:p>
+      <w:pPr>
+        <w:pStyle w:val="ListParagraph"/>
+        <w:numPr>
+          <w:ilvl w:val="0"/>
+          <w:numId w:val="2"/>
+        </w:numPr>
+        <w:spacing w:before="40" w:after="40"/>
+        <w:rPr>
+          <w:rFonts w:cs="Arial"/>
+        </w:rPr>
+      </w:pPr>
+      <w:r>
+        <w:rPr>
+          <w:rFonts w:cs="Arial"/>
+        </w:rPr>
+        <w:t>Locally-running offline RAG system for document Q&amp;A using sentence-transformers for embeddings and FAISS for vector search</w:t>
+      </w:r>
+      <w:r>
+        <w:rPr>
+          <w:rFonts w:cs="Arial"/>
+        </w:rPr>
+        <w:t>.</w:t>
+      </w:r>
+    </w:p>
+    <w:p>
+      <w:pPr>
+        <w:pStyle w:val="Body"/>
+        <w:spacing w:before="60" w:after="40"/>
+      </w:pPr>
+      <w:r>
+        <w:rPr>
+          <w:rStyle w:val="None"/>
+          <w:b/>
+          <w:bCs/>
+          <w:color w:val="555555"/>
+          <w:sz w:val="19"/>
+          <w:szCs w:val="19"/>
+          <w:u w:color="555555"/>
+          <w:lang w:val="nl-NL"/>
+        </w:rPr>
+        <w:t xml:space="preserve">Tech Stack: </w:t>
+      </w:r>
+      <w:r>
+        <w:rPr>
+          <w:rStyle w:val="None"/>
+          <w:color w:val="555555"/>
+          <w:sz w:val="19"/>
+          <w:szCs w:val="19"/>
+          <w:u w:color="555555"/>
+          <w:lang w:val="nl-NL"/>
+        </w:rPr>
+        <w:t>Python, LangChain, FAISS, Mistral 7b</w:t>
+      </w:r>
+    </w:p>
+    <w:p>
+      <w:pPr>
+        <w:pStyle w:val="Body"/>
+        <w:tabs>
+          <w:tab w:val="right" w:pos="9360"/>
+        </w:tabs>
+        <w:spacing w:before="160" w:after="30"/>
+      </w:pPr>
+      <w:r>
+        <w:rPr>
+          <w:rStyle w:val="None"/>
+          <w:b/>
+          <w:bCs/>
+          <w:color w:val="1A1A1A"/>
+          <w:sz w:val="22"/>
+          <w:szCs w:val="22"/>
+          <w:u w:color="1A1A1A"/>
+        </w:rPr>
+        <w:t xml:space="preserve">Personal Portfolio Site </w:t>
+      </w:r>
+      <w:r>
+        <w:rPr>
+          <w:rStyle w:val="None"/>
+          <w:color w:val="555555"/>
+          <w:u w:color="555555"/>
+        </w:rPr>
+        <w:t>•</w:t>
+      </w:r>
+      <w:r>
+        <w:rPr>
+          <w:rStyle w:val="None"/>
+          <w:color w:val="555555"/>
+          <w:u w:color="555555"/>
+        </w:rPr>
+        <w:t xml:space="preserve"> </w:t>
+      </w:r>
+      <w:r>
+        <w:rPr>
+          <w:rStyle w:val="None"/>
+          <w:color w:val="555555"/>
+          <w:u w:color="555555"/>
+        </w:rPr>
+        <w:t>https://github.com/msmith1392/msmith1392.github.io</w:t>
+      </w:r>
+    </w:p>
+    <w:p>
+      <w:pPr>
+        <w:pStyle w:val="ListParagraph"/>
+        <w:numPr>
+          <w:ilvl w:val="0"/>
+          <w:numId w:val="2"/>
+        </w:numPr>
+        <w:spacing w:before="40" w:after="40"/>
+        <w:rPr>
+          <w:rFonts w:cs="Arial"/>
+        </w:rPr>
+      </w:pPr>
+      <w:r>
+        <w:rPr>
+          <w:rFonts w:cs="Arial"/>
+        </w:rPr>
+        <w:t>Production-deployed single-page portfolio hosted on GitHub Pages.</w:t>
+      </w:r>
+    </w:p>
+    <w:p>
+      <w:pPr>
+        <w:pStyle w:val="Body"/>
+        <w:spacing w:before="60" w:after="40"/>
+      </w:pPr>
+      <w:r>
+        <w:rPr>
+          <w:rStyle w:val="None"/>
+          <w:b/>
+          <w:bCs/>
+          <w:color w:val="555555"/>
+          <w:sz w:val="19"/>
+          <w:szCs w:val="19"/>
+          <w:u w:color="555555"/>
+          <w:lang w:val="nl-NL"/>
+        </w:rPr>
+        <w:t xml:space="preserve">Tech Stack: </w:t>
+      </w:r>
+      <w:r>
+        <w:rPr>
+          <w:rStyle w:val="None"/>
+          <w:color w:val="555555"/>
+          <w:sz w:val="19"/>
+          <w:szCs w:val="19"/>
+          <w:u w:color="555555"/>
+          <w:lang w:val="nl-NL"/>
+        </w:rPr>
+        <w:t>React, TypeScript, Tailwind, Vite</w:t>
+      </w:r>
+    </w:p>
+    <w:p>
+      <w:pPr>
+        <w:pStyle w:val="Body"/>
+        <w:pBdr>
+          <w:bottom w:val="single" w:sz="8" w:space="0" w:color="1F4E79"/>
+        </w:pBdr>
+        <w:spacing w:before="200" w:after="60"/>
+      </w:pPr>
+      <w:r>
+        <w:rPr>
+          <w:rStyle w:val="None"/>
+          <w:b/>
+          <w:bCs/>
+          <w:color w:val="1F4E79"/>
+          <w:sz w:val="22"/>
+          <w:szCs w:val="22"/>
+          <w:u w:color="1F4E79"/>
         </w:rPr>
         <w:t>EDUCATION</w:t>
       </w:r>
@@ -1594,36 +1164,20 @@
       <w:r>
         <w:rPr>
           <w:rStyle w:val="None"/>
-          <w:b w:val="1"/>
-          <w:bCs w:val="1"/>
-          <w:outline w:val="0"/>
-          <w:color w:val="1a1a1a"/>
+          <w:b/>
+          <w:bCs/>
+          <w:color w:val="1A1A1A"/>
           <w:sz w:val="21"/>
           <w:szCs w:val="21"/>
-          <w:u w:color="1a1a1a"/>
-          <w:rtl w:val="0"/>
-          <w:lang w:val="en-US"/>
-          <w14:textFill>
-            <w14:solidFill>
-              <w14:srgbClr w14:val="1A1A1A"/>
-            </w14:solidFill>
-          </w14:textFill>
+          <w:u w:color="1A1A1A"/>
         </w:rPr>
         <w:t>B.S. in Computer Science, 2015</w:t>
       </w:r>
       <w:r>
         <w:rPr>
           <w:rStyle w:val="None"/>
-          <w:outline w:val="0"/>
-          <w:color w:val="555555"/>
-          <w:u w:color="555555"/>
-          <w:rtl w:val="0"/>
-          <w:lang w:val="en-US"/>
-          <w14:textFill>
-            <w14:solidFill>
-              <w14:srgbClr w14:val="555555"/>
-            </w14:solidFill>
-          </w14:textFill>
+          <w:color w:val="555555"/>
+          <w:u w:color="555555"/>
         </w:rPr>
         <w:t xml:space="preserve"> | Eastern Kentucky University, Richmond, KY</w:t>
       </w:r>
@@ -1632,81 +1186,110 @@
       <w:pPr>
         <w:pStyle w:val="Body"/>
         <w:spacing w:after="80"/>
-      </w:pPr>
-      <w:r>
-        <w:rPr>
-          <w:rStyle w:val="None"/>
-          <w:i w:val="1"/>
-          <w:iCs w:val="1"/>
-          <w:outline w:val="0"/>
-          <w:color w:val="555555"/>
-          <w:u w:color="555555"/>
-          <w:rtl w:val="0"/>
-          <w:lang w:val="en-US"/>
-          <w14:textFill>
-            <w14:solidFill>
-              <w14:srgbClr w14:val="555555"/>
-            </w14:solidFill>
-          </w14:textFill>
+        <w:rPr>
+          <w:i/>
+          <w:iCs/>
+          <w:color w:val="555555"/>
+          <w:u w:color="555555"/>
+        </w:rPr>
+      </w:pPr>
+      <w:r>
+        <w:rPr>
+          <w:rStyle w:val="None"/>
+          <w:i/>
+          <w:iCs/>
+          <w:color w:val="555555"/>
+          <w:u w:color="555555"/>
         </w:rPr>
         <w:t>Member, Upsilon Pi Epsilon Honors Society for the Computing and Information Disciplines</w:t>
       </w:r>
     </w:p>
     <w:sectPr>
-      <w:headerReference w:type="default" r:id="rId4"/>
-      <w:footerReference w:type="default" r:id="rId5"/>
-      <w:pgSz w:w="12240" w:h="15840" w:orient="portrait"/>
-      <w:pgMar w:top="1080" w:right="1080" w:bottom="1080" w:left="1080" w:header="708" w:footer="708"/>
-      <w:bidi w:val="0"/>
+      <w:headerReference w:type="default" r:id="rId9"/>
+      <w:footerReference w:type="default" r:id="rId10"/>
+      <w:pgSz w:w="12240" w:h="15840"/>
+      <w:pgMar w:top="1080" w:right="1080" w:bottom="1080" w:left="1080" w:header="708" w:footer="708" w:gutter="0"/>
+      <w:cols w:space="720"/>
     </w:sectPr>
   </w:body>
 </w:document>
 </file>
 
+<file path=word/endnotes.xml><?xml version="1.0" encoding="utf-8"?>
+<w:endnotes xmlns:wpc="http://schemas.microsoft.com/office/word/2010/wordprocessingCanvas" xmlns:cx="http://schemas.microsoft.com/office/drawing/2014/chartex" xmlns:cx1="http://schemas.microsoft.com/office/drawing/2015/9/8/chartex" xmlns:cx2="http://schemas.microsoft.com/office/drawing/2015/10/21/chartex" xmlns:cx3="http://schemas.microsoft.com/office/drawing/2016/5/9/chartex" xmlns:cx4="http://schemas.microsoft.com/office/drawing/2016/5/10/chartex" xmlns:cx5="http://schemas.microsoft.com/office/drawing/2016/5/11/chartex" xmlns:cx6="http://schemas.microsoft.com/office/drawing/2016/5/12/chartex" xmlns:cx7="http://schemas.microsoft.com/office/drawing/2016/5/13/chartex" xmlns:cx8="http://schemas.microsoft.com/office/drawing/2016/5/14/chartex" xmlns:mc="http://schemas.openxmlformats.org/markup-compatibility/2006" xmlns:aink="http://schemas.microsoft.com/office/drawing/2016/ink" xmlns:am3d="http://schemas.microsoft.com/office/drawing/2017/model3d" xmlns:o="urn:schemas-microsoft-com:office:office" xmlns:oel="http://schemas.microsoft.com/office/2019/extlst" xmlns:r="http://schemas.openxmlformats.org/officeDocument/2006/relationships" xmlns:m="http://schemas.openxmlformats.org/officeDocument/2006/math" xmlns:v="urn:schemas-microsoft-com:vml" xmlns:wp14="http://schemas.microsoft.com/office/word/2010/wordprocessingDrawing" xmlns:wp="http://schemas.openxmlformats.org/drawingml/2006/wordprocessingDrawing" xmlns:w10="urn:schemas-microsoft-com:office:word" xmlns:w="http://schemas.openxmlformats.org/wordprocessingml/2006/main" xmlns:w14="http://schemas.microsoft.com/office/word/2010/wordml" xmlns:w15="http://schemas.microsoft.com/office/word/2012/wordml" xmlns:w16cex="http://schemas.microsoft.com/office/word/2018/wordml/cex" xmlns:w16cid="http://schemas.microsoft.com/office/word/2016/wordml/cid" xmlns:w16="http://schemas.microsoft.com/office/word/2018/wordml" xmlns:w16du="http://schemas.microsoft.com/office/word/2023/wordml/word16du" xmlns:w16sdtdh="http://schemas.microsoft.com/office/word/2020/wordml/sdtdatahash" xmlns:w16sdtfl="http://schemas.microsoft.com/office/word/2024/wordml/sdtformatlock" xmlns:w16se="http://schemas.microsoft.com/office/word/2015/wordml/symex" xmlns:wpg="http://schemas.microsoft.com/office/word/2010/wordprocessingGroup" xmlns:wpi="http://schemas.microsoft.com/office/word/2010/wordprocessingInk" xmlns:wne="http://schemas.microsoft.com/office/word/2006/wordml" xmlns:wps="http://schemas.microsoft.com/office/word/2010/wordprocessingShape" mc:Ignorable="w14 w15 w16se w16cid w16 w16cex w16sdtdh w16sdtfl w16du wp14">
+  <w:endnote w:type="separator" w:id="-1">
+    <w:p>
+      <w:r>
+        <w:separator/>
+      </w:r>
+    </w:p>
+  </w:endnote>
+  <w:endnote w:type="continuationSeparator" w:id="0">
+    <w:p>
+      <w:r>
+        <w:continuationSeparator/>
+      </w:r>
+    </w:p>
+  </w:endnote>
+</w:endnotes>
+</file>
+
 <file path=word/footer1.xml><?xml version="1.0" encoding="utf-8"?>
-<w:ftr xmlns:r="http://schemas.openxmlformats.org/officeDocument/2006/relationships" xmlns:wp="http://schemas.openxmlformats.org/drawingml/2006/wordprocessingDrawing" xmlns:w="http://schemas.openxmlformats.org/wordprocessingml/2006/main" xmlns:w10="urn:schemas-microsoft-com:office:word" xmlns:w14="http://schemas.microsoft.com/office/word/2010/wordml" xmlns:wps="http://schemas.microsoft.com/office/word/2010/wordprocessingShape" xmlns:wpg="http://schemas.microsoft.com/office/word/2010/wordprocessingGroup" xmlns:mc="http://schemas.openxmlformats.org/markup-compatibility/2006" xmlns:v="urn:schemas-microsoft-com:vml" xmlns:o="urn:schemas-microsoft-com:office:office" xmlns:m="http://schemas.openxmlformats.org/officeDocument/2006/math" mc:Ignorable="w14">
+<w:ftr xmlns:wpc="http://schemas.microsoft.com/office/word/2010/wordprocessingCanvas" xmlns:cx="http://schemas.microsoft.com/office/drawing/2014/chartex" xmlns:cx1="http://schemas.microsoft.com/office/drawing/2015/9/8/chartex" xmlns:cx2="http://schemas.microsoft.com/office/drawing/2015/10/21/chartex" xmlns:cx3="http://schemas.microsoft.com/office/drawing/2016/5/9/chartex" xmlns:cx4="http://schemas.microsoft.com/office/drawing/2016/5/10/chartex" xmlns:cx5="http://schemas.microsoft.com/office/drawing/2016/5/11/chartex" xmlns:cx6="http://schemas.microsoft.com/office/drawing/2016/5/12/chartex" xmlns:cx7="http://schemas.microsoft.com/office/drawing/2016/5/13/chartex" xmlns:cx8="http://schemas.microsoft.com/office/drawing/2016/5/14/chartex" xmlns:mc="http://schemas.openxmlformats.org/markup-compatibility/2006" xmlns:aink="http://schemas.microsoft.com/office/drawing/2016/ink" xmlns:am3d="http://schemas.microsoft.com/office/drawing/2017/model3d" xmlns:o="urn:schemas-microsoft-com:office:office" xmlns:oel="http://schemas.microsoft.com/office/2019/extlst" xmlns:r="http://schemas.openxmlformats.org/officeDocument/2006/relationships" xmlns:m="http://schemas.openxmlformats.org/officeDocument/2006/math" xmlns:v="urn:schemas-microsoft-com:vml" xmlns:wp14="http://schemas.microsoft.com/office/word/2010/wordprocessingDrawing" xmlns:wp="http://schemas.openxmlformats.org/drawingml/2006/wordprocessingDrawing" xmlns:w10="urn:schemas-microsoft-com:office:word" xmlns:w="http://schemas.openxmlformats.org/wordprocessingml/2006/main" xmlns:w14="http://schemas.microsoft.com/office/word/2010/wordml" xmlns:w15="http://schemas.microsoft.com/office/word/2012/wordml" xmlns:w16cex="http://schemas.microsoft.com/office/word/2018/wordml/cex" xmlns:w16cid="http://schemas.microsoft.com/office/word/2016/wordml/cid" xmlns:w16="http://schemas.microsoft.com/office/word/2018/wordml" xmlns:w16du="http://schemas.microsoft.com/office/word/2023/wordml/word16du" xmlns:w16sdtdh="http://schemas.microsoft.com/office/word/2020/wordml/sdtdatahash" xmlns:w16sdtfl="http://schemas.microsoft.com/office/word/2024/wordml/sdtformatlock" xmlns:w16se="http://schemas.microsoft.com/office/word/2015/wordml/symex" xmlns:wpg="http://schemas.microsoft.com/office/word/2010/wordprocessingGroup" xmlns:wpi="http://schemas.microsoft.com/office/word/2010/wordprocessingInk" xmlns:wne="http://schemas.microsoft.com/office/word/2006/wordml" xmlns:wps="http://schemas.microsoft.com/office/word/2010/wordprocessingShape" mc:Ignorable="w14 w15 w16se w16cid w16 w16cex w16sdtdh w16sdtfl w16du wp14">
   <w:p>
     <w:pPr>
-      <w:pStyle w:val="Header &amp; Footer"/>
-      <w:bidi w:val="0"/>
+      <w:pStyle w:val="HeaderFooter"/>
     </w:pPr>
-    <w:r/>
   </w:p>
 </w:ftr>
 </file>
 
+<file path=word/footnotes.xml><?xml version="1.0" encoding="utf-8"?>
+<w:footnotes xmlns:wpc="http://schemas.microsoft.com/office/word/2010/wordprocessingCanvas" xmlns:cx="http://schemas.microsoft.com/office/drawing/2014/chartex" xmlns:cx1="http://schemas.microsoft.com/office/drawing/2015/9/8/chartex" xmlns:cx2="http://schemas.microsoft.com/office/drawing/2015/10/21/chartex" xmlns:cx3="http://schemas.microsoft.com/office/drawing/2016/5/9/chartex" xmlns:cx4="http://schemas.microsoft.com/office/drawing/2016/5/10/chartex" xmlns:cx5="http://schemas.microsoft.com/office/drawing/2016/5/11/chartex" xmlns:cx6="http://schemas.microsoft.com/office/drawing/2016/5/12/chartex" xmlns:cx7="http://schemas.microsoft.com/office/drawing/2016/5/13/chartex" xmlns:cx8="http://schemas.microsoft.com/office/drawing/2016/5/14/chartex" xmlns:mc="http://schemas.openxmlformats.org/markup-compatibility/2006" xmlns:aink="http://schemas.microsoft.com/office/drawing/2016/ink" xmlns:am3d="http://schemas.microsoft.com/office/drawing/2017/model3d" xmlns:o="urn:schemas-microsoft-com:office:office" xmlns:oel="http://schemas.microsoft.com/office/2019/extlst" xmlns:r="http://schemas.openxmlformats.org/officeDocument/2006/relationships" xmlns:m="http://schemas.openxmlformats.org/officeDocument/2006/math" xmlns:v="urn:schemas-microsoft-com:vml" xmlns:wp14="http://schemas.microsoft.com/office/word/2010/wordprocessingDrawing" xmlns:wp="http://schemas.openxmlformats.org/drawingml/2006/wordprocessingDrawing" xmlns:w10="urn:schemas-microsoft-com:office:word" xmlns:w="http://schemas.openxmlformats.org/wordprocessingml/2006/main" xmlns:w14="http://schemas.microsoft.com/office/word/2010/wordml" xmlns:w15="http://schemas.microsoft.com/office/word/2012/wordml" xmlns:w16cex="http://schemas.microsoft.com/office/word/2018/wordml/cex" xmlns:w16cid="http://schemas.microsoft.com/office/word/2016/wordml/cid" xmlns:w16="http://schemas.microsoft.com/office/word/2018/wordml" xmlns:w16du="http://schemas.microsoft.com/office/word/2023/wordml/word16du" xmlns:w16sdtdh="http://schemas.microsoft.com/office/word/2020/wordml/sdtdatahash" xmlns:w16sdtfl="http://schemas.microsoft.com/office/word/2024/wordml/sdtformatlock" xmlns:w16se="http://schemas.microsoft.com/office/word/2015/wordml/symex" xmlns:wpg="http://schemas.microsoft.com/office/word/2010/wordprocessingGroup" xmlns:wpi="http://schemas.microsoft.com/office/word/2010/wordprocessingInk" xmlns:wne="http://schemas.microsoft.com/office/word/2006/wordml" xmlns:wps="http://schemas.microsoft.com/office/word/2010/wordprocessingShape" mc:Ignorable="w14 w15 w16se w16cid w16 w16cex w16sdtdh w16sdtfl w16du wp14">
+  <w:footnote w:type="separator" w:id="-1">
+    <w:p>
+      <w:r>
+        <w:separator/>
+      </w:r>
+    </w:p>
+  </w:footnote>
+  <w:footnote w:type="continuationSeparator" w:id="0">
+    <w:p>
+      <w:r>
+        <w:continuationSeparator/>
+      </w:r>
+    </w:p>
+  </w:footnote>
+</w:footnotes>
+</file>
+
 <file path=word/header1.xml><?xml version="1.0" encoding="utf-8"?>
-<w:hdr xmlns:r="http://schemas.openxmlformats.org/officeDocument/2006/relationships" xmlns:wp="http://schemas.openxmlformats.org/drawingml/2006/wordprocessingDrawing" xmlns:w="http://schemas.openxmlformats.org/wordprocessingml/2006/main" xmlns:w10="urn:schemas-microsoft-com:office:word" xmlns:w14="http://schemas.microsoft.com/office/word/2010/wordml" xmlns:wps="http://schemas.microsoft.com/office/word/2010/wordprocessingShape" xmlns:wpg="http://schemas.microsoft.com/office/word/2010/wordprocessingGroup" xmlns:mc="http://schemas.openxmlformats.org/markup-compatibility/2006" xmlns:v="urn:schemas-microsoft-com:vml" xmlns:o="urn:schemas-microsoft-com:office:office" xmlns:m="http://schemas.openxmlformats.org/officeDocument/2006/math" mc:Ignorable="w14">
+<w:hdr xmlns:wpc="http://schemas.microsoft.com/office/word/2010/wordprocessingCanvas" xmlns:cx="http://schemas.microsoft.com/office/drawing/2014/chartex" xmlns:cx1="http://schemas.microsoft.com/office/drawing/2015/9/8/chartex" xmlns:cx2="http://schemas.microsoft.com/office/drawing/2015/10/21/chartex" xmlns:cx3="http://schemas.microsoft.com/office/drawing/2016/5/9/chartex" xmlns:cx4="http://schemas.microsoft.com/office/drawing/2016/5/10/chartex" xmlns:cx5="http://schemas.microsoft.com/office/drawing/2016/5/11/chartex" xmlns:cx6="http://schemas.microsoft.com/office/drawing/2016/5/12/chartex" xmlns:cx7="http://schemas.microsoft.com/office/drawing/2016/5/13/chartex" xmlns:cx8="http://schemas.microsoft.com/office/drawing/2016/5/14/chartex" xmlns:mc="http://schemas.openxmlformats.org/markup-compatibility/2006" xmlns:aink="http://schemas.microsoft.com/office/drawing/2016/ink" xmlns:am3d="http://schemas.microsoft.com/office/drawing/2017/model3d" xmlns:o="urn:schemas-microsoft-com:office:office" xmlns:oel="http://schemas.microsoft.com/office/2019/extlst" xmlns:r="http://schemas.openxmlformats.org/officeDocument/2006/relationships" xmlns:m="http://schemas.openxmlformats.org/officeDocument/2006/math" xmlns:v="urn:schemas-microsoft-com:vml" xmlns:wp14="http://schemas.microsoft.com/office/word/2010/wordprocessingDrawing" xmlns:wp="http://schemas.openxmlformats.org/drawingml/2006/wordprocessingDrawing" xmlns:w10="urn:schemas-microsoft-com:office:word" xmlns:w="http://schemas.openxmlformats.org/wordprocessingml/2006/main" xmlns:w14="http://schemas.microsoft.com/office/word/2010/wordml" xmlns:w15="http://schemas.microsoft.com/office/word/2012/wordml" xmlns:w16cex="http://schemas.microsoft.com/office/word/2018/wordml/cex" xmlns:w16cid="http://schemas.microsoft.com/office/word/2016/wordml/cid" xmlns:w16="http://schemas.microsoft.com/office/word/2018/wordml" xmlns:w16du="http://schemas.microsoft.com/office/word/2023/wordml/word16du" xmlns:w16sdtdh="http://schemas.microsoft.com/office/word/2020/wordml/sdtdatahash" xmlns:w16sdtfl="http://schemas.microsoft.com/office/word/2024/wordml/sdtformatlock" xmlns:w16se="http://schemas.microsoft.com/office/word/2015/wordml/symex" xmlns:wpg="http://schemas.microsoft.com/office/word/2010/wordprocessingGroup" xmlns:wpi="http://schemas.microsoft.com/office/word/2010/wordprocessingInk" xmlns:wne="http://schemas.microsoft.com/office/word/2006/wordml" xmlns:wps="http://schemas.microsoft.com/office/word/2010/wordprocessingShape" mc:Ignorable="w14 w15 w16se w16cid w16 w16cex w16sdtdh w16sdtfl w16du wp14">
   <w:p>
     <w:pPr>
-      <w:pStyle w:val="Header &amp; Footer"/>
-      <w:bidi w:val="0"/>
+      <w:pStyle w:val="HeaderFooter"/>
     </w:pPr>
-    <w:r/>
   </w:p>
 </w:hdr>
 </file>
 
 <file path=word/numbering.xml><?xml version="1.0" encoding="utf-8"?>
-<w:numbering xmlns:w="http://schemas.openxmlformats.org/wordprocessingml/2006/main" xmlns:wp="http://schemas.openxmlformats.org/drawingml/2006/wordprocessingDrawing" xmlns:w14="http://schemas.microsoft.com/office/word/2010/wordml" xmlns:r="http://schemas.openxmlformats.org/officeDocument/2006/relationships" xmlns:v="urn:schemas-microsoft-com:vml" xmlns:o="urn:schemas-microsoft-com:office:office">
-  <w:abstractNum w:abstractNumId="0">
+<w:numbering xmlns:wpc="http://schemas.microsoft.com/office/word/2010/wordprocessingCanvas" xmlns:cx="http://schemas.microsoft.com/office/drawing/2014/chartex" xmlns:cx1="http://schemas.microsoft.com/office/drawing/2015/9/8/chartex" xmlns:cx2="http://schemas.microsoft.com/office/drawing/2015/10/21/chartex" xmlns:cx3="http://schemas.microsoft.com/office/drawing/2016/5/9/chartex" xmlns:cx4="http://schemas.microsoft.com/office/drawing/2016/5/10/chartex" xmlns:cx5="http://schemas.microsoft.com/office/drawing/2016/5/11/chartex" xmlns:cx6="http://schemas.microsoft.com/office/drawing/2016/5/12/chartex" xmlns:cx7="http://schemas.microsoft.com/office/drawing/2016/5/13/chartex" xmlns:cx8="http://schemas.microsoft.com/office/drawing/2016/5/14/chartex" xmlns:mc="http://schemas.openxmlformats.org/markup-compatibility/2006" xmlns:aink="http://schemas.microsoft.com/office/drawing/2016/ink" xmlns:am3d="http://schemas.microsoft.com/office/drawing/2017/model3d" xmlns:o="urn:schemas-microsoft-com:office:office" xmlns:oel="http://schemas.microsoft.com/office/2019/extlst" xmlns:r="http://schemas.openxmlformats.org/officeDocument/2006/relationships" xmlns:m="http://schemas.openxmlformats.org/officeDocument/2006/math" xmlns:v="urn:schemas-microsoft-com:vml" xmlns:wp14="http://schemas.microsoft.com/office/word/2010/wordprocessingDrawing" xmlns:wp="http://schemas.openxmlformats.org/drawingml/2006/wordprocessingDrawing" xmlns:w10="urn:schemas-microsoft-com:office:word" xmlns:w="http://schemas.openxmlformats.org/wordprocessingml/2006/main" xmlns:w14="http://schemas.microsoft.com/office/word/2010/wordml" xmlns:w15="http://schemas.microsoft.com/office/word/2012/wordml" xmlns:w16cex="http://schemas.microsoft.com/office/word/2018/wordml/cex" xmlns:w16cid="http://schemas.microsoft.com/office/word/2016/wordml/cid" xmlns:w16="http://schemas.microsoft.com/office/word/2018/wordml" xmlns:w16du="http://schemas.microsoft.com/office/word/2023/wordml/word16du" xmlns:w16sdtdh="http://schemas.microsoft.com/office/word/2020/wordml/sdtdatahash" xmlns:w16sdtfl="http://schemas.microsoft.com/office/word/2024/wordml/sdtformatlock" xmlns:w16se="http://schemas.microsoft.com/office/word/2015/wordml/symex" xmlns:wpg="http://schemas.microsoft.com/office/word/2010/wordprocessingGroup" xmlns:wpi="http://schemas.microsoft.com/office/word/2010/wordprocessingInk" xmlns:wne="http://schemas.microsoft.com/office/word/2006/wordml" xmlns:wps="http://schemas.microsoft.com/office/word/2010/wordprocessingShape" mc:Ignorable="w14 w15 w16se w16cid w16 w16cex w16sdtdh w16sdtfl w16du wp14">
+  <w:abstractNum w:abstractNumId="0" w15:restartNumberingAfterBreak="0">
+    <w:nsid w:val="254D3B05"/>
     <w:multiLevelType w:val="hybridMultilevel"/>
-    <w:numStyleLink w:val="Imported Style 1"/>
-  </w:abstractNum>
-  <w:abstractNum w:abstractNumId="1">
-    <w:multiLevelType w:val="hybridMultilevel"/>
-    <w:styleLink w:val="Imported Style 1"/>
-    <w:lvl w:ilvl="0">
+    <w:tmpl w:val="C360BDCC"/>
+    <w:styleLink w:val="ImportedStyle1"/>
+    <w:lvl w:ilvl="0" w:tplc="D08C0A22">
       <w:start w:val="1"/>
       <w:numFmt w:val="bullet"/>
-      <w:suff w:val="tab"/>
       <w:lvlText w:val="·"/>
       <w:lvlJc w:val="left"/>
       <w:pPr>
         <w:ind w:left="720" w:hanging="360"/>
       </w:pPr>
       <w:rPr>
-        <w:rFonts w:ascii="Symbol" w:cs="Symbol" w:hAnsi="Symbol" w:eastAsia="Symbol"/>
+        <w:rFonts w:ascii="Symbol" w:eastAsia="Symbol" w:hAnsi="Symbol" w:cs="Symbol"/>
         <w:b w:val="0"/>
         <w:bCs w:val="0"/>
         <w:i w:val="0"/>
@@ -1726,17 +1309,16 @@
         <w:vertAlign w:val="baseline"/>
       </w:rPr>
     </w:lvl>
-    <w:lvl w:ilvl="1">
+    <w:lvl w:ilvl="1" w:tplc="3530BD36">
       <w:start w:val="1"/>
       <w:numFmt w:val="bullet"/>
-      <w:suff w:val="tab"/>
       <w:lvlText w:val="o"/>
       <w:lvlJc w:val="left"/>
       <w:pPr>
         <w:ind w:left="1440" w:hanging="360"/>
       </w:pPr>
       <w:rPr>
-        <w:rFonts w:ascii="Arial Unicode MS" w:cs="Arial Unicode MS" w:hAnsi="Arial Unicode MS" w:eastAsia="Arial Unicode MS"/>
+        <w:rFonts w:ascii="Arial Unicode MS" w:eastAsia="Arial Unicode MS" w:hAnsi="Arial Unicode MS" w:cs="Arial Unicode MS"/>
         <w:b w:val="0"/>
         <w:bCs w:val="0"/>
         <w:i w:val="0"/>
@@ -1756,17 +1338,16 @@
         <w:vertAlign w:val="baseline"/>
       </w:rPr>
     </w:lvl>
-    <w:lvl w:ilvl="2">
+    <w:lvl w:ilvl="2" w:tplc="373C6C7E">
       <w:start w:val="1"/>
       <w:numFmt w:val="bullet"/>
-      <w:suff w:val="tab"/>
       <w:lvlText w:val="▪"/>
       <w:lvlJc w:val="left"/>
       <w:pPr>
         <w:ind w:left="2160" w:hanging="360"/>
       </w:pPr>
       <w:rPr>
-        <w:rFonts w:ascii="Arial Unicode MS" w:cs="Arial Unicode MS" w:hAnsi="Arial Unicode MS" w:eastAsia="Arial Unicode MS"/>
+        <w:rFonts w:ascii="Arial Unicode MS" w:eastAsia="Arial Unicode MS" w:hAnsi="Arial Unicode MS" w:cs="Arial Unicode MS"/>
         <w:b w:val="0"/>
         <w:bCs w:val="0"/>
         <w:i w:val="0"/>
@@ -1786,17 +1367,16 @@
         <w:vertAlign w:val="baseline"/>
       </w:rPr>
     </w:lvl>
-    <w:lvl w:ilvl="3">
+    <w:lvl w:ilvl="3" w:tplc="8A2E8AFE">
       <w:start w:val="1"/>
       <w:numFmt w:val="bullet"/>
-      <w:suff w:val="tab"/>
       <w:lvlText w:val="·"/>
       <w:lvlJc w:val="left"/>
       <w:pPr>
         <w:ind w:left="2880" w:hanging="360"/>
       </w:pPr>
       <w:rPr>
-        <w:rFonts w:ascii="Symbol" w:cs="Symbol" w:hAnsi="Symbol" w:eastAsia="Symbol"/>
+        <w:rFonts w:ascii="Symbol" w:eastAsia="Symbol" w:hAnsi="Symbol" w:cs="Symbol"/>
         <w:b w:val="0"/>
         <w:bCs w:val="0"/>
         <w:i w:val="0"/>
@@ -1816,17 +1396,16 @@
         <w:vertAlign w:val="baseline"/>
       </w:rPr>
     </w:lvl>
-    <w:lvl w:ilvl="4">
+    <w:lvl w:ilvl="4" w:tplc="B212E2CA">
       <w:start w:val="1"/>
       <w:numFmt w:val="bullet"/>
-      <w:suff w:val="tab"/>
       <w:lvlText w:val="o"/>
       <w:lvlJc w:val="left"/>
       <w:pPr>
         <w:ind w:left="3600" w:hanging="360"/>
       </w:pPr>
       <w:rPr>
-        <w:rFonts w:ascii="Arial Unicode MS" w:cs="Arial Unicode MS" w:hAnsi="Arial Unicode MS" w:eastAsia="Arial Unicode MS"/>
+        <w:rFonts w:ascii="Arial Unicode MS" w:eastAsia="Arial Unicode MS" w:hAnsi="Arial Unicode MS" w:cs="Arial Unicode MS"/>
         <w:b w:val="0"/>
         <w:bCs w:val="0"/>
         <w:i w:val="0"/>
@@ -1846,17 +1425,16 @@
         <w:vertAlign w:val="baseline"/>
       </w:rPr>
     </w:lvl>
-    <w:lvl w:ilvl="5">
+    <w:lvl w:ilvl="5" w:tplc="1B6EA68C">
       <w:start w:val="1"/>
       <w:numFmt w:val="bullet"/>
-      <w:suff w:val="tab"/>
       <w:lvlText w:val="▪"/>
       <w:lvlJc w:val="left"/>
       <w:pPr>
         <w:ind w:left="4320" w:hanging="360"/>
       </w:pPr>
       <w:rPr>
-        <w:rFonts w:ascii="Arial Unicode MS" w:cs="Arial Unicode MS" w:hAnsi="Arial Unicode MS" w:eastAsia="Arial Unicode MS"/>
+        <w:rFonts w:ascii="Arial Unicode MS" w:eastAsia="Arial Unicode MS" w:hAnsi="Arial Unicode MS" w:cs="Arial Unicode MS"/>
         <w:b w:val="0"/>
         <w:bCs w:val="0"/>
         <w:i w:val="0"/>
@@ -1876,17 +1454,16 @@
         <w:vertAlign w:val="baseline"/>
       </w:rPr>
     </w:lvl>
-    <w:lvl w:ilvl="6">
+    <w:lvl w:ilvl="6" w:tplc="F82E8428">
       <w:start w:val="1"/>
       <w:numFmt w:val="bullet"/>
-      <w:suff w:val="tab"/>
       <w:lvlText w:val="·"/>
       <w:lvlJc w:val="left"/>
       <w:pPr>
         <w:ind w:left="5040" w:hanging="360"/>
       </w:pPr>
       <w:rPr>
-        <w:rFonts w:ascii="Symbol" w:cs="Symbol" w:hAnsi="Symbol" w:eastAsia="Symbol"/>
+        <w:rFonts w:ascii="Symbol" w:eastAsia="Symbol" w:hAnsi="Symbol" w:cs="Symbol"/>
         <w:b w:val="0"/>
         <w:bCs w:val="0"/>
         <w:i w:val="0"/>
@@ -1906,17 +1483,16 @@
         <w:vertAlign w:val="baseline"/>
       </w:rPr>
     </w:lvl>
-    <w:lvl w:ilvl="7">
+    <w:lvl w:ilvl="7" w:tplc="91504F04">
       <w:start w:val="1"/>
       <w:numFmt w:val="bullet"/>
-      <w:suff w:val="tab"/>
       <w:lvlText w:val="o"/>
       <w:lvlJc w:val="left"/>
       <w:pPr>
         <w:ind w:left="5760" w:hanging="360"/>
       </w:pPr>
       <w:rPr>
-        <w:rFonts w:ascii="Arial Unicode MS" w:cs="Arial Unicode MS" w:hAnsi="Arial Unicode MS" w:eastAsia="Arial Unicode MS"/>
+        <w:rFonts w:ascii="Arial Unicode MS" w:eastAsia="Arial Unicode MS" w:hAnsi="Arial Unicode MS" w:cs="Arial Unicode MS"/>
         <w:b w:val="0"/>
         <w:bCs w:val="0"/>
         <w:i w:val="0"/>
@@ -1936,17 +1512,16 @@
         <w:vertAlign w:val="baseline"/>
       </w:rPr>
     </w:lvl>
-    <w:lvl w:ilvl="8">
+    <w:lvl w:ilvl="8" w:tplc="E30CF98A">
       <w:start w:val="1"/>
       <w:numFmt w:val="bullet"/>
-      <w:suff w:val="tab"/>
       <w:lvlText w:val="▪"/>
       <w:lvlJc w:val="left"/>
       <w:pPr>
         <w:ind w:left="6480" w:hanging="360"/>
       </w:pPr>
       <w:rPr>
-        <w:rFonts w:ascii="Arial Unicode MS" w:cs="Arial Unicode MS" w:hAnsi="Arial Unicode MS" w:eastAsia="Arial Unicode MS"/>
+        <w:rFonts w:ascii="Arial Unicode MS" w:eastAsia="Arial Unicode MS" w:hAnsi="Arial Unicode MS" w:cs="Arial Unicode MS"/>
         <w:b w:val="0"/>
         <w:bCs w:val="0"/>
         <w:i w:val="0"/>
@@ -1967,24 +1542,21 @@
       </w:rPr>
     </w:lvl>
   </w:abstractNum>
-  <w:abstractNum w:abstractNumId="2">
+  <w:abstractNum w:abstractNumId="1" w15:restartNumberingAfterBreak="0">
+    <w:nsid w:val="4EBA73C1"/>
     <w:multiLevelType w:val="hybridMultilevel"/>
-    <w:numStyleLink w:val="Imported Style 2"/>
-  </w:abstractNum>
-  <w:abstractNum w:abstractNumId="3">
-    <w:multiLevelType w:val="hybridMultilevel"/>
-    <w:styleLink w:val="Imported Style 2"/>
-    <w:lvl w:ilvl="0">
+    <w:tmpl w:val="FE5EFFFC"/>
+    <w:styleLink w:val="ImportedStyle2"/>
+    <w:lvl w:ilvl="0" w:tplc="06786B64">
       <w:start w:val="1"/>
       <w:numFmt w:val="bullet"/>
-      <w:suff w:val="tab"/>
       <w:lvlText w:val="·"/>
       <w:lvlJc w:val="left"/>
       <w:pPr>
         <w:ind w:left="720" w:hanging="360"/>
       </w:pPr>
       <w:rPr>
-        <w:rFonts w:ascii="Symbol" w:cs="Symbol" w:hAnsi="Symbol" w:eastAsia="Symbol"/>
+        <w:rFonts w:ascii="Symbol" w:eastAsia="Symbol" w:hAnsi="Symbol" w:cs="Symbol"/>
         <w:b w:val="0"/>
         <w:bCs w:val="0"/>
         <w:i w:val="0"/>
@@ -2004,17 +1576,16 @@
         <w:vertAlign w:val="baseline"/>
       </w:rPr>
     </w:lvl>
-    <w:lvl w:ilvl="1">
+    <w:lvl w:ilvl="1" w:tplc="37485708">
       <w:start w:val="1"/>
       <w:numFmt w:val="bullet"/>
-      <w:suff w:val="tab"/>
       <w:lvlText w:val="o"/>
       <w:lvlJc w:val="left"/>
       <w:pPr>
         <w:ind w:left="1440" w:hanging="360"/>
       </w:pPr>
       <w:rPr>
-        <w:rFonts w:ascii="Arial Unicode MS" w:cs="Arial Unicode MS" w:hAnsi="Arial Unicode MS" w:eastAsia="Arial Unicode MS"/>
+        <w:rFonts w:ascii="Arial Unicode MS" w:eastAsia="Arial Unicode MS" w:hAnsi="Arial Unicode MS" w:cs="Arial Unicode MS"/>
         <w:b w:val="0"/>
         <w:bCs w:val="0"/>
         <w:i w:val="0"/>
@@ -2034,17 +1605,16 @@
         <w:vertAlign w:val="baseline"/>
       </w:rPr>
     </w:lvl>
-    <w:lvl w:ilvl="2">
+    <w:lvl w:ilvl="2" w:tplc="55C619D6">
       <w:start w:val="1"/>
       <w:numFmt w:val="bullet"/>
-      <w:suff w:val="tab"/>
       <w:lvlText w:val="▪"/>
       <w:lvlJc w:val="left"/>
       <w:pPr>
         <w:ind w:left="2160" w:hanging="360"/>
       </w:pPr>
       <w:rPr>
-        <w:rFonts w:ascii="Arial Unicode MS" w:cs="Arial Unicode MS" w:hAnsi="Arial Unicode MS" w:eastAsia="Arial Unicode MS"/>
+        <w:rFonts w:ascii="Arial Unicode MS" w:eastAsia="Arial Unicode MS" w:hAnsi="Arial Unicode MS" w:cs="Arial Unicode MS"/>
         <w:b w:val="0"/>
         <w:bCs w:val="0"/>
         <w:i w:val="0"/>
@@ -2064,17 +1634,16 @@
         <w:vertAlign w:val="baseline"/>
       </w:rPr>
     </w:lvl>
-    <w:lvl w:ilvl="3">
+    <w:lvl w:ilvl="3" w:tplc="67D275FA">
       <w:start w:val="1"/>
       <w:numFmt w:val="bullet"/>
-      <w:suff w:val="tab"/>
       <w:lvlText w:val="·"/>
       <w:lvlJc w:val="left"/>
       <w:pPr>
         <w:ind w:left="2880" w:hanging="360"/>
       </w:pPr>
       <w:rPr>
-        <w:rFonts w:ascii="Symbol" w:cs="Symbol" w:hAnsi="Symbol" w:eastAsia="Symbol"/>
+        <w:rFonts w:ascii="Symbol" w:eastAsia="Symbol" w:hAnsi="Symbol" w:cs="Symbol"/>
         <w:b w:val="0"/>
         <w:bCs w:val="0"/>
         <w:i w:val="0"/>
@@ -2094,17 +1663,16 @@
         <w:vertAlign w:val="baseline"/>
       </w:rPr>
     </w:lvl>
-    <w:lvl w:ilvl="4">
+    <w:lvl w:ilvl="4" w:tplc="7B24A88E">
       <w:start w:val="1"/>
       <w:numFmt w:val="bullet"/>
-      <w:suff w:val="tab"/>
       <w:lvlText w:val="o"/>
       <w:lvlJc w:val="left"/>
       <w:pPr>
         <w:ind w:left="3600" w:hanging="360"/>
       </w:pPr>
       <w:rPr>
-        <w:rFonts w:ascii="Arial Unicode MS" w:cs="Arial Unicode MS" w:hAnsi="Arial Unicode MS" w:eastAsia="Arial Unicode MS"/>
+        <w:rFonts w:ascii="Arial Unicode MS" w:eastAsia="Arial Unicode MS" w:hAnsi="Arial Unicode MS" w:cs="Arial Unicode MS"/>
         <w:b w:val="0"/>
         <w:bCs w:val="0"/>
         <w:i w:val="0"/>
@@ -2124,17 +1692,16 @@
         <w:vertAlign w:val="baseline"/>
       </w:rPr>
     </w:lvl>
-    <w:lvl w:ilvl="5">
+    <w:lvl w:ilvl="5" w:tplc="D28E4CCE">
       <w:start w:val="1"/>
       <w:numFmt w:val="bullet"/>
-      <w:suff w:val="tab"/>
       <w:lvlText w:val="▪"/>
       <w:lvlJc w:val="left"/>
       <w:pPr>
         <w:ind w:left="4320" w:hanging="360"/>
       </w:pPr>
       <w:rPr>
-        <w:rFonts w:ascii="Arial Unicode MS" w:cs="Arial Unicode MS" w:hAnsi="Arial Unicode MS" w:eastAsia="Arial Unicode MS"/>
+        <w:rFonts w:ascii="Arial Unicode MS" w:eastAsia="Arial Unicode MS" w:hAnsi="Arial Unicode MS" w:cs="Arial Unicode MS"/>
         <w:b w:val="0"/>
         <w:bCs w:val="0"/>
         <w:i w:val="0"/>
@@ -2154,17 +1721,16 @@
         <w:vertAlign w:val="baseline"/>
       </w:rPr>
     </w:lvl>
-    <w:lvl w:ilvl="6">
+    <w:lvl w:ilvl="6" w:tplc="DB28147C">
       <w:start w:val="1"/>
       <w:numFmt w:val="bullet"/>
-      <w:suff w:val="tab"/>
       <w:lvlText w:val="·"/>
       <w:lvlJc w:val="left"/>
       <w:pPr>
         <w:ind w:left="5040" w:hanging="360"/>
       </w:pPr>
       <w:rPr>
-        <w:rFonts w:ascii="Symbol" w:cs="Symbol" w:hAnsi="Symbol" w:eastAsia="Symbol"/>
+        <w:rFonts w:ascii="Symbol" w:eastAsia="Symbol" w:hAnsi="Symbol" w:cs="Symbol"/>
         <w:b w:val="0"/>
         <w:bCs w:val="0"/>
         <w:i w:val="0"/>
@@ -2184,17 +1750,16 @@
         <w:vertAlign w:val="baseline"/>
       </w:rPr>
     </w:lvl>
-    <w:lvl w:ilvl="7">
+    <w:lvl w:ilvl="7" w:tplc="23827800">
       <w:start w:val="1"/>
       <w:numFmt w:val="bullet"/>
-      <w:suff w:val="tab"/>
       <w:lvlText w:val="o"/>
       <w:lvlJc w:val="left"/>
       <w:pPr>
         <w:ind w:left="5760" w:hanging="360"/>
       </w:pPr>
       <w:rPr>
-        <w:rFonts w:ascii="Arial Unicode MS" w:cs="Arial Unicode MS" w:hAnsi="Arial Unicode MS" w:eastAsia="Arial Unicode MS"/>
+        <w:rFonts w:ascii="Arial Unicode MS" w:eastAsia="Arial Unicode MS" w:hAnsi="Arial Unicode MS" w:cs="Arial Unicode MS"/>
         <w:b w:val="0"/>
         <w:bCs w:val="0"/>
         <w:i w:val="0"/>
@@ -2214,17 +1779,16 @@
         <w:vertAlign w:val="baseline"/>
       </w:rPr>
     </w:lvl>
-    <w:lvl w:ilvl="8">
+    <w:lvl w:ilvl="8" w:tplc="0CBC09C0">
       <w:start w:val="1"/>
       <w:numFmt w:val="bullet"/>
-      <w:suff w:val="tab"/>
       <w:lvlText w:val="▪"/>
       <w:lvlJc w:val="left"/>
       <w:pPr>
         <w:ind w:left="6480" w:hanging="360"/>
       </w:pPr>
       <w:rPr>
-        <w:rFonts w:ascii="Arial Unicode MS" w:cs="Arial Unicode MS" w:hAnsi="Arial Unicode MS" w:eastAsia="Arial Unicode MS"/>
+        <w:rFonts w:ascii="Arial Unicode MS" w:eastAsia="Arial Unicode MS" w:hAnsi="Arial Unicode MS" w:cs="Arial Unicode MS"/>
         <w:b w:val="0"/>
         <w:bCs w:val="0"/>
         <w:i w:val="0"/>
@@ -2245,64 +1809,197 @@
       </w:rPr>
     </w:lvl>
   </w:abstractNum>
-  <w:num w:numId="1">
+  <w:abstractNum w:abstractNumId="2" w15:restartNumberingAfterBreak="0">
+    <w:nsid w:val="563B4A91"/>
+    <w:multiLevelType w:val="multilevel"/>
+    <w:tmpl w:val="BE84763E"/>
+    <w:lvl w:ilvl="0">
+      <w:start w:val="1"/>
+      <w:numFmt w:val="bullet"/>
+      <w:lvlText w:val=""/>
+      <w:lvlJc w:val="left"/>
+      <w:pPr>
+        <w:tabs>
+          <w:tab w:val="num" w:pos="720"/>
+        </w:tabs>
+        <w:ind w:left="720" w:hanging="360"/>
+      </w:pPr>
+      <w:rPr>
+        <w:rFonts w:ascii="Symbol" w:hAnsi="Symbol" w:hint="default"/>
+        <w:sz w:val="20"/>
+      </w:rPr>
+    </w:lvl>
+    <w:lvl w:ilvl="1" w:tentative="1">
+      <w:start w:val="1"/>
+      <w:numFmt w:val="bullet"/>
+      <w:lvlText w:val="o"/>
+      <w:lvlJc w:val="left"/>
+      <w:pPr>
+        <w:tabs>
+          <w:tab w:val="num" w:pos="1440"/>
+        </w:tabs>
+        <w:ind w:left="1440" w:hanging="360"/>
+      </w:pPr>
+      <w:rPr>
+        <w:rFonts w:ascii="Courier New" w:hAnsi="Courier New" w:hint="default"/>
+        <w:sz w:val="20"/>
+      </w:rPr>
+    </w:lvl>
+    <w:lvl w:ilvl="2" w:tentative="1">
+      <w:start w:val="1"/>
+      <w:numFmt w:val="bullet"/>
+      <w:lvlText w:val=""/>
+      <w:lvlJc w:val="left"/>
+      <w:pPr>
+        <w:tabs>
+          <w:tab w:val="num" w:pos="2160"/>
+        </w:tabs>
+        <w:ind w:left="2160" w:hanging="360"/>
+      </w:pPr>
+      <w:rPr>
+        <w:rFonts w:ascii="Wingdings" w:hAnsi="Wingdings" w:hint="default"/>
+        <w:sz w:val="20"/>
+      </w:rPr>
+    </w:lvl>
+    <w:lvl w:ilvl="3" w:tentative="1">
+      <w:start w:val="1"/>
+      <w:numFmt w:val="bullet"/>
+      <w:lvlText w:val=""/>
+      <w:lvlJc w:val="left"/>
+      <w:pPr>
+        <w:tabs>
+          <w:tab w:val="num" w:pos="2880"/>
+        </w:tabs>
+        <w:ind w:left="2880" w:hanging="360"/>
+      </w:pPr>
+      <w:rPr>
+        <w:rFonts w:ascii="Wingdings" w:hAnsi="Wingdings" w:hint="default"/>
+        <w:sz w:val="20"/>
+      </w:rPr>
+    </w:lvl>
+    <w:lvl w:ilvl="4" w:tentative="1">
+      <w:start w:val="1"/>
+      <w:numFmt w:val="bullet"/>
+      <w:lvlText w:val=""/>
+      <w:lvlJc w:val="left"/>
+      <w:pPr>
+        <w:tabs>
+          <w:tab w:val="num" w:pos="3600"/>
+        </w:tabs>
+        <w:ind w:left="3600" w:hanging="360"/>
+      </w:pPr>
+      <w:rPr>
+        <w:rFonts w:ascii="Wingdings" w:hAnsi="Wingdings" w:hint="default"/>
+        <w:sz w:val="20"/>
+      </w:rPr>
+    </w:lvl>
+    <w:lvl w:ilvl="5" w:tentative="1">
+      <w:start w:val="1"/>
+      <w:numFmt w:val="bullet"/>
+      <w:lvlText w:val=""/>
+      <w:lvlJc w:val="left"/>
+      <w:pPr>
+        <w:tabs>
+          <w:tab w:val="num" w:pos="4320"/>
+        </w:tabs>
+        <w:ind w:left="4320" w:hanging="360"/>
+      </w:pPr>
+      <w:rPr>
+        <w:rFonts w:ascii="Wingdings" w:hAnsi="Wingdings" w:hint="default"/>
+        <w:sz w:val="20"/>
+      </w:rPr>
+    </w:lvl>
+    <w:lvl w:ilvl="6" w:tentative="1">
+      <w:start w:val="1"/>
+      <w:numFmt w:val="bullet"/>
+      <w:lvlText w:val=""/>
+      <w:lvlJc w:val="left"/>
+      <w:pPr>
+        <w:tabs>
+          <w:tab w:val="num" w:pos="5040"/>
+        </w:tabs>
+        <w:ind w:left="5040" w:hanging="360"/>
+      </w:pPr>
+      <w:rPr>
+        <w:rFonts w:ascii="Wingdings" w:hAnsi="Wingdings" w:hint="default"/>
+        <w:sz w:val="20"/>
+      </w:rPr>
+    </w:lvl>
+    <w:lvl w:ilvl="7" w:tentative="1">
+      <w:start w:val="1"/>
+      <w:numFmt w:val="bullet"/>
+      <w:lvlText w:val=""/>
+      <w:lvlJc w:val="left"/>
+      <w:pPr>
+        <w:tabs>
+          <w:tab w:val="num" w:pos="5760"/>
+        </w:tabs>
+        <w:ind w:left="5760" w:hanging="360"/>
+      </w:pPr>
+      <w:rPr>
+        <w:rFonts w:ascii="Wingdings" w:hAnsi="Wingdings" w:hint="default"/>
+        <w:sz w:val="20"/>
+      </w:rPr>
+    </w:lvl>
+    <w:lvl w:ilvl="8" w:tentative="1">
+      <w:start w:val="1"/>
+      <w:numFmt w:val="bullet"/>
+      <w:lvlText w:val=""/>
+      <w:lvlJc w:val="left"/>
+      <w:pPr>
+        <w:tabs>
+          <w:tab w:val="num" w:pos="6480"/>
+        </w:tabs>
+        <w:ind w:left="6480" w:hanging="360"/>
+      </w:pPr>
+      <w:rPr>
+        <w:rFonts w:ascii="Wingdings" w:hAnsi="Wingdings" w:hint="default"/>
+        <w:sz w:val="20"/>
+      </w:rPr>
+    </w:lvl>
+  </w:abstractNum>
+  <w:abstractNum w:abstractNumId="3" w15:restartNumberingAfterBreak="0">
+    <w:nsid w:val="59D763ED"/>
+    <w:multiLevelType w:val="hybridMultilevel"/>
+    <w:tmpl w:val="C360BDCC"/>
+    <w:numStyleLink w:val="ImportedStyle1"/>
+  </w:abstractNum>
+  <w:abstractNum w:abstractNumId="4" w15:restartNumberingAfterBreak="0">
+    <w:nsid w:val="661C07F8"/>
+    <w:multiLevelType w:val="hybridMultilevel"/>
+    <w:tmpl w:val="FE5EFFFC"/>
+    <w:numStyleLink w:val="ImportedStyle2"/>
+  </w:abstractNum>
+  <w:num w:numId="1" w16cid:durableId="287515309">
+    <w:abstractNumId w:val="0"/>
+  </w:num>
+  <w:num w:numId="2" w16cid:durableId="1609003185">
+    <w:abstractNumId w:val="3"/>
+  </w:num>
+  <w:num w:numId="3" w16cid:durableId="1576741720">
     <w:abstractNumId w:val="1"/>
   </w:num>
-  <w:num w:numId="2">
-    <w:abstractNumId w:val="0"/>
+  <w:num w:numId="4" w16cid:durableId="2037078847">
+    <w:abstractNumId w:val="4"/>
   </w:num>
-  <w:num w:numId="3">
-    <w:abstractNumId w:val="3"/>
-  </w:num>
-  <w:num w:numId="4">
+  <w:num w:numId="5" w16cid:durableId="1579826068">
     <w:abstractNumId w:val="2"/>
   </w:num>
 </w:numbering>
 </file>
 
 <file path=word/styles.xml><?xml version="1.0" encoding="utf-8"?>
-<w:styles xmlns:w="http://schemas.openxmlformats.org/wordprocessingml/2006/main" xmlns:mc="http://schemas.openxmlformats.org/markup-compatibility/2006" xmlns:w14="http://schemas.microsoft.com/office/word/2010/wordml" mc:Ignorable="w14">
+<w:styles xmlns:mc="http://schemas.openxmlformats.org/markup-compatibility/2006" xmlns:r="http://schemas.openxmlformats.org/officeDocument/2006/relationships" xmlns:w="http://schemas.openxmlformats.org/wordprocessingml/2006/main" xmlns:w14="http://schemas.microsoft.com/office/word/2010/wordml" xmlns:w15="http://schemas.microsoft.com/office/word/2012/wordml" xmlns:w16cex="http://schemas.microsoft.com/office/word/2018/wordml/cex" xmlns:w16cid="http://schemas.microsoft.com/office/word/2016/wordml/cid" xmlns:w16="http://schemas.microsoft.com/office/word/2018/wordml" xmlns:w16du="http://schemas.microsoft.com/office/word/2023/wordml/word16du" xmlns:w16sdtdh="http://schemas.microsoft.com/office/word/2020/wordml/sdtdatahash" xmlns:w16sdtfl="http://schemas.microsoft.com/office/word/2024/wordml/sdtformatlock" xmlns:w16se="http://schemas.microsoft.com/office/word/2015/wordml/symex" mc:Ignorable="w14 w15 w16se w16cid w16 w16cex w16sdtdh w16sdtfl w16du">
   <w:docDefaults>
     <w:rPrDefault>
       <w:rPr>
-        <w:rFonts w:ascii="Times New Roman" w:cs="Times New Roman" w:hAnsi="Times New Roman" w:eastAsia="Arial Unicode MS"/>
-        <w:b w:val="0"/>
-        <w:bCs w:val="0"/>
-        <w:i w:val="0"/>
-        <w:iCs w:val="0"/>
-        <w:caps w:val="0"/>
-        <w:smallCaps w:val="0"/>
-        <w:strike w:val="0"/>
-        <w:dstrike w:val="0"/>
-        <w:outline w:val="0"/>
-        <w:emboss w:val="0"/>
-        <w:imprint w:val="0"/>
-        <w:vanish w:val="0"/>
-        <w:color w:val="auto"/>
-        <w:spacing w:val="0"/>
-        <w:w w:val="100"/>
-        <w:kern w:val="0"/>
-        <w:position w:val="0"/>
-        <w:sz w:val="20"/>
-        <w:szCs w:val="20"/>
-        <w:u w:val="none" w:color="auto"/>
+        <w:rFonts w:ascii="Times New Roman" w:eastAsia="Arial Unicode MS" w:hAnsi="Times New Roman" w:cs="Times New Roman"/>
         <w:bdr w:val="nil"/>
-        <w:vertAlign w:val="baseline"/>
-        <w:lang/>
+        <w:lang w:val="en-US" w:eastAsia="en-US" w:bidi="ar-SA"/>
       </w:rPr>
     </w:rPrDefault>
     <w:pPrDefault>
       <w:pPr>
-        <w:keepNext w:val="0"/>
-        <w:keepLines w:val="0"/>
-        <w:pageBreakBefore w:val="0"/>
-        <w:framePr w:anchorLock="0" w:w="0" w:h="0" w:vSpace="0" w:hSpace="0" w:xAlign="left" w:y="0" w:hRule="exact" w:vAnchor="margin"/>
-        <w:widowControl w:val="1"/>
-        <w:numPr>
-          <w:ilvl w:val="0"/>
-          <w:numId w:val="0"/>
-        </w:numPr>
-        <w:suppressLineNumbers w:val="0"/>
         <w:pBdr>
           <w:top w:val="nil"/>
           <w:left w:val="nil"/>
@@ -2311,28 +2008,420 @@
           <w:between w:val="nil"/>
           <w:bar w:val="nil"/>
         </w:pBdr>
-        <w:shd w:val="clear" w:color="auto" w:fill="auto"/>
-        <w:suppressAutoHyphens w:val="0"/>
-        <w:spacing w:before="0" w:beforeAutospacing="0" w:after="0" w:afterAutospacing="0" w:line="240" w:lineRule="auto"/>
-        <w:ind w:left="0" w:right="0" w:firstLine="0"/>
-        <w:jc w:val="left"/>
-        <w:outlineLvl w:val="9"/>
       </w:pPr>
     </w:pPrDefault>
   </w:docDefaults>
+  <w:latentStyles w:defLockedState="0" w:defUIPriority="99" w:defSemiHidden="0" w:defUnhideWhenUsed="0" w:defQFormat="0" w:count="376">
+    <w:lsdException w:name="Normal" w:uiPriority="0" w:qFormat="1"/>
+    <w:lsdException w:name="heading 1" w:uiPriority="9" w:qFormat="1"/>
+    <w:lsdException w:name="heading 2" w:semiHidden="1" w:uiPriority="9" w:unhideWhenUsed="1" w:qFormat="1"/>
+    <w:lsdException w:name="heading 3" w:semiHidden="1" w:uiPriority="9" w:unhideWhenUsed="1" w:qFormat="1"/>
+    <w:lsdException w:name="heading 4" w:semiHidden="1" w:uiPriority="9" w:unhideWhenUsed="1" w:qFormat="1"/>
+    <w:lsdException w:name="heading 5" w:semiHidden="1" w:uiPriority="9" w:unhideWhenUsed="1" w:qFormat="1"/>
+    <w:lsdException w:name="heading 6" w:semiHidden="1" w:uiPriority="9" w:unhideWhenUsed="1" w:qFormat="1"/>
+    <w:lsdException w:name="heading 7" w:semiHidden="1" w:uiPriority="9" w:unhideWhenUsed="1" w:qFormat="1"/>
+    <w:lsdException w:name="heading 8" w:semiHidden="1" w:uiPriority="9" w:unhideWhenUsed="1" w:qFormat="1"/>
+    <w:lsdException w:name="heading 9" w:semiHidden="1" w:uiPriority="9" w:unhideWhenUsed="1" w:qFormat="1"/>
+    <w:lsdException w:name="index 1" w:semiHidden="1" w:unhideWhenUsed="1"/>
+    <w:lsdException w:name="index 2" w:semiHidden="1" w:unhideWhenUsed="1"/>
+    <w:lsdException w:name="index 3" w:semiHidden="1" w:unhideWhenUsed="1"/>
+    <w:lsdException w:name="index 4" w:semiHidden="1" w:unhideWhenUsed="1"/>
+    <w:lsdException w:name="index 5" w:semiHidden="1" w:unhideWhenUsed="1"/>
+    <w:lsdException w:name="index 6" w:semiHidden="1" w:unhideWhenUsed="1"/>
+    <w:lsdException w:name="index 7" w:semiHidden="1" w:unhideWhenUsed="1"/>
+    <w:lsdException w:name="index 8" w:semiHidden="1" w:unhideWhenUsed="1"/>
+    <w:lsdException w:name="index 9" w:semiHidden="1" w:unhideWhenUsed="1"/>
+    <w:lsdException w:name="toc 1" w:semiHidden="1" w:uiPriority="39" w:unhideWhenUsed="1"/>
+    <w:lsdException w:name="toc 2" w:semiHidden="1" w:uiPriority="39" w:unhideWhenUsed="1"/>
+    <w:lsdException w:name="toc 3" w:semiHidden="1" w:uiPriority="39" w:unhideWhenUsed="1"/>
+    <w:lsdException w:name="toc 4" w:semiHidden="1" w:uiPriority="39" w:unhideWhenUsed="1"/>
+    <w:lsdException w:name="toc 5" w:semiHidden="1" w:uiPriority="39" w:unhideWhenUsed="1"/>
+    <w:lsdException w:name="toc 6" w:semiHidden="1" w:uiPriority="39" w:unhideWhenUsed="1"/>
+    <w:lsdException w:name="toc 7" w:semiHidden="1" w:uiPriority="39" w:unhideWhenUsed="1"/>
+    <w:lsdException w:name="toc 8" w:semiHidden="1" w:uiPriority="39" w:unhideWhenUsed="1"/>
+    <w:lsdException w:name="toc 9" w:semiHidden="1" w:uiPriority="39" w:unhideWhenUsed="1"/>
+    <w:lsdException w:name="Normal Indent" w:semiHidden="1" w:unhideWhenUsed="1"/>
+    <w:lsdException w:name="footnote text" w:semiHidden="1" w:unhideWhenUsed="1"/>
+    <w:lsdException w:name="annotation text" w:semiHidden="1" w:unhideWhenUsed="1"/>
+    <w:lsdException w:name="header" w:semiHidden="1" w:unhideWhenUsed="1"/>
+    <w:lsdException w:name="footer" w:semiHidden="1" w:unhideWhenUsed="1"/>
+    <w:lsdException w:name="index heading" w:semiHidden="1" w:unhideWhenUsed="1"/>
+    <w:lsdException w:name="caption" w:semiHidden="1" w:uiPriority="35" w:unhideWhenUsed="1" w:qFormat="1"/>
+    <w:lsdException w:name="table of figures" w:semiHidden="1" w:unhideWhenUsed="1"/>
+    <w:lsdException w:name="envelope address" w:semiHidden="1" w:unhideWhenUsed="1"/>
+    <w:lsdException w:name="envelope return" w:semiHidden="1" w:unhideWhenUsed="1"/>
+    <w:lsdException w:name="footnote reference" w:semiHidden="1" w:unhideWhenUsed="1"/>
+    <w:lsdException w:name="annotation reference" w:semiHidden="1" w:unhideWhenUsed="1"/>
+    <w:lsdException w:name="line number" w:semiHidden="1" w:unhideWhenUsed="1"/>
+    <w:lsdException w:name="page number" w:semiHidden="1" w:unhideWhenUsed="1"/>
+    <w:lsdException w:name="endnote reference" w:semiHidden="1" w:unhideWhenUsed="1"/>
+    <w:lsdException w:name="endnote text" w:semiHidden="1" w:unhideWhenUsed="1"/>
+    <w:lsdException w:name="table of authorities" w:semiHidden="1" w:unhideWhenUsed="1"/>
+    <w:lsdException w:name="macro" w:semiHidden="1" w:unhideWhenUsed="1"/>
+    <w:lsdException w:name="toa heading" w:semiHidden="1" w:unhideWhenUsed="1"/>
+    <w:lsdException w:name="List" w:semiHidden="1" w:unhideWhenUsed="1"/>
+    <w:lsdException w:name="List Bullet" w:semiHidden="1" w:unhideWhenUsed="1"/>
+    <w:lsdException w:name="List Number" w:semiHidden="1" w:unhideWhenUsed="1"/>
+    <w:lsdException w:name="List 2" w:semiHidden="1" w:unhideWhenUsed="1"/>
+    <w:lsdException w:name="List 3" w:semiHidden="1" w:unhideWhenUsed="1"/>
+    <w:lsdException w:name="List 4" w:semiHidden="1" w:unhideWhenUsed="1"/>
+    <w:lsdException w:name="List 5" w:semiHidden="1" w:unhideWhenUsed="1"/>
+    <w:lsdException w:name="List Bullet 2" w:semiHidden="1" w:unhideWhenUsed="1"/>
+    <w:lsdException w:name="List Bullet 3" w:semiHidden="1" w:unhideWhenUsed="1"/>
+    <w:lsdException w:name="List Bullet 4" w:semiHidden="1" w:unhideWhenUsed="1"/>
+    <w:lsdException w:name="List Bullet 5" w:semiHidden="1" w:unhideWhenUsed="1"/>
+    <w:lsdException w:name="List Number 2" w:semiHidden="1" w:unhideWhenUsed="1"/>
+    <w:lsdException w:name="List Number 3" w:semiHidden="1" w:unhideWhenUsed="1"/>
+    <w:lsdException w:name="List Number 4" w:semiHidden="1" w:unhideWhenUsed="1"/>
+    <w:lsdException w:name="List Number 5" w:semiHidden="1" w:unhideWhenUsed="1"/>
+    <w:lsdException w:name="Title" w:uiPriority="10" w:qFormat="1"/>
+    <w:lsdException w:name="Closing" w:semiHidden="1" w:unhideWhenUsed="1"/>
+    <w:lsdException w:name="Signature" w:semiHidden="1" w:unhideWhenUsed="1"/>
+    <w:lsdException w:name="Default Paragraph Font" w:semiHidden="1" w:uiPriority="1" w:unhideWhenUsed="1"/>
+    <w:lsdException w:name="Body Text" w:semiHidden="1" w:unhideWhenUsed="1"/>
+    <w:lsdException w:name="Body Text Indent" w:semiHidden="1" w:unhideWhenUsed="1"/>
+    <w:lsdException w:name="List Continue" w:semiHidden="1" w:unhideWhenUsed="1"/>
+    <w:lsdException w:name="List Continue 2" w:semiHidden="1" w:unhideWhenUsed="1"/>
+    <w:lsdException w:name="List Continue 3" w:semiHidden="1" w:unhideWhenUsed="1"/>
+    <w:lsdException w:name="List Continue 4" w:semiHidden="1" w:unhideWhenUsed="1"/>
+    <w:lsdException w:name="List Continue 5" w:semiHidden="1" w:unhideWhenUsed="1"/>
+    <w:lsdException w:name="Message Header" w:semiHidden="1" w:unhideWhenUsed="1"/>
+    <w:lsdException w:name="Subtitle" w:uiPriority="11" w:qFormat="1"/>
+    <w:lsdException w:name="Salutation" w:semiHidden="1" w:unhideWhenUsed="1"/>
+    <w:lsdException w:name="Date" w:semiHidden="1" w:unhideWhenUsed="1"/>
+    <w:lsdException w:name="Body Text First Indent" w:semiHidden="1" w:unhideWhenUsed="1"/>
+    <w:lsdException w:name="Body Text First Indent 2" w:semiHidden="1" w:unhideWhenUsed="1"/>
+    <w:lsdException w:name="Note Heading" w:semiHidden="1" w:unhideWhenUsed="1"/>
+    <w:lsdException w:name="Body Text 2" w:semiHidden="1" w:unhideWhenUsed="1"/>
+    <w:lsdException w:name="Body Text 3" w:semiHidden="1" w:unhideWhenUsed="1"/>
+    <w:lsdException w:name="Body Text Indent 2" w:semiHidden="1" w:unhideWhenUsed="1"/>
+    <w:lsdException w:name="Body Text Indent 3" w:semiHidden="1" w:unhideWhenUsed="1"/>
+    <w:lsdException w:name="Block Text" w:semiHidden="1" w:unhideWhenUsed="1"/>
+    <w:lsdException w:name="Hyperlink" w:semiHidden="1" w:unhideWhenUsed="1"/>
+    <w:lsdException w:name="FollowedHyperlink" w:semiHidden="1" w:unhideWhenUsed="1"/>
+    <w:lsdException w:name="Strong" w:uiPriority="22" w:qFormat="1"/>
+    <w:lsdException w:name="Emphasis" w:uiPriority="20" w:qFormat="1"/>
+    <w:lsdException w:name="Document Map" w:semiHidden="1" w:unhideWhenUsed="1"/>
+    <w:lsdException w:name="Plain Text" w:semiHidden="1" w:unhideWhenUsed="1"/>
+    <w:lsdException w:name="E-mail Signature" w:semiHidden="1" w:unhideWhenUsed="1"/>
+    <w:lsdException w:name="HTML Top of Form" w:semiHidden="1" w:unhideWhenUsed="1"/>
+    <w:lsdException w:name="HTML Bottom of Form" w:semiHidden="1" w:unhideWhenUsed="1"/>
+    <w:lsdException w:name="Normal (Web)" w:semiHidden="1" w:unhideWhenUsed="1"/>
+    <w:lsdException w:name="HTML Acronym" w:semiHidden="1" w:unhideWhenUsed="1"/>
+    <w:lsdException w:name="HTML Address" w:semiHidden="1" w:unhideWhenUsed="1"/>
+    <w:lsdException w:name="HTML Cite" w:semiHidden="1" w:unhideWhenUsed="1"/>
+    <w:lsdException w:name="HTML Code" w:semiHidden="1" w:unhideWhenUsed="1"/>
+    <w:lsdException w:name="HTML Definition" w:semiHidden="1" w:unhideWhenUsed="1"/>
+    <w:lsdException w:name="HTML Keyboard" w:semiHidden="1" w:unhideWhenUsed="1"/>
+    <w:lsdException w:name="HTML Preformatted" w:semiHidden="1" w:unhideWhenUsed="1"/>
+    <w:lsdException w:name="HTML Sample" w:semiHidden="1" w:unhideWhenUsed="1"/>
+    <w:lsdException w:name="HTML Typewriter" w:semiHidden="1" w:unhideWhenUsed="1"/>
+    <w:lsdException w:name="HTML Variable" w:semiHidden="1" w:unhideWhenUsed="1"/>
+    <w:lsdException w:name="Normal Table" w:semiHidden="1" w:unhideWhenUsed="1"/>
+    <w:lsdException w:name="annotation subject" w:semiHidden="1" w:unhideWhenUsed="1"/>
+    <w:lsdException w:name="No List" w:semiHidden="1" w:unhideWhenUsed="1"/>
+    <w:lsdException w:name="Outline List 1" w:semiHidden="1" w:unhideWhenUsed="1"/>
+    <w:lsdException w:name="Outline List 2" w:semiHidden="1" w:unhideWhenUsed="1"/>
+    <w:lsdException w:name="Outline List 3" w:semiHidden="1" w:unhideWhenUsed="1"/>
+    <w:lsdException w:name="Table Simple 1" w:semiHidden="1" w:unhideWhenUsed="1"/>
+    <w:lsdException w:name="Table Simple 2" w:semiHidden="1" w:unhideWhenUsed="1"/>
+    <w:lsdException w:name="Table Simple 3" w:semiHidden="1" w:unhideWhenUsed="1"/>
+    <w:lsdException w:name="Table Classic 1" w:semiHidden="1" w:unhideWhenUsed="1"/>
+    <w:lsdException w:name="Table Classic 2" w:semiHidden="1" w:unhideWhenUsed="1"/>
+    <w:lsdException w:name="Table Classic 3" w:semiHidden="1" w:unhideWhenUsed="1"/>
+    <w:lsdException w:name="Table Classic 4" w:semiHidden="1" w:unhideWhenUsed="1"/>
+    <w:lsdException w:name="Table Colorful 1" w:semiHidden="1" w:unhideWhenUsed="1"/>
+    <w:lsdException w:name="Table Colorful 2" w:semiHidden="1" w:unhideWhenUsed="1"/>
+    <w:lsdException w:name="Table Colorful 3" w:semiHidden="1" w:unhideWhenUsed="1"/>
+    <w:lsdException w:name="Table Columns 1" w:semiHidden="1" w:unhideWhenUsed="1"/>
+    <w:lsdException w:name="Table Columns 2" w:semiHidden="1" w:unhideWhenUsed="1"/>
+    <w:lsdException w:name="Table Columns 3" w:semiHidden="1" w:unhideWhenUsed="1"/>
+    <w:lsdException w:name="Table Columns 4" w:semiHidden="1" w:unhideWhenUsed="1"/>
+    <w:lsdException w:name="Table Columns 5" w:semiHidden="1" w:unhideWhenUsed="1"/>
+    <w:lsdException w:name="Table Grid 1" w:semiHidden="1" w:unhideWhenUsed="1"/>
+    <w:lsdException w:name="Table Grid 2" w:semiHidden="1" w:unhideWhenUsed="1"/>
+    <w:lsdException w:name="Table Grid 3" w:semiHidden="1" w:unhideWhenUsed="1"/>
+    <w:lsdException w:name="Table Grid 4" w:semiHidden="1" w:unhideWhenUsed="1"/>
+    <w:lsdException w:name="Table Grid 5" w:semiHidden="1" w:unhideWhenUsed="1"/>
+    <w:lsdException w:name="Table Grid 6" w:semiHidden="1" w:unhideWhenUsed="1"/>
+    <w:lsdException w:name="Table Grid 7" w:semiHidden="1" w:unhideWhenUsed="1"/>
+    <w:lsdException w:name="Table Grid 8" w:semiHidden="1" w:unhideWhenUsed="1"/>
+    <w:lsdException w:name="Table List 1" w:semiHidden="1" w:unhideWhenUsed="1"/>
+    <w:lsdException w:name="Table List 2" w:semiHidden="1" w:unhideWhenUsed="1"/>
+    <w:lsdException w:name="Table List 3" w:semiHidden="1" w:unhideWhenUsed="1"/>
+    <w:lsdException w:name="Table List 4" w:semiHidden="1" w:unhideWhenUsed="1"/>
+    <w:lsdException w:name="Table List 5" w:semiHidden="1" w:unhideWhenUsed="1"/>
+    <w:lsdException w:name="Table List 6" w:semiHidden="1" w:unhideWhenUsed="1"/>
+    <w:lsdException w:name="Table List 7" w:semiHidden="1" w:unhideWhenUsed="1"/>
+    <w:lsdException w:name="Table List 8" w:semiHidden="1" w:unhideWhenUsed="1"/>
+    <w:lsdException w:name="Table 3D effects 1" w:semiHidden="1" w:unhideWhenUsed="1"/>
+    <w:lsdException w:name="Table 3D effects 2" w:semiHidden="1" w:unhideWhenUsed="1"/>
+    <w:lsdException w:name="Table 3D effects 3" w:semiHidden="1" w:unhideWhenUsed="1"/>
+    <w:lsdException w:name="Table Contemporary" w:semiHidden="1" w:unhideWhenUsed="1"/>
+    <w:lsdException w:name="Table Elegant" w:semiHidden="1" w:unhideWhenUsed="1"/>
+    <w:lsdException w:name="Table Professional" w:semiHidden="1" w:unhideWhenUsed="1"/>
+    <w:lsdException w:name="Table Subtle 1" w:semiHidden="1" w:unhideWhenUsed="1"/>
+    <w:lsdException w:name="Table Subtle 2" w:semiHidden="1" w:unhideWhenUsed="1"/>
+    <w:lsdException w:name="Table Web 1" w:semiHidden="1" w:unhideWhenUsed="1"/>
+    <w:lsdException w:name="Table Web 2" w:semiHidden="1" w:unhideWhenUsed="1"/>
+    <w:lsdException w:name="Table Web 3" w:semiHidden="1" w:unhideWhenUsed="1"/>
+    <w:lsdException w:name="Balloon Text" w:semiHidden="1" w:unhideWhenUsed="1"/>
+    <w:lsdException w:name="Table Grid" w:uiPriority="39"/>
+    <w:lsdException w:name="Table Theme" w:semiHidden="1" w:unhideWhenUsed="1"/>
+    <w:lsdException w:name="Placeholder Text" w:semiHidden="1"/>
+    <w:lsdException w:name="No Spacing" w:uiPriority="1" w:qFormat="1"/>
+    <w:lsdException w:name="Light Shading" w:uiPriority="60"/>
+    <w:lsdException w:name="Light List" w:uiPriority="61"/>
+    <w:lsdException w:name="Light Grid" w:uiPriority="62"/>
+    <w:lsdException w:name="Medium Shading 1" w:uiPriority="63"/>
+    <w:lsdException w:name="Medium Shading 2" w:uiPriority="64"/>
+    <w:lsdException w:name="Medium List 1" w:uiPriority="65"/>
+    <w:lsdException w:name="Medium List 2" w:uiPriority="66"/>
+    <w:lsdException w:name="Medium Grid 1" w:uiPriority="67"/>
+    <w:lsdException w:name="Medium Grid 2" w:uiPriority="68"/>
+    <w:lsdException w:name="Medium Grid 3" w:uiPriority="69"/>
+    <w:lsdException w:name="Dark List" w:uiPriority="70"/>
+    <w:lsdException w:name="Colorful Shading" w:uiPriority="71"/>
+    <w:lsdException w:name="Colorful List" w:uiPriority="72"/>
+    <w:lsdException w:name="Colorful Grid" w:uiPriority="73"/>
+    <w:lsdException w:name="Light Shading Accent 1" w:uiPriority="60"/>
+    <w:lsdException w:name="Light List Accent 1" w:uiPriority="61"/>
+    <w:lsdException w:name="Light Grid Accent 1" w:uiPriority="62"/>
+    <w:lsdException w:name="Medium Shading 1 Accent 1" w:uiPriority="63"/>
+    <w:lsdException w:name="Medium Shading 2 Accent 1" w:uiPriority="64"/>
+    <w:lsdException w:name="Medium List 1 Accent 1" w:uiPriority="65"/>
+    <w:lsdException w:name="Revision" w:semiHidden="1"/>
+    <w:lsdException w:name="List Paragraph" w:uiPriority="34" w:qFormat="1"/>
+    <w:lsdException w:name="Quote" w:uiPriority="29" w:qFormat="1"/>
+    <w:lsdException w:name="Intense Quote" w:uiPriority="30" w:qFormat="1"/>
+    <w:lsdException w:name="Medium List 2 Accent 1" w:uiPriority="66"/>
+    <w:lsdException w:name="Medium Grid 1 Accent 1" w:uiPriority="67"/>
+    <w:lsdException w:name="Medium Grid 2 Accent 1" w:uiPriority="68"/>
+    <w:lsdException w:name="Medium Grid 3 Accent 1" w:uiPriority="69"/>
+    <w:lsdException w:name="Dark List Accent 1" w:uiPriority="70"/>
+    <w:lsdException w:name="Colorful Shading Accent 1" w:uiPriority="71"/>
+    <w:lsdException w:name="Colorful List Accent 1" w:uiPriority="72"/>
+    <w:lsdException w:name="Colorful Grid Accent 1" w:uiPriority="73"/>
+    <w:lsdException w:name="Light Shading Accent 2" w:uiPriority="60"/>
+    <w:lsdException w:name="Light List Accent 2" w:uiPriority="61"/>
+    <w:lsdException w:name="Light Grid Accent 2" w:uiPriority="62"/>
+    <w:lsdException w:name="Medium Shading 1 Accent 2" w:uiPriority="63"/>
+    <w:lsdException w:name="Medium Shading 2 Accent 2" w:uiPriority="64"/>
+    <w:lsdException w:name="Medium List 1 Accent 2" w:uiPriority="65"/>
+    <w:lsdException w:name="Medium List 2 Accent 2" w:uiPriority="66"/>
+    <w:lsdException w:name="Medium Grid 1 Accent 2" w:uiPriority="67"/>
+    <w:lsdException w:name="Medium Grid 2 Accent 2" w:uiPriority="68"/>
+    <w:lsdException w:name="Medium Grid 3 Accent 2" w:uiPriority="69"/>
+    <w:lsdException w:name="Dark List Accent 2" w:uiPriority="70"/>
+    <w:lsdException w:name="Colorful Shading Accent 2" w:uiPriority="71"/>
+    <w:lsdException w:name="Colorful List Accent 2" w:uiPriority="72"/>
+    <w:lsdException w:name="Colorful Grid Accent 2" w:uiPriority="73"/>
+    <w:lsdException w:name="Light Shading Accent 3" w:uiPriority="60"/>
+    <w:lsdException w:name="Light List Accent 3" w:uiPriority="61"/>
+    <w:lsdException w:name="Light Grid Accent 3" w:uiPriority="62"/>
+    <w:lsdException w:name="Medium Shading 1 Accent 3" w:uiPriority="63"/>
+    <w:lsdException w:name="Medium Shading 2 Accent 3" w:uiPriority="64"/>
+    <w:lsdException w:name="Medium List 1 Accent 3" w:uiPriority="65"/>
+    <w:lsdException w:name="Medium List 2 Accent 3" w:uiPriority="66"/>
+    <w:lsdException w:name="Medium Grid 1 Accent 3" w:uiPriority="67"/>
+    <w:lsdException w:name="Medium Grid 2 Accent 3" w:uiPriority="68"/>
+    <w:lsdException w:name="Medium Grid 3 Accent 3" w:uiPriority="69"/>
+    <w:lsdException w:name="Dark List Accent 3" w:uiPriority="70"/>
+    <w:lsdException w:name="Colorful Shading Accent 3" w:uiPriority="71"/>
+    <w:lsdException w:name="Colorful List Accent 3" w:uiPriority="72"/>
+    <w:lsdException w:name="Colorful Grid Accent 3" w:uiPriority="73"/>
+    <w:lsdException w:name="Light Shading Accent 4" w:uiPriority="60"/>
+    <w:lsdException w:name="Light List Accent 4" w:uiPriority="61"/>
+    <w:lsdException w:name="Light Grid Accent 4" w:uiPriority="62"/>
+    <w:lsdException w:name="Medium Shading 1 Accent 4" w:uiPriority="63"/>
+    <w:lsdException w:name="Medium Shading 2 Accent 4" w:uiPriority="64"/>
+    <w:lsdException w:name="Medium List 1 Accent 4" w:uiPriority="65"/>
+    <w:lsdException w:name="Medium List 2 Accent 4" w:uiPriority="66"/>
+    <w:lsdException w:name="Medium Grid 1 Accent 4" w:uiPriority="67"/>
+    <w:lsdException w:name="Medium Grid 2 Accent 4" w:uiPriority="68"/>
+    <w:lsdException w:name="Medium Grid 3 Accent 4" w:uiPriority="69"/>
+    <w:lsdException w:name="Dark List Accent 4" w:uiPriority="70"/>
+    <w:lsdException w:name="Colorful Shading Accent 4" w:uiPriority="71"/>
+    <w:lsdException w:name="Colorful List Accent 4" w:uiPriority="72"/>
+    <w:lsdException w:name="Colorful Grid Accent 4" w:uiPriority="73"/>
+    <w:lsdException w:name="Light Shading Accent 5" w:uiPriority="60"/>
+    <w:lsdException w:name="Light List Accent 5" w:uiPriority="61"/>
+    <w:lsdException w:name="Light Grid Accent 5" w:uiPriority="62"/>
+    <w:lsdException w:name="Medium Shading 1 Accent 5" w:uiPriority="63"/>
+    <w:lsdException w:name="Medium Shading 2 Accent 5" w:uiPriority="64"/>
+    <w:lsdException w:name="Medium List 1 Accent 5" w:uiPriority="65"/>
+    <w:lsdException w:name="Medium List 2 Accent 5" w:uiPriority="66"/>
+    <w:lsdException w:name="Medium Grid 1 Accent 5" w:uiPriority="67"/>
+    <w:lsdException w:name="Medium Grid 2 Accent 5" w:uiPriority="68"/>
+    <w:lsdException w:name="Medium Grid 3 Accent 5" w:uiPriority="69"/>
+    <w:lsdException w:name="Dark List Accent 5" w:uiPriority="70"/>
+    <w:lsdException w:name="Colorful Shading Accent 5" w:uiPriority="71"/>
+    <w:lsdException w:name="Colorful List Accent 5" w:uiPriority="72"/>
+    <w:lsdException w:name="Colorful Grid Accent 5" w:uiPriority="73"/>
+    <w:lsdException w:name="Light Shading Accent 6" w:uiPriority="60"/>
+    <w:lsdException w:name="Light List Accent 6" w:uiPriority="61"/>
+    <w:lsdException w:name="Light Grid Accent 6" w:uiPriority="62"/>
+    <w:lsdException w:name="Medium Shading 1 Accent 6" w:uiPriority="63"/>
+    <w:lsdException w:name="Medium Shading 2 Accent 6" w:uiPriority="64"/>
+    <w:lsdException w:name="Medium List 1 Accent 6" w:uiPriority="65"/>
+    <w:lsdException w:name="Medium List 2 Accent 6" w:uiPriority="66"/>
+    <w:lsdException w:name="Medium Grid 1 Accent 6" w:uiPriority="67"/>
+    <w:lsdException w:name="Medium Grid 2 Accent 6" w:uiPriority="68"/>
+    <w:lsdException w:name="Medium Grid 3 Accent 6" w:uiPriority="69"/>
+    <w:lsdException w:name="Dark List Accent 6" w:uiPriority="70"/>
+    <w:lsdException w:name="Colorful Shading Accent 6" w:uiPriority="71"/>
+    <w:lsdException w:name="Colorful List Accent 6" w:uiPriority="72"/>
+    <w:lsdException w:name="Colorful Grid Accent 6" w:uiPriority="73"/>
+    <w:lsdException w:name="Subtle Emphasis" w:uiPriority="19" w:qFormat="1"/>
+    <w:lsdException w:name="Intense Emphasis" w:uiPriority="21" w:qFormat="1"/>
+    <w:lsdException w:name="Subtle Reference" w:uiPriority="31" w:qFormat="1"/>
+    <w:lsdException w:name="Intense Reference" w:uiPriority="32" w:qFormat="1"/>
+    <w:lsdException w:name="Book Title" w:uiPriority="33" w:qFormat="1"/>
+    <w:lsdException w:name="Bibliography" w:semiHidden="1" w:uiPriority="37" w:unhideWhenUsed="1"/>
+    <w:lsdException w:name="TOC Heading" w:semiHidden="1" w:uiPriority="39" w:unhideWhenUsed="1" w:qFormat="1"/>
+    <w:lsdException w:name="Plain Table 1" w:uiPriority="41"/>
+    <w:lsdException w:name="Plain Table 2" w:uiPriority="42"/>
+    <w:lsdException w:name="Plain Table 3" w:uiPriority="43"/>
+    <w:lsdException w:name="Plain Table 4" w:uiPriority="44"/>
+    <w:lsdException w:name="Plain Table 5" w:uiPriority="45"/>
+    <w:lsdException w:name="Grid Table Light" w:uiPriority="40"/>
+    <w:lsdException w:name="Grid Table 1 Light" w:uiPriority="46"/>
+    <w:lsdException w:name="Grid Table 2" w:uiPriority="47"/>
+    <w:lsdException w:name="Grid Table 3" w:uiPriority="48"/>
+    <w:lsdException w:name="Grid Table 4" w:uiPriority="49"/>
+    <w:lsdException w:name="Grid Table 5 Dark" w:uiPriority="50"/>
+    <w:lsdException w:name="Grid Table 6 Colorful" w:uiPriority="51"/>
+    <w:lsdException w:name="Grid Table 7 Colorful" w:uiPriority="52"/>
+    <w:lsdException w:name="Grid Table 1 Light Accent 1" w:uiPriority="46"/>
+    <w:lsdException w:name="Grid Table 2 Accent 1" w:uiPriority="47"/>
+    <w:lsdException w:name="Grid Table 3 Accent 1" w:uiPriority="48"/>
+    <w:lsdException w:name="Grid Table 4 Accent 1" w:uiPriority="49"/>
+    <w:lsdException w:name="Grid Table 5 Dark Accent 1" w:uiPriority="50"/>
+    <w:lsdException w:name="Grid Table 6 Colorful Accent 1" w:uiPriority="51"/>
+    <w:lsdException w:name="Grid Table 7 Colorful Accent 1" w:uiPriority="52"/>
+    <w:lsdException w:name="Grid Table 1 Light Accent 2" w:uiPriority="46"/>
+    <w:lsdException w:name="Grid Table 2 Accent 2" w:uiPriority="47"/>
+    <w:lsdException w:name="Grid Table 3 Accent 2" w:uiPriority="48"/>
+    <w:lsdException w:name="Grid Table 4 Accent 2" w:uiPriority="49"/>
+    <w:lsdException w:name="Grid Table 5 Dark Accent 2" w:uiPriority="50"/>
+    <w:lsdException w:name="Grid Table 6 Colorful Accent 2" w:uiPriority="51"/>
+    <w:lsdException w:name="Grid Table 7 Colorful Accent 2" w:uiPriority="52"/>
+    <w:lsdException w:name="Grid Table 1 Light Accent 3" w:uiPriority="46"/>
+    <w:lsdException w:name="Grid Table 2 Accent 3" w:uiPriority="47"/>
+    <w:lsdException w:name="Grid Table 3 Accent 3" w:uiPriority="48"/>
+    <w:lsdException w:name="Grid Table 4 Accent 3" w:uiPriority="49"/>
+    <w:lsdException w:name="Grid Table 5 Dark Accent 3" w:uiPriority="50"/>
+    <w:lsdException w:name="Grid Table 6 Colorful Accent 3" w:uiPriority="51"/>
+    <w:lsdException w:name="Grid Table 7 Colorful Accent 3" w:uiPriority="52"/>
+    <w:lsdException w:name="Grid Table 1 Light Accent 4" w:uiPriority="46"/>
+    <w:lsdException w:name="Grid Table 2 Accent 4" w:uiPriority="47"/>
+    <w:lsdException w:name="Grid Table 3 Accent 4" w:uiPriority="48"/>
+    <w:lsdException w:name="Grid Table 4 Accent 4" w:uiPriority="49"/>
+    <w:lsdException w:name="Grid Table 5 Dark Accent 4" w:uiPriority="50"/>
+    <w:lsdException w:name="Grid Table 6 Colorful Accent 4" w:uiPriority="51"/>
+    <w:lsdException w:name="Grid Table 7 Colorful Accent 4" w:uiPriority="52"/>
+    <w:lsdException w:name="Grid Table 1 Light Accent 5" w:uiPriority="46"/>
+    <w:lsdException w:name="Grid Table 2 Accent 5" w:uiPriority="47"/>
+    <w:lsdException w:name="Grid Table 3 Accent 5" w:uiPriority="48"/>
+    <w:lsdException w:name="Grid Table 4 Accent 5" w:uiPriority="49"/>
+    <w:lsdException w:name="Grid Table 5 Dark Accent 5" w:uiPriority="50"/>
+    <w:lsdException w:name="Grid Table 6 Colorful Accent 5" w:uiPriority="51"/>
+    <w:lsdException w:name="Grid Table 7 Colorful Accent 5" w:uiPriority="52"/>
+    <w:lsdException w:name="Grid Table 1 Light Accent 6" w:uiPriority="46"/>
+    <w:lsdException w:name="Grid Table 2 Accent 6" w:uiPriority="47"/>
+    <w:lsdException w:name="Grid Table 3 Accent 6" w:uiPriority="48"/>
+    <w:lsdException w:name="Grid Table 4 Accent 6" w:uiPriority="49"/>
+    <w:lsdException w:name="Grid Table 5 Dark Accent 6" w:uiPriority="50"/>
+    <w:lsdException w:name="Grid Table 6 Colorful Accent 6" w:uiPriority="51"/>
+    <w:lsdException w:name="Grid Table 7 Colorful Accent 6" w:uiPriority="52"/>
+    <w:lsdException w:name="List Table 1 Light" w:uiPriority="46"/>
+    <w:lsdException w:name="List Table 2" w:uiPriority="47"/>
+    <w:lsdException w:name="List Table 3" w:uiPriority="48"/>
+    <w:lsdException w:name="List Table 4" w:uiPriority="49"/>
+    <w:lsdException w:name="List Table 5 Dark" w:uiPriority="50"/>
+    <w:lsdException w:name="List Table 6 Colorful" w:uiPriority="51"/>
+    <w:lsdException w:name="List Table 7 Colorful" w:uiPriority="52"/>
+    <w:lsdException w:name="List Table 1 Light Accent 1" w:uiPriority="46"/>
+    <w:lsdException w:name="List Table 2 Accent 1" w:uiPriority="47"/>
+    <w:lsdException w:name="List Table 3 Accent 1" w:uiPriority="48"/>
+    <w:lsdException w:name="List Table 4 Accent 1" w:uiPriority="49"/>
+    <w:lsdException w:name="List Table 5 Dark Accent 1" w:uiPriority="50"/>
+    <w:lsdException w:name="List Table 6 Colorful Accent 1" w:uiPriority="51"/>
+    <w:lsdException w:name="List Table 7 Colorful Accent 1" w:uiPriority="52"/>
+    <w:lsdException w:name="List Table 1 Light Accent 2" w:uiPriority="46"/>
+    <w:lsdException w:name="List Table 2 Accent 2" w:uiPriority="47"/>
+    <w:lsdException w:name="List Table 3 Accent 2" w:uiPriority="48"/>
+    <w:lsdException w:name="List Table 4 Accent 2" w:uiPriority="49"/>
+    <w:lsdException w:name="List Table 5 Dark Accent 2" w:uiPriority="50"/>
+    <w:lsdException w:name="List Table 6 Colorful Accent 2" w:uiPriority="51"/>
+    <w:lsdException w:name="List Table 7 Colorful Accent 2" w:uiPriority="52"/>
+    <w:lsdException w:name="List Table 1 Light Accent 3" w:uiPriority="46"/>
+    <w:lsdException w:name="List Table 2 Accent 3" w:uiPriority="47"/>
+    <w:lsdException w:name="List Table 3 Accent 3" w:uiPriority="48"/>
+    <w:lsdException w:name="List Table 4 Accent 3" w:uiPriority="49"/>
+    <w:lsdException w:name="List Table 5 Dark Accent 3" w:uiPriority="50"/>
+    <w:lsdException w:name="List Table 6 Colorful Accent 3" w:uiPriority="51"/>
+    <w:lsdException w:name="List Table 7 Colorful Accent 3" w:uiPriority="52"/>
+    <w:lsdException w:name="List Table 1 Light Accent 4" w:uiPriority="46"/>
+    <w:lsdException w:name="List Table 2 Accent 4" w:uiPriority="47"/>
+    <w:lsdException w:name="List Table 3 Accent 4" w:uiPriority="48"/>
+    <w:lsdException w:name="List Table 4 Accent 4" w:uiPriority="49"/>
+    <w:lsdException w:name="List Table 5 Dark Accent 4" w:uiPriority="50"/>
+    <w:lsdException w:name="List Table 6 Colorful Accent 4" w:uiPriority="51"/>
+    <w:lsdException w:name="List Table 7 Colorful Accent 4" w:uiPriority="52"/>
+    <w:lsdException w:name="List Table 1 Light Accent 5" w:uiPriority="46"/>
+    <w:lsdException w:name="List Table 2 Accent 5" w:uiPriority="47"/>
+    <w:lsdException w:name="List Table 3 Accent 5" w:uiPriority="48"/>
+    <w:lsdException w:name="List Table 4 Accent 5" w:uiPriority="49"/>
+    <w:lsdException w:name="List Table 5 Dark Accent 5" w:uiPriority="50"/>
+    <w:lsdException w:name="List Table 6 Colorful Accent 5" w:uiPriority="51"/>
+    <w:lsdException w:name="List Table 7 Colorful Accent 5" w:uiPriority="52"/>
+    <w:lsdException w:name="List Table 1 Light Accent 6" w:uiPriority="46"/>
+    <w:lsdException w:name="List Table 2 Accent 6" w:uiPriority="47"/>
+    <w:lsdException w:name="List Table 3 Accent 6" w:uiPriority="48"/>
+    <w:lsdException w:name="List Table 4 Accent 6" w:uiPriority="49"/>
+    <w:lsdException w:name="List Table 5 Dark Accent 6" w:uiPriority="50"/>
+    <w:lsdException w:name="List Table 6 Colorful Accent 6" w:uiPriority="51"/>
+    <w:lsdException w:name="List Table 7 Colorful Accent 6" w:uiPriority="52"/>
+    <w:lsdException w:name="Mention" w:semiHidden="1" w:unhideWhenUsed="1"/>
+    <w:lsdException w:name="Smart Hyperlink" w:semiHidden="1" w:unhideWhenUsed="1"/>
+    <w:lsdException w:name="Hashtag" w:semiHidden="1" w:unhideWhenUsed="1"/>
+    <w:lsdException w:name="Unresolved Mention" w:semiHidden="1" w:unhideWhenUsed="1"/>
+    <w:lsdException w:name="Smart Link" w:semiHidden="1" w:unhideWhenUsed="1"/>
+  </w:latentStyles>
   <w:style w:type="paragraph" w:default="1" w:styleId="Normal">
     <w:name w:val="Normal"/>
-    <w:next w:val="Normal"/>
-    <w:pPr/>
+    <w:qFormat/>
     <w:rPr>
       <w:sz w:val="24"/>
       <w:szCs w:val="24"/>
-      <w:lang w:val="en-US" w:eastAsia="en-US" w:bidi="ar-SA"/>
     </w:rPr>
   </w:style>
-  <w:style w:type="character" w:default="1" w:styleId="Default Paragraph Font">
+  <w:style w:type="character" w:default="1" w:styleId="DefaultParagraphFont">
     <w:name w:val="Default Paragraph Font"/>
-    <w:next w:val="Default Paragraph Font"/>
+    <w:uiPriority w:val="1"/>
+    <w:unhideWhenUsed/>
+  </w:style>
+  <w:style w:type="table" w:default="1" w:styleId="TableNormal">
+    <w:name w:val="Normal Table"/>
+    <w:uiPriority w:val="99"/>
+    <w:semiHidden/>
+    <w:unhideWhenUsed/>
+    <w:tblPr>
+      <w:tblInd w:w="0" w:type="dxa"/>
+      <w:tblCellMar>
+        <w:top w:w="0" w:type="dxa"/>
+        <w:left w:w="108" w:type="dxa"/>
+        <w:bottom w:w="0" w:type="dxa"/>
+        <w:right w:w="108" w:type="dxa"/>
+      </w:tblCellMar>
+    </w:tblPr>
+  </w:style>
+  <w:style w:type="numbering" w:default="1" w:styleId="NoList">
+    <w:name w:val="No List"/>
+    <w:uiPriority w:val="99"/>
+    <w:semiHidden/>
+    <w:unhideWhenUsed/>
   </w:style>
   <w:style w:type="character" w:styleId="Hyperlink">
     <w:name w:val="Hyperlink"/>
@@ -2340,192 +2429,59 @@
       <w:u w:val="single"/>
     </w:rPr>
   </w:style>
-  <w:style w:type="table" w:default="1" w:styleId="Table Normal">
-    <w:name w:val="Table Normal"/>
-    <w:next w:val="Table Normal"/>
-    <w:pPr/>
-    <w:tblPr>
-      <w:tblInd w:w="0" w:type="dxa"/>
-    </w:tblPr>
-    <w:trPr/>
-    <w:tcPr/>
-    <w:tblStylePr w:type="firstRow"/>
-    <w:tblStylePr w:type="lastRow"/>
-    <w:tblStylePr w:type="firstCol"/>
-    <w:tblStylePr w:type="lastCol"/>
-    <w:tblStylePr w:type="band1Vert"/>
-    <w:tblStylePr w:type="band2Vert"/>
-    <w:tblStylePr w:type="band1Horz"/>
-    <w:tblStylePr w:type="band2Horz"/>
-    <w:tblStylePr w:type="neCell"/>
-    <w:tblStylePr w:type="nwCell"/>
-    <w:tblStylePr w:type="seCell"/>
-    <w:tblStylePr w:type="swCell"/>
-  </w:style>
-  <w:style w:type="numbering" w:default="1" w:styleId="No List">
-    <w:name w:val="No List"/>
-    <w:next w:val="No List"/>
-    <w:pPr/>
-  </w:style>
-  <w:style w:type="paragraph" w:styleId="Header &amp; Footer">
+  <w:style w:type="paragraph" w:customStyle="1" w:styleId="HeaderFooter">
     <w:name w:val="Header &amp; Footer"/>
-    <w:next w:val="Header &amp; Footer"/>
     <w:pPr>
-      <w:keepNext w:val="0"/>
-      <w:keepLines w:val="0"/>
-      <w:pageBreakBefore w:val="0"/>
-      <w:widowControl w:val="1"/>
-      <w:shd w:val="clear" w:color="auto" w:fill="auto"/>
       <w:tabs>
         <w:tab w:val="right" w:pos="9020"/>
       </w:tabs>
-      <w:suppressAutoHyphens w:val="0"/>
-      <w:bidi w:val="0"/>
-      <w:spacing w:before="0" w:after="0" w:line="240" w:lineRule="auto"/>
-      <w:ind w:left="0" w:right="0" w:firstLine="0"/>
-      <w:jc w:val="left"/>
-      <w:outlineLvl w:val="9"/>
     </w:pPr>
     <w:rPr>
-      <w:rFonts w:ascii="Helvetica Neue" w:cs="Arial Unicode MS" w:hAnsi="Helvetica Neue" w:eastAsia="Arial Unicode MS"/>
-      <w:b w:val="0"/>
-      <w:bCs w:val="0"/>
-      <w:i w:val="0"/>
-      <w:iCs w:val="0"/>
-      <w:caps w:val="0"/>
-      <w:smallCaps w:val="0"/>
-      <w:strike w:val="0"/>
-      <w:dstrike w:val="0"/>
-      <w:outline w:val="0"/>
+      <w:rFonts w:ascii="Helvetica Neue" w:hAnsi="Helvetica Neue" w:cs="Arial Unicode MS"/>
       <w:color w:val="000000"/>
-      <w:spacing w:val="0"/>
-      <w:kern w:val="0"/>
-      <w:position w:val="0"/>
       <w:sz w:val="24"/>
       <w:szCs w:val="24"/>
-      <w:u w:val="none"/>
-      <w:shd w:val="nil" w:color="auto" w:fill="auto"/>
-      <w:vertAlign w:val="baseline"/>
-      <w14:textOutline>
+      <w14:textOutline w14:w="0" w14:cap="flat" w14:cmpd="sng" w14:algn="ctr">
         <w14:noFill/>
+        <w14:prstDash w14:val="solid"/>
+        <w14:bevel/>
       </w14:textOutline>
-      <w14:textFill>
-        <w14:solidFill>
-          <w14:srgbClr w14:val="000000"/>
-        </w14:solidFill>
-      </w14:textFill>
     </w:rPr>
   </w:style>
-  <w:style w:type="paragraph" w:styleId="Body">
+  <w:style w:type="paragraph" w:customStyle="1" w:styleId="Body">
     <w:name w:val="Body"/>
-    <w:next w:val="Body"/>
-    <w:pPr>
-      <w:keepNext w:val="0"/>
-      <w:keepLines w:val="0"/>
-      <w:pageBreakBefore w:val="0"/>
-      <w:widowControl w:val="1"/>
-      <w:shd w:val="clear" w:color="auto" w:fill="auto"/>
-      <w:suppressAutoHyphens w:val="0"/>
-      <w:bidi w:val="0"/>
-      <w:spacing w:before="0" w:after="0" w:line="240" w:lineRule="auto"/>
-      <w:ind w:left="0" w:right="0" w:firstLine="0"/>
-      <w:jc w:val="left"/>
-      <w:outlineLvl w:val="9"/>
-    </w:pPr>
     <w:rPr>
-      <w:rFonts w:ascii="Arial" w:cs="Arial Unicode MS" w:hAnsi="Arial" w:eastAsia="Arial Unicode MS"/>
-      <w:b w:val="0"/>
-      <w:bCs w:val="0"/>
-      <w:i w:val="0"/>
-      <w:iCs w:val="0"/>
-      <w:caps w:val="0"/>
-      <w:smallCaps w:val="0"/>
-      <w:strike w:val="0"/>
-      <w:dstrike w:val="0"/>
-      <w:outline w:val="0"/>
+      <w:rFonts w:ascii="Arial" w:hAnsi="Arial" w:cs="Arial Unicode MS"/>
       <w:color w:val="000000"/>
-      <w:spacing w:val="0"/>
-      <w:kern w:val="0"/>
-      <w:position w:val="0"/>
-      <w:sz w:val="20"/>
-      <w:szCs w:val="20"/>
-      <w:u w:val="none" w:color="000000"/>
-      <w:shd w:val="nil" w:color="auto" w:fill="auto"/>
-      <w:vertAlign w:val="baseline"/>
-      <w:lang w:val="en-US"/>
-      <w14:textOutline>
+      <w:u w:color="000000"/>
+      <w14:textOutline w14:w="0" w14:cap="flat" w14:cmpd="sng" w14:algn="ctr">
         <w14:noFill/>
+        <w14:prstDash w14:val="solid"/>
+        <w14:bevel/>
       </w14:textOutline>
-      <w14:textFill>
-        <w14:solidFill>
-          <w14:srgbClr w14:val="000000"/>
-        </w14:solidFill>
-      </w14:textFill>
     </w:rPr>
   </w:style>
-  <w:style w:type="character" w:styleId="None">
+  <w:style w:type="character" w:customStyle="1" w:styleId="None">
     <w:name w:val="None"/>
   </w:style>
-  <w:style w:type="character" w:styleId="Hyperlink.0">
+  <w:style w:type="character" w:customStyle="1" w:styleId="Hyperlink0">
     <w:name w:val="Hyperlink.0"/>
     <w:basedOn w:val="None"/>
-    <w:next w:val="Hyperlink.0"/>
     <w:rPr>
       <w:outline w:val="0"/>
-      <w:color w:val="0563c1"/>
-      <w:u w:val="single" w:color="0563c1"/>
-      <w14:textFill>
-        <w14:solidFill>
-          <w14:srgbClr w14:val="0563C1"/>
-        </w14:solidFill>
-      </w14:textFill>
+      <w:color w:val="0563C1"/>
+      <w:u w:val="single" w:color="0563C1"/>
     </w:rPr>
   </w:style>
-  <w:style w:type="paragraph" w:styleId="List Paragraph">
+  <w:style w:type="paragraph" w:styleId="ListParagraph">
     <w:name w:val="List Paragraph"/>
-    <w:next w:val="List Paragraph"/>
-    <w:pPr>
-      <w:keepNext w:val="0"/>
-      <w:keepLines w:val="0"/>
-      <w:pageBreakBefore w:val="0"/>
-      <w:widowControl w:val="1"/>
-      <w:shd w:val="clear" w:color="auto" w:fill="auto"/>
-      <w:suppressAutoHyphens w:val="0"/>
-      <w:bidi w:val="0"/>
-      <w:spacing w:before="0" w:after="0" w:line="240" w:lineRule="auto"/>
-      <w:ind w:left="0" w:right="0" w:firstLine="0"/>
-      <w:jc w:val="left"/>
-      <w:outlineLvl w:val="9"/>
-    </w:pPr>
     <w:rPr>
-      <w:rFonts w:ascii="Arial" w:cs="Arial Unicode MS" w:hAnsi="Arial" w:eastAsia="Arial Unicode MS"/>
-      <w:b w:val="0"/>
-      <w:bCs w:val="0"/>
-      <w:i w:val="0"/>
-      <w:iCs w:val="0"/>
-      <w:caps w:val="0"/>
-      <w:smallCaps w:val="0"/>
-      <w:strike w:val="0"/>
-      <w:dstrike w:val="0"/>
-      <w:outline w:val="0"/>
+      <w:rFonts w:ascii="Arial" w:hAnsi="Arial" w:cs="Arial Unicode MS"/>
       <w:color w:val="000000"/>
-      <w:spacing w:val="0"/>
-      <w:kern w:val="0"/>
-      <w:position w:val="0"/>
-      <w:sz w:val="20"/>
-      <w:szCs w:val="20"/>
-      <w:u w:val="none" w:color="000000"/>
-      <w:shd w:val="nil" w:color="auto" w:fill="auto"/>
-      <w:vertAlign w:val="baseline"/>
-      <w:lang w:val="en-US"/>
-      <w14:textFill>
-        <w14:solidFill>
-          <w14:srgbClr w14:val="000000"/>
-        </w14:solidFill>
-      </w14:textFill>
+      <w:u w:color="000000"/>
     </w:rPr>
   </w:style>
-  <w:style w:type="numbering" w:styleId="Imported Style 1">
+  <w:style w:type="numbering" w:customStyle="1" w:styleId="ImportedStyle1">
     <w:name w:val="Imported Style 1"/>
     <w:pPr>
       <w:numPr>
@@ -2533,7 +2489,7 @@
       </w:numPr>
     </w:pPr>
   </w:style>
-  <w:style w:type="numbering" w:styleId="Imported Style 2">
+  <w:style w:type="numbering" w:customStyle="1" w:styleId="ImportedStyle2">
     <w:name w:val="Imported Style 2"/>
     <w:pPr>
       <w:numPr>
@@ -2541,11 +2497,55 @@
       </w:numPr>
     </w:pPr>
   </w:style>
+  <w:style w:type="paragraph" w:customStyle="1" w:styleId="flex">
+    <w:name w:val="flex"/>
+    <w:basedOn w:val="Normal"/>
+    <w:rsid w:val="00995C85"/>
+    <w:pPr>
+      <w:pBdr>
+        <w:top w:val="none" w:sz="0" w:space="0" w:color="auto"/>
+        <w:left w:val="none" w:sz="0" w:space="0" w:color="auto"/>
+        <w:bottom w:val="none" w:sz="0" w:space="0" w:color="auto"/>
+        <w:right w:val="none" w:sz="0" w:space="0" w:color="auto"/>
+        <w:between w:val="none" w:sz="0" w:space="0" w:color="auto"/>
+        <w:bar w:val="none" w:sz="0" w:color="auto"/>
+      </w:pBdr>
+      <w:spacing w:before="100" w:beforeAutospacing="1" w:after="100" w:afterAutospacing="1"/>
+    </w:pPr>
+    <w:rPr>
+      <w:rFonts w:eastAsia="Times New Roman"/>
+      <w:bdr w:val="none" w:sz="0" w:space="0" w:color="auto"/>
+    </w:rPr>
+  </w:style>
+  <w:style w:type="character" w:styleId="UnresolvedMention">
+    <w:name w:val="Unresolved Mention"/>
+    <w:basedOn w:val="DefaultParagraphFont"/>
+    <w:uiPriority w:val="99"/>
+    <w:semiHidden/>
+    <w:unhideWhenUsed/>
+    <w:rsid w:val="00A14A6D"/>
+    <w:rPr>
+      <w:color w:val="605E5C"/>
+      <w:shd w:val="clear" w:color="auto" w:fill="E1DFDD"/>
+    </w:rPr>
+  </w:style>
+  <w:style w:type="character" w:styleId="FollowedHyperlink">
+    <w:name w:val="FollowedHyperlink"/>
+    <w:basedOn w:val="DefaultParagraphFont"/>
+    <w:uiPriority w:val="99"/>
+    <w:semiHidden/>
+    <w:unhideWhenUsed/>
+    <w:rsid w:val="001632AC"/>
+    <w:rPr>
+      <w:color w:val="FF00FF" w:themeColor="followedHyperlink"/>
+      <w:u w:val="single"/>
+    </w:rPr>
+  </w:style>
 </w:styles>
 </file>
 
 <file path=word/theme/theme1.xml><?xml version="1.0" encoding="utf-8"?>
-<a:theme xmlns:a="http://schemas.openxmlformats.org/drawingml/2006/main" xmlns:r="http://schemas.openxmlformats.org/officeDocument/2006/relationships" name="Office Theme">
+<a:theme xmlns:a="http://schemas.openxmlformats.org/drawingml/2006/main" name="Office Theme">
   <a:themeElements>
     <a:clrScheme name="Office Theme">
       <a:dk1>
@@ -2747,7 +2747,7 @@
         <a:effectLst/>
         <a:sp3d/>
       </a:spPr>
-      <a:bodyPr rot="0" spcFirstLastPara="1" vertOverflow="overflow" horzOverflow="overflow" vert="horz" wrap="square" lIns="45719" tIns="45719" rIns="45719" bIns="45719" numCol="1" spcCol="38100" rtlCol="0" anchor="ctr" upright="0">
+      <a:bodyPr rot="0" spcFirstLastPara="1" vertOverflow="overflow" horzOverflow="overflow" vert="horz" wrap="square" lIns="45719" tIns="45719" rIns="45719" bIns="45719" numCol="1" spcCol="38100" rtlCol="0" anchor="ctr">
         <a:spAutoFit/>
       </a:bodyPr>
       <a:lstStyle>
@@ -2766,7 +2766,7 @@
           <a:buFontTx/>
           <a:buNone/>
           <a:tabLst/>
-          <a:defRPr b="0" baseline="0" cap="none" i="0" spc="0" strike="noStrike" sz="1800" u="none" kumimoji="0" normalizeH="0">
+          <a:defRPr kumimoji="0" sz="1800" b="0" i="0" u="none" strike="noStrike" cap="none" spc="0" normalizeH="0" baseline="0">
             <a:ln>
               <a:noFill/>
             </a:ln>
@@ -2796,7 +2796,7 @@
           <a:buFontTx/>
           <a:buNone/>
           <a:tabLst/>
-          <a:defRPr b="0" baseline="0" cap="none" i="0" spc="0" strike="noStrike" sz="1800" u="none" kumimoji="0" normalizeH="0">
+          <a:defRPr kumimoji="0" sz="1800" b="0" i="0" u="none" strike="noStrike" cap="none" spc="0" normalizeH="0" baseline="0">
             <a:ln>
               <a:noFill/>
             </a:ln>
@@ -2822,7 +2822,7 @@
           <a:buFontTx/>
           <a:buNone/>
           <a:tabLst/>
-          <a:defRPr b="0" baseline="0" cap="none" i="0" spc="0" strike="noStrike" sz="1800" u="none" kumimoji="0" normalizeH="0">
+          <a:defRPr kumimoji="0" sz="1800" b="0" i="0" u="none" strike="noStrike" cap="none" spc="0" normalizeH="0" baseline="0">
             <a:ln>
               <a:noFill/>
             </a:ln>
@@ -2848,7 +2848,7 @@
           <a:buFontTx/>
           <a:buNone/>
           <a:tabLst/>
-          <a:defRPr b="0" baseline="0" cap="none" i="0" spc="0" strike="noStrike" sz="1800" u="none" kumimoji="0" normalizeH="0">
+          <a:defRPr kumimoji="0" sz="1800" b="0" i="0" u="none" strike="noStrike" cap="none" spc="0" normalizeH="0" baseline="0">
             <a:ln>
               <a:noFill/>
             </a:ln>
@@ -2874,7 +2874,7 @@
           <a:buFontTx/>
           <a:buNone/>
           <a:tabLst/>
-          <a:defRPr b="0" baseline="0" cap="none" i="0" spc="0" strike="noStrike" sz="1800" u="none" kumimoji="0" normalizeH="0">
+          <a:defRPr kumimoji="0" sz="1800" b="0" i="0" u="none" strike="noStrike" cap="none" spc="0" normalizeH="0" baseline="0">
             <a:ln>
               <a:noFill/>
             </a:ln>
@@ -2900,7 +2900,7 @@
           <a:buFontTx/>
           <a:buNone/>
           <a:tabLst/>
-          <a:defRPr b="0" baseline="0" cap="none" i="0" spc="0" strike="noStrike" sz="1800" u="none" kumimoji="0" normalizeH="0">
+          <a:defRPr kumimoji="0" sz="1800" b="0" i="0" u="none" strike="noStrike" cap="none" spc="0" normalizeH="0" baseline="0">
             <a:ln>
               <a:noFill/>
             </a:ln>
@@ -2926,7 +2926,7 @@
           <a:buFontTx/>
           <a:buNone/>
           <a:tabLst/>
-          <a:defRPr b="0" baseline="0" cap="none" i="0" spc="0" strike="noStrike" sz="1800" u="none" kumimoji="0" normalizeH="0">
+          <a:defRPr kumimoji="0" sz="1800" b="0" i="0" u="none" strike="noStrike" cap="none" spc="0" normalizeH="0" baseline="0">
             <a:ln>
               <a:noFill/>
             </a:ln>
@@ -2952,7 +2952,7 @@
           <a:buFontTx/>
           <a:buNone/>
           <a:tabLst/>
-          <a:defRPr b="0" baseline="0" cap="none" i="0" spc="0" strike="noStrike" sz="1800" u="none" kumimoji="0" normalizeH="0">
+          <a:defRPr kumimoji="0" sz="1800" b="0" i="0" u="none" strike="noStrike" cap="none" spc="0" normalizeH="0" baseline="0">
             <a:ln>
               <a:noFill/>
             </a:ln>
@@ -2978,7 +2978,7 @@
           <a:buFontTx/>
           <a:buNone/>
           <a:tabLst/>
-          <a:defRPr b="0" baseline="0" cap="none" i="0" spc="0" strike="noStrike" sz="1800" u="none" kumimoji="0" normalizeH="0">
+          <a:defRPr kumimoji="0" sz="1800" b="0" i="0" u="none" strike="noStrike" cap="none" spc="0" normalizeH="0" baseline="0">
             <a:ln>
               <a:noFill/>
             </a:ln>
@@ -3004,7 +3004,7 @@
           <a:buFontTx/>
           <a:buNone/>
           <a:tabLst/>
-          <a:defRPr b="0" baseline="0" cap="none" i="0" spc="0" strike="noStrike" sz="1800" u="none" kumimoji="0" normalizeH="0">
+          <a:defRPr kumimoji="0" sz="1800" b="0" i="0" u="none" strike="noStrike" cap="none" spc="0" normalizeH="0" baseline="0">
             <a:ln>
               <a:noFill/>
             </a:ln>
@@ -3017,9 +3017,15 @@
         </a:lvl9pPr>
       </a:lstStyle>
       <a:style>
-        <a:lnRef idx="0"/>
-        <a:fillRef idx="0"/>
-        <a:effectRef idx="0"/>
+        <a:lnRef idx="0">
+          <a:scrgbClr r="0" g="0" b="0"/>
+        </a:lnRef>
+        <a:fillRef idx="0">
+          <a:scrgbClr r="0" g="0" b="0"/>
+        </a:fillRef>
+        <a:effectRef idx="0">
+          <a:scrgbClr r="0" g="0" b="0"/>
+        </a:effectRef>
         <a:fontRef idx="none"/>
       </a:style>
     </a:spDef>
@@ -3036,7 +3042,7 @@
         <a:effectLst/>
         <a:sp3d/>
       </a:spPr>
-      <a:bodyPr rot="0" spcFirstLastPara="1" vertOverflow="overflow" horzOverflow="overflow" vert="horz" wrap="square" lIns="91439" tIns="45719" rIns="91439" bIns="45719" numCol="1" spcCol="38100" rtlCol="0" anchor="t" upright="0">
+      <a:bodyPr rot="0" spcFirstLastPara="1" vertOverflow="overflow" horzOverflow="overflow" vert="horz" wrap="square" lIns="91439" tIns="45719" rIns="91439" bIns="45719" numCol="1" spcCol="38100" rtlCol="0" anchor="t">
         <a:noAutofit/>
       </a:bodyPr>
       <a:lstStyle>
@@ -3055,7 +3061,7 @@
           <a:buFontTx/>
           <a:buNone/>
           <a:tabLst/>
-          <a:defRPr b="0" baseline="0" cap="none" i="0" spc="0" strike="noStrike" sz="1800" u="none" kumimoji="0" normalizeH="0">
+          <a:defRPr kumimoji="0" sz="1800" b="0" i="0" u="none" strike="noStrike" cap="none" spc="0" normalizeH="0" baseline="0">
             <a:ln>
               <a:noFill/>
             </a:ln>
@@ -3081,7 +3087,7 @@
           <a:buFontTx/>
           <a:buNone/>
           <a:tabLst/>
-          <a:defRPr b="0" baseline="0" cap="none" i="0" spc="0" strike="noStrike" sz="1800" u="none" kumimoji="0" normalizeH="0">
+          <a:defRPr kumimoji="0" sz="1800" b="0" i="0" u="none" strike="noStrike" cap="none" spc="0" normalizeH="0" baseline="0">
             <a:ln>
               <a:noFill/>
             </a:ln>
@@ -3107,7 +3113,7 @@
           <a:buFontTx/>
           <a:buNone/>
           <a:tabLst/>
-          <a:defRPr b="0" baseline="0" cap="none" i="0" spc="0" strike="noStrike" sz="1800" u="none" kumimoji="0" normalizeH="0">
+          <a:defRPr kumimoji="0" sz="1800" b="0" i="0" u="none" strike="noStrike" cap="none" spc="0" normalizeH="0" baseline="0">
             <a:ln>
               <a:noFill/>
             </a:ln>
@@ -3133,7 +3139,7 @@
           <a:buFontTx/>
           <a:buNone/>
           <a:tabLst/>
-          <a:defRPr b="0" baseline="0" cap="none" i="0" spc="0" strike="noStrike" sz="1800" u="none" kumimoji="0" normalizeH="0">
+          <a:defRPr kumimoji="0" sz="1800" b="0" i="0" u="none" strike="noStrike" cap="none" spc="0" normalizeH="0" baseline="0">
             <a:ln>
               <a:noFill/>
             </a:ln>
@@ -3159,7 +3165,7 @@
           <a:buFontTx/>
           <a:buNone/>
           <a:tabLst/>
-          <a:defRPr b="0" baseline="0" cap="none" i="0" spc="0" strike="noStrike" sz="1800" u="none" kumimoji="0" normalizeH="0">
+          <a:defRPr kumimoji="0" sz="1800" b="0" i="0" u="none" strike="noStrike" cap="none" spc="0" normalizeH="0" baseline="0">
             <a:ln>
               <a:noFill/>
             </a:ln>
@@ -3185,7 +3191,7 @@
           <a:buFontTx/>
           <a:buNone/>
           <a:tabLst/>
-          <a:defRPr b="0" baseline="0" cap="none" i="0" spc="0" strike="noStrike" sz="1800" u="none" kumimoji="0" normalizeH="0">
+          <a:defRPr kumimoji="0" sz="1800" b="0" i="0" u="none" strike="noStrike" cap="none" spc="0" normalizeH="0" baseline="0">
             <a:ln>
               <a:noFill/>
             </a:ln>
@@ -3211,7 +3217,7 @@
           <a:buFontTx/>
           <a:buNone/>
           <a:tabLst/>
-          <a:defRPr b="0" baseline="0" cap="none" i="0" spc="0" strike="noStrike" sz="1800" u="none" kumimoji="0" normalizeH="0">
+          <a:defRPr kumimoji="0" sz="1800" b="0" i="0" u="none" strike="noStrike" cap="none" spc="0" normalizeH="0" baseline="0">
             <a:ln>
               <a:noFill/>
             </a:ln>
@@ -3237,7 +3243,7 @@
           <a:buFontTx/>
           <a:buNone/>
           <a:tabLst/>
-          <a:defRPr b="0" baseline="0" cap="none" i="0" spc="0" strike="noStrike" sz="1800" u="none" kumimoji="0" normalizeH="0">
+          <a:defRPr kumimoji="0" sz="1800" b="0" i="0" u="none" strike="noStrike" cap="none" spc="0" normalizeH="0" baseline="0">
             <a:ln>
               <a:noFill/>
             </a:ln>
@@ -3263,7 +3269,7 @@
           <a:buFontTx/>
           <a:buNone/>
           <a:tabLst/>
-          <a:defRPr b="0" baseline="0" cap="none" i="0" spc="0" strike="noStrike" sz="1800" u="none" kumimoji="0" normalizeH="0">
+          <a:defRPr kumimoji="0" sz="1800" b="0" i="0" u="none" strike="noStrike" cap="none" spc="0" normalizeH="0" baseline="0">
             <a:ln>
               <a:noFill/>
             </a:ln>
@@ -3289,7 +3295,7 @@
           <a:buFontTx/>
           <a:buNone/>
           <a:tabLst/>
-          <a:defRPr b="0" baseline="0" cap="none" i="0" spc="0" strike="noStrike" sz="1800" u="none" kumimoji="0" normalizeH="0">
+          <a:defRPr kumimoji="0" sz="1800" b="0" i="0" u="none" strike="noStrike" cap="none" spc="0" normalizeH="0" baseline="0">
             <a:ln>
               <a:noFill/>
             </a:ln>
@@ -3302,9 +3308,15 @@
         </a:lvl9pPr>
       </a:lstStyle>
       <a:style>
-        <a:lnRef idx="0"/>
-        <a:fillRef idx="0"/>
-        <a:effectRef idx="0"/>
+        <a:lnRef idx="0">
+          <a:scrgbClr r="0" g="0" b="0"/>
+        </a:lnRef>
+        <a:fillRef idx="0">
+          <a:scrgbClr r="0" g="0" b="0"/>
+        </a:fillRef>
+        <a:effectRef idx="0">
+          <a:scrgbClr r="0" g="0" b="0"/>
+        </a:effectRef>
         <a:fontRef idx="none"/>
       </a:style>
     </a:lnDef>
@@ -3318,7 +3330,7 @@
         <a:effectLst/>
         <a:sp3d/>
       </a:spPr>
-      <a:bodyPr rot="0" spcFirstLastPara="1" vertOverflow="overflow" horzOverflow="overflow" vert="horz" wrap="square" lIns="45719" tIns="45719" rIns="45719" bIns="45719" numCol="1" spcCol="38100" rtlCol="0" anchor="t" upright="0">
+      <a:bodyPr rot="0" spcFirstLastPara="1" vertOverflow="overflow" horzOverflow="overflow" vert="horz" wrap="square" lIns="45719" tIns="45719" rIns="45719" bIns="45719" numCol="1" spcCol="38100" rtlCol="0" anchor="t">
         <a:spAutoFit/>
       </a:bodyPr>
       <a:lstStyle>
@@ -3337,7 +3349,7 @@
           <a:buFontTx/>
           <a:buNone/>
           <a:tabLst/>
-          <a:defRPr b="0" baseline="0" cap="none" i="0" spc="0" strike="noStrike" sz="1800" u="none" kumimoji="0" normalizeH="0">
+          <a:defRPr kumimoji="0" sz="1800" b="0" i="0" u="none" strike="noStrike" cap="none" spc="0" normalizeH="0" baseline="0">
             <a:ln>
               <a:noFill/>
             </a:ln>
@@ -3367,7 +3379,7 @@
           <a:buFontTx/>
           <a:buNone/>
           <a:tabLst/>
-          <a:defRPr b="0" baseline="0" cap="none" i="0" spc="0" strike="noStrike" sz="1800" u="none" kumimoji="0" normalizeH="0">
+          <a:defRPr kumimoji="0" sz="1800" b="0" i="0" u="none" strike="noStrike" cap="none" spc="0" normalizeH="0" baseline="0">
             <a:ln>
               <a:noFill/>
             </a:ln>
@@ -3393,7 +3405,7 @@
           <a:buFontTx/>
           <a:buNone/>
           <a:tabLst/>
-          <a:defRPr b="0" baseline="0" cap="none" i="0" spc="0" strike="noStrike" sz="1800" u="none" kumimoji="0" normalizeH="0">
+          <a:defRPr kumimoji="0" sz="1800" b="0" i="0" u="none" strike="noStrike" cap="none" spc="0" normalizeH="0" baseline="0">
             <a:ln>
               <a:noFill/>
             </a:ln>
@@ -3419,7 +3431,7 @@
           <a:buFontTx/>
           <a:buNone/>
           <a:tabLst/>
-          <a:defRPr b="0" baseline="0" cap="none" i="0" spc="0" strike="noStrike" sz="1800" u="none" kumimoji="0" normalizeH="0">
+          <a:defRPr kumimoji="0" sz="1800" b="0" i="0" u="none" strike="noStrike" cap="none" spc="0" normalizeH="0" baseline="0">
             <a:ln>
               <a:noFill/>
             </a:ln>
@@ -3445,7 +3457,7 @@
           <a:buFontTx/>
           <a:buNone/>
           <a:tabLst/>
-          <a:defRPr b="0" baseline="0" cap="none" i="0" spc="0" strike="noStrike" sz="1800" u="none" kumimoji="0" normalizeH="0">
+          <a:defRPr kumimoji="0" sz="1800" b="0" i="0" u="none" strike="noStrike" cap="none" spc="0" normalizeH="0" baseline="0">
             <a:ln>
               <a:noFill/>
             </a:ln>
@@ -3471,7 +3483,7 @@
           <a:buFontTx/>
           <a:buNone/>
           <a:tabLst/>
-          <a:defRPr b="0" baseline="0" cap="none" i="0" spc="0" strike="noStrike" sz="1800" u="none" kumimoji="0" normalizeH="0">
+          <a:defRPr kumimoji="0" sz="1800" b="0" i="0" u="none" strike="noStrike" cap="none" spc="0" normalizeH="0" baseline="0">
             <a:ln>
               <a:noFill/>
             </a:ln>
@@ -3497,7 +3509,7 @@
           <a:buFontTx/>
           <a:buNone/>
           <a:tabLst/>
-          <a:defRPr b="0" baseline="0" cap="none" i="0" spc="0" strike="noStrike" sz="1800" u="none" kumimoji="0" normalizeH="0">
+          <a:defRPr kumimoji="0" sz="1800" b="0" i="0" u="none" strike="noStrike" cap="none" spc="0" normalizeH="0" baseline="0">
             <a:ln>
               <a:noFill/>
             </a:ln>
@@ -3523,7 +3535,7 @@
           <a:buFontTx/>
           <a:buNone/>
           <a:tabLst/>
-          <a:defRPr b="0" baseline="0" cap="none" i="0" spc="0" strike="noStrike" sz="1800" u="none" kumimoji="0" normalizeH="0">
+          <a:defRPr kumimoji="0" sz="1800" b="0" i="0" u="none" strike="noStrike" cap="none" spc="0" normalizeH="0" baseline="0">
             <a:ln>
               <a:noFill/>
             </a:ln>
@@ -3549,7 +3561,7 @@
           <a:buFontTx/>
           <a:buNone/>
           <a:tabLst/>
-          <a:defRPr b="0" baseline="0" cap="none" i="0" spc="0" strike="noStrike" sz="1800" u="none" kumimoji="0" normalizeH="0">
+          <a:defRPr kumimoji="0" sz="1800" b="0" i="0" u="none" strike="noStrike" cap="none" spc="0" normalizeH="0" baseline="0">
             <a:ln>
               <a:noFill/>
             </a:ln>
@@ -3575,7 +3587,7 @@
           <a:buFontTx/>
           <a:buNone/>
           <a:tabLst/>
-          <a:defRPr b="0" baseline="0" cap="none" i="0" spc="0" strike="noStrike" sz="1800" u="none" kumimoji="0" normalizeH="0">
+          <a:defRPr kumimoji="0" sz="1800" b="0" i="0" u="none" strike="noStrike" cap="none" spc="0" normalizeH="0" baseline="0">
             <a:ln>
               <a:noFill/>
             </a:ln>
@@ -3588,12 +3600,19 @@
         </a:lvl9pPr>
       </a:lstStyle>
       <a:style>
-        <a:lnRef idx="0"/>
-        <a:fillRef idx="0"/>
-        <a:effectRef idx="0"/>
+        <a:lnRef idx="0">
+          <a:scrgbClr r="0" g="0" b="0"/>
+        </a:lnRef>
+        <a:fillRef idx="0">
+          <a:scrgbClr r="0" g="0" b="0"/>
+        </a:fillRef>
+        <a:effectRef idx="0">
+          <a:scrgbClr r="0" g="0" b="0"/>
+        </a:effectRef>
         <a:fontRef idx="none"/>
       </a:style>
     </a:txDef>
   </a:objectDefaults>
+  <a:extraClrSchemeLst/>
 </a:theme>
 </file>